--- a/Core_Slide_1_HD1_PhanV-XV_van_noi.docx
+++ b/Core_Slide_1_HD1_PhanV-XV_van_noi.docx
@@ -2356,7 +2356,7 @@
           <w:i/>
           <w:color w:val="595959"/>
         </w:rPr>
-        <w:t>Ghi chú cho giảng viên: câu in đậm là chỗ nên dừng lại và nhấn giọng. Những đoạn mở bằng "thử hình dung" hoặc "giả sử" là tình huống giả định để minh họa. Thầy cô có thể thay bằng trải nghiệm hướng dẫn thật của mình.</w:t>
+        <w:t>Ghi chú cho giảng viên: câu in đậm là chỗ nên dừng lại và nhấn giọng. Những đoạn mở bằng "thử hình dung" hoặc "giả sử" là tình huống giả định để minh họa, thầy cô có thể thay bằng trải nghiệm hướng dẫn thật của mình.</w:t>
       </w:r>
     </w:p>
     <w:p>
@@ -2377,69 +2377,61 @@
         <w:spacing w:after="160"/>
       </w:pPr>
       <w:r>
-        <w:t>Rồi. Mình bước sang Phần năm. Phần này nói về đề cương khóa luận.</w:t>
-      </w:r>
-    </w:p>
-    <w:p>
-      <w:pPr>
-        <w:spacing w:after="160"/>
-      </w:pPr>
-      <w:r>
-        <w:t>Trước khi viết khóa luận hoàn chỉnh, các em phải nộp một bản đề cương cho giảng viên hướng dẫn và cho khoa để xét duyệt đề tài. Nghe thì giống một thủ tục. Nhưng thầy muốn các em nhìn nó theo một cách khác.</w:t>
-      </w:r>
-    </w:p>
-    <w:p>
-      <w:pPr>
-        <w:spacing w:after="160"/>
-      </w:pPr>
-      <w:r>
-        <w:t>Ở đây các em cần hiểu một chuyện. Khóa luận là một công trình dài, năm mươi trang trở lên. Mà công trình dài thì có một cái nguy hiểm rất riêng. Đi sai hướng từ đầu, các em sẽ không thấy ngay. Các em cứ viết, viết mãi, tới giữa chừng mới phát hiện phần này không khớp với phần kia. Tới lúc đó thì sửa rất cực.</w:t>
-      </w:r>
-    </w:p>
-    <w:p>
-      <w:pPr>
-        <w:spacing w:after="160"/>
-      </w:pPr>
-      <w:r>
-        <w:t>Đề cương có mặt ở đây chính là để lỗi lộ ra sớm. Nó là một lần dừng lại, để thầy cô hướng dẫn nhìn được toàn bộ kế hoạch của các em trước khi các em đổ công sức vào năm chương.</w:t>
-      </w:r>
-    </w:p>
-    <w:p>
-      <w:pPr>
-        <w:spacing w:after="160"/>
-      </w:pPr>
-      <w:r>
-        <w:t>Thử hình dung thế này. Một bạn làm đề cương sơ sài vì nghĩ mình hiểu đề tài rồi, xin viết thẳng khóa luận luôn. Tới lúc đọc Chương một mới thấy phần đối tượng ghi là khách hàng doanh nghiệp. Còn bảng hỏi ở phần phương pháp thì lại thiết kế cho khách hàng cá nhân. Hai chỗ đá nhau. Lỗi này mà lộ ra ở bước đề cương thì sửa mất nửa buổi. Lộ ra muộn thì phải viết lại cả phần phương pháp, mất cả tuần.</w:t>
-      </w:r>
-    </w:p>
-    <w:p>
-      <w:pPr>
-        <w:spacing w:after="160"/>
-      </w:pPr>
-      <w:r>
-        <w:t xml:space="preserve">Cho nên cái thầy muốn nói là: </w:t>
-      </w:r>
-      <w:r>
-        <w:rPr>
-          <w:b/>
-        </w:rPr>
-        <w:t>đề cương không phải thủ tục hành chính. Nó là lớp kiểm tra để các em không lún sâu vào một hướng sai.</w:t>
-      </w:r>
-    </w:p>
-    <w:p>
-      <w:pPr>
-        <w:spacing w:after="160"/>
-      </w:pPr>
-      <w:r>
-        <w:t>Thêm một điều để các em yên tâm. Mười mục của đề cương không phải kiến thức mới. Mười lăm thành phần proposal mình vừa làm ở Phần bốn, giờ mình chỉ xếp lại vào khuôn mười mục chính thức thôi. Nói cách khác, Phần bốn các em làm nghiêm túc thì phần lớn chất liệu đã nằm sẵn trong tay rồi.</w:t>
-      </w:r>
-    </w:p>
-    <w:p>
-      <w:pPr>
-        <w:spacing w:after="160"/>
-      </w:pPr>
-      <w:r>
-        <w:t>Slide này có hai câu hỏi. Các em giữ hai câu này trong đầu suốt Phần năm. Đề cương gồm những mục nào, theo thứ tự nào. Và mục nào các em hay viết thiếu hoặc viết sai nhất. Mình đi từng mục một. Case A ngân hàng số sẽ đi cùng mình.</w:t>
+        <w:t>Rồi, mình bước sang Phần năm, phần nói về đề cương khóa luận. Trước khi được viết khóa luận hoàn chỉnh, các em phải nộp một bản đề cương để giảng viên hướng dẫn và khoa xét duyệt đề tài. Nghe qua thì giống một thủ tục hành chính nhưng thầy muốn các em nhìn nó theo một cách khác.</w:t>
+      </w:r>
+    </w:p>
+    <w:p>
+      <w:pPr>
+        <w:spacing w:after="160"/>
+      </w:pPr>
+      <w:r>
+        <w:t>Ở đây các em cần hiểu một chuyện. Khóa luận là một công trình dài, thường từ năm mươi trang trở lên, mà công trình càng dài thì càng có một cái nguy hiểm rất riêng: nếu đi sai hướng từ đầu, các em sẽ không thấy ngay. Các em cứ viết tiếp, viết mãi, tới giữa chừng mới phát hiện phần này không khớp với phần kia và lúc đó thì sửa rất cực.</w:t>
+      </w:r>
+    </w:p>
+    <w:p>
+      <w:pPr>
+        <w:spacing w:after="160"/>
+      </w:pPr>
+      <w:r>
+        <w:t>Đề cương có mặt chính là để những lỗi như vậy lộ ra sớm. Nó là một lần dừng lại để thầy cô hướng dẫn nhìn được toàn bộ kế hoạch của các em, trước khi các em đổ công sức vào năm chương.</w:t>
+      </w:r>
+    </w:p>
+    <w:p>
+      <w:pPr>
+        <w:spacing w:after="160"/>
+      </w:pPr>
+      <w:r>
+        <w:t>Thử hình dung thế này. Một bạn làm đề cương sơ sài vì nghĩ mình đã hiểu đề tài rồi, nên xin viết thẳng khóa luận luôn. Tới lúc đọc Chương một mới thấy phần đối tượng ghi là khách hàng doanh nghiệp, trong khi bảng hỏi ở phần phương pháp lại thiết kế cho khách hàng cá nhân, tức là hai chỗ đá nhau. Nếu lỗi này lộ ra ở bước đề cương thì chỉ mất nửa buổi để sửa. Còn vì nó lộ ra muộn nên bạn đó phải viết lại cả phần phương pháp, mất gần một tuần.</w:t>
+      </w:r>
+    </w:p>
+    <w:p>
+      <w:pPr>
+        <w:spacing w:after="160"/>
+      </w:pPr>
+      <w:r>
+        <w:t xml:space="preserve">Cho nên cái thầy muốn nói là </w:t>
+      </w:r>
+      <w:r>
+        <w:rPr>
+          <w:b/>
+        </w:rPr>
+        <w:t>đề cương không phải thủ tục hành chính, mà là lớp kiểm tra để các em không lún sâu vào một hướng sai.</w:t>
+      </w:r>
+    </w:p>
+    <w:p>
+      <w:pPr>
+        <w:spacing w:after="160"/>
+      </w:pPr>
+      <w:r>
+        <w:t>Thêm một điều để các em yên tâm: mười mục của đề cương không phải kiến thức mới. Mười lăm thành phần proposal mình vừa làm ở Phần bốn, giờ mình chỉ sắp xếp lại vào khuôn mười mục chính thức mà thôi. Nói cách khác, nếu Phần bốn các em làm nghiêm túc thì phần lớn chất liệu cho đề cương đã nằm sẵn trong tay rồi.</w:t>
+      </w:r>
+    </w:p>
+    <w:p>
+      <w:pPr>
+        <w:spacing w:after="160"/>
+      </w:pPr>
+      <w:r>
+        <w:t>Slide này đặt ra hai câu hỏi mà các em nên giữ trong đầu suốt Phần năm: đề cương gồm những mục nào, theo thứ tự nào và mục nào các em hay viết thiếu hoặc viết sai nhất. Mình sẽ đi qua từng mục một, có Case A về ngân hàng số đi cùng để các em dễ hình dung.</w:t>
       </w:r>
     </w:p>
     <w:p>
@@ -2460,40 +2452,40 @@
         <w:spacing w:after="160"/>
       </w:pPr>
       <w:r>
-        <w:t>Mình bắt đầu từ chỗ mà nhiều bạn nghĩ là ít quan trọng nhất. Trước khi vào Mục 1 của đề cương phải có bốn danh mục. Các em nhìn trên slide là thấy.</w:t>
-      </w:r>
-    </w:p>
-    <w:p>
-      <w:pPr>
-        <w:spacing w:after="160"/>
-      </w:pPr>
-      <w:r>
-        <w:t xml:space="preserve">Điểm này mới quan trọng. </w:t>
-      </w:r>
-      <w:r>
-        <w:rPr>
-          <w:b/>
-        </w:rPr>
-        <w:t>Đề cương chưa có bảng nào, chưa có hình nào, vẫn phải có danh mục bảng và danh mục hình.</w:t>
-      </w:r>
-      <w:r>
-        <w:t xml:space="preserve"> Nghe hơi lạ đúng không? Nhưng các em đang làm theo một cấu trúc chuẩn. Cấu trúc đó không co giãn theo chuyện bài mình đang có gì hay chưa có gì.</w:t>
-      </w:r>
-    </w:p>
-    <w:p>
-      <w:pPr>
-        <w:spacing w:after="160"/>
-      </w:pPr>
-      <w:r>
-        <w:t>Vì sao thầy nhấn vào một chuyện nhỏ như vậy? Vì đây là trang đầu tiên người đọc nhìn thấy. Người duyệt mở đề cương ra, chưa đọc một chữ nào về nội dung, đã thấy thiếu mấy danh mục này. Ấn tượng đầu tiên là gì? Là bài chưa được chuẩn bị nghiêm túc. Nội dung bên trong có tốt tới đâu thì các em cũng đã bất lợi ngay từ cái nhìn đầu tiên.</w:t>
-      </w:r>
-    </w:p>
-    <w:p>
-      <w:pPr>
-        <w:spacing w:after="160"/>
-      </w:pPr>
-      <w:r>
-        <w:t>Mà các em để ý, cái giá của lỗi này không cân xứng chút nào. Làm đúng từ đầu thì mất chừng nửa tiếng. Còn bị trả bài vì thiếu nó thì mất thêm một vòng nộp, một vòng chờ, có khi vài ngày.</w:t>
+        <w:t>Mình bắt đầu từ chỗ mà nhiều bạn nghĩ là ít quan trọng nhất, đó là bốn danh mục phải đặt trước Mục 1 của đề cương, các em nhìn trên slide là thấy.</w:t>
+      </w:r>
+    </w:p>
+    <w:p>
+      <w:pPr>
+        <w:spacing w:after="160"/>
+      </w:pPr>
+      <w:r>
+        <w:t xml:space="preserve">Điểm này mới quan trọng: </w:t>
+      </w:r>
+      <w:r>
+        <w:rPr>
+          <w:b/>
+        </w:rPr>
+        <w:t>đề cương chưa có bảng nào, chưa có hình nào thì vẫn phải có danh mục bảng và danh mục hình.</w:t>
+      </w:r>
+      <w:r>
+        <w:t xml:space="preserve"> Nghe hơi lạ đúng không? Lý do là các em đang làm theo một cấu trúc chuẩn, mà cấu trúc chuẩn thì không co giãn theo chuyện bài mình đang có gì hay chưa có gì.</w:t>
+      </w:r>
+    </w:p>
+    <w:p>
+      <w:pPr>
+        <w:spacing w:after="160"/>
+      </w:pPr>
+      <w:r>
+        <w:t>Vì sao thầy lại nhấn vào một chuyện nhỏ như vậy? Bởi vì đây là trang đầu tiên người đọc nhìn thấy. Người duyệt mở đề cương ra, chưa đọc chữ nào về nội dung mà đã thấy thiếu mấy danh mục này, thì ấn tượng đầu tiên của họ sẽ là bài chưa được chuẩn bị nghiêm túc. Khi đó, dù nội dung bên trong có tốt tới đâu, các em cũng đã bị bất lợi ngay từ cái nhìn đầu tiên.</w:t>
+      </w:r>
+    </w:p>
+    <w:p>
+      <w:pPr>
+        <w:spacing w:after="160"/>
+      </w:pPr>
+      <w:r>
+        <w:t>Mà các em để ý, cái giá của lỗi này không cân xứng chút nào. Làm đúng từ đầu chỉ mất chừng nửa tiếng, còn nếu bị trả bài vì thiếu nó thì các em mất thêm một vòng nộp, một vòng chờ, có khi tới vài ngày.</w:t>
       </w:r>
     </w:p>
     <w:p>
@@ -2507,7 +2499,7 @@
         <w:rPr>
           <w:b/>
         </w:rPr>
-        <w:t>phần hình thức là phần dễ làm đúng nhất. Đừng để nó thành lý do bị trả bài.</w:t>
+        <w:t>phần hình thức là phần dễ làm đúng nhất, vậy thì đừng để nó thành lý do bị trả bài.</w:t>
       </w:r>
     </w:p>
     <w:p>
@@ -2528,89 +2520,73 @@
         <w:spacing w:after="160"/>
       </w:pPr>
       <w:r>
-        <w:t>Giờ vào phần nội dung. Slide này gom Mục 1, Mục 2, Mục 3 lại một chỗ. Vì sao gom lại? Vì ba mục này phải đọc liền một mạch. Tách riêng ra thì mục nào nghe cũng ổn. Đặt cạnh nhau mới biết chúng có nối được với nhau hay không.</w:t>
-      </w:r>
-    </w:p>
-    <w:p>
-      <w:pPr>
-        <w:spacing w:after="160"/>
-      </w:pPr>
-      <w:r>
-        <w:t>Mục 1.1 là đặt vấn đề. Trình bày ngắn gọn vấn đề mình sẽ nghiên cứu. Ngắn gọn thôi.</w:t>
-      </w:r>
-    </w:p>
-    <w:p>
-      <w:pPr>
-        <w:spacing w:after="160"/>
-      </w:pPr>
-      <w:r>
-        <w:t>Mục 1.2 là tính cấp thiết của đề tài. Ở đây các em trả lời câu hỏi: vì sao phải nghiên cứu vấn đề này. Cấp thiết thì xét cả hai mặt, lý luận và thực tiễn. Có thể cấp thiết ở góc độ chính sách, ở góc độ học thuật hoặc ở nhu cầu xã hội.</w:t>
-      </w:r>
-    </w:p>
-    <w:p>
-      <w:pPr>
-        <w:spacing w:after="160"/>
-      </w:pPr>
-      <w:r>
-        <w:t>Có một chỗ ở Mục 1.2 rất nhiều bạn nhầm. Ở đây các em được khảo lược ngắn vài nghiên cứu liên quan. Mục đích chỉ là cho thấy đề tài của mình không trùng với ai. Vậy thôi. Còn phần tổng quan đầy đủ, có so sánh, có phê phán, thì để dành hết cho Mục 8.</w:t>
-      </w:r>
-    </w:p>
-    <w:p>
-      <w:pPr>
-        <w:spacing w:after="160"/>
-      </w:pPr>
-      <w:r>
-        <w:t xml:space="preserve">Cái thầy muốn nói ở đây là quy định này không phải chuyện đặt chữ ở đâu cho gọn. Hai mục này làm hai việc khác nhau. </w:t>
-      </w:r>
-      <w:r>
-        <w:rPr>
-          <w:b/>
-        </w:rPr>
-        <w:t>Mục 1.2 chứng minh đề tài đáng làm. Mục 8 chứng minh khoảng trống tri thức nằm ở đâu.</w:t>
-      </w:r>
-      <w:r>
-        <w:t xml:space="preserve"> Các em dồn tổng quan lên Mục 1.2 thì phần đặt vấn đề nặng trĩu. Còn Mục 8 phía sau lại mỏng đi. Trọng tâm của cả đề cương bị lệch.</w:t>
-      </w:r>
-    </w:p>
-    <w:p>
-      <w:pPr>
-        <w:spacing w:after="160"/>
-      </w:pPr>
-      <w:r>
-        <w:t>Tới Mục 2, mục tiêu nghiên cứu. Mục 2.1 là mục tiêu tổng quát, tức cái đích cuối cùng mà nghiên cứu muốn giải quyết. Mục 2.2 là các mục tiêu cụ thể, tức những bước nhỏ hơn phải đạt được thì mới tới được cái đích đó.</w:t>
-      </w:r>
-    </w:p>
-    <w:p>
-      <w:pPr>
-        <w:spacing w:after="160"/>
-      </w:pPr>
-      <w:r>
-        <w:t>Rồi Mục 3, câu hỏi nghiên cứu. Câu hỏi được xây từ mục tiêu cụ thể. Thông thường, một mục tiêu cụ thể ứng với một câu hỏi.</w:t>
-      </w:r>
-    </w:p>
-    <w:p>
-      <w:pPr>
-        <w:spacing w:after="160"/>
-      </w:pPr>
-      <w:r>
-        <w:t xml:space="preserve">Điểm này mới quan trọng. </w:t>
-      </w:r>
-      <w:r>
-        <w:rPr>
-          <w:b/>
-        </w:rPr>
-        <w:t>Mục tiêu cụ thể và câu hỏi nghiên cứu phải khớp nhau từng cặp.</w:t>
-      </w:r>
-      <w:r>
-        <w:t xml:space="preserve"> Có ba mục tiêu cụ thể mà chỉ có hai câu hỏi thì một mục tiêu đang bị bỏ rơi. Có một câu hỏi mà không có mục tiêu nào đứng sau thì câu hỏi đó ở đâu ra? Cách kiểm rất đơn giản. Các em đặt hai mục cạnh nhau rồi dò từng dòng. Lệch chỗ nào là thấy liền.</w:t>
-      </w:r>
-    </w:p>
-    <w:p>
-      <w:pPr>
-        <w:spacing w:after="160"/>
-      </w:pPr>
-      <w:r>
-        <w:t>Mình áp vào Case A cho dễ hình dung. Mục 1.1 nêu bối cảnh: ngân hàng đang đầu tư mạnh cho ngân hàng số mà khách hàng cá nhân thì dùng chưa đồng đều. Mục 1.2 nêu tính cấp thiết. Về lý luận, cần làm rõ yếu tố nào thật sự chi phối ý định sử dụng công nghệ tài chính của khách hàng cá nhân ở Việt Nam. Về thực tiễn, ngân hàng cần dữ liệu thật để điều chỉnh cách tiếp cận khách hàng. Các em thấy không, chưa cần tổng quan dài dòng gì cả, người đọc đã hiểu vì sao đề tài này đáng làm.</w:t>
+        <w:t>Giờ mình vào phần nội dung. Slide này gom Mục 1, Mục 2 và Mục 3 lại một chỗ, bởi vì ba mục này phải được đọc liền một mạch. Nếu tách riêng ra thì mục nào nghe cũng ổn, chỉ khi đặt cạnh nhau mình mới biết chúng có thật sự nối được với nhau hay không.</w:t>
+      </w:r>
+    </w:p>
+    <w:p>
+      <w:pPr>
+        <w:spacing w:after="160"/>
+      </w:pPr>
+      <w:r>
+        <w:t>Mục 1.1 là đặt vấn đề, tức là trình bày ngắn gọn vấn đề mình sẽ nghiên cứu. Tiếp theo, Mục 1.2 là tính cấp thiết, nơi các em trả lời câu hỏi vì sao phải nghiên cứu vấn đề này. Tính cấp thiết được xét cả về mặt lý luận lẫn thực tiễn, có thể là cấp thiết ở góc độ chính sách, ở góc độ học thuật hoặc ở nhu cầu xã hội.</w:t>
+      </w:r>
+    </w:p>
+    <w:p>
+      <w:pPr>
+        <w:spacing w:after="160"/>
+      </w:pPr>
+      <w:r>
+        <w:t>Ở Mục 1.2 có một chỗ rất nhiều bạn nhầm. Tại đây các em được khảo lược ngắn vài nghiên cứu liên quan nhưng mục đích chỉ là cho thấy đề tài của mình không trùng với ai. Còn phần tổng quan đầy đủ, có so sánh và có phê phán, thì phải để dành hết cho Mục 8.</w:t>
+      </w:r>
+    </w:p>
+    <w:p>
+      <w:pPr>
+        <w:spacing w:after="160"/>
+      </w:pPr>
+      <w:r>
+        <w:t xml:space="preserve">Cái thầy muốn nói ở đây là quy định này không phải chuyện đặt chữ ở đâu cho gọn, mà là vì hai mục làm hai việc khác nhau. </w:t>
+      </w:r>
+      <w:r>
+        <w:rPr>
+          <w:b/>
+        </w:rPr>
+        <w:t>Mục 1.2 chứng minh đề tài đáng làm, còn Mục 8 chứng minh khoảng trống tri thức nằm ở đâu.</w:t>
+      </w:r>
+      <w:r>
+        <w:t xml:space="preserve"> Nếu các em dồn tổng quan lên Mục 1.2 thì phần đặt vấn đề sẽ nặng trĩu, trong khi Mục 8 phía sau lại mỏng đi và trọng tâm của cả đề cương bị lệch.</w:t>
+      </w:r>
+    </w:p>
+    <w:p>
+      <w:pPr>
+        <w:spacing w:after="160"/>
+      </w:pPr>
+      <w:r>
+        <w:t>Tiếp theo là Mục 2, mục tiêu nghiên cứu. Mục 2.1 là mục tiêu tổng quát, tức cái đích cuối cùng mà nghiên cứu muốn giải quyết. Còn Mục 2.2 là các mục tiêu cụ thể, tức những bước nhỏ hơn mà mình phải đạt được thì mới tới được cái đích đó. Từ các mục tiêu cụ thể này, các em xây dựng Mục 3 là câu hỏi nghiên cứu và thông thường thì một mục tiêu cụ thể sẽ ứng với một câu hỏi.</w:t>
+      </w:r>
+    </w:p>
+    <w:p>
+      <w:pPr>
+        <w:spacing w:after="160"/>
+      </w:pPr>
+      <w:r>
+        <w:t xml:space="preserve">Điểm này mới quan trọng: </w:t>
+      </w:r>
+      <w:r>
+        <w:rPr>
+          <w:b/>
+        </w:rPr>
+        <w:t>mục tiêu cụ thể và câu hỏi nghiên cứu phải khớp nhau từng cặp.</w:t>
+      </w:r>
+      <w:r>
+        <w:t xml:space="preserve"> Nếu có ba mục tiêu cụ thể mà chỉ có hai câu hỏi thì một mục tiêu đang bị bỏ rơi. Ngược lại, nếu có một câu hỏi mà không có mục tiêu nào đứng sau thì câu hỏi đó từ đâu mà ra? Cách kiểm tra rất đơn giản: các em đặt hai mục cạnh nhau rồi dò từng dòng, lệch ở chỗ nào là thấy ngay chỗ đó.</w:t>
+      </w:r>
+    </w:p>
+    <w:p>
+      <w:pPr>
+        <w:spacing w:after="160"/>
+      </w:pPr>
+      <w:r>
+        <w:t>Mình áp vào Case A cho dễ hình dung. Mục 1.1 nêu bối cảnh là ngân hàng đang đầu tư mạnh cho ngân hàng số mà khách hàng cá nhân thì sử dụng chưa đồng đều. Mục 1.2 nêu tính cấp thiết: về lý luận, cần làm rõ yếu tố nào thật sự chi phối ý định sử dụng công nghệ tài chính của khách hàng cá nhân ở Việt Nam; về thực tiễn, ngân hàng cần dữ liệu thật để điều chỉnh cách tiếp cận khách hàng. Các em thấy đó, chưa cần tổng quan dài dòng gì cả mà người đọc đã hiểu vì sao đề tài này đáng làm.</w:t>
       </w:r>
     </w:p>
     <w:p>
@@ -2631,79 +2607,47 @@
         <w:spacing w:after="160"/>
       </w:pPr>
       <w:r>
-        <w:t>Các em đọc tiêu đề slide này trước. Phạm vi và phương pháp phải trả lời được câu hỏi đã đặt ra ở Mục 3. Giữ câu đó trong đầu nhé. Cả slide này xoay quanh nó.</w:t>
-      </w:r>
-    </w:p>
-    <w:p>
-      <w:pPr>
-        <w:spacing w:after="160"/>
-      </w:pPr>
-      <w:r>
-        <w:t>Mục 4 là đối tượng và phạm vi nghiên cứu. Có ba giới hạn. Đối tượng là ai. Không gian là ở đâu. Thời gian là khi nào. Viết cụ thể. Ghi "khách hàng" là chưa đủ. Phải là khách hàng cá nhân, tại ngân hàng nào, trong khoảng thời gian nào. Phạm vi càng rõ thì phần phương pháp phía sau càng dễ thiết kế.</w:t>
-      </w:r>
-    </w:p>
-    <w:p>
-      <w:pPr>
-        <w:spacing w:after="160"/>
-      </w:pPr>
-      <w:r>
-        <w:t>Mục 5 là phương pháp nghiên cứu. Đây là mục dài và nặng nhất của phần thiết kế. Slide ghi bốn nội dung bắt buộc. Thầy đi lần lượt.</w:t>
-      </w:r>
-    </w:p>
-    <w:p>
-      <w:pPr>
-        <w:spacing w:after="160"/>
-      </w:pPr>
-      <w:r>
-        <w:t>Thứ nhất là tính phù hợp của phương pháp. Không phải nêu tên phương pháp là xong. Các em phải giải thích được vì sao phương pháp này trả lời được câu hỏi ở Mục 3.</w:t>
-      </w:r>
-    </w:p>
-    <w:p>
-      <w:pPr>
-        <w:spacing w:after="160"/>
-      </w:pPr>
-      <w:r>
-        <w:t>Thứ hai là đối tượng và mẫu nghiên cứu. Ai được khảo sát, bao nhiêu người.</w:t>
-      </w:r>
-    </w:p>
-    <w:p>
-      <w:pPr>
-        <w:spacing w:after="160"/>
-      </w:pPr>
-      <w:r>
-        <w:t>Thứ ba là các biến. Biến nào, đo bằng cách nào, số liệu thứ cấp hay sơ cấp, chọn mẫu ra sao, thu thập ra sao.</w:t>
-      </w:r>
-    </w:p>
-    <w:p>
-      <w:pPr>
-        <w:spacing w:after="160"/>
-      </w:pPr>
-      <w:r>
-        <w:t>Thứ tư là quy trình xử lý và phân tích số liệu. Có kiểm định giả thuyết thì nêu luôn các bước kiểm định.</w:t>
-      </w:r>
-    </w:p>
-    <w:p>
-      <w:pPr>
-        <w:spacing w:after="160"/>
-      </w:pPr>
-      <w:r>
-        <w:t>Thêm một ý nữa. Đề tài có dùng mô hình thì đề cương phải có cả mô hình lý thuyết lẫn mô hình thực nghiệm. Chỉ đưa ra mô hình thực nghiệm mà không có nền lý thuyết phía sau thì người đọc sẽ hỏi ngay: mô hình này ở đâu mà có?</w:t>
-      </w:r>
-    </w:p>
-    <w:p>
-      <w:pPr>
-        <w:spacing w:after="160"/>
-      </w:pPr>
-      <w:r>
-        <w:t>Ví dụ rất đơn giản. Giả sử có bạn viết Mục 5 đúng một câu: "Đề tài khảo sát bằng bảng hỏi và phân tích bằng phần mềm SPSS." Các em thử đem câu đó soi vào bốn nội dung. Phù hợp ở chỗ nào? Không nói. Mẫu bao nhiêu người? Không nói. Biến nào, đo bằng thang gì? Không nói. Phân tích qua những bước nào? Cũng không nói. Một câu, thiếu cả bốn.</w:t>
-      </w:r>
-    </w:p>
-    <w:p>
-      <w:pPr>
-        <w:spacing w:after="160"/>
-      </w:pPr>
-      <w:r>
-        <w:t>Kết quả thường là gì? Bị trả lại. Bổ sung được một phần thì lại thiếu phần khác. Lại bị trả. Cứ thế vài vòng.</w:t>
+        <w:t>Các em đọc tiêu đề slide này trước: phạm vi và phương pháp phải trả lời được câu hỏi đã đặt ra ở Mục 3. Các em giữ câu đó trong đầu nhé, vì cả slide này xoay quanh nó.</w:t>
+      </w:r>
+    </w:p>
+    <w:p>
+      <w:pPr>
+        <w:spacing w:after="160"/>
+      </w:pPr>
+      <w:r>
+        <w:t>Mục 4 là đối tượng và phạm vi nghiên cứu, gồm ba giới hạn: đối tượng là ai, không gian là ở đâu và thời gian là khi nào. Ba giới hạn này phải được viết cụ thể. Chẳng hạn, ghi "khách hàng" thôi là chưa đủ, mà phải là khách hàng cá nhân, tại ngân hàng nào, trong khoảng thời gian nào. Phạm vi càng rõ thì phần phương pháp phía sau càng dễ thiết kế.</w:t>
+      </w:r>
+    </w:p>
+    <w:p>
+      <w:pPr>
+        <w:spacing w:after="160"/>
+      </w:pPr>
+      <w:r>
+        <w:t>Mục 5 là phương pháp nghiên cứu, cũng là mục dài và nặng nhất của phần thiết kế, với bốn nội dung bắt buộc như trên slide. Thầy muốn các em hiểu vì sao cần đủ cả bốn.</w:t>
+      </w:r>
+    </w:p>
+    <w:p>
+      <w:pPr>
+        <w:spacing w:after="160"/>
+      </w:pPr>
+      <w:r>
+        <w:t>Nội dung thứ nhất là tính phù hợp của phương pháp. Không phải cứ nêu tên phương pháp là xong, mà các em phải giải thích được vì sao phương pháp này trả lời được câu hỏi ở Mục 3. Sau đó, nội dung thứ hai và thứ ba trả lời chuyện làm cụ thể: khảo sát ai, bao nhiêu người, đo những biến nào, đo bằng cách nào, số liệu thứ cấp hay sơ cấp, chọn mẫu và thu thập ra sao. Cuối cùng, nội dung thứ tư mô tả số liệu sẽ được xử lý và phân tích qua những bước nào, kể cả các bước kiểm định giả thuyết nếu đề tài có dùng.</w:t>
+      </w:r>
+    </w:p>
+    <w:p>
+      <w:pPr>
+        <w:spacing w:after="160"/>
+      </w:pPr>
+      <w:r>
+        <w:t>Thêm một ý nữa: nếu đề tài dùng mô hình thì đề cương phải có cả mô hình lý thuyết lẫn mô hình thực nghiệm. Nếu chỉ đưa ra mô hình thực nghiệm mà không có nền lý thuyết phía sau thì người đọc sẽ hỏi ngay mô hình này ở đâu mà có.</w:t>
+      </w:r>
+    </w:p>
+    <w:p>
+      <w:pPr>
+        <w:spacing w:after="160"/>
+      </w:pPr>
+      <w:r>
+        <w:t>Ví dụ rất đơn giản, giả sử có bạn viết Mục 5 đúng một câu: "Đề tài khảo sát bằng bảng hỏi và phân tích bằng phần mềm SPSS." Các em thử đem câu đó soi vào bốn nội dung thì sẽ thấy nó không nói phương pháp phù hợp ở chỗ nào, không nói mẫu bao nhiêu người, không nói biến nào đo bằng thang gì, cũng không nói phân tích qua những bước nào. Tức là chỉ một câu mà thiếu cả bốn. Kết quả thường là đề cương bị trả lại, bổ sung được phần này thì lại thiếu phần kia, rồi lại bị trả, cứ thế qua vài vòng.</w:t>
       </w:r>
     </w:p>
     <w:p>
@@ -2717,10 +2661,10 @@
         <w:rPr>
           <w:b/>
         </w:rPr>
-        <w:t>Mục 5 không phải chỗ để kể tên phương pháp. Mục 5 là chỗ các em chứng minh cách mình làm thật sự trả lời được câu hỏi mình đặt ra.</w:t>
-      </w:r>
-      <w:r>
-        <w:t xml:space="preserve"> Nắm đủ bốn nội dung ngay từ đầu thì khả năng viết một lần là qua sẽ cao hơn rất nhiều.</w:t>
+        <w:t>Mục 5 không phải chỗ để kể tên phương pháp, mà là chỗ các em chứng minh rằng cách mình làm thật sự trả lời được câu hỏi mình đặt ra.</w:t>
+      </w:r>
+      <w:r>
+        <w:t xml:space="preserve"> Nếu nắm đủ bốn nội dung ngay từ đầu thì khả năng viết một lần là qua sẽ cao hơn rất nhiều.</w:t>
       </w:r>
     </w:p>
     <w:p>
@@ -2741,45 +2685,45 @@
         <w:spacing w:after="160"/>
       </w:pPr>
       <w:r>
-        <w:t>Mục 6 là nội dung nghiên cứu. Các em liệt kê những nội dung sẽ triển khai để đạt được các mục tiêu đã nêu ở Mục 2.</w:t>
-      </w:r>
-    </w:p>
-    <w:p>
-      <w:pPr>
-        <w:spacing w:after="160"/>
-      </w:pPr>
-      <w:r>
-        <w:t>Ở đây các em cần hiểu một chuyện. Mục 6 không phải danh sách những việc mình định làm. Nó phải bám vào mục tiêu. Mỗi nội dung các em ghi ra, thử hỏi lại một câu: nội dung này phục vụ mục tiêu nào? Không trả lời được thì hoặc nội dung đó đang đi lạc, hoặc mục tiêu đang bị thiếu.</w:t>
-      </w:r>
-    </w:p>
-    <w:p>
-      <w:pPr>
-        <w:spacing w:after="160"/>
-      </w:pPr>
-      <w:r>
-        <w:t>Mục 7 là đóng góp của đề tài. Đây là chỗ nêu rõ luận điểm chính mà khóa luận sẽ chứng minh. Đóng góp có hai loại. Loại thứ nhất là đóng góp học thuật, tức làm giàu thêm tri thức trong lĩnh vực. Ví dụ bổ sung bằng chứng thực nghiệm cho một quan hệ lý thuyết chưa được kiểm chứng đầy đủ ở bối cảnh Việt Nam. Loại thứ hai là đóng góp thực tiễn, tức giúp giải quyết một vấn đề cụ thể. Ví dụ cho một tổ chức có căn cứ để điều chỉnh chính sách hay chiến lược.</w:t>
-      </w:r>
-    </w:p>
-    <w:p>
-      <w:pPr>
-        <w:spacing w:after="160"/>
-      </w:pPr>
-      <w:r>
-        <w:t xml:space="preserve">Thầy nói thật, đây là mục các em hay viết mơ hồ nhất trong mười mục. Câu quen thuộc nhất là: "Đề tài góp phần làm phong phú thêm lý luận về vấn đề nghiên cứu." Nghe rất hay. Nhưng góp phần ở điểm nào? Bổ sung cho chỗ trống nào? Không có. Câu đó đem gắn vào đề tài nào cũng được. </w:t>
-      </w:r>
-      <w:r>
-        <w:rPr>
-          <w:b/>
-        </w:rPr>
-        <w:t>Mà một câu gắn vào đề tài nào cũng được thì đó là khẩu hiệu, không phải đóng góp.</w:t>
-      </w:r>
-    </w:p>
-    <w:p>
-      <w:pPr>
-        <w:spacing w:after="160"/>
-      </w:pPr>
-      <w:r>
-        <w:t>Vậy viết sao cho đúng? Các em tự trả lời hai câu hỏi. Câu thứ nhất: nếu không có nghiên cứu này thì tri thức hoặc thực tiễn đang thiếu cái gì? Câu thứ hai: nghiên cứu của mình bù đúng cái thiếu đó ở chỗ nào? Trả lời được hai câu này thì các em có một đóng góp thật. Chưa trả lời được thì đừng lấy khẩu hiệu điền vào cho đủ mục.</w:t>
+        <w:t>Mục 6 là nội dung nghiên cứu, tức những nội dung các em sẽ triển khai để đạt được các mục tiêu đã nêu ở Mục 2.</w:t>
+      </w:r>
+    </w:p>
+    <w:p>
+      <w:pPr>
+        <w:spacing w:after="160"/>
+      </w:pPr>
+      <w:r>
+        <w:t>Ở đây các em cần hiểu một chuyện: Mục 6 không phải danh sách những việc mình định làm, mà phải bám vào mục tiêu. Với mỗi nội dung ghi ra, các em thử hỏi lại một câu là nội dung này phục vụ mục tiêu nào. Nếu không trả lời được thì hoặc là nội dung đó đang đi lạc, hoặc là mục tiêu đang bị thiếu.</w:t>
+      </w:r>
+    </w:p>
+    <w:p>
+      <w:pPr>
+        <w:spacing w:after="160"/>
+      </w:pPr>
+      <w:r>
+        <w:t>Mục 7 là đóng góp của đề tài, nơi các em nêu rõ luận điểm chính mà khóa luận sẽ chứng minh. Đóng góp có thể thuộc hai loại. Loại thứ nhất là đóng góp học thuật, tức làm giàu thêm tri thức trong lĩnh vực, chẳng hạn bổ sung bằng chứng thực nghiệm cho một mối quan hệ lý thuyết chưa được kiểm chứng đầy đủ ở bối cảnh Việt Nam. Loại thứ hai là đóng góp thực tiễn, tức giúp giải quyết một vấn đề cụ thể, chẳng hạn cho một tổ chức có căn cứ để điều chỉnh chính sách hay chiến lược.</w:t>
+      </w:r>
+    </w:p>
+    <w:p>
+      <w:pPr>
+        <w:spacing w:after="160"/>
+      </w:pPr>
+      <w:r>
+        <w:t xml:space="preserve">Thầy nói thật, đây là mục các em hay viết mơ hồ nhất trong mười mục. Câu quen thuộc nhất là "đề tài góp phần làm phong phú thêm lý luận về vấn đề nghiên cứu". Câu đó nghe rất hay nhưng góp phần ở điểm nào và bổ sung cho chỗ trống nào thì không thấy nói. Vì vậy câu đó đem gắn vào đề tài nào cũng được, </w:t>
+      </w:r>
+      <w:r>
+        <w:rPr>
+          <w:b/>
+        </w:rPr>
+        <w:t>mà một câu gắn vào đề tài nào cũng được thì đó là khẩu hiệu chứ không phải đóng góp.</w:t>
+      </w:r>
+    </w:p>
+    <w:p>
+      <w:pPr>
+        <w:spacing w:after="160"/>
+      </w:pPr>
+      <w:r>
+        <w:t>Vậy viết sao cho đúng? Các em tự trả lời hai câu hỏi: thứ nhất, nếu không có nghiên cứu này thì tri thức hoặc thực tiễn đang thiếu cái gì; thứ hai, nghiên cứu của mình bù đúng cái thiếu đó ở chỗ nào. Trả lời được hai câu này thì các em có một đóng góp thật, còn nếu chưa trả lời được thì đừng lấy khẩu hiệu điền vào cho đủ mục.</w:t>
       </w:r>
     </w:p>
     <w:p>
@@ -2800,79 +2744,47 @@
         <w:spacing w:after="160"/>
       </w:pPr>
       <w:r>
-        <w:t>Giờ tới Mục 8, tổng quan lĩnh vực nghiên cứu. Mục dài nhất. Cũng là mục khó viết nhất.</w:t>
-      </w:r>
-    </w:p>
-    <w:p>
-      <w:pPr>
-        <w:spacing w:after="160"/>
-      </w:pPr>
-      <w:r>
-        <w:t>Mục 8 làm một việc: tổng hợp có phê phán các nghiên cứu liên quan. Để làm gì? Để làm nền cho mục tiêu và câu hỏi nghiên cứu các em đã đặt ở phía trước. Ngành của các em yêu cầu chỉ ra khoảng trống tri thức, tức research gap, thì đây chính là chỗ trình bày khoảng trống đó.</w:t>
-      </w:r>
-    </w:p>
-    <w:p>
-      <w:pPr>
-        <w:spacing w:after="160"/>
-      </w:pPr>
-      <w:r>
-        <w:t>Slide nêu ba tính chất. Mình đi từng cái.</w:t>
-      </w:r>
-    </w:p>
-    <w:p>
-      <w:pPr>
-        <w:spacing w:after="160"/>
-      </w:pPr>
-      <w:r>
-        <w:t>Tính toàn diện. Các em tổng hợp những nghiên cứu điển hình. Có lý thuyết, có thực nghiệm. Có nghiên cứu kinh điển, có nghiên cứu mới. Có trong nước, có ngoài nước. Toàn diện không có nghĩa là đọc hết mọi thứ trên đời. Toàn diện nghĩa là không bỏ sót một mảng quan trọng.</w:t>
-      </w:r>
-    </w:p>
-    <w:p>
-      <w:pPr>
-        <w:spacing w:after="160"/>
-      </w:pPr>
-      <w:r>
-        <w:t>Tính phê phán. Thầy nhấn ở đây, vì đây là tính chất quyết định chất lượng của cả Mục 8. Phê phán nghĩa là so sánh, phân tích, đánh giá. Nghiên cứu này đạt được gì, còn hạn chế ở đâu. Phải làm được việc đó thì khoảng trống tri thức mới hiện ra.</w:t>
-      </w:r>
-    </w:p>
-    <w:p>
-      <w:pPr>
-        <w:spacing w:after="160"/>
-      </w:pPr>
-      <w:r>
-        <w:t>Tính phát triển. Từ những gì đã tổng hợp và phân tích, các em gợi mở những hướng cần nghiên cứu tiếp liên quan tới đề tài.</w:t>
-      </w:r>
-    </w:p>
-    <w:p>
-      <w:pPr>
-        <w:spacing w:after="160"/>
-      </w:pPr>
-      <w:r>
-        <w:t>Giờ thầy chỉ ra sai lầm phổ biến nhất. Viết kiểu: tác giả A năm này cho rằng thế này. Tác giả B năm kia chỉ ra thế kia. Tác giả C thì cho thấy thế nọ. Cứ thế hết trang này sang trang khác. Mỗi nghiên cứu một đoạn, xếp cạnh nhau như một danh sách.</w:t>
-      </w:r>
-    </w:p>
-    <w:p>
-      <w:pPr>
-        <w:spacing w:after="160"/>
-      </w:pPr>
-      <w:r>
-        <w:t>Cái vấn đề của cách viết đó nằm ở đâu? Nó trả lời câu hỏi "người ta đã nói gì". Nó không trả lời câu hỏi "vậy còn thiếu gì". Người đọc đọc hết mười mấy trang vẫn không biết khoảng trống của đề tài nằm ở đâu. Mà Mục 8 tồn tại chính là để trả lời câu hỏi thứ hai.</w:t>
-      </w:r>
-    </w:p>
-    <w:p>
-      <w:pPr>
-        <w:spacing w:after="160"/>
-      </w:pPr>
-      <w:r>
-        <w:t>Cách sửa thì không khó. Trước khi viết lại, các em tự hỏi: mấy nghiên cứu mình đọc giống nhau ở chỗ nào, khác nhau ở chỗ nào? Kết quả có mâu thuẫn nhau không? Khoảng trống thường nằm ngay ở chỗ khác nhau đó. Rồi mỗi đoạn các em viết nên kết thúc bằng một nhận định so sánh, chỉ ra nghiên cứu trước còn thiếu gì.</w:t>
-      </w:r>
-    </w:p>
-    <w:p>
-      <w:pPr>
-        <w:spacing w:after="160"/>
-      </w:pPr>
-      <w:r>
-        <w:t>Viết theo cách này, bài thường ngắn lại mà rõ hơn hẳn. Mười lăm trang tóm tắt có khi rút lại còn năm trang. Nhưng năm trang đó có lập luận.</w:t>
+        <w:t>Giờ tới Mục 8, tổng quan lĩnh vực nghiên cứu. Đây là mục dài nhất và cũng là mục khó viết nhất.</w:t>
+      </w:r>
+    </w:p>
+    <w:p>
+      <w:pPr>
+        <w:spacing w:after="160"/>
+      </w:pPr>
+      <w:r>
+        <w:t>Mục 8 làm một việc là tổng hợp có phê phán các nghiên cứu liên quan, để làm nền cho mục tiêu và câu hỏi nghiên cứu mà các em đã đặt ở phía trước. Nếu ngành của các em yêu cầu chỉ ra khoảng trống tri thức, tức research gap, thì đây chính là chỗ trình bày khoảng trống đó.</w:t>
+      </w:r>
+    </w:p>
+    <w:p>
+      <w:pPr>
+        <w:spacing w:after="160"/>
+      </w:pPr>
+      <w:r>
+        <w:t>Slide nêu ba tính chất và thầy muốn các em hiểu đúng từng tính chất. Tính toàn diện không có nghĩa là đọc hết mọi thứ trên đời, mà là không bỏ sót một mảng quan trọng, có lý thuyết lẫn thực nghiệm, có kinh điển lẫn mới, có trong nước lẫn ngoài nước. Tính phê phán là tính chất quyết định chất lượng của cả Mục 8, bởi vì chỉ khi các em so sánh, phân tích và đánh giá xem mỗi nghiên cứu đạt được gì, còn hạn chế ở đâu thì khoảng trống tri thức mới hiện ra. Còn tính phát triển là bước tiếp theo: từ những gì đã tổng hợp và phân tích, các em gợi mở những hướng cần nghiên cứu tiếp.</w:t>
+      </w:r>
+    </w:p>
+    <w:p>
+      <w:pPr>
+        <w:spacing w:after="160"/>
+      </w:pPr>
+      <w:r>
+        <w:t>Bây giờ thầy chỉ ra sai lầm phổ biến nhất, đó là viết theo kiểu tác giả A năm này cho rằng thế này, tác giả B năm kia chỉ ra thế kia, tác giả C thì cho thấy thế nọ, cứ thế hết trang này sang trang khác. Mỗi nghiên cứu một đoạn, xếp cạnh nhau như một danh sách.</w:t>
+      </w:r>
+    </w:p>
+    <w:p>
+      <w:pPr>
+        <w:spacing w:after="160"/>
+      </w:pPr>
+      <w:r>
+        <w:t>Vấn đề của cách viết đó là nó chỉ trả lời câu hỏi "người ta đã nói gì" mà không trả lời câu hỏi "vậy thì còn thiếu gì". Kết quả là người đọc đọc hết mười mấy trang vẫn không biết khoảng trống của đề tài nằm ở đâu, trong khi Mục 8 tồn tại chính là để trả lời câu hỏi thứ hai.</w:t>
+      </w:r>
+    </w:p>
+    <w:p>
+      <w:pPr>
+        <w:spacing w:after="160"/>
+      </w:pPr>
+      <w:r>
+        <w:t>Cách sửa thì không khó. Trước khi viết lại, các em tự hỏi những nghiên cứu mình đã đọc giống nhau ở chỗ nào, khác nhau ở chỗ nào, kết quả có mâu thuẫn nhau không, vì khoảng trống thường nằm ngay ở chỗ khác nhau đó. Sau đó, mỗi đoạn các em viết nên kết thúc bằng một nhận định so sánh, chỉ ra nghiên cứu trước còn thiếu gì. Viết theo cách này, bài thường ngắn lại mà rõ hơn hẳn, có khi mười lăm trang tóm tắt rút lại chỉ còn năm trang nhưng năm trang đó có lập luận.</w:t>
       </w:r>
     </w:p>
     <w:p>
@@ -2886,7 +2798,7 @@
         <w:rPr>
           <w:b/>
         </w:rPr>
-        <w:t>tổng quan không phải kể lại người khác đã nói gì. Tổng quan là dùng những gì người khác đã nói để chỉ ra chỗ mình sẽ bước vào.</w:t>
+        <w:t>tổng quan không phải kể lại người khác đã nói gì, mà là dùng những gì người khác đã nói để chỉ ra chỗ mình sẽ bước vào.</w:t>
       </w:r>
     </w:p>
     <w:p>
@@ -2907,53 +2819,45 @@
         <w:spacing w:after="160"/>
       </w:pPr>
       <w:r>
-        <w:t>Hai mục cuối. Sau hai mục này là tài liệu tham khảo và phụ lục, khép lại đề cương.</w:t>
-      </w:r>
-    </w:p>
-    <w:p>
-      <w:pPr>
-        <w:spacing w:after="160"/>
-      </w:pPr>
-      <w:r>
-        <w:t>Mục 9 là tiến độ thực hiện đề tài. Các em trình bày việc cụ thể theo từng giai đoạn, đúng thứ tự làm, có thời gian dự kiến cho từng việc.</w:t>
-      </w:r>
-    </w:p>
-    <w:p>
-      <w:pPr>
-        <w:spacing w:after="160"/>
-      </w:pPr>
-      <w:r>
-        <w:t xml:space="preserve">Slide có một bảng chia bốn giai đoạn theo mẫu Bảng 1 trong hướng dẫn đề cương. Chỗ này thầy phải nói rõ. Số tuần trong bảng chỉ là ví dụ minh họa. Các em đừng chép nguyên bảng này vào đề cương. Vì sao? Vì Mục 9 là kế hoạch của chính đề tài các em. Một đề tài phải đi khảo sát phụ huynh thì thời gian thu thập dữ liệu khác hẳn một đề tài dùng số liệu thứ cấp có sẵn. </w:t>
-      </w:r>
-      <w:r>
-        <w:rPr>
-          <w:b/>
-        </w:rPr>
-        <w:t>Kế hoạch chép từ mẫu thì không nói được gì về đề tài của mình cả.</w:t>
-      </w:r>
-    </w:p>
-    <w:p>
-      <w:pPr>
-        <w:spacing w:after="160"/>
-      </w:pPr>
-      <w:r>
-        <w:t>Mục 10 là bố cục dự kiến của khóa luận. Tên các chương, nội dung từng chương cùng các tiểu mục bên trong.</w:t>
-      </w:r>
-    </w:p>
-    <w:p>
-      <w:pPr>
-        <w:spacing w:after="160"/>
-      </w:pPr>
-      <w:r>
-        <w:t>Chữ quan trọng nhất ở Mục 10 là chữ "cụ thể". Nhiều bạn ghi: Chương một giới thiệu. Chương hai cơ sở lý thuyết. Chương ba phương pháp. Hết. Viết vậy là chưa đạt.</w:t>
-      </w:r>
-    </w:p>
-    <w:p>
-      <w:pPr>
-        <w:spacing w:after="160"/>
-      </w:pPr>
-      <w:r>
-        <w:t>Vì sao chưa đạt? Vì thầy cô hướng dẫn đọc Mục 10 là để trả lời một câu hỏi: đề tài này có đủ dung lượng để thành một khóa luận hoàn chỉnh không? Chỉ có tên chương thì không trả lời được câu đó. Phải thấy các tiểu mục bên trong thì người đọc mới hình dung được khóa luận sẽ đi sâu tới đâu.</w:t>
+        <w:t>Đây là hai mục cuối và sau hai mục này là tài liệu tham khảo cùng phụ lục để khép lại đề cương.</w:t>
+      </w:r>
+    </w:p>
+    <w:p>
+      <w:pPr>
+        <w:spacing w:after="160"/>
+      </w:pPr>
+      <w:r>
+        <w:t>Mục 9 là tiến độ thực hiện đề tài, trong đó các em trình bày việc cụ thể theo từng giai đoạn, đúng thứ tự làm và có thời gian dự kiến cho từng việc. Slide có một bảng chia bốn giai đoạn theo mẫu Bảng 1 trong hướng dẫn đề cương nhưng chỗ này thầy phải nói rõ là số tuần trong bảng chỉ là ví dụ minh họa, các em đừng chép nguyên bảng này vào đề cương.</w:t>
+      </w:r>
+    </w:p>
+    <w:p>
+      <w:pPr>
+        <w:spacing w:after="160"/>
+      </w:pPr>
+      <w:r>
+        <w:t xml:space="preserve">Vì sao vậy? Bởi vì Mục 9 là kế hoạch của chính đề tài các em. Một đề tài phải đi khảo sát phụ huynh thì thời gian thu thập dữ liệu sẽ khác hẳn một đề tài dùng số liệu thứ cấp có sẵn. </w:t>
+      </w:r>
+      <w:r>
+        <w:rPr>
+          <w:b/>
+        </w:rPr>
+        <w:t>Vì thế một kế hoạch chép từ mẫu sẽ không nói được gì về đề tài của mình cả.</w:t>
+      </w:r>
+    </w:p>
+    <w:p>
+      <w:pPr>
+        <w:spacing w:after="160"/>
+      </w:pPr>
+      <w:r>
+        <w:t>Mục 10 là bố cục dự kiến của khóa luận, gồm tên các chương, nội dung từng chương cùng các tiểu mục bên trong. Chữ quan trọng nhất ở Mục 10 là chữ "cụ thể". Nhiều bạn chỉ ghi Chương một giới thiệu, Chương hai cơ sở lý thuyết, Chương ba phương pháp rồi dừng và viết như vậy là chưa đạt.</w:t>
+      </w:r>
+    </w:p>
+    <w:p>
+      <w:pPr>
+        <w:spacing w:after="160"/>
+      </w:pPr>
+      <w:r>
+        <w:t>Lý do là thầy cô hướng dẫn đọc Mục 10 để trả lời một câu hỏi: đề tài này có đủ dung lượng để thành một khóa luận hoàn chỉnh hay không. Chỉ có tên chương thì không trả lời được câu đó, phải thấy được các tiểu mục bên trong thì người đọc mới hình dung được khóa luận sẽ đi sâu tới đâu.</w:t>
       </w:r>
     </w:p>
     <w:p>
@@ -2974,32 +2878,32 @@
         <w:spacing w:after="160"/>
       </w:pPr>
       <w:r>
-        <w:t>Tới đây mình gom tất cả lại thành sáu câu hỏi trên slide. Các em dùng nó trước khi mang đề cương đi gặp thầy cô hướng dẫn.</w:t>
-      </w:r>
-    </w:p>
-    <w:p>
-      <w:pPr>
-        <w:spacing w:after="160"/>
-      </w:pPr>
-      <w:r>
-        <w:t>Các em để ý, sáu câu này không xếp ngẫu nhiên. Câu một kiểm phần hình thức. Câu hai và câu ba kiểm cái mạch từ mục tiêu tới câu hỏi rồi tới phương pháp. Câu bốn, câu năm, câu sáu kiểm ba mục rất dễ bị viết sơ sài.</w:t>
-      </w:r>
-    </w:p>
-    <w:p>
-      <w:pPr>
-        <w:spacing w:after="160"/>
-      </w:pPr>
-      <w:r>
-        <w:t xml:space="preserve">Cái thầy muốn các em làm là tự ngồi đọc lại đề cương của mình, trả lời từng câu một cho trung thực. </w:t>
-      </w:r>
-      <w:r>
-        <w:rPr>
-          <w:b/>
-        </w:rPr>
-        <w:t>Tự mình tìm ra lỗi thì nhanh hơn nhiều so với đợi thầy cô đọc rồi mới chỉ ra.</w:t>
-      </w:r>
-      <w:r>
-        <w:t xml:space="preserve"> Mỗi lỗi các em tự phát hiện là bớt được một vòng nộp, chờ rồi sửa.</w:t>
+        <w:t>Tới đây mình gom tất cả lại thành sáu câu hỏi trên slide, để các em dùng trước khi mang đề cương đi gặp thầy cô hướng dẫn.</w:t>
+      </w:r>
+    </w:p>
+    <w:p>
+      <w:pPr>
+        <w:spacing w:after="160"/>
+      </w:pPr>
+      <w:r>
+        <w:t>Các em để ý là sáu câu này không được xếp ngẫu nhiên. Câu một kiểm tra phần hình thức. Câu hai và câu ba kiểm tra cái mạch đi từ mục tiêu tới câu hỏi rồi tới phương pháp. Còn câu bốn, câu năm và câu sáu kiểm tra ba mục rất dễ bị viết sơ sài là tổng quan, tiến độ và bố cục.</w:t>
+      </w:r>
+    </w:p>
+    <w:p>
+      <w:pPr>
+        <w:spacing w:after="160"/>
+      </w:pPr>
+      <w:r>
+        <w:t xml:space="preserve">Cái thầy muốn các em làm là tự ngồi đọc lại đề cương của mình và trả lời từng câu một cho trung thực. </w:t>
+      </w:r>
+      <w:r>
+        <w:rPr>
+          <w:b/>
+        </w:rPr>
+        <w:t>Tự mình tìm ra lỗi thì nhanh hơn nhiều so với đợi thầy cô đọc rồi mới chỉ ra</w:t>
+      </w:r>
+      <w:r>
+        <w:t>, bởi vì mỗi lỗi các em tự phát hiện là bớt được một vòng nộp, chờ rồi sửa.</w:t>
       </w:r>
     </w:p>
     <w:p>
@@ -3020,50 +2924,50 @@
         <w:spacing w:after="160"/>
       </w:pPr>
       <w:r>
-        <w:t>Cuối Phần năm, mình nhìn Case A được viết thành lời văn thật trong đề cương. Nhắc lại, đây là ví dụ sư phạm, không phải số liệu thật. Đây cũng không phải đủ mười mục. Thầy chỉ rút ra bốn mục để các em thấy cái mạch.</w:t>
-      </w:r>
-    </w:p>
-    <w:p>
-      <w:pPr>
-        <w:spacing w:after="160"/>
-      </w:pPr>
-      <w:r>
-        <w:t>Các em đọc bốn dòng trên slide liền một hơi. Vấn đề là khách hàng chưa dùng. Nên mục tiêu là tìm xem yếu tố nào ảnh hưởng tới ý định dùng. Nên câu hỏi là yếu tố nào. Nên phương pháp là hỏi chính những khách hàng đó rồi dùng hồi quy để đo mức ảnh hưởng. Dòng sau mọc ra từ dòng trước.</w:t>
-      </w:r>
-    </w:p>
-    <w:p>
-      <w:pPr>
-        <w:spacing w:after="160"/>
-      </w:pPr>
-      <w:r>
-        <w:t>Đọc ngược lại cũng được. Từ phương pháp, các em lần lên câu hỏi, lên mục tiêu, lên vấn đề. Đi ngược mà vẫn về đúng chỗ ban đầu thì mạch của các em đang ổn. Đi ngược mà lạc sang một vấn đề khác thì có một chỗ nào đó đã đứt.</w:t>
-      </w:r>
-    </w:p>
-    <w:p>
-      <w:pPr>
-        <w:spacing w:after="160"/>
-      </w:pPr>
-      <w:r>
-        <w:rPr>
-          <w:b/>
-        </w:rPr>
-        <w:t>Một đề cương tốt không phải là mười mục viết hay. Một đề cương tốt là mười mục cùng kể một câu chuyện.</w:t>
-      </w:r>
-    </w:p>
-    <w:p>
-      <w:pPr>
-        <w:spacing w:after="160"/>
-      </w:pPr>
-      <w:r>
-        <w:t>Nhưng nhớ giúp thầy, bốn mục này chỉ là ví dụ điểm qua. Đề cương thật các em nộp phải đủ bốn danh mục mở đầu và đủ mười mục đúng thứ tự.</w:t>
-      </w:r>
-    </w:p>
-    <w:p>
-      <w:pPr>
-        <w:spacing w:after="160"/>
-      </w:pPr>
-      <w:r>
-        <w:t>Có đề cương rồi thì câu hỏi tiếp theo là gì? Khi đề cương lớn lên thành một cuốn khóa luận hoàn chỉnh, ngoài năm chương nội dung ra, cuốn khóa luận đó còn phải có thêm những gì? Đó là chuyện của Phần sáu.</w:t>
+        <w:t>Cuối Phần năm, mình nhìn Case A được viết thành lời văn thật trong đề cương. Thầy nhắc lại đây là ví dụ sư phạm, không phải số liệu thật và cũng không phải đủ mười mục, thầy chỉ rút ra bốn mục để các em thấy cái mạch.</w:t>
+      </w:r>
+    </w:p>
+    <w:p>
+      <w:pPr>
+        <w:spacing w:after="160"/>
+      </w:pPr>
+      <w:r>
+        <w:t>Các em đọc bốn dòng trên slide liền một hơi sẽ thấy: vấn đề là khách hàng chưa dùng ngân hàng số, nên mục tiêu là tìm xem yếu tố nào ảnh hưởng tới ý định dùng, từ đó câu hỏi là yếu tố nào và vì thế phương pháp là hỏi chính những khách hàng đó rồi dùng hồi quy để đo mức ảnh hưởng. Mỗi dòng sau mọc ra từ dòng trước.</w:t>
+      </w:r>
+    </w:p>
+    <w:p>
+      <w:pPr>
+        <w:spacing w:after="160"/>
+      </w:pPr>
+      <w:r>
+        <w:t>Các em cũng có thể đọc ngược lại, tức là từ phương pháp lần lên câu hỏi, lên mục tiêu rồi lên vấn đề. Nếu đi ngược mà vẫn về đúng chỗ ban đầu thì mạch của các em đang ổn, còn nếu đi ngược mà lạc sang một vấn đề khác thì có một chỗ nào đó đã đứt.</w:t>
+      </w:r>
+    </w:p>
+    <w:p>
+      <w:pPr>
+        <w:spacing w:after="160"/>
+      </w:pPr>
+      <w:r>
+        <w:rPr>
+          <w:b/>
+        </w:rPr>
+        <w:t>Một đề cương tốt không phải là mười mục viết hay, mà là mười mục cùng kể một câu chuyện.</w:t>
+      </w:r>
+    </w:p>
+    <w:p>
+      <w:pPr>
+        <w:spacing w:after="160"/>
+      </w:pPr>
+      <w:r>
+        <w:t>Tuy vậy, các em nhớ giúp thầy là bốn mục này chỉ là ví dụ điểm qua, còn đề cương thật các em nộp thì phải đủ bốn danh mục mở đầu và đủ mười mục đúng thứ tự.</w:t>
+      </w:r>
+    </w:p>
+    <w:p>
+      <w:pPr>
+        <w:spacing w:after="160"/>
+      </w:pPr>
+      <w:r>
+        <w:t>Có đề cương rồi thì câu hỏi tiếp theo là: khi đề cương phát triển thành một cuốn khóa luận hoàn chỉnh thì ngoài năm chương nội dung, cuốn khóa luận đó còn phải có thêm những gì? Đó là chuyện của Phần sáu.</w:t>
       </w:r>
     </w:p>
     <w:p>
@@ -3097,23 +3001,23 @@
         <w:spacing w:after="160"/>
       </w:pPr>
       <w:r>
-        <w:t>Phần năm mình nói về đề cương, tức bản kế hoạch. Phần sáu nói về thành phẩm, tức cuốn khóa luận các em cầm trên tay lúc nộp.</w:t>
-      </w:r>
-    </w:p>
-    <w:p>
-      <w:pPr>
-        <w:spacing w:after="160"/>
-      </w:pPr>
-      <w:r>
-        <w:t>Ở đây các em cần hiểu một chuyện. Cuốn khóa luận không chỉ có năm chương. Bao quanh năm chương còn một bộ khung. Phía trước có tên đề tài, các danh mục, tóm tắt, lời cam đoan, phần mở đầu. Phía sau có kết luận, tài liệu tham khảo, phụ lục.</w:t>
-      </w:r>
-    </w:p>
-    <w:p>
-      <w:pPr>
-        <w:spacing w:after="160"/>
-      </w:pPr>
-      <w:r>
-        <w:t>Nhiều bạn xem bộ khung này là phần phụ, để cuối cùng làm cho xong. Thầy muốn các em nhìn ngược lại. Hội đồng không đọc khóa luận từ trang một tới trang cuối như đọc truyện. Họ thường đọc tên đề tài, đọc tóm tắt, đọc phần mở đầu rồi lật sang kết luận. Chỉ mấy phần đó thôi là họ đã hình dung được các em có hiểu công trình của mình hay không.</w:t>
+        <w:t>Nếu Phần năm nói về đề cương, tức bản kế hoạch, thì Phần sáu nói về thành phẩm, tức cuốn khóa luận mà các em cầm trên tay lúc nộp.</w:t>
+      </w:r>
+    </w:p>
+    <w:p>
+      <w:pPr>
+        <w:spacing w:after="160"/>
+      </w:pPr>
+      <w:r>
+        <w:t>Ở đây các em cần hiểu một chuyện: cuốn khóa luận không chỉ có năm chương. Bao quanh năm chương còn có một bộ khung, phía trước là tên đề tài, các danh mục, tóm tắt, lời cam đoan và phần mở đầu, còn phía sau là kết luận, tài liệu tham khảo và phụ lục.</w:t>
+      </w:r>
+    </w:p>
+    <w:p>
+      <w:pPr>
+        <w:spacing w:after="160"/>
+      </w:pPr>
+      <w:r>
+        <w:t>Nhiều bạn xem bộ khung này là phần phụ nên để tới cuối mới làm cho xong. Thầy thì muốn các em nhìn ngược lại, bởi vì hội đồng không đọc khóa luận từ trang một tới trang cuối như đọc truyện. Họ thường đọc tên đề tài, đọc tóm tắt, đọc phần mở đầu rồi lật sang kết luận và chỉ qua mấy phần đó thôi là họ đã hình dung được các em có hiểu công trình của mình hay không.</w:t>
       </w:r>
     </w:p>
     <w:p>
@@ -3129,13 +3033,8 @@
         </w:rPr>
         <w:t>những phần các em tưởng là phụ lại chính là những phần được đọc đầu tiên.</w:t>
       </w:r>
-    </w:p>
-    <w:p>
-      <w:pPr>
-        <w:spacing w:after="160"/>
-      </w:pPr>
-      <w:r>
-        <w:t>Mình đi theo đúng thứ tự chúng xuất hiện trong cuốn khóa luận, từ trang đầu tới trang cuối.</w:t>
+      <w:r>
+        <w:t xml:space="preserve"> Vì vậy mình sẽ đi qua chúng theo đúng thứ tự xuất hiện trong cuốn khóa luận, từ trang đầu tới trang cuối.</w:t>
       </w:r>
     </w:p>
     <w:p>
@@ -3156,56 +3055,56 @@
         <w:spacing w:after="160"/>
       </w:pPr>
       <w:r>
-        <w:t>Bắt đầu từ tên đề tài. Yêu cầu trên slide rất gọn: rõ ràng, ngắn gọn, đúng bản chất. Cái thầy muốn các em hiểu là vì sao phải tránh mấy cụm từ kia.</w:t>
-      </w:r>
-    </w:p>
-    <w:p>
-      <w:pPr>
-        <w:spacing w:after="160"/>
-      </w:pPr>
-      <w:r>
-        <w:t>Cụm "thực trạng và giải pháp" mô tả một việc làm. Đi xem thực trạng rồi đưa ra giải pháp. Đó là cách đặt tên của một báo cáo công tác. Còn một nghiên cứu khoa học thì được đặt tên theo câu hỏi nó trả lời. Người đọc nhìn tên là phải đoán được nghiên cứu đang tìm cái gì, ở ai, ở đâu.</w:t>
-      </w:r>
-    </w:p>
-    <w:p>
-      <w:pPr>
-        <w:spacing w:after="160"/>
-      </w:pPr>
-      <w:r>
-        <w:t>Còn cụm "giai đoạn 2018-2023" thì sao? Mốc thời gian là chuyện của phạm vi nghiên cứu. Nó đã có chỗ riêng ở phần đối tượng và phạm vi. Đưa lên tên đề tài chỉ làm tên dài ra mà không nói thêm được gì về câu hỏi.</w:t>
-      </w:r>
-    </w:p>
-    <w:p>
-      <w:pPr>
-        <w:spacing w:after="160"/>
-      </w:pPr>
-      <w:r>
-        <w:t>Ví dụ rất đơn giản. "Thực trạng và giải pháp phát triển dịch vụ ngân hàng số tại ngân hàng X giai đoạn 2018-2023." So với: "Các yếu tố ảnh hưởng đến ý định sử dụng dịch vụ ngân hàng số của khách hàng cá nhân tại ngân hàng X." Độ dài không chênh bao nhiêu. Nhưng đọc câu thứ hai xong, các em biết ngay nghiên cứu đo cái gì, trên ai, ở đâu.</w:t>
-      </w:r>
-    </w:p>
-    <w:p>
-      <w:pPr>
-        <w:spacing w:after="160"/>
-      </w:pPr>
-      <w:r>
-        <w:t xml:space="preserve">Thầy cho các em một phép thử. </w:t>
-      </w:r>
-      <w:r>
-        <w:rPr>
-          <w:b/>
-        </w:rPr>
-        <w:t>Một người lạ đọc tên đề tài có đoán ra được câu hỏi nghiên cứu không?</w:t>
-      </w:r>
-      <w:r>
-        <w:t xml:space="preserve"> Đoán được là tên đạt.</w:t>
-      </w:r>
-    </w:p>
-    <w:p>
-      <w:pPr>
-        <w:spacing w:after="160"/>
-      </w:pPr>
-      <w:r>
-        <w:t>Nửa dưới slide là bốn danh mục mở đầu. Không có gì mới, đúng bốn danh mục ở đề cương. Chỉ khác là giờ phải cập nhật số trang, số bảng, số hình cho khớp bản cuối. Mẹo nhỏ: các em dùng Heading và chức năng chèn chú thích bảng, hình của Word ngay từ đầu. Tới lúc nộp, mục lục và danh mục chỉ cần bấm cập nhật, không phải gõ tay lại từng dòng.</w:t>
+        <w:t>Bắt đầu từ tên đề tài. Yêu cầu trên slide rất gọn là rõ ràng, ngắn gọn và đúng bản chất, nên cái thầy muốn các em hiểu là vì sao phải tránh mấy cụm từ được nêu ở đó.</w:t>
+      </w:r>
+    </w:p>
+    <w:p>
+      <w:pPr>
+        <w:spacing w:after="160"/>
+      </w:pPr>
+      <w:r>
+        <w:t>Cụm "thực trạng và giải pháp" mô tả một việc làm: đi xem thực trạng rồi đưa ra giải pháp. Đó là cách đặt tên của một báo cáo công tác. Trong khi đó, một nghiên cứu khoa học được đặt tên theo câu hỏi mà nó trả lời, sao cho người đọc nhìn tên là đoán được nghiên cứu đang tìm cái gì, ở ai và ở đâu.</w:t>
+      </w:r>
+    </w:p>
+    <w:p>
+      <w:pPr>
+        <w:spacing w:after="160"/>
+      </w:pPr>
+      <w:r>
+        <w:t>Còn cụm "giai đoạn 2018-2023" thì sao? Mốc thời gian là chuyện của phạm vi nghiên cứu và nó đã có chỗ riêng ở phần đối tượng và phạm vi. Vì vậy đưa nó lên tên đề tài chỉ làm tên dài ra chứ không nói thêm được gì về câu hỏi.</w:t>
+      </w:r>
+    </w:p>
+    <w:p>
+      <w:pPr>
+        <w:spacing w:after="160"/>
+      </w:pPr>
+      <w:r>
+        <w:t>Ví dụ rất đơn giản, các em so hai tên này: "Thực trạng và giải pháp phát triển dịch vụ ngân hàng số tại ngân hàng X giai đoạn 2018-2023" và "Các yếu tố ảnh hưởng đến ý định sử dụng dịch vụ ngân hàng số của khách hàng cá nhân tại ngân hàng X". Độ dài không chênh nhau bao nhiêu nhưng đọc tên thứ hai xong thì các em biết ngay nghiên cứu đo cái gì, trên ai và ở đâu.</w:t>
+      </w:r>
+    </w:p>
+    <w:p>
+      <w:pPr>
+        <w:spacing w:after="160"/>
+      </w:pPr>
+      <w:r>
+        <w:t xml:space="preserve">Từ đó thầy cho các em một phép thử: </w:t>
+      </w:r>
+      <w:r>
+        <w:rPr>
+          <w:b/>
+        </w:rPr>
+        <w:t>một người lạ đọc tên đề tài của mình có đoán ra được câu hỏi nghiên cứu hay không.</w:t>
+      </w:r>
+      <w:r>
+        <w:t xml:space="preserve"> Nếu đoán được thì tên đó đạt.</w:t>
+      </w:r>
+    </w:p>
+    <w:p>
+      <w:pPr>
+        <w:spacing w:after="160"/>
+      </w:pPr>
+      <w:r>
+        <w:t>Nửa dưới slide là bốn danh mục mở đầu. Đây không phải cái gì mới mà chính là bốn danh mục ở đề cương, chỉ khác là giờ các em phải cập nhật số trang, số bảng và số hình cho khớp với bản cuối. Có một mẹo nhỏ là các em dùng Heading và chức năng chèn chú thích bảng, hình của Word ngay từ đầu, để tới lúc nộp thì mục lục và các danh mục chỉ cần bấm cập nhật chứ không phải gõ tay lại từng dòng.</w:t>
       </w:r>
     </w:p>
     <w:p>
@@ -3226,23 +3125,23 @@
         <w:spacing w:after="160"/>
       </w:pPr>
       <w:r>
-        <w:t>Slide này có hai thứ: tóm tắt và lời cam đoan.</w:t>
-      </w:r>
-    </w:p>
-    <w:p>
-      <w:pPr>
-        <w:spacing w:after="160"/>
-      </w:pPr>
-      <w:r>
-        <w:t>Tóm tắt trước. Khoảng ba trăm từ, hai thứ tiếng, năm ý. Con số ba trăm từ là cái khung ép các em phải chọn. Năm ý trong ba trăm từ nghĩa là mỗi ý chỉ được vài câu. Không có chỗ cho dẫn dắt.</w:t>
-      </w:r>
-    </w:p>
-    <w:p>
-      <w:pPr>
-        <w:spacing w:after="160"/>
-      </w:pPr>
-      <w:r>
-        <w:t>Ở đây các em cần hiểu một chuyện. Tóm tắt là cả cuốn khóa luận thu nhỏ. Có người chỉ đọc đúng phần này để quyết định có đọc tiếp hay không. Vậy mà hai ý hay bị viết yếu nhất lại là hai ý quan trọng nhất: kết quả và kết luận. Nhiều bản tóm tắt nói rất kỹ bối cảnh và phương pháp. Tới kết quả thì chỉ ghi "nghiên cứu đã tìm ra một số yếu tố ảnh hưởng". Yếu tố nào? Ảnh hưởng ra sao? Người đọc không biết.</w:t>
+        <w:t>Slide này có hai thứ là tóm tắt và lời cam đoan, mình đi phần tóm tắt trước.</w:t>
+      </w:r>
+    </w:p>
+    <w:p>
+      <w:pPr>
+        <w:spacing w:after="160"/>
+      </w:pPr>
+      <w:r>
+        <w:t>Tóm tắt dài khoảng ba trăm từ, viết bằng hai thứ tiếng và phải có đủ năm ý. Con số ba trăm từ chính là cái khung ép các em phải chọn lọc, vì năm ý trong ba trăm từ nghĩa là mỗi ý chỉ được vài câu, không còn chỗ cho dẫn dắt.</w:t>
+      </w:r>
+    </w:p>
+    <w:p>
+      <w:pPr>
+        <w:spacing w:after="160"/>
+      </w:pPr>
+      <w:r>
+        <w:t>Ở đây các em cần hiểu một chuyện: tóm tắt là cả cuốn khóa luận thu nhỏ và có người chỉ đọc đúng phần này để quyết định có đọc tiếp hay không. Vậy mà hai ý hay bị viết yếu nhất lại là hai ý quan trọng nhất, đó là kết quả và kết luận. Nhiều bản tóm tắt nói rất kỹ bối cảnh và phương pháp nhưng tới phần kết quả thì chỉ ghi "nghiên cứu đã tìm ra một số yếu tố ảnh hưởng", còn yếu tố nào và ảnh hưởng ra sao thì người đọc không được biết.</w:t>
       </w:r>
     </w:p>
     <w:p>
@@ -3259,40 +3158,40 @@
         <w:t>viết tóm tắt sau cùng</w:t>
       </w:r>
       <w:r>
-        <w:t>, khi đã có kết quả thật trong tay. Viết trước thì các em chỉ viết được lời hứa, chưa viết được kết quả.</w:t>
-      </w:r>
-    </w:p>
-    <w:p>
-      <w:pPr>
-        <w:spacing w:after="160"/>
-      </w:pPr>
-      <w:r>
-        <w:t>Bản tiếng Anh cũng vậy. Nó không phải phần dịch cho có. Thử hình dung một bạn quên bản tiếng Anh, tới lúc bị yêu cầu bổ sung thì dịch vội trong một đêm. Thuật ngữ chuyên ngành sai, câu cú máy móc. Người đọc tiếng Anh nhìn vào là thấy. Làm song song từ đầu, viết chậm mà chính xác, đỡ hơn nhiều.</w:t>
-      </w:r>
-    </w:p>
-    <w:p>
-      <w:pPr>
-        <w:spacing w:after="160"/>
-      </w:pPr>
-      <w:r>
-        <w:t xml:space="preserve">Giờ tới lời cam đoan. Các em để ý, đây là mẫu câu cố định, không tự viết lại. Vì sao cứng như vậy? Vì đây không phải lời văn. Đây là một cam kết. Ký vào đó là các em xác nhận bài là của mình, số liệu là thật, cái gì của người khác đều đã ghi nguồn. </w:t>
-      </w:r>
-      <w:r>
-        <w:rPr>
-          <w:b/>
-        </w:rPr>
-        <w:t>Sau này phát hiện sai thì người chịu trách nhiệm là người đã ký.</w:t>
-      </w:r>
-      <w:r>
-        <w:t xml:space="preserve"> Dùng một mẫu thống nhất để cam kết của ai cũng có cùng một nội dung, không ai cam kết lỏng hơn ai.</w:t>
-      </w:r>
-    </w:p>
-    <w:p>
-      <w:pPr>
-        <w:spacing w:after="160"/>
-      </w:pPr>
-      <w:r>
-        <w:t>Lời cảm ơn thì khác. Đó là chỗ các em được viết bằng giọng của mình.</w:t>
+        <w:t>, khi đã có kết quả thật trong tay. Nếu viết trước thì các em chỉ viết được lời hứa chứ chưa viết được kết quả.</w:t>
+      </w:r>
+    </w:p>
+    <w:p>
+      <w:pPr>
+        <w:spacing w:after="160"/>
+      </w:pPr>
+      <w:r>
+        <w:t>Bản tiếng Anh cũng cần được làm nghiêm túc như vậy, vì nó không phải phần dịch cho có. Thử hình dung một bạn quên bản tiếng Anh, tới lúc bị yêu cầu bổ sung thì dịch vội trong một đêm, thuật ngữ chuyên ngành sai và câu cú thì máy móc, người đọc tiếng Anh nhìn vào là thấy ngay. Cho nên làm song song từ đầu, viết chậm mà chính xác, thì đỡ hơn nhiều.</w:t>
+      </w:r>
+    </w:p>
+    <w:p>
+      <w:pPr>
+        <w:spacing w:after="160"/>
+      </w:pPr>
+      <w:r>
+        <w:t xml:space="preserve">Giờ tới lời cam đoan. Các em để ý đây là mẫu câu cố định, không được tự viết lại và lý do là vì đây không phải lời văn mà là một cam kết. Ký vào đó nghĩa là các em xác nhận bài là của mình, số liệu là thật và cái gì của người khác thì đều đã ghi nguồn. </w:t>
+      </w:r>
+      <w:r>
+        <w:rPr>
+          <w:b/>
+        </w:rPr>
+        <w:t>Nếu sau này phát hiện sai thì người chịu trách nhiệm chính là người đã ký.</w:t>
+      </w:r>
+      <w:r>
+        <w:t xml:space="preserve"> Dùng một mẫu thống nhất là để cam kết của ai cũng có cùng một nội dung, không ai cam kết lỏng hơn ai.</w:t>
+      </w:r>
+    </w:p>
+    <w:p>
+      <w:pPr>
+        <w:spacing w:after="160"/>
+      </w:pPr>
+      <w:r>
+        <w:t>Riêng lời cảm ơn thì khác, đó là chỗ các em được viết bằng giọng của mình.</w:t>
       </w:r>
     </w:p>
     <w:p>
@@ -3313,40 +3212,40 @@
         <w:spacing w:after="160"/>
       </w:pPr>
       <w:r>
-        <w:t>Slide này là cái nhìn từ trên cao về phần nội dung chính. Bốn phần lớn, mỗi phần một nhiệm vụ.</w:t>
-      </w:r>
-    </w:p>
-    <w:p>
-      <w:pPr>
-        <w:spacing w:after="160"/>
-      </w:pPr>
-      <w:r>
-        <w:t>Cái thầy muốn các em thấy là chữ "nhiệm vụ" ở tiêu đề cột. Không phải chủ đề. Phần mở đầu có nhiệm vụ giới thiệu. Phần tổng quan có nhiệm vụ chứng minh, tức chứng minh vì sao mục tiêu được đặt như vậy và khoảng trống nằm ở đâu. Phần nội dung và kết quả có nhiệm vụ trả lời bằng dữ liệu. Phần kết luận có nhiệm vụ khép lại theo từng câu hỏi.</w:t>
-      </w:r>
-    </w:p>
-    <w:p>
-      <w:pPr>
-        <w:spacing w:after="160"/>
-      </w:pPr>
-      <w:r>
-        <w:t>Các em sẽ thấy bốn phần này ghép khá khít với năm chương. Phần mở đầu là Chương 1. Tổng quan là Chương 2. Nội dung và kết quả trải ra thành Chương 3 và Chương 4. Kết luận là Chương 5.</w:t>
-      </w:r>
-    </w:p>
-    <w:p>
-      <w:pPr>
-        <w:spacing w:after="160"/>
-      </w:pPr>
-      <w:r>
-        <w:t xml:space="preserve">Slide ghi rõ cấu trúc này chỉ là gợi ý. Chia bao nhiêu chương còn tùy ngành, tùy đề tài. </w:t>
-      </w:r>
-      <w:r>
-        <w:rPr>
-          <w:b/>
-        </w:rPr>
-        <w:t>Nhưng bốn nhiệm vụ thì không đổi.</w:t>
-      </w:r>
-      <w:r>
-        <w:t xml:space="preserve"> Các em chia bốn phần hay năm chương thì vẫn phải làm đủ bốn nhiệm vụ đó. Phần bảy sẽ đi chi tiết vào năm chương ngay sau đây.</w:t>
+        <w:t>Slide này cho các em cái nhìn từ trên cao về phần nội dung chính, gồm bốn phần lớn, mỗi phần gánh một nhiệm vụ.</w:t>
+      </w:r>
+    </w:p>
+    <w:p>
+      <w:pPr>
+        <w:spacing w:after="160"/>
+      </w:pPr>
+      <w:r>
+        <w:t>Cái thầy muốn các em để ý là chữ "nhiệm vụ" ở tiêu đề cột, chứ không phải chủ đề. Phần mở đầu có nhiệm vụ giới thiệu. Phần tổng quan có nhiệm vụ chứng minh vì sao mục tiêu được đặt như vậy và khoảng trống tri thức nằm ở đâu. Phần nội dung và kết quả có nhiệm vụ trả lời câu hỏi bằng dữ liệu. Còn phần kết luận có nhiệm vụ khép lại theo từng câu hỏi đã đặt ra.</w:t>
+      </w:r>
+    </w:p>
+    <w:p>
+      <w:pPr>
+        <w:spacing w:after="160"/>
+      </w:pPr>
+      <w:r>
+        <w:t>Nếu đặt bốn phần này cạnh năm chương thì các em sẽ thấy chúng ghép khá khít với nhau: phần mở đầu là Chương 1, tổng quan là Chương 2, nội dung và kết quả trải ra thành Chương 3 và Chương 4, còn kết luận là Chương 5.</w:t>
+      </w:r>
+    </w:p>
+    <w:p>
+      <w:pPr>
+        <w:spacing w:after="160"/>
+      </w:pPr>
+      <w:r>
+        <w:t xml:space="preserve">Slide ghi rõ cấu trúc này chỉ mang tính gợi ý, vì chia bao nhiêu chương còn tùy ngành và tùy đề tài. </w:t>
+      </w:r>
+      <w:r>
+        <w:rPr>
+          <w:b/>
+        </w:rPr>
+        <w:t>Nhưng bốn nhiệm vụ thì không đổi</w:t>
+      </w:r>
+      <w:r>
+        <w:t>, nên dù chia bốn phần hay năm chương, các em vẫn phải làm đủ bốn nhiệm vụ đó. Phần bảy sẽ đi chi tiết vào năm chương ngay sau đây.</w:t>
       </w:r>
     </w:p>
     <w:p>
@@ -3367,48 +3266,48 @@
         <w:spacing w:after="160"/>
       </w:pPr>
       <w:r>
-        <w:t>Giờ nhìn kỹ phần mở đầu. Sáu ý trên slide các em sẽ thấy quen, vì đây chính là phần mở đầu của đề cương, giờ viết đầy đủ hơn.</w:t>
-      </w:r>
-    </w:p>
-    <w:p>
-      <w:pPr>
-        <w:spacing w:after="160"/>
-      </w:pPr>
-      <w:r>
-        <w:t>Điểm này mới quan trọng: vì sao phải đúng thứ tự? Vì sáu ý này là một chuỗi lập luận. Lý do chọn đề tài dẫn tới mục tiêu. Mục tiêu dẫn tới câu hỏi. Câu hỏi quyết định phải nghiên cứu ai, ở đâu. Rồi mới tới dùng phương pháp gì, số liệu nào. Đảo thứ tự là người đọc mất dấu.</w:t>
-      </w:r>
-    </w:p>
-    <w:p>
-      <w:pPr>
-        <w:spacing w:after="160"/>
-      </w:pPr>
-      <w:r>
-        <w:t xml:space="preserve">Thầy muốn các em nghĩ về phần mở đầu như một bản cam kết với người đọc. Các em nói trước: tôi sẽ trả lời những câu hỏi này bằng cách này. </w:t>
-      </w:r>
-      <w:r>
-        <w:rPr>
-          <w:b/>
-        </w:rPr>
-        <w:t>Rồi Chương 5 là chỗ các em thực hiện cam kết đó.</w:t>
-      </w:r>
-      <w:r>
-        <w:t xml:space="preserve"> Hội đồng hay đọc phần mở đầu rồi lật thẳng sang kết luận để đối chiếu. Hứa ba câu mà trả lời hai là lộ ngay.</w:t>
-      </w:r>
-    </w:p>
-    <w:p>
-      <w:pPr>
-        <w:spacing w:after="160"/>
-      </w:pPr>
-      <w:r>
-        <w:t>Ý thứ sáu, tóm lược các chương, hay bị viết như một cái mục lục: Chương 1 giới thiệu, Chương 2 lý thuyết. Slide nói rõ phải thể hiện tính liên kết. Tức là viết sao cho thấy chương trước chuẩn bị gì cho chương sau. Ví dụ: Chương 2 xây dựng mô hình nghiên cứu, mô hình này là cơ sở để Chương 3 thiết kế bảng hỏi.</w:t>
-      </w:r>
-    </w:p>
-    <w:p>
-      <w:pPr>
-        <w:spacing w:after="160"/>
-      </w:pPr>
-      <w:r>
-        <w:t>Một tiêu chuẩn để tự kiểm: người đọc chỉ đọc phần mở đầu, chưa đọc gì khác, có nắm được logic của cả công trình không. Nắm được là phần mở đầu đạt.</w:t>
+        <w:t>Giờ mình nhìn kỹ phần mở đầu. Sáu ý trên slide các em sẽ thấy quen, bởi vì đây chính là phần mở đầu của đề cương, chỉ có điều bây giờ nó được viết đầy đủ hơn.</w:t>
+      </w:r>
+    </w:p>
+    <w:p>
+      <w:pPr>
+        <w:spacing w:after="160"/>
+      </w:pPr>
+      <w:r>
+        <w:t>Điểm này mới quan trọng: vì sao phải đúng thứ tự? Bởi vì sáu ý này là một chuỗi lập luận. Lý do chọn đề tài dẫn tới mục tiêu, mục tiêu dẫn tới câu hỏi, câu hỏi quyết định phải nghiên cứu ai và ở đâu, rồi sau đó mới tới chuyện dùng phương pháp gì và số liệu nào. Nếu đảo thứ tự thì người đọc sẽ mất dấu ngay.</w:t>
+      </w:r>
+    </w:p>
+    <w:p>
+      <w:pPr>
+        <w:spacing w:after="160"/>
+      </w:pPr>
+      <w:r>
+        <w:t xml:space="preserve">Thầy muốn các em nghĩ về phần mở đầu như một bản cam kết với người đọc, trong đó các em nói trước rằng tôi sẽ trả lời những câu hỏi này bằng cách này. </w:t>
+      </w:r>
+      <w:r>
+        <w:rPr>
+          <w:b/>
+        </w:rPr>
+        <w:t>Và Chương 5 chính là chỗ các em thực hiện cam kết đó.</w:t>
+      </w:r>
+      <w:r>
+        <w:t xml:space="preserve"> Hội đồng hay đọc phần mở đầu rồi lật thẳng sang kết luận để đối chiếu, cho nên hứa ba câu mà chỉ trả lời hai là lộ ngay.</w:t>
+      </w:r>
+    </w:p>
+    <w:p>
+      <w:pPr>
+        <w:spacing w:after="160"/>
+      </w:pPr>
+      <w:r>
+        <w:t>Riêng ý thứ sáu, nội dung tóm lược các chương, hay bị viết như một cái mục lục kiểu Chương 1 giới thiệu, Chương 2 lý thuyết. Trong khi đó slide nói rõ phần này phải thể hiện tính liên kết, tức là viết sao cho thấy chương trước chuẩn bị gì cho chương sau. Chẳng hạn: Chương 2 xây dựng mô hình nghiên cứu và mô hình này là cơ sở để Chương 3 thiết kế bảng hỏi.</w:t>
+      </w:r>
+    </w:p>
+    <w:p>
+      <w:pPr>
+        <w:spacing w:after="160"/>
+      </w:pPr>
+      <w:r>
+        <w:t>Để tự kiểm tra, các em có thể dùng một tiêu chuẩn đơn giản: người đọc chỉ đọc phần mở đầu, chưa đọc gì khác, mà đã nắm được logic của cả công trình thì phần mở đầu đó đạt.</w:t>
       </w:r>
     </w:p>
     <w:p>
@@ -3429,50 +3328,53 @@
         <w:spacing w:after="160"/>
       </w:pPr>
       <w:r>
-        <w:t>Slide này đi vào hai phần nặng ký nhất của nội dung chính.</w:t>
-      </w:r>
-    </w:p>
-    <w:p>
-      <w:pPr>
-        <w:spacing w:after="160"/>
-      </w:pPr>
-      <w:r>
-        <w:t>Phần tổng quan trước. Có một chi tiết mới so với Mục 8 của đề cương: ưu tiên nghiên cứu trong khoảng năm đến mười năm gần nhất. Vì sao? Vì lĩnh vực nào cũng thay đổi. Một nghiên cứu về ngân hàng số từ mười lăm năm trước khảo sát một thị trường gần như khác hẳn bây giờ. Khoảng trống các em chỉ ra phải là khoảng trống của hôm nay. Nhưng ưu tiên không có nghĩa là loại bỏ. Lý thuyết nền và các nghiên cứu kinh điển vẫn phải có, vì đó là gốc.</w:t>
-      </w:r>
-    </w:p>
-    <w:p>
-      <w:pPr>
-        <w:spacing w:after="160"/>
-      </w:pPr>
-      <w:r>
-        <w:t>Còn cách viết thì vẫn là chuyện ở Phần năm: không tóm tắt rời rạc. Thầy cho các em một công cụ rất thực tế. Trước khi viết, các em lập một bảng tổng hợp. Mỗi dòng là một nghiên cứu. Các cột là tác giả, bối cảnh, phương pháp, kết quả chính, hạn chế. Làm xong bảng thì đọc dọc từng cột. Đọc dọc cột bối cảnh, có thể thấy phần lớn làm ở nước ngoài. Đọc dọc cột phương pháp, có thể thấy ai cũng dùng một kiểu. Khoảng trống hiện ra từ chính chỗ đọc dọc đó.</w:t>
-      </w:r>
-    </w:p>
-    <w:p>
-      <w:pPr>
-        <w:spacing w:after="160"/>
-      </w:pPr>
-      <w:r>
-        <w:rPr>
-          <w:b/>
-        </w:rPr>
-        <w:t>Viết tổng quan là viết theo cột, không phải viết theo dòng.</w:t>
-      </w:r>
-    </w:p>
-    <w:p>
-      <w:pPr>
-        <w:spacing w:after="160"/>
-      </w:pPr>
-      <w:r>
-        <w:t>Sang phần nội dung và kết quả. Trong hai mục tiêu trên slide, cái thứ hai là cái các em hay quên: đối chiếu kết quả với nghiên cứu trước. Kết quả giống họ thì mình có thêm bằng chứng. Kết quả khác họ mới là chỗ đáng bàn nhất. Khác vì bối cảnh khác? Vì đối tượng khác? Vì cách đo khác? Giải thích được chỗ khác nhau đó chính là điểm mới của đề tài.</w:t>
-      </w:r>
-    </w:p>
-    <w:p>
-      <w:pPr>
-        <w:spacing w:after="160"/>
-      </w:pPr>
-      <w:r>
-        <w:t>Các em nhớ thêm một điều. Tổng quan thì có thể học cách viết. Còn kết quả phân tích thì phải do chính các em làm ra. Đây là phần cho thấy năng lực nghiên cứu thật.</w:t>
+        <w:t>Slide này đi vào hai phần nặng ký nhất của nội dung chính, mình nói phần tổng quan trước.</w:t>
+      </w:r>
+    </w:p>
+    <w:p>
+      <w:pPr>
+        <w:spacing w:after="160"/>
+      </w:pPr>
+      <w:r>
+        <w:t>So với Mục 8 của đề cương, ở đây có thêm một chi tiết là ưu tiên các nghiên cứu công bố trong khoảng năm đến mười năm gần nhất. Lý do là lĩnh vực nào cũng thay đổi, chẳng hạn một nghiên cứu về ngân hàng số từ mười lăm năm trước đã khảo sát một thị trường gần như khác hẳn bây giờ, trong khi khoảng trống các em chỉ ra phải là khoảng trống của hôm nay. Tuy nhiên ưu tiên không có nghĩa là loại bỏ, vì lý thuyết nền và các nghiên cứu kinh điển vẫn phải có mặt, đó là cái gốc.</w:t>
+      </w:r>
+    </w:p>
+    <w:p>
+      <w:pPr>
+        <w:spacing w:after="160"/>
+      </w:pPr>
+      <w:r>
+        <w:t>Còn về cách viết thì vẫn là chuyện mình đã nói ở Phần năm, tức là không tóm tắt rời rạc. Ở đây thầy cho các em thêm một công cụ rất thực tế. Trước khi viết, các em lập một bảng tổng hợp, trong đó mỗi dòng là một nghiên cứu còn các cột là tác giả, bối cảnh, phương pháp, kết quả chính và hạn chế. Làm xong bảng, các em đọc dọc từng cột. Đọc dọc cột bối cảnh, có thể các em thấy phần lớn nghiên cứu làm ở nước ngoài; đọc dọc cột phương pháp, có thể các em thấy ai cũng dùng một kiểu. Khoảng trống hiện ra từ chính cái đọc dọc đó.</w:t>
+      </w:r>
+    </w:p>
+    <w:p>
+      <w:pPr>
+        <w:spacing w:after="160"/>
+      </w:pPr>
+      <w:r>
+        <w:t xml:space="preserve">Nói gọn lại thì </w:t>
+      </w:r>
+      <w:r>
+        <w:rPr>
+          <w:b/>
+        </w:rPr>
+        <w:t>viết tổng quan là viết theo cột, không phải viết theo dòng.</w:t>
+      </w:r>
+    </w:p>
+    <w:p>
+      <w:pPr>
+        <w:spacing w:after="160"/>
+      </w:pPr>
+      <w:r>
+        <w:t>Sang phần nội dung và kết quả, trong hai mục tiêu trên slide thì mục tiêu thứ hai là cái các em hay quên: đối chiếu kết quả của mình với nghiên cứu trước. Nếu kết quả giống họ thì mình có thêm bằng chứng, còn nếu kết quả khác họ thì đó mới là chỗ đáng bàn nhất. Khác vì bối cảnh khác, vì đối tượng khác hay vì cách đo khác? Giải thích được chỗ khác nhau đó chính là điểm mới của đề tài.</w:t>
+      </w:r>
+    </w:p>
+    <w:p>
+      <w:pPr>
+        <w:spacing w:after="160"/>
+      </w:pPr>
+      <w:r>
+        <w:t>Các em nhớ thêm một điều: tổng quan thì có thể học cách viết nhưng kết quả phân tích thì phải do chính các em làm ra. Vì vậy đây là phần cho thấy rõ nhất năng lực nghiên cứu thật của người viết.</w:t>
       </w:r>
     </w:p>
     <w:p>
@@ -3493,75 +3395,75 @@
         <w:spacing w:after="160"/>
       </w:pPr>
       <w:r>
-        <w:t>Slide cuối của Phần sáu có ba thứ: kết luận, danh mục công trình đã công bố và phụ lục.</w:t>
-      </w:r>
-    </w:p>
-    <w:p>
-      <w:pPr>
-        <w:spacing w:after="160"/>
-      </w:pPr>
-      <w:r>
-        <w:t>Kết luận trước. Yêu cầu cốt lõi là trả lời theo từng câu hỏi. Phần mở đầu có bao nhiêu câu hỏi thì ở đây có bấy nhiêu câu trả lời. Từ kết quả mới đi ra ba thứ: hàm ý và khuyến nghị, hạn chế, hướng nghiên cứu tiếp.</w:t>
-      </w:r>
-    </w:p>
-    <w:p>
-      <w:pPr>
-        <w:spacing w:after="160"/>
-      </w:pPr>
-      <w:r>
-        <w:t xml:space="preserve">Thầy muốn nói kỹ chỗ hạn chế. Nhiều bạn ngại viết phần này vì sợ tự hạ điểm bài mình. Thực ra ngược lại. Nghiên cứu nào cũng có giới hạn về thời gian, chi phí, số liệu, phương pháp. Hội đồng biết điều đó. Các em tự nêu ra, lại nói rõ hạn chế đó ảnh hưởng tới kết quả tới mức nào, thì người đọc thấy các em hiểu công trình của mình. </w:t>
-      </w:r>
-      <w:r>
-        <w:rPr>
-          <w:b/>
-        </w:rPr>
-        <w:t>Nêu hạn chế trung thực làm bài đáng tin hơn, không làm bài yếu đi.</w:t>
-      </w:r>
-    </w:p>
-    <w:p>
-      <w:pPr>
-        <w:spacing w:after="160"/>
-      </w:pPr>
-      <w:r>
-        <w:t>Khuyến nghị cũng vậy. Khuyến nghị phải mọc ra từ kết quả. Giả sử kết quả cho thấy yếu tố tin cậy ảnh hưởng mạnh nhất, thì khuyến nghị xoay quanh chuyện làm sao tăng niềm tin của khách hàng. Khuyến nghị những chuyện dữ liệu không hề nói tới thì đó là ý kiến cá nhân, không phải khuyến nghị từ nghiên cứu.</w:t>
-      </w:r>
-    </w:p>
-    <w:p>
-      <w:pPr>
-        <w:spacing w:after="160"/>
-      </w:pPr>
-      <w:r>
-        <w:t>Danh mục công trình đã công bố thì xếp theo thứ tự thời gian như slide ghi. Tài liệu tham khảo mình sẽ học kỹ ở Phần tám.</w:t>
-      </w:r>
-    </w:p>
-    <w:p>
-      <w:pPr>
-        <w:spacing w:after="160"/>
-      </w:pPr>
-      <w:r>
-        <w:t xml:space="preserve">Phụ lục thì thầy nhấn một điều. Phụ lục là nơi để bằng chứng, không phải nơi để làm dày bài. Mà đã là bằng chứng thì phải khớp với phần chính. Thử hình dung phần phương pháp ghi khảo sát mười hai biến mà bảng hỏi trong phụ lục chỉ có tám câu. Người chấm thấy chỗ lệch đó thì câu hỏi đầu tiên sẽ là: vậy số liệu kia từ đâu ra? </w:t>
-      </w:r>
-      <w:r>
-        <w:rPr>
-          <w:b/>
-        </w:rPr>
-        <w:t>Một chỗ lệch nhỏ có thể làm người ta nghi cả bộ số liệu.</w:t>
-      </w:r>
-    </w:p>
-    <w:p>
-      <w:pPr>
-        <w:spacing w:after="160"/>
-      </w:pPr>
-      <w:r>
-        <w:t>Cách tránh rất đơn giản. Trước khi nộp, các em đặt phụ lục cạnh Chương 3, dò từng biến, từng câu hỏi.</w:t>
-      </w:r>
-    </w:p>
-    <w:p>
-      <w:pPr>
-        <w:spacing w:after="160"/>
-      </w:pPr>
-      <w:r>
-        <w:t>Tới đây là xong bộ khung bao quanh. Giờ mình đi vào chính năm chương.</w:t>
+        <w:t>Slide cuối của Phần sáu có ba thứ là kết luận, danh mục công trình đã công bố và phụ lục.</w:t>
+      </w:r>
+    </w:p>
+    <w:p>
+      <w:pPr>
+        <w:spacing w:after="160"/>
+      </w:pPr>
+      <w:r>
+        <w:t>Với kết luận, yêu cầu cốt lõi là trả lời theo từng câu hỏi, tức là phần mở đầu có bao nhiêu câu hỏi thì ở đây có bấy nhiêu câu trả lời. Từ những kết quả đó, các em mới đi ra ba nội dung tiếp theo là hàm ý và khuyến nghị, hạn chế của nghiên cứu và hướng nghiên cứu trong tương lai.</w:t>
+      </w:r>
+    </w:p>
+    <w:p>
+      <w:pPr>
+        <w:spacing w:after="160"/>
+      </w:pPr>
+      <w:r>
+        <w:t xml:space="preserve">Thầy muốn nói kỹ chỗ hạn chế, vì nhiều bạn ngại viết phần này do sợ tự hạ điểm bài mình. Thực ra ngược lại. Nghiên cứu nào cũng có giới hạn về thời gian, chi phí, số liệu hay phương pháp và hội đồng biết rõ điều đó. Cho nên khi các em tự nêu ra, lại nói rõ hạn chế đó ảnh hưởng tới kết quả ở mức nào, thì người đọc thấy các em hiểu công trình của mình. </w:t>
+      </w:r>
+      <w:r>
+        <w:rPr>
+          <w:b/>
+        </w:rPr>
+        <w:t>Nêu hạn chế một cách trung thực làm bài đáng tin hơn chứ không làm bài yếu đi.</w:t>
+      </w:r>
+    </w:p>
+    <w:p>
+      <w:pPr>
+        <w:spacing w:after="160"/>
+      </w:pPr>
+      <w:r>
+        <w:t>Khuyến nghị cũng vậy, nó phải mọc ra từ kết quả. Giả sử kết quả cho thấy yếu tố tin cậy ảnh hưởng mạnh nhất thì khuyến nghị sẽ xoay quanh chuyện làm sao tăng niềm tin của khách hàng. Còn nếu khuyến nghị những chuyện mà dữ liệu không hề nói tới thì đó là ý kiến cá nhân chứ không phải khuyến nghị từ nghiên cứu.</w:t>
+      </w:r>
+    </w:p>
+    <w:p>
+      <w:pPr>
+        <w:spacing w:after="160"/>
+      </w:pPr>
+      <w:r>
+        <w:t>Danh mục công trình đã công bố thì các em xếp theo thứ tự thời gian như slide ghi, còn tài liệu tham khảo mình sẽ học kỹ ở Phần tám.</w:t>
+      </w:r>
+    </w:p>
+    <w:p>
+      <w:pPr>
+        <w:spacing w:after="160"/>
+      </w:pPr>
+      <w:r>
+        <w:t xml:space="preserve">Với phụ lục, thầy nhấn một điều: phụ lục là nơi để bằng chứng chứ không phải nơi để làm dày bài, mà đã là bằng chứng thì phải khớp với phần chính. Thử hình dung phần phương pháp ghi khảo sát mười hai biến trong khi bảng hỏi đính kèm ở phụ lục chỉ có tám câu. Người chấm thấy chỗ lệch đó thì câu hỏi đầu tiên sẽ là vậy số liệu kia từ đâu ra. </w:t>
+      </w:r>
+      <w:r>
+        <w:rPr>
+          <w:b/>
+        </w:rPr>
+        <w:t>Chỉ một chỗ lệch nhỏ cũng có thể làm người ta nghi ngờ cả bộ số liệu.</w:t>
+      </w:r>
+    </w:p>
+    <w:p>
+      <w:pPr>
+        <w:spacing w:after="160"/>
+      </w:pPr>
+      <w:r>
+        <w:t>Cách tránh thì rất đơn giản: trước khi nộp, các em đặt phụ lục cạnh Chương 3 rồi dò từng biến, từng câu hỏi.</w:t>
+      </w:r>
+    </w:p>
+    <w:p>
+      <w:pPr>
+        <w:spacing w:after="160"/>
+      </w:pPr>
+      <w:r>
+        <w:t>Tới đây là xong bộ khung bao quanh, giờ mình đi vào chính năm chương.</w:t>
       </w:r>
     </w:p>
     <w:p>
@@ -3595,45 +3497,37 @@
         <w:spacing w:after="160"/>
       </w:pPr>
       <w:r>
-        <w:t>Phần bảy là phần thầy muốn các em nắm chắc nhất về cấu trúc.</w:t>
-      </w:r>
-    </w:p>
-    <w:p>
-      <w:pPr>
-        <w:spacing w:after="160"/>
-      </w:pPr>
-      <w:r>
-        <w:t>Nhiều bạn nghe tới năm chương là nghĩ tới năm chủ đề: giới thiệu, lý thuyết, phương pháp, kết quả, kết luận. Viết mỗi chương cho đúng chủ đề là xong.</w:t>
-      </w:r>
-    </w:p>
-    <w:p>
-      <w:pPr>
-        <w:spacing w:after="160"/>
-      </w:pPr>
-      <w:r>
-        <w:t xml:space="preserve">Cái thầy muốn nói là: </w:t>
-      </w:r>
-      <w:r>
-        <w:rPr>
-          <w:b/>
-        </w:rPr>
-        <w:t>năm chương không phải năm chủ đề. Năm chương là năm câu hỏi nối nhau.</w:t>
-      </w:r>
-    </w:p>
-    <w:p>
-      <w:pPr>
-        <w:spacing w:after="160"/>
-      </w:pPr>
-      <w:r>
-        <w:t>Khác nhau chỗ nào? Nghĩ theo chủ đề thì các em có thể viết Chương 2 mà không cần nhìn Chương 1. Nghĩ theo câu hỏi thì các em không viết được Chương 2 khi chưa biết Chương 1 hỏi gì. Chính sợi dây ràng buộc đó giữ cho khóa luận liền mạch.</w:t>
-      </w:r>
-    </w:p>
-    <w:p>
-      <w:pPr>
-        <w:spacing w:after="160"/>
-      </w:pPr>
-      <w:r>
-        <w:t>Nên ở mỗi chương, mình chỉ hỏi hai câu như trên slide. Chương này làm nhiệm vụ gì. Và nó chuẩn bị gì cho chương sau.</w:t>
+        <w:t>Phần bảy là phần thầy muốn các em nắm chắc nhất về cấu trúc khóa luận.</w:t>
+      </w:r>
+    </w:p>
+    <w:p>
+      <w:pPr>
+        <w:spacing w:after="160"/>
+      </w:pPr>
+      <w:r>
+        <w:t xml:space="preserve">Nhiều bạn nghe tới năm chương là nghĩ ngay tới năm chủ đề: giới thiệu, lý thuyết, phương pháp, kết quả và kết luận, rồi cho rằng chỉ cần viết mỗi chương cho đúng chủ đề là xong. Cái thầy muốn nói là </w:t>
+      </w:r>
+      <w:r>
+        <w:rPr>
+          <w:b/>
+        </w:rPr>
+        <w:t>năm chương không phải năm chủ đề, mà là năm câu hỏi nối tiếp nhau.</w:t>
+      </w:r>
+    </w:p>
+    <w:p>
+      <w:pPr>
+        <w:spacing w:after="160"/>
+      </w:pPr>
+      <w:r>
+        <w:t>Hai cách hiểu này khác nhau ở chỗ nào? Nếu nghĩ theo chủ đề thì các em có thể viết Chương 2 mà không cần nhìn Chương 1. Còn nếu nghĩ theo câu hỏi thì các em không thể viết Chương 2 khi chưa biết Chương 1 hỏi gì và chính sợi dây ràng buộc đó giữ cho cả khóa luận liền mạch.</w:t>
+      </w:r>
+    </w:p>
+    <w:p>
+      <w:pPr>
+        <w:spacing w:after="160"/>
+      </w:pPr>
+      <w:r>
+        <w:t>Vì vậy ở mỗi chương, mình chỉ hỏi đúng hai câu như trên slide: chương này làm nhiệm vụ gì và nó chuẩn bị gì cho chương sau.</w:t>
       </w:r>
     </w:p>
     <w:p>
@@ -3654,53 +3548,45 @@
         <w:spacing w:after="160"/>
       </w:pPr>
       <w:r>
-        <w:t>Các em nhìn sơ đồ. Năm ô, năm câu hỏi, nối thành một đường.</w:t>
-      </w:r>
-    </w:p>
-    <w:p>
-      <w:pPr>
-        <w:spacing w:after="160"/>
-      </w:pPr>
-      <w:r>
-        <w:t>Thầy chỉ cho các em một cách nhìn sơ đồ này. Nó đối xứng. Chương 1 và Chương 5 là một cặp: một bên hỏi, một bên trả lời. Chương 2 và Chương 4 là một cặp: Chương 2 nói lý thuyết dự đoán gì, Chương 4 xem dữ liệu có đồng ý với dự đoán đó không. Chương 3 đứng giữa, là cây cầu nối lý thuyết với dữ liệu.</w:t>
-      </w:r>
-    </w:p>
-    <w:p>
-      <w:pPr>
-        <w:spacing w:after="160"/>
-      </w:pPr>
-      <w:r>
-        <w:t>Nhìn theo cặp như vậy, các em sẽ hiểu vì sao Chương 4 phải so sánh với Chương 2. Và vì sao Chương 5 phải quay về đúng câu hỏi của Chương 1.</w:t>
-      </w:r>
-    </w:p>
-    <w:p>
-      <w:pPr>
-        <w:spacing w:after="160"/>
-      </w:pPr>
-      <w:r>
-        <w:t>Slide có một câu thầy muốn các em nhớ kỹ. Khóa luận yếu thường không phải vì chương nào viết dở. Mà vì năm chương viết tốt riêng lẻ nhưng không nối được với nhau. Lỗi hay gặp nhất là Chương 1 hỏi một đằng, Chương 4 phân tích một nẻo. Đọc từng chương thấy ổn. Đọc liền thì đứt.</w:t>
-      </w:r>
-    </w:p>
-    <w:p>
-      <w:pPr>
-        <w:spacing w:after="160"/>
-      </w:pPr>
-      <w:r>
-        <w:t xml:space="preserve">Một phép thử nhanh. </w:t>
-      </w:r>
-      <w:r>
-        <w:rPr>
-          <w:b/>
-        </w:rPr>
-        <w:t>Đọc câu hỏi nghiên cứu ở Chương 1 rồi lật thẳng sang Chương 5. Chương 5 trả lời đúng câu đó thì mạch đang ổn. Không đúng thì có chỗ đứt ở giữa.</w:t>
-      </w:r>
-    </w:p>
-    <w:p>
-      <w:pPr>
-        <w:spacing w:after="160"/>
-      </w:pPr>
-      <w:r>
-        <w:t>Còn số chương cụ thể thì như slide ghi, các em thống nhất với giảng viên hướng dẫn. Năm chương ở đây là cái khung để hiểu mạch lý luận.</w:t>
+        <w:t>Các em nhìn sơ đồ sẽ thấy năm ô là năm câu hỏi nối thành một đường. Thầy chỉ cho các em thêm một cách nhìn, đó là sơ đồ này có tính đối xứng.</w:t>
+      </w:r>
+    </w:p>
+    <w:p>
+      <w:pPr>
+        <w:spacing w:after="160"/>
+      </w:pPr>
+      <w:r>
+        <w:t>Chương 1 và Chương 5 là một cặp, một bên hỏi còn một bên trả lời. Chương 2 và Chương 4 là một cặp khác, trong đó Chương 2 nói lý thuyết dự đoán điều gì còn Chương 4 xem dữ liệu có đồng ý với dự đoán đó hay không. Chương 3 đứng ở giữa, đóng vai cây cầu nối lý thuyết với dữ liệu. Nhìn theo cặp như vậy thì các em sẽ hiểu vì sao Chương 4 phải so sánh với Chương 2 và vì sao Chương 5 phải quay về đúng câu hỏi của Chương 1.</w:t>
+      </w:r>
+    </w:p>
+    <w:p>
+      <w:pPr>
+        <w:spacing w:after="160"/>
+      </w:pPr>
+      <w:r>
+        <w:t>Slide có một câu mà thầy muốn các em nhớ kỹ: khóa luận yếu thường không phải vì có chương nào viết dở, mà vì năm chương viết tốt riêng lẻ nhưng không nối được với nhau. Lỗi hay gặp nhất là Chương 1 hỏi một đằng trong khi Chương 4 phân tích một nẻo, nên đọc từng chương thì thấy ổn còn đọc liền thì bị đứt.</w:t>
+      </w:r>
+    </w:p>
+    <w:p>
+      <w:pPr>
+        <w:spacing w:after="160"/>
+      </w:pPr>
+      <w:r>
+        <w:t xml:space="preserve">Có một phép thử nhanh cho chuyện này: </w:t>
+      </w:r>
+      <w:r>
+        <w:rPr>
+          <w:b/>
+        </w:rPr>
+        <w:t>các em đọc câu hỏi nghiên cứu ở Chương 1 rồi lật thẳng sang Chương 5. Nếu Chương 5 trả lời đúng câu đó thì mạch đang ổn, còn nếu không thì có chỗ đứt ở giữa.</w:t>
+      </w:r>
+    </w:p>
+    <w:p>
+      <w:pPr>
+        <w:spacing w:after="160"/>
+      </w:pPr>
+      <w:r>
+        <w:t>Riêng số chương cụ thể thì như slide ghi, các em thống nhất với giảng viên hướng dẫn, vì năm chương ở đây là cái khung để hiểu mạch lý luận.</w:t>
       </w:r>
     </w:p>
     <w:p>
@@ -3721,53 +3607,45 @@
         <w:spacing w:after="160"/>
       </w:pPr>
       <w:r>
-        <w:t>Chương 1 trả lời câu hỏi: vấn đề gì đang tồn tại, vì sao đáng nghiên cứu.</w:t>
-      </w:r>
-    </w:p>
-    <w:p>
-      <w:pPr>
-        <w:spacing w:after="160"/>
-      </w:pPr>
-      <w:r>
-        <w:t>Nội dung trên slide đều đã có từ đề cương. Chương 1 là nơi viết lại chúng thành văn bản hoàn chỉnh. Cho nên đề cương làm kỹ thì Chương 1 thường là chương viết nhanh nhất.</w:t>
-      </w:r>
-    </w:p>
-    <w:p>
-      <w:pPr>
-        <w:spacing w:after="160"/>
-      </w:pPr>
-      <w:r>
-        <w:t>Sản phẩm của Chương 1 là một vấn đề nghiên cứu được phát biểu rõ. Chữ "rõ" ở đây nghĩa là gắn với một đối tượng cụ thể, một phạm vi cụ thể.</w:t>
-      </w:r>
-    </w:p>
-    <w:p>
-      <w:pPr>
-        <w:spacing w:after="160"/>
-      </w:pPr>
-      <w:r>
-        <w:t>Lỗi thường gặp nhất là vấn đề chung chung. Ví dụ rất đơn giản: "Tìm hiểu hành vi tiêu dùng của giới trẻ." Giới trẻ nào? Ở đâu? Tiêu dùng cái gì? Hỏi tới đâu bạn đó mới thu hẹp dần tới đó. Cuối cùng hóa ra cái bạn đó thật sự muốn nghiên cứu là sinh viên năm cuối ở một trường cụ thể mua sắm trên các sàn thương mại điện tử. Đó mới là vấn đề nghiên cứu. Lẽ ra nó phải được viết ra ngay từ đầu.</w:t>
-      </w:r>
-    </w:p>
-    <w:p>
-      <w:pPr>
-        <w:spacing w:after="160"/>
-      </w:pPr>
-      <w:r>
-        <w:t xml:space="preserve">Thầy cho các em một phép thử. </w:t>
-      </w:r>
-      <w:r>
-        <w:rPr>
-          <w:b/>
-        </w:rPr>
-        <w:t>Lấy câu vấn đề của mình gắn thử vào một đề tài khác cùng lĩnh vực. Nếu vẫn đúng thì câu đó còn quá chung.</w:t>
-      </w:r>
-    </w:p>
-    <w:p>
-      <w:pPr>
-        <w:spacing w:after="160"/>
-      </w:pPr>
-      <w:r>
-        <w:t>Vì sao chuyện này quan trọng tới vậy? Vì Chương 2 sẽ đi tìm lý thuyết để trả lời câu hỏi của Chương 1. Câu hỏi mơ hồ thì Chương 2 không biết phải tìm lý thuyết gì. Cái mơ hồ ở Chương 1 sẽ lan xuống tất cả các chương sau.</w:t>
+        <w:t>Chương 1 trả lời câu hỏi vấn đề gì đang tồn tại và vì sao nó đáng nghiên cứu. Những nội dung trên slide đều đã có từ đề cương, Chương 1 chỉ là nơi viết lại chúng thành văn bản hoàn chỉnh. Cho nên nếu đề cương làm kỹ thì Chương 1 thường là chương viết nhanh nhất.</w:t>
+      </w:r>
+    </w:p>
+    <w:p>
+      <w:pPr>
+        <w:spacing w:after="160"/>
+      </w:pPr>
+      <w:r>
+        <w:t>Sản phẩm của Chương 1 là một vấn đề nghiên cứu được phát biểu rõ và chữ "rõ" ở đây nghĩa là gắn với một đối tượng cụ thể và một phạm vi cụ thể.</w:t>
+      </w:r>
+    </w:p>
+    <w:p>
+      <w:pPr>
+        <w:spacing w:after="160"/>
+      </w:pPr>
+      <w:r>
+        <w:t>Vì vậy lỗi thường gặp nhất ở chương này là nêu vấn đề chung chung. Ví dụ rất đơn giản: "Tìm hiểu hành vi tiêu dùng của giới trẻ." Câu này không cho biết giới trẻ nào, ở đâu, tiêu dùng cái gì, nên phải hỏi tới đâu thì bạn viết mới thu hẹp dần tới đó. Cuối cùng hóa ra cái bạn đó thật sự muốn nghiên cứu là sinh viên năm cuối của một trường cụ thể mua sắm trên các sàn thương mại điện tử. Đó mới là vấn đề nghiên cứu và lẽ ra nó phải được viết ra ngay từ đầu.</w:t>
+      </w:r>
+    </w:p>
+    <w:p>
+      <w:pPr>
+        <w:spacing w:after="160"/>
+      </w:pPr>
+      <w:r>
+        <w:t xml:space="preserve">Thầy cho các em một phép thử: </w:t>
+      </w:r>
+      <w:r>
+        <w:rPr>
+          <w:b/>
+        </w:rPr>
+        <w:t>lấy câu vấn đề của mình gắn thử vào một đề tài khác cùng lĩnh vực, nếu nó vẫn đúng thì câu đó còn quá chung.</w:t>
+      </w:r>
+    </w:p>
+    <w:p>
+      <w:pPr>
+        <w:spacing w:after="160"/>
+      </w:pPr>
+      <w:r>
+        <w:t>Chuyện này quan trọng bởi vì Chương 2 sẽ đi tìm lý thuyết để trả lời câu hỏi của Chương 1. Câu hỏi mơ hồ thì Chương 2 không biết phải tìm lý thuyết gì và cái mơ hồ ở Chương 1 sẽ lan xuống tất cả các chương sau.</w:t>
       </w:r>
     </w:p>
     <w:p>
@@ -3788,48 +3666,48 @@
         <w:spacing w:after="160"/>
       </w:pPr>
       <w:r>
-        <w:t>Chương 2 trả lời câu hỏi: ai đã nghiên cứu chuyện tương tự, họ tìm ra gì, còn thiếu gì.</w:t>
-      </w:r>
-    </w:p>
-    <w:p>
-      <w:pPr>
-        <w:spacing w:after="160"/>
-      </w:pPr>
-      <w:r>
-        <w:t>Các em để ý sản phẩm của chương này. Không phải một bài tổng hợp lý thuyết. Mà là một khung lý thuyết và một mô hình nghiên cứu. Tức là đọc xong Chương 2, người ta phải thấy một sơ đồ: những yếu tố nào, tác động tới cái gì, vì sao cho là có tác động.</w:t>
-      </w:r>
-    </w:p>
-    <w:p>
-      <w:pPr>
-        <w:spacing w:after="160"/>
-      </w:pPr>
-      <w:r>
-        <w:t xml:space="preserve">Điểm này mới quan trọng. </w:t>
-      </w:r>
-      <w:r>
-        <w:rPr>
-          <w:b/>
-        </w:rPr>
-        <w:t>Mỗi yếu tố đưa vào mô hình phải có lý do từ lý thuyết hoặc từ nghiên cứu trước.</w:t>
-      </w:r>
-      <w:r>
-        <w:t xml:space="preserve"> Không phải thấy hay thì đưa vào. Người chấm chỉ vào một yếu tố và hỏi "sao lại có yếu tố này", các em phải chỉ ra được nó đến từ đâu.</w:t>
-      </w:r>
-    </w:p>
-    <w:p>
-      <w:pPr>
-        <w:spacing w:after="160"/>
-      </w:pPr>
-      <w:r>
-        <w:t>Rồi mô hình đó quyết định Chương 3. Mô hình có ba yếu tố thì Chương 3 phải đo đủ ba yếu tố, không thiếu, không thừa. Đây là chỗ Chương 2 nối xuống Chương 3.</w:t>
-      </w:r>
-    </w:p>
-    <w:p>
-      <w:pPr>
-        <w:spacing w:after="160"/>
-      </w:pPr>
-      <w:r>
-        <w:t>Lỗi thường gặp thì các em đã nghe ở Mục 8 đề cương: liệt kê từng nghiên cứu, không so sánh. Thầy chỉ nói thêm một ý. Tổng hợp có chọn lọc nghĩa là nhóm lại. Nhóm theo chủ đề hoặc nhóm theo kết quả. Nhóm nào đồng thuận, nhóm nào còn tranh cãi. Khoảng trống thường nằm ngay ở chỗ còn tranh cãi hoặc ở chỗ chưa ai làm. Bảng tổng hợp đọc theo cột mà thầy nói ở Phần sáu chính là công cụ cho việc này.</w:t>
+        <w:t>Chương 2 trả lời câu hỏi ai đã nghiên cứu chuyện tương tự, họ tìm ra gì và còn thiếu gì.</w:t>
+      </w:r>
+    </w:p>
+    <w:p>
+      <w:pPr>
+        <w:spacing w:after="160"/>
+      </w:pPr>
+      <w:r>
+        <w:t>Các em để ý sản phẩm của chương này không phải một bài tổng hợp lý thuyết, mà là một khung lý thuyết và một mô hình nghiên cứu. Tức là đọc xong Chương 2, người ta phải thấy được một sơ đồ cho biết những yếu tố nào tác động tới cái gì và vì sao mình cho là có tác động đó.</w:t>
+      </w:r>
+    </w:p>
+    <w:p>
+      <w:pPr>
+        <w:spacing w:after="160"/>
+      </w:pPr>
+      <w:r>
+        <w:t xml:space="preserve">Điểm này mới quan trọng: </w:t>
+      </w:r>
+      <w:r>
+        <w:rPr>
+          <w:b/>
+        </w:rPr>
+        <w:t>mỗi yếu tố đưa vào mô hình đều phải có lý do từ lý thuyết hoặc từ nghiên cứu trước</w:t>
+      </w:r>
+      <w:r>
+        <w:t>, chứ không phải thấy hay thì đưa vào. Khi người chấm chỉ vào một yếu tố và hỏi sao lại có yếu tố này, các em phải chỉ ra được nó đến từ đâu.</w:t>
+      </w:r>
+    </w:p>
+    <w:p>
+      <w:pPr>
+        <w:spacing w:after="160"/>
+      </w:pPr>
+      <w:r>
+        <w:t>Tiếp đó, mô hình này sẽ quyết định Chương 3. Mô hình có ba yếu tố thì Chương 3 phải đo đủ ba yếu tố, không thiếu mà cũng không thừa và đây chính là chỗ Chương 2 nối xuống Chương 3.</w:t>
+      </w:r>
+    </w:p>
+    <w:p>
+      <w:pPr>
+        <w:spacing w:after="160"/>
+      </w:pPr>
+      <w:r>
+        <w:t>Lỗi thường gặp thì các em đã nghe ở Mục 8 đề cương, đó là liệt kê từng nghiên cứu mà không so sánh. Thầy chỉ nói thêm một ý: tổng hợp có chọn lọc nghĩa là nhóm các nghiên cứu lại, theo chủ đề hoặc theo kết quả, để thấy nhóm nào đồng thuận và nhóm nào còn tranh cãi. Khoảng trống thường nằm ngay ở chỗ còn tranh cãi hoặc ở chỗ chưa ai làm và bảng tổng hợp đọc theo cột mà thầy nói ở Phần sáu chính là công cụ cho việc này.</w:t>
       </w:r>
     </w:p>
     <w:p>
@@ -3850,39 +3728,31 @@
         <w:spacing w:after="160"/>
       </w:pPr>
       <w:r>
-        <w:t>Chương 3 trả lời câu hỏi: cần dữ liệu gì, lấy bằng cách nào, phân tích bằng cách nào.</w:t>
-      </w:r>
-    </w:p>
-    <w:p>
-      <w:pPr>
-        <w:spacing w:after="160"/>
-      </w:pPr>
-      <w:r>
-        <w:t>Sản phẩm là một quy trình làm được. Chữ "làm được" là chữ quan trọng. Chương 3 không phải chỗ viết lý thuyết về phương pháp luận nói chung. Người đọc cần thấy cụ thể các em sẽ làm gì, theo thứ tự nào, với ai.</w:t>
-      </w:r>
-    </w:p>
-    <w:p>
-      <w:pPr>
-        <w:spacing w:after="160"/>
-      </w:pPr>
-      <w:r>
-        <w:t>Và Chương 3 tạo ra chính dữ liệu mà Chương 4 sẽ phân tích. Chương 3 thiết kế sai thì Chương 4 không có gì đúng để phân tích.</w:t>
-      </w:r>
-    </w:p>
-    <w:p>
-      <w:pPr>
-        <w:spacing w:after="160"/>
-      </w:pPr>
-      <w:r>
-        <w:t>Lỗi thường gặp trên slide rất đáng nói: chọn phương pháp trước khi biết dữ liệu có lấy được không. Thử hình dung một bạn định phân tích báo cáo tài chính nội bộ của một doanh nghiệp. Chương 3 viết rất công phu. Tới lúc đi xin số liệu thì doanh nghiệp từ chối vì lý do bảo mật. Cả Chương 3 phải bỏ, đổi sang khảo sát nhân viên, làm lại gần hai tuần.</w:t>
-      </w:r>
-    </w:p>
-    <w:p>
-      <w:pPr>
-        <w:spacing w:after="160"/>
-      </w:pPr>
-      <w:r>
-        <w:t xml:space="preserve">Cho nên thứ tự đúng là: </w:t>
+        <w:t>Chương 3 trả lời câu hỏi cần dữ liệu gì, lấy bằng cách nào và phân tích bằng cách nào.</w:t>
+      </w:r>
+    </w:p>
+    <w:p>
+      <w:pPr>
+        <w:spacing w:after="160"/>
+      </w:pPr>
+      <w:r>
+        <w:t>Sản phẩm của chương này là một quy trình làm được và chữ "làm được" là chữ quan trọng nhất. Chương 3 không phải chỗ viết lý thuyết về phương pháp luận nói chung, mà là chỗ người đọc thấy được cụ thể các em sẽ làm gì, theo thứ tự nào và với ai. Hơn nữa, Chương 3 tạo ra chính dữ liệu mà Chương 4 sẽ phân tích, nên nếu Chương 3 thiết kế sai thì Chương 4 cũng không có gì đúng để phân tích.</w:t>
+      </w:r>
+    </w:p>
+    <w:p>
+      <w:pPr>
+        <w:spacing w:after="160"/>
+      </w:pPr>
+      <w:r>
+        <w:t>Lỗi thường gặp trên slide rất đáng nói, đó là chọn phương pháp trước khi biết dữ liệu có lấy được hay không. Thử hình dung một bạn định phân tích báo cáo tài chính nội bộ của một doanh nghiệp và đã viết Chương 3 rất công phu. Tới lúc đi xin số liệu thì doanh nghiệp từ chối vì lý do bảo mật, thế là cả Chương 3 phải bỏ, bạn đó đổi sang khảo sát nhân viên và mất gần hai tuần làm lại.</w:t>
+      </w:r>
+    </w:p>
+    <w:p>
+      <w:pPr>
+        <w:spacing w:after="160"/>
+      </w:pPr>
+      <w:r>
+        <w:t xml:space="preserve">Cho nên thứ tự đúng là </w:t>
       </w:r>
       <w:r>
         <w:rPr>
@@ -3891,15 +3761,15 @@
         <w:t>kiểm tra khả năng tiếp cận dữ liệu trước rồi mới chốt phương pháp.</w:t>
       </w:r>
       <w:r>
-        <w:t xml:space="preserve"> Đây cũng chính là câu hỏi thứ hai trong checklist chọn đề tài ở Phần ba. Các em thấy không, một câu hỏi sớm ở Phần ba đỡ được rất nhiều công ở Chương 3.</w:t>
-      </w:r>
-    </w:p>
-    <w:p>
-      <w:pPr>
-        <w:spacing w:after="160"/>
-      </w:pPr>
-      <w:r>
-        <w:t>Thầy thêm một gợi ý thực tế. Trước khi phát bảng hỏi chính thức, các em nhờ vài người trong đúng nhóm đối tượng làm thử. Câu nào họ hiểu sai, câu nào khó trả lời sẽ lộ ra hết. Sửa lúc đó rẻ hơn nhiều so với phát hiện sau khi đã thu xong cả trăm phiếu.</w:t>
+        <w:t xml:space="preserve"> Đây cũng chính là câu hỏi thứ hai trong checklist chọn đề tài ở Phần ba và các em thấy đó, một câu hỏi đặt sớm ở Phần ba đỡ được rất nhiều công sức ở Chương 3.</w:t>
+      </w:r>
+    </w:p>
+    <w:p>
+      <w:pPr>
+        <w:spacing w:after="160"/>
+      </w:pPr>
+      <w:r>
+        <w:t>Thầy thêm một gợi ý thực tế: trước khi phát bảng hỏi chính thức, các em nhờ vài người thuộc đúng nhóm đối tượng làm thử. Qua đó câu nào họ hiểu sai, câu nào khó trả lời sẽ lộ ra hết và sửa ở thời điểm này rẻ hơn nhiều so với phát hiện ra sau khi đã thu xong cả trăm phiếu.</w:t>
       </w:r>
     </w:p>
     <w:p>
@@ -3920,58 +3790,53 @@
         <w:spacing w:after="160"/>
       </w:pPr>
       <w:r>
-        <w:t>Chương 4 trả lời câu hỏi: dữ liệu thật sự nói gì.</w:t>
-      </w:r>
-    </w:p>
-    <w:p>
-      <w:pPr>
-        <w:spacing w:after="160"/>
-      </w:pPr>
-      <w:r>
-        <w:t>Sản phẩm là kết quả đã được diễn giải, không phải số liệu thô. Đây là chỗ khác nhau giữa một chương phân tích và một bản in kết quả từ phần mềm.</w:t>
-      </w:r>
-    </w:p>
-    <w:p>
-      <w:pPr>
-        <w:spacing w:after="160"/>
-      </w:pPr>
-      <w:r>
-        <w:t>Ở đây các em cần hiểu một chuyện. Phần mềm nào cũng xuất ra được bảng. Cái phần mềm không làm được là trả lời câu "vậy thì sao". Đó là việc của người nghiên cứu.</w:t>
-      </w:r>
-    </w:p>
-    <w:p>
-      <w:pPr>
-        <w:spacing w:after="160"/>
-      </w:pPr>
-      <w:r>
-        <w:t>Thầy gợi ý các em diễn giải mỗi bảng qua ba tầng. Tầng một: con số nói gì, tức yếu tố nào có tác động, mạnh hay yếu, có ý nghĩa thống kê hay không. Tầng hai: điều đó có nghĩa gì với câu hỏi nghiên cứu. Tầng ba: nó có khớp với điều Chương 2 dự đoán không, có giống các nghiên cứu trước không.</w:t>
-      </w:r>
-    </w:p>
-    <w:p>
-      <w:pPr>
-        <w:spacing w:after="160"/>
-      </w:pPr>
-      <w:r>
-        <w:t>Ví dụ rất đơn giản. Viết "Bảng 4.3 cho thấy kết quả hồi quy" là mới dừng ở chỗ gọi tên cái bảng. Giả sử các em viết "yếu tố tin cậy có tác động mạnh nhất tới ý định sử dụng, đúng như mô hình dự đoán và phù hợp với các nghiên cứu trước" thì mới đi đủ ba tầng.</w:t>
-      </w:r>
-    </w:p>
-    <w:p>
-      <w:pPr>
-        <w:spacing w:after="160"/>
-      </w:pPr>
-      <w:r>
-        <w:t>Kết quả nào không như kỳ vọng thì đừng giấu. Một yếu tố mà lý thuyết nói là quan trọng lại không có ý nghĩa trong dữ liệu của các em, đó là phát hiện đáng bàn. Giải thích được vì sao thì bài có chiều sâu hơn hẳn.</w:t>
-      </w:r>
-    </w:p>
-    <w:p>
-      <w:pPr>
-        <w:spacing w:after="160"/>
-      </w:pPr>
-      <w:r>
-        <w:rPr>
-          <w:b/>
-        </w:rPr>
-        <w:t>Số liệu thì phần mềm làm ra. Ý nghĩa của số liệu thì chỉ các em làm ra được.</w:t>
+        <w:t>Chương 4 trả lời câu hỏi dữ liệu thật sự nói lên điều gì. Sản phẩm của chương này là kết quả đã được diễn giải chứ không phải số liệu thô và đó cũng là chỗ khác nhau giữa một chương phân tích với một bản in kết quả từ phần mềm.</w:t>
+      </w:r>
+    </w:p>
+    <w:p>
+      <w:pPr>
+        <w:spacing w:after="160"/>
+      </w:pPr>
+      <w:r>
+        <w:t>Ở đây các em cần hiểu một chuyện: phần mềm nào cũng xuất ra được bảng nhưng cái phần mềm không làm được là trả lời câu hỏi "vậy thì sao". Đó là việc của người nghiên cứu.</w:t>
+      </w:r>
+    </w:p>
+    <w:p>
+      <w:pPr>
+        <w:spacing w:after="160"/>
+      </w:pPr>
+      <w:r>
+        <w:t>Vì vậy thầy gợi ý các em diễn giải mỗi bảng qua ba tầng. Tầng thứ nhất là con số nói gì, tức yếu tố nào có tác động, mạnh hay yếu, có ý nghĩa thống kê hay không. Tầng thứ hai là điều đó có nghĩa gì đối với câu hỏi nghiên cứu. Tầng thứ ba là nó có khớp với điều Chương 2 đã dự đoán không và có giống các nghiên cứu trước không.</w:t>
+      </w:r>
+    </w:p>
+    <w:p>
+      <w:pPr>
+        <w:spacing w:after="160"/>
+      </w:pPr>
+      <w:r>
+        <w:t>Ví dụ rất đơn giản, nếu các em chỉ viết "Bảng 4.3 cho thấy kết quả hồi quy" thì mới dừng ở chỗ gọi tên cái bảng. Giả sử các em viết "yếu tố tin cậy có tác động mạnh nhất tới ý định sử dụng, đúng như mô hình dự đoán và phù hợp với các nghiên cứu trước" thì lúc đó mới đi đủ ba tầng.</w:t>
+      </w:r>
+    </w:p>
+    <w:p>
+      <w:pPr>
+        <w:spacing w:after="160"/>
+      </w:pPr>
+      <w:r>
+        <w:t>Ngoài ra, kết quả nào không như kỳ vọng thì các em đừng giấu. Một yếu tố mà lý thuyết cho là quan trọng lại không có ý nghĩa trong dữ liệu của các em thì đó là một phát hiện đáng bàn và nếu giải thích được vì sao thì bài sẽ có chiều sâu hơn hẳn.</w:t>
+      </w:r>
+    </w:p>
+    <w:p>
+      <w:pPr>
+        <w:spacing w:after="160"/>
+      </w:pPr>
+      <w:r>
+        <w:t xml:space="preserve">Tóm lại, </w:t>
+      </w:r>
+      <w:r>
+        <w:rPr>
+          <w:b/>
+        </w:rPr>
+        <w:t>số liệu thì phần mềm làm ra, còn ý nghĩa của số liệu thì chỉ các em mới làm ra được.</w:t>
       </w:r>
     </w:p>
     <w:p>
@@ -3992,48 +3857,48 @@
         <w:spacing w:after="160"/>
       </w:pPr>
       <w:r>
-        <w:t>Chương 5 trả lời câu hỏi: nhìn lại câu hỏi ở Chương 1, mình đã trả lời được gì.</w:t>
-      </w:r>
-    </w:p>
-    <w:p>
-      <w:pPr>
-        <w:spacing w:after="160"/>
-      </w:pPr>
-      <w:r>
-        <w:t>Chương 5 là điểm khép vòng. Chương 1 hỏi ba câu thì Chương 5 trả lời đủ ba câu. Thầy khuyên các em viết kết luận theo từng câu hỏi luôn. Câu hỏi một, kết quả cho thấy thế này. Câu hỏi hai, kết quả cho thấy thế kia. Người đọc dò rất dễ. Chính các em cũng thấy ngay mình có sót câu nào không.</w:t>
-      </w:r>
-    </w:p>
-    <w:p>
-      <w:pPr>
-        <w:spacing w:after="160"/>
-      </w:pPr>
-      <w:r>
-        <w:t>Lỗi thường gặp trên slide là lỗi thầy muốn các em cảnh giác nhất: kết luận vượt ra ngoài phạm vi dữ liệu. Các em còn nhớ bước tám trong trình tự tư duy ở Phần hai không? Kết luận chỉ nằm trong phạm vi bằng chứng cho phép. Chương 5 là chỗ bước tám bị thử thách nhiều nhất. Vì viết tới cuối, người ta rất dễ muốn nói to hơn dữ liệu.</w:t>
-      </w:r>
-    </w:p>
-    <w:p>
-      <w:pPr>
-        <w:spacing w:after="160"/>
-      </w:pPr>
-      <w:r>
-        <w:t xml:space="preserve">Ví dụ dữ liệu lấy từ khách hàng ở một thành phố. Kết luận không được viết thành "khách hàng Việt Nam". </w:t>
-      </w:r>
-      <w:r>
-        <w:rPr>
-          <w:b/>
-        </w:rPr>
-        <w:t>Đây không chỉ là lỗi viết. Đây là chuyện trung thực học thuật.</w:t>
-      </w:r>
-      <w:r>
-        <w:t xml:space="preserve"> Vì các em đang khẳng định một điều mình chưa chứng minh.</w:t>
-      </w:r>
-    </w:p>
-    <w:p>
-      <w:pPr>
-        <w:spacing w:after="160"/>
-      </w:pPr>
-      <w:r>
-        <w:t>Vậy muốn nói rộng hơn thì để đâu? Để ở phần hạn chế và hướng nghiên cứu tiếp. Kiểu như: nghiên cứu mới dừng ở một thành phố, nghiên cứu sau có thể mở rộng ra các khu vực khác để kiểm chứng. Nói vậy vừa trung thực vừa cho thấy các em biết đường đi tiếp.</w:t>
+        <w:t>Chương 5 trả lời câu hỏi nhìn lại câu hỏi ở Chương 1 thì nghiên cứu này đã trả lời được gì. Đây là điểm khép vòng của cả khóa luận, nên Chương 1 hỏi ba câu thì Chương 5 phải trả lời đủ ba câu.</w:t>
+      </w:r>
+    </w:p>
+    <w:p>
+      <w:pPr>
+        <w:spacing w:after="160"/>
+      </w:pPr>
+      <w:r>
+        <w:t>Thầy khuyên các em viết kết luận theo từng câu hỏi luôn, kiểu với câu hỏi thứ nhất thì kết quả cho thấy thế này, với câu hỏi thứ hai thì kết quả cho thấy thế kia. Viết như vậy người đọc dò rất dễ, mà chính các em cũng thấy ngay mình có sót câu nào hay không.</w:t>
+      </w:r>
+    </w:p>
+    <w:p>
+      <w:pPr>
+        <w:spacing w:after="160"/>
+      </w:pPr>
+      <w:r>
+        <w:t>Lỗi thường gặp trên slide là lỗi thầy muốn các em cảnh giác nhất: đưa ra kết luận vượt ra ngoài phạm vi dữ liệu. Các em còn nhớ bước tám trong trình tự tư duy ở Phần hai chứ, kết luận chỉ được nằm trong phạm vi mà bằng chứng cho phép. Chương 5 chính là chỗ bước tám bị thử thách nhiều nhất, bởi vì viết tới cuối thì người ta rất dễ muốn nói to hơn dữ liệu.</w:t>
+      </w:r>
+    </w:p>
+    <w:p>
+      <w:pPr>
+        <w:spacing w:after="160"/>
+      </w:pPr>
+      <w:r>
+        <w:t xml:space="preserve">Chẳng hạn dữ liệu chỉ lấy từ khách hàng ở một thành phố thì kết luận không được viết thành "khách hàng Việt Nam". </w:t>
+      </w:r>
+      <w:r>
+        <w:rPr>
+          <w:b/>
+        </w:rPr>
+        <w:t>Đây không chỉ là lỗi viết mà là chuyện trung thực học thuật</w:t>
+      </w:r>
+      <w:r>
+        <w:t>, vì khi đó các em đang khẳng định một điều mà mình chưa chứng minh.</w:t>
+      </w:r>
+    </w:p>
+    <w:p>
+      <w:pPr>
+        <w:spacing w:after="160"/>
+      </w:pPr>
+      <w:r>
+        <w:t>Vậy nếu muốn nói rộng hơn thì để ở đâu? Các em để nó ở phần hạn chế và hướng nghiên cứu tiếp theo, chẳng hạn: nghiên cứu mới dừng ở một thành phố, nên nghiên cứu sau có thể mở rộng ra các khu vực khác để kiểm chứng. Nói như vậy vừa trung thực vừa cho thấy các em biết đường đi tiếp.</w:t>
       </w:r>
     </w:p>
     <w:p>
@@ -4054,42 +3919,42 @@
         <w:spacing w:after="160"/>
       </w:pPr>
       <w:r>
-        <w:t>Giờ mình ráp cả năm chương lại bằng Case B, trường tiểu học. Vẫn là ví dụ sư phạm, không phải số liệu thật.</w:t>
-      </w:r>
-    </w:p>
-    <w:p>
-      <w:pPr>
-        <w:spacing w:after="160"/>
-      </w:pPr>
-      <w:r>
-        <w:t>Các em đọc năm ô trên slide theo đúng cách thầy vừa nói: theo cặp. Chương 1 hỏi yếu tố nào ảnh hưởng đến mức hài lòng của phụ huynh. Chương 5 trả lời đúng câu đó: các yếu tố đã được xác định, kèm khuyến nghị cho trường. Cặp thứ nhất khớp. Chương 2 nói lý thuyết chất lượng dịch vụ dự đoán điều gì tạo nên sự hài lòng. Chương 4 xem dữ liệu khảo sát có xác nhận dự đoán đó không. Cặp thứ hai khớp. Chương 3 ở giữa: bảng hỏi phải đo được đúng những yếu tố Chương 2 chỉ ra.</w:t>
-      </w:r>
-    </w:p>
-    <w:p>
-      <w:pPr>
-        <w:spacing w:after="160"/>
-      </w:pPr>
-      <w:r>
-        <w:t>Thầy lưu ý một chỗ. Câu hỏi ở Chương 1 phải giữ đúng câu hỏi nghiên cứu của Case B mà mình đã đặt ở Phần bốn. Đây là chỗ các em hay trượt nhất. Chương 1 hỏi "mức hài lòng đang ở đâu" mà Chương 5 lại trả lời "yếu tố nào ảnh hưởng" thì hai chương đang nói hai chuyện khác nhau. Mức hài lòng hiện tại vẫn được mô tả ở Chương 4. Nhưng câu hỏi chính, câu mà Chương 5 phải trả lời, là câu về các yếu tố.</w:t>
-      </w:r>
-    </w:p>
-    <w:p>
-      <w:pPr>
-        <w:spacing w:after="160"/>
-      </w:pPr>
-      <w:r>
-        <w:rPr>
-          <w:b/>
-        </w:rPr>
-        <w:t>Năm chương là một vòng khép kín. Bắt đầu bằng một câu hỏi. Kết thúc bằng câu trả lời cho chính câu hỏi đó.</w:t>
-      </w:r>
-    </w:p>
-    <w:p>
-      <w:pPr>
-        <w:spacing w:after="160"/>
-      </w:pPr>
-      <w:r>
-        <w:t>Cấu trúc thì xong rồi. Phần tám chuyển sang một chuyện khác hẳn về tính chất: cách các em ghi nhận những gì mình mượn từ người khác.</w:t>
+        <w:t>Giờ mình ráp cả năm chương lại bằng Case B về trường tiểu học, vẫn là ví dụ sư phạm chứ không phải số liệu thật.</w:t>
+      </w:r>
+    </w:p>
+    <w:p>
+      <w:pPr>
+        <w:spacing w:after="160"/>
+      </w:pPr>
+      <w:r>
+        <w:t>Các em đọc năm ô trên slide theo đúng cách thầy vừa nói, tức là đọc theo cặp. Chương 1 hỏi yếu tố nào ảnh hưởng đến mức hài lòng của phụ huynh và Chương 5 trả lời đúng câu đó bằng các yếu tố đã được xác định kèm khuyến nghị cho trường, như vậy cặp thứ nhất khớp. Chương 2 nói lý thuyết chất lượng dịch vụ dự đoán điều gì tạo nên sự hài lòng, còn Chương 4 xem dữ liệu khảo sát có xác nhận dự đoán đó không, nên cặp thứ hai cũng khớp. Ở giữa là Chương 3, nơi bảng hỏi phải đo được đúng những yếu tố mà Chương 2 đã chỉ ra.</w:t>
+      </w:r>
+    </w:p>
+    <w:p>
+      <w:pPr>
+        <w:spacing w:after="160"/>
+      </w:pPr>
+      <w:r>
+        <w:t>Thầy lưu ý một chỗ các em hay trượt nhất: câu hỏi ở Chương 1 phải giữ đúng câu hỏi nghiên cứu của Case B mà mình đã đặt ở Phần bốn. Nếu Chương 1 hỏi "mức hài lòng đang ở đâu" mà Chương 5 lại trả lời "yếu tố nào ảnh hưởng" thì hai chương đang nói hai chuyện khác nhau. Mức hài lòng hiện tại vẫn được mô tả ở Chương 4 nhưng câu hỏi chính, tức câu mà Chương 5 phải trả lời, là câu hỏi về các yếu tố.</w:t>
+      </w:r>
+    </w:p>
+    <w:p>
+      <w:pPr>
+        <w:spacing w:after="160"/>
+      </w:pPr>
+      <w:r>
+        <w:rPr>
+          <w:b/>
+        </w:rPr>
+        <w:t>Năm chương vì vậy là một vòng khép kín, bắt đầu bằng một câu hỏi và kết thúc bằng câu trả lời cho chính câu hỏi đó.</w:t>
+      </w:r>
+    </w:p>
+    <w:p>
+      <w:pPr>
+        <w:spacing w:after="160"/>
+      </w:pPr>
+      <w:r>
+        <w:t>Cấu trúc tới đây là xong. Phần tám sẽ chuyển sang một chuyện khác hẳn về tính chất, đó là cách các em ghi nhận những gì mình mượn từ người khác.</w:t>
       </w:r>
     </w:p>
     <w:p>
@@ -4123,23 +3988,15 @@
         <w:spacing w:after="160"/>
       </w:pPr>
       <w:r>
-        <w:t>Phần tám nói về trích dẫn, tài liệu tham khảo và phụ lục.</w:t>
-      </w:r>
-    </w:p>
-    <w:p>
-      <w:pPr>
-        <w:spacing w:after="160"/>
-      </w:pPr>
-      <w:r>
-        <w:t>Các em để ý tính chất của phần này khác hẳn phần trước. Phần bảy nói về chuyện viết gì. Phần tám nói về chuyện trung thực. Sai ở Phần bảy thì bài yếu. Sai ở Phần tám thì bài có thể bị xem là đạo văn. Hai mức hậu quả cách nhau rất xa.</w:t>
-      </w:r>
-    </w:p>
-    <w:p>
-      <w:pPr>
-        <w:spacing w:after="160"/>
-      </w:pPr>
-      <w:r>
-        <w:t xml:space="preserve">Nhưng thầy muốn các em nhìn trích dẫn theo một cách tích cực hơn. Trích dẫn không chỉ để khỏi bị bắt lỗi. </w:t>
+        <w:t>Phần tám nói về trích dẫn, tài liệu tham khảo và phụ lục. Các em để ý tính chất của phần này khác hẳn phần trước: nếu Phần bảy nói về chuyện viết gì thì Phần tám nói về chuyện trung thực. Sai ở Phần bảy thì bài yếu, còn sai ở Phần tám thì bài có thể bị xem là đạo văn, tức hai mức hậu quả cách nhau rất xa.</w:t>
+      </w:r>
+    </w:p>
+    <w:p>
+      <w:pPr>
+        <w:spacing w:after="160"/>
+      </w:pPr>
+      <w:r>
+        <w:t xml:space="preserve">Dù vậy, thầy muốn các em nhìn trích dẫn theo một cách tích cực hơn, vì trích dẫn không chỉ để khỏi bị bắt lỗi. </w:t>
       </w:r>
       <w:r>
         <w:rPr>
@@ -4148,15 +4005,15 @@
         <w:t>Mỗi trích dẫn là một viên gạch bằng chứng.</w:t>
       </w:r>
       <w:r>
-        <w:t xml:space="preserve"> Các em viết "yếu tố tin cậy ảnh hưởng tới ý định sử dụng" mà không có nguồn thì đó là ý kiến của các em. Có nguồn thì đó là một nhận định có cơ sở. Trích dẫn làm lập luận của các em mạnh lên.</w:t>
-      </w:r>
-    </w:p>
-    <w:p>
-      <w:pPr>
-        <w:spacing w:after="160"/>
-      </w:pPr>
-      <w:r>
-        <w:t>Core Slide 1 chỉ đi phần nguyên tắc. Bảng tra từng loại tài liệu để dành cho Core Slide 2.</w:t>
+        <w:t xml:space="preserve"> Chẳng hạn các em viết "yếu tố tin cậy ảnh hưởng tới ý định sử dụng" mà không có nguồn thì đó chỉ là ý kiến của các em, còn có nguồn thì nó trở thành một nhận định có cơ sở. Nói cách khác, trích dẫn làm lập luận của các em mạnh lên.</w:t>
+      </w:r>
+    </w:p>
+    <w:p>
+      <w:pPr>
+        <w:spacing w:after="160"/>
+      </w:pPr>
+      <w:r>
+        <w:t>Core Slide 1 chỉ đi phần nguyên tắc, còn bảng tra cứu từng loại tài liệu được để dành cho Core Slide 2.</w:t>
       </w:r>
     </w:p>
     <w:p>
@@ -4177,50 +4034,45 @@
         <w:spacing w:after="160"/>
       </w:pPr>
       <w:r>
-        <w:t>Định nghĩa và bốn trường hợp phải trích dẫn các em đọc trên slide. Thầy chỉ dừng ở trường hợp thứ tư, vì đó là chỗ hiểu sai nhiều nhất: diễn giải lại bằng lời của mình.</w:t>
-      </w:r>
-    </w:p>
-    <w:p>
-      <w:pPr>
-        <w:spacing w:after="160"/>
-      </w:pPr>
-      <w:r>
-        <w:t>Nhiều bạn nghĩ thế này: mình không chép nguyên văn, mình viết lại bằng câu của mình, vậy là của mình rồi. Không phải.</w:t>
-      </w:r>
-    </w:p>
-    <w:p>
-      <w:pPr>
-        <w:spacing w:after="160"/>
-      </w:pPr>
-      <w:r>
-        <w:t>Ở đây các em cần hiểu một chuyện. Cái thuộc về tác giả không phải câu chữ. Cái thuộc về tác giả là ý tưởng. Các em đổi câu chữ thì ý tưởng vẫn là của người ta. Vì vậy vẫn phải ghi nguồn.</w:t>
-      </w:r>
-    </w:p>
-    <w:p>
-      <w:pPr>
-        <w:spacing w:after="160"/>
-      </w:pPr>
-      <w:r>
-        <w:t>Có một kiểu còn nguy hiểm hơn. Lấy một đoạn, đổi vài từ, đảo vài vế câu rồi để nguyên như của mình. Kiểu này không phải trích dẫn trực tiếp. Cũng không phải diễn giải thật. Nó là chép có ngụy trang. Phần mềm kiểm tra trùng lặp hay một người đọc có kinh nghiệm thường nhận ra khá nhanh.</w:t>
-      </w:r>
-    </w:p>
-    <w:p>
-      <w:pPr>
-        <w:spacing w:after="160"/>
-      </w:pPr>
-      <w:r>
-        <w:t>Còn hai cách trích dẫn thì phân biệt đơn giản. Dùng nguyên văn thì để trong ngoặc kép, có số trang. Viết lại bằng lời mình thì ghi tác giả và năm. Slide sau có ví dụ cụ thể.</w:t>
-      </w:r>
-    </w:p>
-    <w:p>
-      <w:pPr>
-        <w:spacing w:after="160"/>
-      </w:pPr>
-      <w:r>
-        <w:rPr>
-          <w:b/>
-        </w:rPr>
-        <w:t>Nguyên tắc để nhớ: ý tưởng của ai thì ghi tên người đó, dù câu chữ là của mình.</w:t>
+        <w:t>Định nghĩa và bốn trường hợp phải trích dẫn thì các em đọc trên slide. Thầy chỉ dừng ở trường hợp thứ tư, vì đó là chỗ bị hiểu sai nhiều nhất: diễn giải lại nội dung bằng lời của mình.</w:t>
+      </w:r>
+    </w:p>
+    <w:p>
+      <w:pPr>
+        <w:spacing w:after="160"/>
+      </w:pPr>
+      <w:r>
+        <w:t>Nhiều bạn nghĩ rằng mình không chép nguyên văn, mình đã viết lại bằng câu của mình, thì như vậy là của mình rồi. Điều đó không đúng. Ở đây các em cần hiểu một chuyện: cái thuộc về tác giả không phải câu chữ mà là ý tưởng. Các em đổi câu chữ thì ý tưởng vẫn là của người ta, cho nên vẫn phải ghi nguồn.</w:t>
+      </w:r>
+    </w:p>
+    <w:p>
+      <w:pPr>
+        <w:spacing w:after="160"/>
+      </w:pPr>
+      <w:r>
+        <w:t>Có một kiểu còn nguy hiểm hơn, đó là lấy một đoạn, đổi vài từ, đảo vài vế câu rồi để nguyên như của mình. Kiểu này không phải trích dẫn trực tiếp mà cũng không phải diễn giải thật, nó là chép có ngụy trang và phần mềm kiểm tra trùng lặp hay một người đọc có kinh nghiệm thường nhận ra khá nhanh.</w:t>
+      </w:r>
+    </w:p>
+    <w:p>
+      <w:pPr>
+        <w:spacing w:after="160"/>
+      </w:pPr>
+      <w:r>
+        <w:t>Còn hai cách trích dẫn thì phân biệt rất đơn giản: dùng nguyên văn thì để trong ngoặc kép kèm số trang, còn viết lại bằng lời mình thì ghi tác giả và năm. Slide sau sẽ có ví dụ cụ thể.</w:t>
+      </w:r>
+    </w:p>
+    <w:p>
+      <w:pPr>
+        <w:spacing w:after="160"/>
+      </w:pPr>
+      <w:r>
+        <w:t xml:space="preserve">Nguyên tắc để nhớ là </w:t>
+      </w:r>
+      <w:r>
+        <w:rPr>
+          <w:b/>
+        </w:rPr>
+        <w:t>ý tưởng của ai thì ghi tên người đó, dù câu chữ là của mình.</w:t>
       </w:r>
     </w:p>
     <w:p>
@@ -4241,53 +4093,45 @@
         <w:spacing w:after="160"/>
       </w:pPr>
       <w:r>
-        <w:t>Slide này đặt hai thứ cạnh nhau vì các em hay nhầm chức năng của chúng.</w:t>
-      </w:r>
-    </w:p>
-    <w:p>
-      <w:pPr>
-        <w:spacing w:after="160"/>
-      </w:pPr>
-      <w:r>
-        <w:t>Tài liệu tham khảo là danh sách những gì các em đã trích dẫn. Chỉ vậy thôi. Không phải danh sách những gì các em đã đọc.</w:t>
-      </w:r>
-    </w:p>
-    <w:p>
-      <w:pPr>
-        <w:spacing w:after="160"/>
-      </w:pPr>
-      <w:r>
-        <w:t>Điểm này mới quan trọng. Quan hệ giữa trích dẫn trong bài và danh mục là quan hệ hai chiều. Có trong bài thì phải có trong danh mục. Có trong danh mục thì phải xuất hiện trong bài.</w:t>
-      </w:r>
-    </w:p>
-    <w:p>
-      <w:pPr>
-        <w:spacing w:after="160"/>
-      </w:pPr>
-      <w:r>
-        <w:t xml:space="preserve">Vì sao chặt như vậy? Vì danh mục là để người đọc đi kiểm chứng. Họ thấy một trích dẫn trong bài, lật ra cuối tìm nguồn. Không thấy là mất dấu. Ngược lại, họ thấy một tài liệu trong danh mục mà trong bài không nhắc tới thì sẽ tự hỏi tài liệu này dùng vào đâu. </w:t>
-      </w:r>
-      <w:r>
-        <w:rPr>
-          <w:b/>
-        </w:rPr>
-        <w:t>Một danh mục dài mà một phần ba không được dùng tới không làm bài mạnh lên. Nó chỉ cho thấy các em chưa rà soát.</w:t>
-      </w:r>
-    </w:p>
-    <w:p>
-      <w:pPr>
-        <w:spacing w:after="160"/>
-      </w:pPr>
-      <w:r>
-        <w:t>Mẹo thực tế: ghi nguồn ngay lúc viết, đừng để cuối cùng mới gom. Các phần mềm quản lý tài liệu như Zotero hay Mendeley giúp việc này đỡ rất nhiều.</w:t>
-      </w:r>
-    </w:p>
-    <w:p>
-      <w:pPr>
-        <w:spacing w:after="160"/>
-      </w:pPr>
-      <w:r>
-        <w:t>Phụ lục thì khác. Phụ lục chứa những thứ chi tiết mà đặt vào thân bài sẽ làm đứt mạch đọc. Người đọc cần thì lật ra xem. Không cần thì mạch chính vẫn trôi.</w:t>
+        <w:t>Slide này đặt tài liệu tham khảo và phụ lục cạnh nhau vì các em hay nhầm chức năng của hai phần này.</w:t>
+      </w:r>
+    </w:p>
+    <w:p>
+      <w:pPr>
+        <w:spacing w:after="160"/>
+      </w:pPr>
+      <w:r>
+        <w:t>Tài liệu tham khảo là danh sách những gì các em đã trích dẫn, chỉ vậy thôi, chứ không phải danh sách những gì các em đã đọc. Điểm này mới quan trọng: quan hệ giữa trích dẫn trong bài và danh mục là quan hệ hai chiều, tức là có trong bài thì phải có trong danh mục và có trong danh mục thì phải xuất hiện trong bài.</w:t>
+      </w:r>
+    </w:p>
+    <w:p>
+      <w:pPr>
+        <w:spacing w:after="160"/>
+      </w:pPr>
+      <w:r>
+        <w:t xml:space="preserve">Vì sao lại chặt như vậy? Bởi vì danh mục là để người đọc đi kiểm chứng. Họ thấy một trích dẫn trong bài thì lật ra cuối để tìm nguồn, không thấy là mất dấu. Ngược lại, họ thấy một tài liệu trong danh mục mà trong bài không hề nhắc tới thì sẽ tự hỏi tài liệu này được dùng vào đâu. </w:t>
+      </w:r>
+      <w:r>
+        <w:rPr>
+          <w:b/>
+        </w:rPr>
+        <w:t>Vì thế một danh mục dài mà một phần ba không được dùng tới không làm bài mạnh lên, nó chỉ cho thấy các em chưa rà soát.</w:t>
+      </w:r>
+    </w:p>
+    <w:p>
+      <w:pPr>
+        <w:spacing w:after="160"/>
+      </w:pPr>
+      <w:r>
+        <w:t>Mẹo thực tế là ghi nguồn ngay lúc viết, đừng để tới cuối mới gom lại. Các phần mềm quản lý tài liệu như Zotero hay Mendeley giúp việc này nhẹ đi rất nhiều.</w:t>
+      </w:r>
+    </w:p>
+    <w:p>
+      <w:pPr>
+        <w:spacing w:after="160"/>
+      </w:pPr>
+      <w:r>
+        <w:t>Phụ lục thì có chức năng khác. Phụ lục chứa những thứ chi tiết mà nếu đặt vào thân bài sẽ làm đứt mạch đọc, nên người đọc cần thì lật ra xem, còn không cần thì mạch chính vẫn trôi.</w:t>
       </w:r>
     </w:p>
     <w:p>
@@ -4308,48 +4152,40 @@
         <w:spacing w:after="160"/>
       </w:pPr>
       <w:r>
-        <w:t>Slide này là mẫu để các em làm theo. Thầy không đọc lại từng câu. Các em nhìn vào chỗ khác nhau giữa hai bên.</w:t>
-      </w:r>
-    </w:p>
-    <w:p>
-      <w:pPr>
-        <w:spacing w:after="160"/>
-      </w:pPr>
-      <w:r>
-        <w:t>Bên trái có ngoặc kép, có số trang. Bên phải không có cả hai.</w:t>
-      </w:r>
-    </w:p>
-    <w:p>
-      <w:pPr>
-        <w:spacing w:after="160"/>
-      </w:pPr>
-      <w:r>
-        <w:t xml:space="preserve">Vì sao trích dẫn trực tiếp phải có số trang? Vì các em đang lấy nguyên văn câu chữ. Người đọc có quyền kiểm tra câu đó có đúng như vậy không, nằm ở đâu. </w:t>
-      </w:r>
-      <w:r>
-        <w:rPr>
-          <w:b/>
-        </w:rPr>
-        <w:t>Số trang là địa chỉ để họ tìm tới.</w:t>
-      </w:r>
-      <w:r>
-        <w:t xml:space="preserve"> Trích dẫn gián tiếp thì các em chỉ lấy ý, ý đó thường trải ra trong cả bài viết gốc, nên ghi tác giả và năm là đủ.</w:t>
-      </w:r>
-    </w:p>
-    <w:p>
-      <w:pPr>
-        <w:spacing w:after="160"/>
-      </w:pPr>
-      <w:r>
-        <w:t>Mỗi loại có hai cách đặt: đưa tên tác giả lên đầu câu hoặc để trong ngoặc đơn ở cuối câu. Chọn cách nào tùy các em muốn câu văn nhấn vào đâu. Muốn nhấn vào người nói thì đưa tên lên đầu. Muốn nhấn vào nội dung thì để tên ở cuối.</w:t>
-      </w:r>
-    </w:p>
-    <w:p>
-      <w:pPr>
-        <w:spacing w:after="160"/>
-      </w:pPr>
-      <w:r>
-        <w:t>Một lời khuyên. Trích dẫn trực tiếp nên dùng ít. Chỉ dùng khi câu chữ gốc quan trọng tới mức đổi đi là mất ý, ví dụ một định nghĩa. Còn lại, diễn giải bằng lời của mình cho thấy các em hiểu, không chỉ chép.</w:t>
+        <w:t>Slide này là mẫu để các em làm theo, nên thầy không đọc lại từng câu mà chỉ nhờ các em nhìn vào chỗ khác nhau giữa hai bên: bên trái có ngoặc kép và có số trang, còn bên phải thì không có cả hai.</w:t>
+      </w:r>
+    </w:p>
+    <w:p>
+      <w:pPr>
+        <w:spacing w:after="160"/>
+      </w:pPr>
+      <w:r>
+        <w:t xml:space="preserve">Vì sao trích dẫn trực tiếp phải có số trang? Bởi vì các em đang lấy nguyên văn câu chữ, nên người đọc có quyền kiểm tra xem câu đó có đúng như vậy không và nằm ở đâu. </w:t>
+      </w:r>
+      <w:r>
+        <w:rPr>
+          <w:b/>
+        </w:rPr>
+        <w:t>Số trang chính là địa chỉ để họ tìm tới.</w:t>
+      </w:r>
+      <w:r>
+        <w:t xml:space="preserve"> Còn với trích dẫn gián tiếp, các em chỉ lấy ý, mà ý đó thường trải ra trong cả bài viết gốc, nên ghi tác giả và năm là đủ.</w:t>
+      </w:r>
+    </w:p>
+    <w:p>
+      <w:pPr>
+        <w:spacing w:after="160"/>
+      </w:pPr>
+      <w:r>
+        <w:t>Mỗi loại trích dẫn có hai cách đặt, hoặc đưa tên tác giả lên đầu câu, hoặc để trong ngoặc đơn ở cuối câu. Chọn cách nào là tùy các em muốn câu văn nhấn vào đâu: muốn nhấn vào người nói thì đưa tên lên đầu, còn muốn nhấn vào nội dung thì để tên ở cuối.</w:t>
+      </w:r>
+    </w:p>
+    <w:p>
+      <w:pPr>
+        <w:spacing w:after="160"/>
+      </w:pPr>
+      <w:r>
+        <w:t>Thầy có thêm một lời khuyên là trích dẫn trực tiếp nên dùng ít, chỉ khi câu chữ gốc quan trọng tới mức đổi đi là mất ý, ví dụ một định nghĩa. Những trường hợp còn lại, diễn giải bằng lời của mình sẽ cho thấy các em hiểu chứ không chỉ chép.</w:t>
       </w:r>
     </w:p>
     <w:p>
@@ -4370,67 +4206,59 @@
         <w:spacing w:after="160"/>
       </w:pPr>
       <w:r>
-        <w:t>Sáu nguyên tắc nằm trên slide. Thầy chỉ giải thích lý do đằng sau vài nguyên tắc, vì hiểu lý do thì các em khỏi phải học thuộc.</w:t>
-      </w:r>
-    </w:p>
-    <w:p>
-      <w:pPr>
-        <w:spacing w:after="160"/>
-      </w:pPr>
-      <w:r>
-        <w:t xml:space="preserve">Nguyên tắc hai, không trích dẫn kiến thức phổ biến. Vậy thế nào là phổ biến? Không có vạch ranh giới tuyệt đối. Thầy cho các em một cách nghĩ: một người học cùng ngành có biết điều này mà không cần tra không? Biết thì không cần trích. Còn phân vân thì cứ ghi nguồn. </w:t>
-      </w:r>
-      <w:r>
-        <w:rPr>
-          <w:b/>
-        </w:rPr>
-        <w:t>Trích dư thì không sao. Trích thiếu mới là vấn đề.</w:t>
-      </w:r>
-    </w:p>
-    <w:p>
-      <w:pPr>
-        <w:spacing w:after="160"/>
-      </w:pPr>
-      <w:r>
-        <w:t>Nguyên tắc ba, không ghi học hàm học vị. Vì trích dẫn là trích công trình, không phải trích chức danh. Một ý đúng hay sai không phụ thuộc người viết là giáo sư hay sinh viên.</w:t>
-      </w:r>
-    </w:p>
-    <w:p>
-      <w:pPr>
-        <w:spacing w:after="160"/>
-      </w:pPr>
-      <w:r>
-        <w:t>Nguyên tắc bốn, tác giả Việt Nam ghi đủ họ tên. Các em thử nghĩ, chỉ ghi họ "Nguyễn" thì người đọc biết là Nguyễn nào?</w:t>
-      </w:r>
-    </w:p>
-    <w:p>
-      <w:pPr>
-        <w:spacing w:after="160"/>
-      </w:pPr>
-      <w:r>
-        <w:t>Nguyên tắc năm quan trọng về mặt trung thực. Các em đọc bài của tác giả B, trong đó B dẫn lại ý của tác giả A. Các em chưa hề đọc bài của A. Lúc đó các em ghi rõ trong bài là ý của A, dẫn theo B. Trong danh mục tham khảo chỉ ghi B. Vì sao? Vì danh mục là danh sách những gì các em thật sự đã đọc. Ghi A vào danh mục là nói rằng mình đã đọc A, trong khi mình chưa đọc.</w:t>
-      </w:r>
-    </w:p>
-    <w:p>
-      <w:pPr>
-        <w:spacing w:after="160"/>
-      </w:pPr>
-      <w:r>
-        <w:t>Nguyên tắc sáu là hệ quả của tất cả. Thử hình dung hội đồng phát hiện một đoạn dài trong Chương 2 trùng gần như nguyên văn với một bài báo mà không có trích dẫn. Hậu quả không dừng ở đoạn đó. Cả bài bị đặt dấu hỏi. Vì đoạn này đã không trung thực thì người ta có lý do để nghi các đoạn khác.</w:t>
-      </w:r>
-    </w:p>
-    <w:p>
-      <w:pPr>
-        <w:spacing w:after="160"/>
-      </w:pPr>
-      <w:r>
-        <w:t xml:space="preserve">Nên các em nhớ: </w:t>
-      </w:r>
-      <w:r>
-        <w:rPr>
-          <w:b/>
-        </w:rPr>
-        <w:t>sáu nguyên tắc này không phải thủ tục. Đó là ranh giới giữa nghiên cứu trung thực và vi phạm liêm chính học thuật.</w:t>
+        <w:t>Sáu nguyên tắc nằm trên slide, thầy chỉ giải thích lý do đằng sau vài nguyên tắc, vì hiểu được lý do thì các em khỏi phải học thuộc.</w:t>
+      </w:r>
+    </w:p>
+    <w:p>
+      <w:pPr>
+        <w:spacing w:after="160"/>
+      </w:pPr>
+      <w:r>
+        <w:t xml:space="preserve">Nguyên tắc thứ hai nói không trích dẫn kiến thức phổ biến, vậy thế nào là phổ biến? Không có vạch ranh giới tuyệt đối nhưng thầy cho các em một cách nghĩ: một người học cùng ngành có biết điều này mà không cần tra hay không. Nếu biết thì không cần trích, còn nếu phân vân thì cứ ghi nguồn, bởi vì </w:t>
+      </w:r>
+      <w:r>
+        <w:rPr>
+          <w:b/>
+        </w:rPr>
+        <w:t>trích dư thì không sao, trích thiếu mới là vấn đề.</w:t>
+      </w:r>
+    </w:p>
+    <w:p>
+      <w:pPr>
+        <w:spacing w:after="160"/>
+      </w:pPr>
+      <w:r>
+        <w:t>Nguyên tắc thứ ba là không ghi học hàm học vị, vì trích dẫn là trích công trình chứ không phải trích chức danh. Một ý đúng hay sai không phụ thuộc vào việc người viết là giáo sư hay sinh viên. Tiếp theo, nguyên tắc thứ tư yêu cầu ghi đủ họ tên tác giả Việt Nam và lý do thì các em tự thấy: chỉ ghi họ "Nguyễn" thì người đọc biết là Nguyễn nào?</w:t>
+      </w:r>
+    </w:p>
+    <w:p>
+      <w:pPr>
+        <w:spacing w:after="160"/>
+      </w:pPr>
+      <w:r>
+        <w:t>Nguyên tắc thứ năm quan trọng về mặt trung thực. Giả sử các em đọc bài của tác giả B, trong đó B dẫn lại ý của tác giả A, còn bài của A thì các em chưa hề đọc. Lúc đó các em ghi rõ trong bài rằng đây là ý của A được dẫn theo B và trong danh mục tham khảo chỉ ghi B. Sở dĩ như vậy là vì danh mục là danh sách những gì các em thật sự đã đọc, nên ghi A vào danh mục cũng có nghĩa là nói mình đã đọc A trong khi thực tế mình chưa đọc.</w:t>
+      </w:r>
+    </w:p>
+    <w:p>
+      <w:pPr>
+        <w:spacing w:after="160"/>
+      </w:pPr>
+      <w:r>
+        <w:t>Nguyên tắc thứ sáu là hệ quả của tất cả những điều trên. Thử hình dung hội đồng phát hiện một đoạn dài trong Chương 2 trùng gần như nguyên văn với một bài báo mà không có trích dẫn. Hậu quả không dừng ở đoạn đó mà cả bài bị đặt dấu hỏi, bởi vì đoạn này đã không trung thực thì người ta có lý do để nghi ngờ các đoạn khác.</w:t>
+      </w:r>
+    </w:p>
+    <w:p>
+      <w:pPr>
+        <w:spacing w:after="160"/>
+      </w:pPr>
+      <w:r>
+        <w:t xml:space="preserve">Cho nên các em nhớ, </w:t>
+      </w:r>
+      <w:r>
+        <w:rPr>
+          <w:b/>
+        </w:rPr>
+        <w:t>sáu nguyên tắc này không phải thủ tục, mà là ranh giới giữa nghiên cứu trung thực và vi phạm liêm chính học thuật.</w:t>
       </w:r>
     </w:p>
     <w:p>
@@ -4451,23 +4279,23 @@
         <w:spacing w:after="160"/>
       </w:pPr>
       <w:r>
-        <w:t>Cuối Phần tám là chuẩn APA. Bảng có bốn nguyên tắc các em nhìn trên slide.</w:t>
-      </w:r>
-    </w:p>
-    <w:p>
-      <w:pPr>
-        <w:spacing w:after="160"/>
-      </w:pPr>
-      <w:r>
-        <w:t>Thầy chỉ nói vì sao cần một chuẩn thống nhất. Tưởng tượng mỗi người trong lớp trích một kiểu. Người ghi năm trước, người ghi tên trước, người in nghiêng, người không. Người đọc phải học lại cách đọc ở mỗi bài. Có chuẩn chung thì người đọc chỉ nhìn là biết đâu là tác giả, đâu là năm, đâu là tên sách, đâu là tên bài báo.</w:t>
-      </w:r>
-    </w:p>
-    <w:p>
-      <w:pPr>
-        <w:spacing w:after="160"/>
-      </w:pPr>
-      <w:r>
-        <w:t xml:space="preserve">Hai chỗ các em hay sai nhất. Một là quên dấu phẩy giữa tên tác giả và năm trong ngoặc đơn. Hai là nhầm cái gì in nghiêng. Cách nhớ đơn giản: </w:t>
+        <w:t>Cuối Phần tám là chuẩn APA với bốn nguyên tắc trong bảng trên slide. Thầy chỉ nói vì sao cần một chuẩn thống nhất.</w:t>
+      </w:r>
+    </w:p>
+    <w:p>
+      <w:pPr>
+        <w:spacing w:after="160"/>
+      </w:pPr>
+      <w:r>
+        <w:t>Các em thử tưởng tượng mỗi người trong lớp trích dẫn một kiểu, người ghi năm trước, người ghi tên trước, người in nghiêng còn người thì không, khi đó người đọc phải học lại cách đọc ở mỗi bài. Có một chuẩn chung thì người đọc chỉ cần nhìn là biết đâu là tác giả, đâu là năm, đâu là tên sách và đâu là tên bài báo.</w:t>
+      </w:r>
+    </w:p>
+    <w:p>
+      <w:pPr>
+        <w:spacing w:after="160"/>
+      </w:pPr>
+      <w:r>
+        <w:t xml:space="preserve">Trong bốn nguyên tắc này có hai chỗ các em hay sai nhất. Chỗ thứ nhất là quên dấu phẩy giữa tên tác giả và năm trong ngoặc đơn. Chỗ thứ hai là nhầm cái gì thì in nghiêng và cách nhớ đơn giản là </w:t>
       </w:r>
       <w:r>
         <w:rPr>
@@ -4476,23 +4304,23 @@
         <w:t>cái gì là một ấn phẩm đứng riêng thì in nghiêng</w:t>
       </w:r>
       <w:r>
-        <w:t>, như cuốn sách, tờ tạp chí. Cái gì là một phần nằm bên trong ấn phẩm đó thì không in nghiêng, như một bài báo trong tạp chí, một chương trong sách.</w:t>
-      </w:r>
-    </w:p>
-    <w:p>
-      <w:pPr>
-        <w:spacing w:after="160"/>
-      </w:pPr>
-      <w:r>
-        <w:t>Bảng tra đầy đủ cho từng loại tài liệu sẽ có ở Core Slide 2. Ở đây các em nắm bốn nguyên tắc này là đủ để viết đề cương đúng hướng.</w:t>
-      </w:r>
-    </w:p>
-    <w:p>
-      <w:pPr>
-        <w:spacing w:after="160"/>
-      </w:pPr>
-      <w:r>
-        <w:t>Xong phần nội dung và phần trung thực. Phần chín chuyển sang phần hình thức.</w:t>
+        <w:t>, như cuốn sách hay tờ tạp chí, còn cái gì là một phần nằm bên trong ấn phẩm đó thì không in nghiêng, như một bài báo trong tạp chí hay một chương trong sách.</w:t>
+      </w:r>
+    </w:p>
+    <w:p>
+      <w:pPr>
+        <w:spacing w:after="160"/>
+      </w:pPr>
+      <w:r>
+        <w:t>Bảng tra cứu đầy đủ cho từng loại tài liệu sẽ có ở Core Slide 2, còn ở đây các em nắm bốn nguyên tắc này là đủ để viết đề cương cho đúng hướng.</w:t>
+      </w:r>
+    </w:p>
+    <w:p>
+      <w:pPr>
+        <w:spacing w:after="160"/>
+      </w:pPr>
+      <w:r>
+        <w:t>Như vậy là xong phần nội dung và phần trung thực, Phần chín sẽ chuyển sang phần hình thức.</w:t>
       </w:r>
     </w:p>
     <w:p>
@@ -4526,42 +4354,32 @@
         <w:spacing w:after="160"/>
       </w:pPr>
       <w:r>
-        <w:t>Phần chín nói về format.</w:t>
-      </w:r>
-    </w:p>
-    <w:p>
-      <w:pPr>
-        <w:spacing w:after="160"/>
-      </w:pPr>
-      <w:r>
-        <w:t>Thầy nói thẳng trước một điều để các em đặt format đúng chỗ của nó. Format không cứu được một bài yếu. Nhưng format lộn xộn có thể làm một bài tốt bị đánh giá thấp hơn thực chất.</w:t>
-      </w:r>
-    </w:p>
-    <w:p>
-      <w:pPr>
-        <w:spacing w:after="160"/>
-      </w:pPr>
-      <w:r>
-        <w:t>Vì sao? Vì người chấm đọc bài của các em sau khi đã đọc nhiều bài khác. Mắt họ quen với một khuôn trình bày. Bài nào đúng khuôn thì họ đọc thẳng vào nội dung. Bài nào lệch khuôn thì họ phải mất công giải mã cách trình bày trước. Công sức đó lẽ ra dành cho việc đánh giá nội dung của các em.</w:t>
-      </w:r>
-    </w:p>
-    <w:p>
-      <w:pPr>
-        <w:spacing w:after="160"/>
-      </w:pPr>
-      <w:r>
-        <w:rPr>
-          <w:b/>
-        </w:rPr>
-        <w:t>Format tốt là format mà người đọc không phải để ý tới.</w:t>
-      </w:r>
-    </w:p>
-    <w:p>
-      <w:pPr>
-        <w:spacing w:after="160"/>
-      </w:pPr>
-      <w:r>
-        <w:t>Trong hai câu hỏi trên slide, câu thứ hai là câu thầy muốn các em để tâm: chuẩn bị ngay từ đầu.</w:t>
+        <w:t>Phần chín nói về format và thầy nói thẳng trước một điều để các em đặt format vào đúng chỗ của nó: format không cứu được một bài yếu nhưng format lộn xộn có thể làm một bài tốt bị đánh giá thấp hơn thực chất.</w:t>
+      </w:r>
+    </w:p>
+    <w:p>
+      <w:pPr>
+        <w:spacing w:after="160"/>
+      </w:pPr>
+      <w:r>
+        <w:t>Tại sao lại như vậy? Bởi vì người chấm đọc bài của các em sau khi đã đọc rất nhiều bài khác, nên mắt họ đã quen với một khuôn trình bày. Bài nào đúng khuôn thì họ đọc thẳng vào nội dung, còn bài nào lệch khuôn thì họ phải mất công giải mã cách trình bày trước, trong khi công sức đó lẽ ra được dành cho việc đánh giá nội dung của các em.</w:t>
+      </w:r>
+    </w:p>
+    <w:p>
+      <w:pPr>
+        <w:spacing w:after="160"/>
+      </w:pPr>
+      <w:r>
+        <w:t xml:space="preserve">Vì thế </w:t>
+      </w:r>
+      <w:r>
+        <w:rPr>
+          <w:b/>
+        </w:rPr>
+        <w:t>format tốt là format mà người đọc không phải để ý tới.</w:t>
+      </w:r>
+      <w:r>
+        <w:t xml:space="preserve"> Trong hai câu hỏi trên slide, câu thứ hai là câu thầy muốn các em để tâm nhất, đó là chuẩn bị ngay từ đầu.</w:t>
       </w:r>
     </w:p>
     <w:p>
@@ -4582,50 +4400,42 @@
         <w:spacing w:after="160"/>
       </w:pPr>
       <w:r>
-        <w:t>Bốn nhóm format trên slide các em nhìn là thấy. Cái thầy muốn nói là cách làm.</w:t>
-      </w:r>
-    </w:p>
-    <w:p>
-      <w:pPr>
-        <w:spacing w:after="160"/>
-      </w:pPr>
-      <w:r>
-        <w:t>Thử hình dung một bạn viết cả năm chương bằng định dạng mặc định của Word. Chương này giãn dòng đơn, chương kia một phẩy năm, cỡ chữ mỗi chương một kiểu. Đêm trước hạn nộp mới ngồi chỉnh. Chỉnh vội thì sót. Nộp rồi vẫn còn vài trang sai cỡ chữ.</w:t>
-      </w:r>
-    </w:p>
-    <w:p>
-      <w:pPr>
-        <w:spacing w:after="160"/>
-      </w:pPr>
-      <w:r>
-        <w:t>Vấn đề không phải bạn đó lười. Vấn đề là cách làm: xem format là một công đoạn dọn dẹp ở cuối.</w:t>
-      </w:r>
-    </w:p>
-    <w:p>
-      <w:pPr>
-        <w:spacing w:after="160"/>
-      </w:pPr>
-      <w:r>
-        <w:t>Cách làm đúng là thiết lập một lần ngay từ đầu. Các em mở một file khung. Đặt sẵn khổ giấy, lề, font, cỡ chữ, giãn dòng. Định nghĩa sẵn các kiểu Heading cho chương, mục, tiểu mục. Dùng chức năng chèn chú thích cho bảng và hình. Rồi cứ thế viết vào khung đó.</w:t>
-      </w:r>
-    </w:p>
-    <w:p>
-      <w:pPr>
-        <w:spacing w:after="160"/>
-      </w:pPr>
-      <w:r>
-        <w:t>Làm vậy có ba cái lợi. Mọi trang tự động đồng nhất. Mục lục, danh mục bảng, danh mục hình tự sinh ra, chỉ cần bấm cập nhật. Số thứ tự bảng và hình tự nhảy khi các em chèn thêm hay xóa bớt.</w:t>
-      </w:r>
-    </w:p>
-    <w:p>
-      <w:pPr>
-        <w:spacing w:after="160"/>
-      </w:pPr>
-      <w:r>
-        <w:rPr>
-          <w:b/>
-        </w:rPr>
-        <w:t>Chuẩn bị format mất một buổi ở đầu. Không chuẩn bị thì mất nhiều buổi ở cuối, đúng lúc các em ít thời gian nhất.</w:t>
+        <w:t>Bốn nhóm format trên slide các em nhìn là thấy, nên cái thầy muốn nói ở đây là cách làm.</w:t>
+      </w:r>
+    </w:p>
+    <w:p>
+      <w:pPr>
+        <w:spacing w:after="160"/>
+      </w:pPr>
+      <w:r>
+        <w:t>Thử hình dung một bạn viết cả năm chương bằng định dạng mặc định của Word, chương này giãn dòng đơn, chương kia một phẩy năm, cỡ chữ mỗi chương một kiểu, rồi tới đêm trước hạn nộp mới ngồi chỉnh. Chỉnh vội thì dễ sót, nên nộp rồi mà vẫn còn vài trang sai cỡ chữ. Vấn đề ở đây không phải bạn đó lười, mà là cách làm sai: xem format như một công đoạn dọn dẹp ở cuối.</w:t>
+      </w:r>
+    </w:p>
+    <w:p>
+      <w:pPr>
+        <w:spacing w:after="160"/>
+      </w:pPr>
+      <w:r>
+        <w:t>Cách làm đúng là thiết lập một lần ngay từ đầu. Các em mở một file khung, đặt sẵn khổ giấy, lề, font, cỡ chữ và giãn dòng, định nghĩa sẵn các kiểu Heading cho chương, mục và tiểu mục, dùng chức năng chèn chú thích cho bảng và hình, rồi cứ thế viết vào khung đó.</w:t>
+      </w:r>
+    </w:p>
+    <w:p>
+      <w:pPr>
+        <w:spacing w:after="160"/>
+      </w:pPr>
+      <w:r>
+        <w:t>Làm như vậy các em được ba cái lợi: mọi trang tự động đồng nhất, mục lục cùng các danh mục bảng và hình tự sinh ra chỉ bằng một lần bấm cập nhật, còn số thứ tự bảng và hình thì tự nhảy khi các em chèn thêm hay xóa bớt.</w:t>
+      </w:r>
+    </w:p>
+    <w:p>
+      <w:pPr>
+        <w:spacing w:after="160"/>
+      </w:pPr>
+      <w:r>
+        <w:rPr>
+          <w:b/>
+        </w:rPr>
+        <w:t>Chuẩn bị format chỉ mất một buổi ở đầu, còn không chuẩn bị thì mất nhiều buổi ở cuối, đúng vào lúc các em ít thời gian nhất.</w:t>
       </w:r>
     </w:p>
     <w:p>
@@ -4646,37 +4456,37 @@
         <w:spacing w:after="160"/>
       </w:pPr>
       <w:r>
-        <w:t>Hai chuẩn số trang cho hai loại công trình. Chuyên đề khoảng bốn mươi trang, cộng thêm tối đa mười lăm phần trăm. Các em tính luôn cho dễ nhớ: tức là tối đa khoảng bốn mươi sáu trang. Khóa luận từ năm mươi đến không quá bảy mươi trang phần nội dung chính.</w:t>
-      </w:r>
-    </w:p>
-    <w:p>
-      <w:pPr>
-        <w:spacing w:after="160"/>
-      </w:pPr>
-      <w:r>
-        <w:t xml:space="preserve">Ở đây các em cần hiểu một chuyện. Giới hạn trên cũng quan trọng như giới hạn dưới. Giới hạn dưới buộc các em phải đủ sâu. Giới hạn trên buộc các em phải biết chọn. </w:t>
-      </w:r>
-      <w:r>
-        <w:rPr>
-          <w:b/>
-        </w:rPr>
-        <w:t>Viết tràn quá số trang thường là dấu hiệu chưa biết cái gì là trọng tâm.</w:t>
-      </w:r>
-    </w:p>
-    <w:p>
-      <w:pPr>
-        <w:spacing w:after="160"/>
-      </w:pPr>
-      <w:r>
-        <w:t>Còn chuyện "không kể phụ lục" thì đừng hiểu thành: thân bài thừa trang thì đẩy bớt ra phụ lục cho vừa. Phụ lục chỉ chứa những gì thật sự là phụ lục. Nội dung thuộc về lập luận chính thì phải nằm trong thân bài.</w:t>
-      </w:r>
-    </w:p>
-    <w:p>
-      <w:pPr>
-        <w:spacing w:after="160"/>
-      </w:pPr>
-      <w:r>
-        <w:t>Như slide ghi, con số cụ thể do khoa quy định. Các em xác định rõ mình đang làm chuyên đề hay khóa luận, rồi đối chiếu với quy định của khoa mình.</w:t>
+        <w:t>Slide này nêu hai chuẩn số trang cho hai loại công trình. Chuyên đề dài khoảng bốn mươi trang và được cộng thêm tối đa mười lăm phần trăm, tức là tối đa khoảng bốn mươi sáu trang, còn khóa luận thì phần nội dung chính dày từ năm mươi đến không quá bảy mươi trang.</w:t>
+      </w:r>
+    </w:p>
+    <w:p>
+      <w:pPr>
+        <w:spacing w:after="160"/>
+      </w:pPr>
+      <w:r>
+        <w:t xml:space="preserve">Ở đây các em cần hiểu một chuyện: giới hạn trên cũng quan trọng như giới hạn dưới. Giới hạn dưới buộc các em phải viết đủ sâu, còn giới hạn trên buộc các em phải biết chọn lọc. </w:t>
+      </w:r>
+      <w:r>
+        <w:rPr>
+          <w:b/>
+        </w:rPr>
+        <w:t>Vì vậy viết tràn quá số trang thường là dấu hiệu chưa biết cái gì là trọng tâm.</w:t>
+      </w:r>
+    </w:p>
+    <w:p>
+      <w:pPr>
+        <w:spacing w:after="160"/>
+      </w:pPr>
+      <w:r>
+        <w:t>Còn chuyện số trang "không kể phụ lục" thì các em đừng hiểu thành thân bài thừa trang thì đẩy bớt ra phụ lục cho vừa. Phụ lục chỉ chứa những gì thật sự là phụ lục, còn nội dung thuộc về lập luận chính thì phải nằm trong thân bài.</w:t>
+      </w:r>
+    </w:p>
+    <w:p>
+      <w:pPr>
+        <w:spacing w:after="160"/>
+      </w:pPr>
+      <w:r>
+        <w:t>Như slide ghi, con số cụ thể do khoa quy định, nên các em cần xác định rõ mình đang làm chuyên đề hay khóa luận rồi đối chiếu với quy định của khoa mình.</w:t>
       </w:r>
     </w:p>
     <w:p>
@@ -4697,45 +4507,37 @@
         <w:spacing w:after="160"/>
       </w:pPr>
       <w:r>
-        <w:t>Bảy quy định soạn thảo nằm trên slide. Các em cài hết vào file khung như thầy vừa nói là xong. Thầy không đọc lại.</w:t>
-      </w:r>
-    </w:p>
-    <w:p>
-      <w:pPr>
-        <w:spacing w:after="160"/>
-      </w:pPr>
-      <w:r>
-        <w:t>Chỉ nói hai chi tiết các em hay thắc mắc.</w:t>
-      </w:r>
-    </w:p>
-    <w:p>
-      <w:pPr>
-        <w:spacing w:after="160"/>
-      </w:pPr>
-      <w:r>
-        <w:t>Một, vì sao lề trái rộng hơn lề phải, ba phẩy năm so với hai phân? Vì bên trái là phần đóng gáy. Lề trái rộng để khi đóng quyển, chữ không bị lấp vào gáy.</w:t>
-      </w:r>
-    </w:p>
-    <w:p>
-      <w:pPr>
-        <w:spacing w:after="160"/>
-      </w:pPr>
-      <w:r>
-        <w:t>Hai, cỡ chữ mười ba chỉ áp dụng cho văn bản thường. Tiêu đề và đề mục được lớn hơn để người đọc thấy ngay cấp bậc. Nhưng các em đừng nén chữ hay giãn chữ để co kéo số trang. Slide ghi rõ mật độ chữ bình thường. Người chấm nhìn là nhận ra.</w:t>
-      </w:r>
-    </w:p>
-    <w:p>
-      <w:pPr>
-        <w:spacing w:after="160"/>
-      </w:pPr>
-      <w:r>
-        <w:rPr>
-          <w:b/>
-        </w:rPr>
-        <w:t>Bảy quy định này không khó. Cái khó là giữ nó nhất quán từ trang đầu tới trang cuối.</w:t>
-      </w:r>
-      <w:r>
-        <w:t xml:space="preserve"> File khung giải quyết đúng cái khó đó.</w:t>
+        <w:t>Bảy quy định soạn thảo nằm trên slide, các em cài hết vào file khung như thầy vừa nói là xong, nên thầy không đọc lại mà chỉ nói hai chi tiết các em hay thắc mắc.</w:t>
+      </w:r>
+    </w:p>
+    <w:p>
+      <w:pPr>
+        <w:spacing w:after="160"/>
+      </w:pPr>
+      <w:r>
+        <w:t>Chi tiết thứ nhất là vì sao lề trái lại rộng hơn lề phải, ba phẩy năm phân so với hai phân. Lý do là bên trái là phần đóng gáy, nên lề trái rộng để khi đóng quyển thì chữ không bị lấp vào gáy.</w:t>
+      </w:r>
+    </w:p>
+    <w:p>
+      <w:pPr>
+        <w:spacing w:after="160"/>
+      </w:pPr>
+      <w:r>
+        <w:t>Chi tiết thứ hai là cỡ chữ mười ba chỉ áp dụng cho văn bản thường, còn tiêu đề và đề mục thì được dùng cỡ lớn hơn để người đọc thấy ngay cấp bậc của nội dung. Tuy vậy các em đừng nén chữ hay giãn chữ để co kéo số trang, vì slide đã ghi rõ mật độ chữ bình thường và người chấm nhìn là nhận ra.</w:t>
+      </w:r>
+    </w:p>
+    <w:p>
+      <w:pPr>
+        <w:spacing w:after="160"/>
+      </w:pPr>
+      <w:r>
+        <w:rPr>
+          <w:b/>
+        </w:rPr>
+        <w:t>Bảy quy định này không khó, cái khó là giữ chúng nhất quán từ trang đầu tới trang cuối</w:t>
+      </w:r>
+      <w:r>
+        <w:t xml:space="preserve"> và file khung giải quyết đúng cái khó đó.</w:t>
       </w:r>
     </w:p>
     <w:p>
@@ -4756,31 +4558,23 @@
         <w:spacing w:after="160"/>
       </w:pPr>
       <w:r>
-        <w:t>Slide này nói về cách đánh số đề mục. Ví dụ 3.2.3.1 trên slide đã chỉ rõ cách đếm.</w:t>
-      </w:r>
-    </w:p>
-    <w:p>
-      <w:pPr>
-        <w:spacing w:after="160"/>
-      </w:pPr>
-      <w:r>
-        <w:t>Thầy dừng ở nguyên tắc quan trọng nhất: có 1.1.1 thì phải có 1.1.2. Không chia ra được ít nhất hai đề mục con thì đừng chia.</w:t>
-      </w:r>
-    </w:p>
-    <w:p>
-      <w:pPr>
-        <w:spacing w:after="160"/>
-      </w:pPr>
-      <w:r>
-        <w:t>Vì sao? Vì chia là tách một cái thành nhiều phần. Chỉ có một phần thì không phải là chia. Một đề mục con đứng một mình thì nội dung của nó chính là nội dung của đề mục cha. Gộp thẳng vào cha là xong.</w:t>
-      </w:r>
-    </w:p>
-    <w:p>
-      <w:pPr>
-        <w:spacing w:after="160"/>
-      </w:pPr>
-      <w:r>
-        <w:t xml:space="preserve">Có một chuyện liên quan các em hay gặp: chia quá vụn. Một đoạn vài dòng mà cũng có đề mục bốn cấp. Nhìn cấu trúc tưởng rất chi tiết. Đọc thì thấy rời rạc. </w:t>
+        <w:t>Slide này nói về cách đánh số đề mục và ví dụ 3.2.3.1 trên slide đã chỉ rõ cách đếm. Thầy chỉ dừng ở nguyên tắc quan trọng nhất: có 1.1.1 thì phải có 1.1.2, tức là không chia ra được ít nhất hai đề mục con thì đừng chia.</w:t>
+      </w:r>
+    </w:p>
+    <w:p>
+      <w:pPr>
+        <w:spacing w:after="160"/>
+      </w:pPr>
+      <w:r>
+        <w:t>Lý do là chia có nghĩa là tách một cái thành nhiều phần, nên chỉ có một phần thì không phải là chia. Một đề mục con đứng một mình thì nội dung của nó chính là nội dung của đề mục cha, vì vậy gộp thẳng vào đề mục cha là xong.</w:t>
+      </w:r>
+    </w:p>
+    <w:p>
+      <w:pPr>
+        <w:spacing w:after="160"/>
+      </w:pPr>
+      <w:r>
+        <w:t xml:space="preserve">Liên quan tới chuyện này, các em còn hay gặp lỗi chia quá vụn, một đoạn chỉ vài dòng mà cũng có tới đề mục bốn cấp. Nhìn cấu trúc thì tưởng rất chi tiết nhưng đọc vào lại thấy rời rạc. </w:t>
       </w:r>
       <w:r>
         <w:rPr>
@@ -4794,7 +4588,7 @@
         <w:spacing w:after="160"/>
       </w:pPr>
       <w:r>
-        <w:t>Thêm chuyện kết luận chương. Nó làm hai việc: gói lại ý chính của chương và mở ra chương sau. Đừng chép lại đoạn giới thiệu đầu chương. Giới thiệu nói chương này sẽ làm gì. Kết luận nói chương này đã tìm ra gì và vì vậy chương sau cần làm gì. Đó chính là mạch năm chương ở Phần bảy, thể hiện ra ở từng chương một.</w:t>
+        <w:t>Slide còn nhắc tới kết luận chương, phần làm hai việc là gói lại ý chính của chương và mở ra chương sau. Vì vậy các em đừng chép lại đoạn giới thiệu ở đầu chương, bởi vì giới thiệu nói chương này sẽ làm gì, còn kết luận nói chương này đã tìm ra gì và do đó chương sau cần làm gì. Đó cũng chính là mạch năm chương ở Phần bảy, được thể hiện ra ở từng chương một.</w:t>
       </w:r>
     </w:p>
     <w:p>
@@ -4815,58 +4609,42 @@
         <w:spacing w:after="160"/>
       </w:pPr>
       <w:r>
-        <w:t>Bốn loại nội dung đặc biệt trên slide, mỗi loại một quy định. Thầy nói phần lý do.</w:t>
-      </w:r>
-    </w:p>
-    <w:p>
-      <w:pPr>
-        <w:spacing w:after="160"/>
-      </w:pPr>
-      <w:r>
-        <w:t>Bảng và hình. Tựa bảng đặt trên, tựa hình đặt dưới là quy ước chung trong trình bày học thuật, các em chỉ cần làm đúng và làm thống nhất. Còn ghi nguồn cho bảng và hình là chuyện trung thực, giống hệt trích dẫn ở Phần tám. Bảng các em tự lập từ số liệu khảo sát thì ghi nguồn là kết quả khảo sát của tác giả. Bảng lấy của người khác thì ghi nguồn người đó.</w:t>
-      </w:r>
-    </w:p>
-    <w:p>
-      <w:pPr>
-        <w:spacing w:after="160"/>
-      </w:pPr>
-      <w:r>
-        <w:t>Công thức thì giải thích đủ từng ký hiệu. Người đọc không ở trong đầu các em. Ký hiệu nào không giải thích là một chỗ họ phải đoán.</w:t>
-      </w:r>
-    </w:p>
-    <w:p>
-      <w:pPr>
-        <w:spacing w:after="160"/>
-      </w:pPr>
-      <w:r>
-        <w:t>Chú thích cuối trang chỉ dùng khi thông tin phụ đặt vào đoạn văn sẽ làm đứt mạch. Đừng biến nó thành chỗ viết thêm.</w:t>
-      </w:r>
-    </w:p>
-    <w:p>
-      <w:pPr>
-        <w:spacing w:after="160"/>
-      </w:pPr>
-      <w:r>
-        <w:t>Chữ viết tắt thì lần đầu viết đủ kèm chữ tắt, từ lần sau mới dùng tắt. Tất cả đưa vào danh mục từ viết tắt ở đầu bài, đúng cái danh mục các em đã làm từ đề cương.</w:t>
-      </w:r>
-    </w:p>
-    <w:p>
-      <w:pPr>
-        <w:spacing w:after="160"/>
-      </w:pPr>
-      <w:r>
-        <w:rPr>
-          <w:b/>
-        </w:rPr>
-        <w:t>Những chi tiết này nhỏ. Nhưng chúng nằm ngay trên mặt trang giấy, nên người chấm thấy chúng trước cả khi đọc nội dung.</w:t>
-      </w:r>
-    </w:p>
-    <w:p>
-      <w:pPr>
-        <w:spacing w:after="160"/>
-      </w:pPr>
-      <w:r>
-        <w:t>Quy tắc đánh số chi tiết và ví dụ có ở Core Slide 2. Phần mười chuyển sang câu chuyện thực tế: các em sẽ đi qua những bước nào từ lúc đăng ký tới lúc nộp.</w:t>
+        <w:t>Slide này nêu bốn loại nội dung đặc biệt, mỗi loại có một quy định riêng và thầy sẽ nói phần lý do.</w:t>
+      </w:r>
+    </w:p>
+    <w:p>
+      <w:pPr>
+        <w:spacing w:after="160"/>
+      </w:pPr>
+      <w:r>
+        <w:t>Với bảng và hình, việc đặt tựa bảng ở trên còn tựa hình ở dưới là quy ước chung trong trình bày học thuật, các em chỉ cần làm đúng và làm thống nhất. Còn việc ghi nguồn cho bảng và hình là chuyện trung thực, giống hệt trích dẫn ở Phần tám: bảng các em tự lập từ số liệu khảo sát thì ghi nguồn là kết quả khảo sát của tác giả, còn bảng lấy của người khác thì ghi nguồn của người đó.</w:t>
+      </w:r>
+    </w:p>
+    <w:p>
+      <w:pPr>
+        <w:spacing w:after="160"/>
+      </w:pPr>
+      <w:r>
+        <w:t>Với công thức, các em phải giải thích đủ từng ký hiệu, bởi vì người đọc không ở trong đầu các em, nên ký hiệu nào không được giải thích là một chỗ họ phải đoán. Chú thích cuối trang thì chỉ dùng khi thông tin phụ mà đặt vào đoạn văn sẽ làm đứt mạch, đừng biến nó thành chỗ viết thêm. Còn chữ viết tắt thì lần đầu viết đủ kèm chữ tắt, từ lần sau mới dùng dạng tắt và tất cả được đưa vào danh mục từ viết tắt ở đầu bài, đúng cái danh mục các em đã làm từ đề cương.</w:t>
+      </w:r>
+    </w:p>
+    <w:p>
+      <w:pPr>
+        <w:spacing w:after="160"/>
+      </w:pPr>
+      <w:r>
+        <w:rPr>
+          <w:b/>
+        </w:rPr>
+        <w:t>Những chi tiết này tuy nhỏ nhưng nằm ngay trên mặt trang giấy, nên người chấm thấy chúng trước cả khi đọc nội dung.</w:t>
+      </w:r>
+    </w:p>
+    <w:p>
+      <w:pPr>
+        <w:spacing w:after="160"/>
+      </w:pPr>
+      <w:r>
+        <w:t>Quy tắc đánh số chi tiết và các ví dụ có ở Core Slide 2. Phần mười sẽ chuyển sang câu chuyện thực tế, đó là các em sẽ đi qua những bước nào từ lúc đăng ký đề tài tới lúc nộp bài.</w:t>
       </w:r>
     </w:p>
     <w:p>
@@ -4900,32 +4678,32 @@
         <w:spacing w:after="160"/>
       </w:pPr>
       <w:r>
-        <w:t>Mấy phần trước nói viết cái gì, trình bày ra sao. Phần mười nói các em sẽ đi qua những bước nào và ai làm gì ở mỗi bước.</w:t>
-      </w:r>
-    </w:p>
-    <w:p>
-      <w:pPr>
-        <w:spacing w:after="160"/>
-      </w:pPr>
-      <w:r>
-        <w:t>Slide ghi rõ đây là quy trình minh họa. Khoa của các em có thể có số bước, tên bước hay thời hạn khác. Cái thầy muốn các em nắm là cái logic: đăng ký, được góp ý, viết, được góp ý, sửa, nộp, được chấm, sửa lần cuối.</w:t>
-      </w:r>
-    </w:p>
-    <w:p>
-      <w:pPr>
-        <w:spacing w:after="160"/>
-      </w:pPr>
-      <w:r>
-        <w:t xml:space="preserve">Các em để ý trong chuỗi đó chữ "góp ý" xuất hiện nhiều lần. Không phải ngẫu nhiên. </w:t>
-      </w:r>
-      <w:r>
-        <w:rPr>
-          <w:b/>
-        </w:rPr>
-        <w:t>Quy trình được thiết kế với nhiều điểm kiểm tra để lỗi lộ ra sớm.</w:t>
-      </w:r>
-      <w:r>
-        <w:t xml:space="preserve"> Cùng một tinh thần với đề cương ở Phần năm.</w:t>
+        <w:t>Mấy phần trước nói về chuyện viết cái gì và trình bày ra sao, còn Phần mười nói về chuyện các em sẽ đi qua những bước nào và ai làm gì ở mỗi bước.</w:t>
+      </w:r>
+    </w:p>
+    <w:p>
+      <w:pPr>
+        <w:spacing w:after="160"/>
+      </w:pPr>
+      <w:r>
+        <w:t>Slide ghi rõ đây là quy trình minh họa, nên khoa của các em có thể có số bước, tên bước hay thời hạn khác. Cái thầy muốn các em nắm là cái logic chung: đăng ký, được góp ý, viết, được góp ý, sửa, nộp, được chấm rồi sửa lần cuối.</w:t>
+      </w:r>
+    </w:p>
+    <w:p>
+      <w:pPr>
+        <w:spacing w:after="160"/>
+      </w:pPr>
+      <w:r>
+        <w:t xml:space="preserve">Các em để ý là trong chuỗi đó chữ "góp ý" xuất hiện nhiều lần và điều đó không phải ngẫu nhiên. </w:t>
+      </w:r>
+      <w:r>
+        <w:rPr>
+          <w:b/>
+        </w:rPr>
+        <w:t>Quy trình được thiết kế với nhiều điểm kiểm tra để lỗi lộ ra sớm</w:t>
+      </w:r>
+      <w:r>
+        <w:t>, cùng một tinh thần với đề cương ở Phần năm.</w:t>
       </w:r>
     </w:p>
     <w:p>
@@ -4946,37 +4724,37 @@
         <w:spacing w:after="160"/>
       </w:pPr>
       <w:r>
-        <w:t>Bốn bước đầu, từ đăng ký đề tài tới viết và chỉnh sửa bản thảo. Các em nhìn cột "Ai thực hiện" trước. Sinh viên, giảng viên, sinh viên, rồi cả hai. Nhịp này cho thấy một điều: người chủ động là các em. Giảng viên hướng dẫn góp ý trên cái các em mang tới.</w:t>
-      </w:r>
-    </w:p>
-    <w:p>
-      <w:pPr>
-        <w:spacing w:after="160"/>
-      </w:pPr>
-      <w:r>
-        <w:t>Ở đây các em cần hiểu một chuyện về Bước 2. Nhiều bạn xem Bước 2 là chờ đợi, là thủ tục. Thử hình dung một bạn nóng vội, đăng ký xong là lao vào đọc lý thuyết, thu số liệu, không chờ góp ý. Tới khi giảng viên xem thì phát hiện nguồn dữ liệu gần như không tiếp cận được. Phải quay lại Bước 2, đổi hướng. Công sức ở Bước 3 gần như làm lại hết.</w:t>
-      </w:r>
-    </w:p>
-    <w:p>
-      <w:pPr>
-        <w:spacing w:after="160"/>
-      </w:pPr>
-      <w:r>
-        <w:t xml:space="preserve">Bước 2 là chỗ người có kinh nghiệm nhìn vào đề tài và cho các em biết nó có đi được không. </w:t>
-      </w:r>
-      <w:r>
-        <w:rPr>
-          <w:b/>
-        </w:rPr>
-        <w:t>Bỏ qua bước góp ý không làm các em đi nhanh hơn. Nó chỉ dời lúc phát hiện lỗi về sau, khi sửa đã đắt hơn.</w:t>
-      </w:r>
-    </w:p>
-    <w:p>
-      <w:pPr>
-        <w:spacing w:after="160"/>
-      </w:pPr>
-      <w:r>
-        <w:t>Với Bước 4 thì thầy có một gợi ý. Mỗi lần gặp giảng viên, các em mang theo câu hỏi cụ thể. Không phải "thầy xem giúp em". Mà là "em đang phân vân giữa hai cách đo biến này, thầy thấy cách nào hợp hơn". Hỏi cụ thể thì góp ý nhận được cũng cụ thể.</w:t>
+        <w:t>Slide này là bốn bước đầu, từ đăng ký đề tài tới viết và chỉnh sửa bản thảo. Các em nhìn cột "Ai thực hiện" trước sẽ thấy nhịp là sinh viên, giảng viên, sinh viên rồi cả hai. Nhịp này cho thấy người chủ động là các em, còn giảng viên hướng dẫn góp ý trên chính cái các em mang tới.</w:t>
+      </w:r>
+    </w:p>
+    <w:p>
+      <w:pPr>
+        <w:spacing w:after="160"/>
+      </w:pPr>
+      <w:r>
+        <w:t>Ở đây các em cần hiểu một chuyện về Bước 2, vì nhiều bạn xem Bước 2 chỉ là chờ đợi, là thủ tục. Thử hình dung một bạn nóng vội, đăng ký xong là lao vào đọc lý thuyết và thu số liệu mà không chờ góp ý. Tới khi giảng viên xem mới phát hiện nguồn dữ liệu gần như không tiếp cận được, thế là bạn đó phải quay lại Bước 2 để đổi hướng và công sức bỏ ra ở Bước 3 gần như phải làm lại hết.</w:t>
+      </w:r>
+    </w:p>
+    <w:p>
+      <w:pPr>
+        <w:spacing w:after="160"/>
+      </w:pPr>
+      <w:r>
+        <w:t xml:space="preserve">Nói cách khác, Bước 2 là chỗ một người có kinh nghiệm nhìn vào đề tài và cho các em biết nó có đi được hay không. </w:t>
+      </w:r>
+      <w:r>
+        <w:rPr>
+          <w:b/>
+        </w:rPr>
+        <w:t>Bỏ qua bước góp ý không làm các em đi nhanh hơn, nó chỉ dời lúc phát hiện lỗi về sau, khi việc sửa đã đắt hơn nhiều.</w:t>
+      </w:r>
+    </w:p>
+    <w:p>
+      <w:pPr>
+        <w:spacing w:after="160"/>
+      </w:pPr>
+      <w:r>
+        <w:t>Với Bước 4, thầy có một gợi ý là mỗi lần gặp giảng viên, các em mang theo câu hỏi cụ thể. Đừng hỏi "thầy xem giúp em", mà hãy hỏi kiểu "em đang phân vân giữa hai cách đo biến này, thầy thấy cách nào hợp hơn", bởi vì hỏi cụ thể thì góp ý nhận được cũng cụ thể.</w:t>
       </w:r>
     </w:p>
     <w:p>
@@ -4997,48 +4775,40 @@
         <w:spacing w:after="160"/>
       </w:pPr>
       <w:r>
-        <w:t>Ba bước cuối: nộp, chấm, sửa theo hội đồng. Nội dung từng bước các em đọc trên bảng.</w:t>
-      </w:r>
-    </w:p>
-    <w:p>
-      <w:pPr>
-        <w:spacing w:after="160"/>
-      </w:pPr>
-      <w:r>
-        <w:t xml:space="preserve">Cái thầy muốn nhấn là một chuyện rất nhiều bạn hiểu sai. </w:t>
-      </w:r>
-      <w:r>
-        <w:rPr>
-          <w:b/>
-        </w:rPr>
-        <w:t>Nộp bài chưa phải là xong.</w:t>
-      </w:r>
-      <w:r>
-        <w:t xml:space="preserve"> Sau Bước 5 còn Bước 6 chấm và Bước 7 sửa theo yêu cầu hội đồng, rồi mới nộp bản cuối.</w:t>
-      </w:r>
-    </w:p>
-    <w:p>
-      <w:pPr>
-        <w:spacing w:after="160"/>
-      </w:pPr>
-      <w:r>
-        <w:t>Nhiều bạn nộp xong là buông hẳn. Tới khi hội đồng yêu cầu sửa thì không còn sức, không còn tâm thế. Các em chuẩn bị tinh thần từ trước là sẽ còn một vòng sửa nữa.</w:t>
-      </w:r>
-    </w:p>
-    <w:p>
-      <w:pPr>
-        <w:spacing w:after="160"/>
-      </w:pPr>
-      <w:r>
-        <w:t>Một gợi ý cho Bước 7. Các em lập một bảng nhỏ: cột trái là từng góp ý của hội đồng, cột phải là mình đã sửa gì, ở trang nào. Nộp bản cuối kèm bảng đó. Người kiểm tra nhìn là thấy các em đã xử lý từng ý. Chính các em cũng tự kiểm được là không bỏ sót ý nào.</w:t>
-      </w:r>
-    </w:p>
-    <w:p>
-      <w:pPr>
-        <w:spacing w:after="160"/>
-      </w:pPr>
-      <w:r>
-        <w:t>Bước 5 còn có phần xác nhận của đơn vị thực tập. Các em liên hệ trước, đừng để sát hạn mới đi xin.</w:t>
+        <w:t>Slide này là ba bước cuối, gồm nộp bài, chấm bài và sửa theo yêu cầu hội đồng, còn nội dung từng bước thì các em đọc trên bảng.</w:t>
+      </w:r>
+    </w:p>
+    <w:p>
+      <w:pPr>
+        <w:spacing w:after="160"/>
+      </w:pPr>
+      <w:r>
+        <w:t xml:space="preserve">Cái thầy muốn nhấn là một chuyện rất nhiều bạn hiểu sai: </w:t>
+      </w:r>
+      <w:r>
+        <w:rPr>
+          <w:b/>
+        </w:rPr>
+        <w:t>nộp bài chưa phải là xong.</w:t>
+      </w:r>
+      <w:r>
+        <w:t xml:space="preserve"> Sau Bước 5 vẫn còn Bước 6 là chấm và Bước 7 là sửa theo yêu cầu của hội đồng, rồi mới tới nộp bản cuối cùng. Nhiều bạn nộp xong là buông hẳn, nên tới khi hội đồng yêu cầu sửa thì không còn sức cũng không còn tâm thế. Vì vậy các em nên chuẩn bị tinh thần từ trước rằng sẽ còn một vòng sửa nữa.</w:t>
+      </w:r>
+    </w:p>
+    <w:p>
+      <w:pPr>
+        <w:spacing w:after="160"/>
+      </w:pPr>
+      <w:r>
+        <w:t>Thầy có một gợi ý cho Bước 7: các em lập một bảng nhỏ, cột trái ghi từng góp ý của hội đồng, cột phải ghi mình đã sửa gì và ở trang nào, rồi nộp bản cuối kèm theo bảng đó. Người kiểm tra nhìn vào là thấy các em đã xử lý từng ý và chính các em cũng tự kiểm được là mình không bỏ sót ý nào.</w:t>
+      </w:r>
+    </w:p>
+    <w:p>
+      <w:pPr>
+        <w:spacing w:after="160"/>
+      </w:pPr>
+      <w:r>
+        <w:t>Ngoài ra, Bước 5 còn có phần xác nhận của đơn vị thực tập, nên các em liên hệ trước, đừng để sát hạn mới đi xin.</w:t>
       </w:r>
     </w:p>
     <w:p>
@@ -5059,45 +4829,37 @@
         <w:spacing w:after="160"/>
       </w:pPr>
       <w:r>
-        <w:t>Slide này so sánh hai cách chấm. Chuyên đề thì hai giảng viên chấm. Khóa luận thì bảo vệ trước hội đồng.</w:t>
-      </w:r>
-    </w:p>
-    <w:p>
-      <w:pPr>
-        <w:spacing w:after="160"/>
-      </w:pPr>
-      <w:r>
-        <w:t>Vì sao khóa luận cần hội đồng? Vì quy mô và yêu cầu của khóa luận cao hơn, như mình đã thấy ở chuẩn số trang. Công trình lớn hơn thì cần nhiều góc nhìn đánh giá hơn.</w:t>
-      </w:r>
-    </w:p>
-    <w:p>
-      <w:pPr>
-        <w:spacing w:after="160"/>
-      </w:pPr>
-      <w:r>
-        <w:t>Có một chi tiết đáng để ý: giảng viên hướng dẫn là thành viên hội đồng nhưng không làm chủ tịch. Thầy hiểu lý do thế này. Người đã đồng hành cùng bài từ đầu thì khó nhìn bài đó như người ngoài. Để người khác điều khiển buổi đánh giá là để giữ khách quan.</w:t>
-      </w:r>
-    </w:p>
-    <w:p>
-      <w:pPr>
-        <w:spacing w:after="160"/>
-      </w:pPr>
-      <w:r>
-        <w:t xml:space="preserve">Điều đó cũng có nghĩa là trong hội đồng sẽ có những người đọc bài của các em lần đầu. Họ không biết các em đã vất vả thế nào. Họ chỉ biết những gì có trên trang giấy và những gì các em nói trước hội đồng. </w:t>
-      </w:r>
-      <w:r>
-        <w:rPr>
-          <w:b/>
-        </w:rPr>
-        <w:t>Bài phải tự đứng được, không cần ai giải thích hộ.</w:t>
-      </w:r>
-    </w:p>
-    <w:p>
-      <w:pPr>
-        <w:spacing w:after="160"/>
-      </w:pPr>
-      <w:r>
-        <w:t>Số thành viên và cách phân công là ví dụ minh họa, các em xem quy định khoa mình. Phần mười một sẽ nói hội đồng nhìn vào đâu để chấm.</w:t>
+        <w:t>Slide này so sánh hai cách chấm: chuyên đề thì do hai giảng viên chấm, còn khóa luận thì sinh viên phải bảo vệ trước hội đồng. Khóa luận cần hội đồng là vì quy mô và yêu cầu của nó cao hơn, như mình đã thấy qua chuẩn số trang, mà công trình lớn hơn thì cần nhiều góc nhìn đánh giá hơn.</w:t>
+      </w:r>
+    </w:p>
+    <w:p>
+      <w:pPr>
+        <w:spacing w:after="160"/>
+      </w:pPr>
+      <w:r>
+        <w:t>Có một chi tiết đáng để ý là giảng viên hướng dẫn là thành viên hội đồng nhưng không làm chủ tịch. Thầy hiểu lý do thế này: người đã đồng hành cùng bài từ đầu thì khó nhìn bài đó như một người ngoài, nên để người khác điều khiển buổi đánh giá là để giữ tính khách quan.</w:t>
+      </w:r>
+    </w:p>
+    <w:p>
+      <w:pPr>
+        <w:spacing w:after="160"/>
+      </w:pPr>
+      <w:r>
+        <w:t xml:space="preserve">Điều đó cũng có nghĩa là trong hội đồng sẽ có những người đọc bài của các em lần đầu. Họ không biết các em đã vất vả thế nào, họ chỉ biết những gì có trên trang giấy và những gì các em nói trước hội đồng. </w:t>
+      </w:r>
+      <w:r>
+        <w:rPr>
+          <w:b/>
+        </w:rPr>
+        <w:t>Vì vậy bài phải tự đứng được, không cần ai giải thích hộ.</w:t>
+      </w:r>
+    </w:p>
+    <w:p>
+      <w:pPr>
+        <w:spacing w:after="160"/>
+      </w:pPr>
+      <w:r>
+        <w:t>Số thành viên hội đồng và cách phân công chấm ở đây là ví dụ minh họa, các em xem quy định của khoa mình. Phần mười một sẽ nói rõ hội đồng nhìn vào đâu để chấm.</w:t>
       </w:r>
     </w:p>
     <w:p>
@@ -5131,29 +4893,21 @@
         <w:spacing w:after="160"/>
       </w:pPr>
       <w:r>
-        <w:t>Phần mười một là tiêu chí chấm điểm. Thầy muốn các em đọc phần này trước khi viết, không phải trước khi nộp.</w:t>
-      </w:r>
-    </w:p>
-    <w:p>
-      <w:pPr>
-        <w:spacing w:after="160"/>
-      </w:pPr>
-      <w:r>
-        <w:t>Lý do rất đơn giản. Biết người chấm nhìn vào đâu thì các em biết dồn sức vào đâu. Một bài bỏ rất nhiều công mà dồn sai chỗ vẫn có thể nhận điểm thấp hơn kỳ vọng.</w:t>
-      </w:r>
-    </w:p>
-    <w:p>
-      <w:pPr>
-        <w:spacing w:after="160"/>
-      </w:pPr>
-      <w:r>
-        <w:t xml:space="preserve">Hai câu hỏi trên slide là xương sống của cả phần. Câu thứ hai rất thực dụng: bằng chứng nằm ở đâu trong bài. Nó cho các em biết khi người chấm tìm một tiêu chí thì họ sẽ lật tới trang nào. </w:t>
-      </w:r>
-      <w:r>
-        <w:rPr>
-          <w:b/>
-        </w:rPr>
-        <w:t>Trang đó phải có đúng cái họ tìm.</w:t>
+        <w:t>Phần mười một nói về tiêu chí chấm điểm và thầy muốn các em đọc phần này trước khi viết chứ không phải trước khi nộp. Lý do rất đơn giản: biết người chấm nhìn vào đâu thì các em mới biết dồn sức vào đâu, còn nếu dồn sai chỗ thì dù bỏ rất nhiều công, bài vẫn có thể nhận điểm thấp hơn kỳ vọng.</w:t>
+      </w:r>
+    </w:p>
+    <w:p>
+      <w:pPr>
+        <w:spacing w:after="160"/>
+      </w:pPr>
+      <w:r>
+        <w:t xml:space="preserve">Hai câu hỏi trên slide là xương sống của cả phần này. Trong đó câu thứ hai rất thực dụng, vì khi biết bằng chứng cho từng tiêu chí nằm ở đâu trong bài, các em sẽ biết người chấm sẽ lật tới trang nào để tìm. </w:t>
+      </w:r>
+      <w:r>
+        <w:rPr>
+          <w:b/>
+        </w:rPr>
+        <w:t>Và trang đó phải có đúng cái họ đang tìm.</w:t>
       </w:r>
     </w:p>
     <w:p>
@@ -5174,45 +4928,45 @@
         <w:spacing w:after="160"/>
       </w:pPr>
       <w:r>
-        <w:t>Trước khi vào con số, slide này đặt ba nguyên tắc nền.</w:t>
-      </w:r>
-    </w:p>
-    <w:p>
-      <w:pPr>
-        <w:spacing w:after="160"/>
-      </w:pPr>
-      <w:r>
-        <w:t>Nguyên tắc thứ nhất, không chấm theo số trang. Đủ trang là điều kiện cần, chưa phải điều kiện đủ. Bài dài mà các phần rời rạc thì độ dài chỉ làm chỗ rời rạc lộ rõ hơn.</w:t>
-      </w:r>
-    </w:p>
-    <w:p>
-      <w:pPr>
-        <w:spacing w:after="160"/>
-      </w:pPr>
-      <w:r>
-        <w:t xml:space="preserve">Nguyên tắc thứ hai, tài liệu tham khảo và phụ lục chỉ có giá trị khi làm bằng chứng. Thử hình dung một bài bảy mươi trang, phụ lục gần hai mươi trang, mà một nửa phụ lục là bảng số liệu thô không được nhắc tới ở chương nào. Bạn đó nghĩ bài dày sẽ gây ấn tượng. Thực tế người chấm chỉ mất thêm thời gian lục tìm bằng chứng thật giữa một khối không phục vụ lập luận nào. </w:t>
-      </w:r>
-      <w:r>
-        <w:rPr>
-          <w:b/>
-        </w:rPr>
-        <w:t>Dày không có nghĩa là nặng ký.</w:t>
-      </w:r>
-    </w:p>
-    <w:p>
-      <w:pPr>
-        <w:spacing w:after="160"/>
-      </w:pPr>
-      <w:r>
-        <w:t>Nguyên tắc thứ ba là cái thầy muốn các em để ý nhất: duyệt proposal khác với chấm khóa luận. Proposal được duyệt nghĩa là đề tài khả thi, được phép bắt đầu. Chưa có nghĩa là bài sẽ được điểm cao. Hai việc đánh giá hai thời điểm khác nhau. Một kế hoạch tốt vẫn có thể được thực hiện dở.</w:t>
-      </w:r>
-    </w:p>
-    <w:p>
-      <w:pPr>
-        <w:spacing w:after="160"/>
-      </w:pPr>
-      <w:r>
-        <w:t>Hộp giữa slide là bản đồ của cả Phần mười một: ba lớp từ cụ thể tới tổng quát. Khung điểm số, rồi chuẩn chất lượng ở mức cao, rồi tám nhóm tiêu chí tự kiểm tra. Mình đi lần lượt.</w:t>
+        <w:t>Trước khi vào các con số, slide này đặt ra ba nguyên tắc nền.</w:t>
+      </w:r>
+    </w:p>
+    <w:p>
+      <w:pPr>
+        <w:spacing w:after="160"/>
+      </w:pPr>
+      <w:r>
+        <w:t>Nguyên tắc thứ nhất là bài không được chấm theo số trang. Đủ số trang mới là điều kiện cần chứ chưa phải điều kiện đủ, bởi vì một bài dài mà các phần rời rạc thì độ dài chỉ làm chỗ rời rạc lộ ra rõ hơn.</w:t>
+      </w:r>
+    </w:p>
+    <w:p>
+      <w:pPr>
+        <w:spacing w:after="160"/>
+      </w:pPr>
+      <w:r>
+        <w:t xml:space="preserve">Nguyên tắc thứ hai là tài liệu tham khảo và phụ lục chỉ có giá trị khi làm bằng chứng. Thử hình dung một bài bảy mươi trang có phụ lục gần hai mươi trang nhưng một nửa phụ lục là những bảng số liệu thô không được nhắc tới ở chương nào. Bạn viết nghĩ rằng bài dày sẽ gây ấn tượng, trong khi thực tế người chấm chỉ mất thêm thời gian lục tìm bằng chứng thật giữa một khối nội dung không phục vụ lập luận nào. </w:t>
+      </w:r>
+      <w:r>
+        <w:rPr>
+          <w:b/>
+        </w:rPr>
+        <w:t>Nói cách khác, dày không có nghĩa là nặng ký.</w:t>
+      </w:r>
+    </w:p>
+    <w:p>
+      <w:pPr>
+        <w:spacing w:after="160"/>
+      </w:pPr>
+      <w:r>
+        <w:t>Nguyên tắc thứ ba là cái thầy muốn các em để ý nhất: duyệt proposal khác với chấm khóa luận. Proposal được duyệt nghĩa là đề tài khả thi và các em được phép bắt đầu, chứ chưa có nghĩa là bài sẽ được điểm cao. Hai việc này đánh giá hai thời điểm khác nhau, bởi vì một kế hoạch tốt vẫn có thể được thực hiện dở.</w:t>
+      </w:r>
+    </w:p>
+    <w:p>
+      <w:pPr>
+        <w:spacing w:after="160"/>
+      </w:pPr>
+      <w:r>
+        <w:t>Hộp ở giữa slide là bản đồ của cả Phần mười một, gồm ba lớp đi từ cụ thể tới tổng quát: khung điểm số, rồi chuẩn chất lượng ở mức cao, rồi tám nhóm tiêu chí để tự kiểm tra. Mình sẽ đi lần lượt từng lớp.</w:t>
       </w:r>
     </w:p>
     <w:p>
@@ -5233,48 +4987,40 @@
         <w:spacing w:after="160"/>
       </w:pPr>
       <w:r>
-        <w:t>Khung điểm thang mười, bảy phần. Các em nhìn cột điểm trên slide trước, đừng nhìn cột nội dung vội.</w:t>
-      </w:r>
-    </w:p>
-    <w:p>
-      <w:pPr>
-        <w:spacing w:after="160"/>
-      </w:pPr>
-      <w:r>
-        <w:t>Thấy gì? Phân tích vấn đề thực tiễn ba phẩy năm điểm, cao nhất. Cơ sở lý luận hai điểm. Hình thức trình bày chỉ một điểm.</w:t>
-      </w:r>
-    </w:p>
-    <w:p>
-      <w:pPr>
-        <w:spacing w:after="160"/>
-      </w:pPr>
-      <w:r>
-        <w:t xml:space="preserve">Ở đây các em cần hiểu một chuyện. </w:t>
-      </w:r>
-      <w:r>
-        <w:rPr>
-          <w:b/>
-        </w:rPr>
-        <w:t>Cơ cấu điểm chính là lời nhắn của người làm tiêu chí: họ coi trọng cái gì.</w:t>
-      </w:r>
-      <w:r>
-        <w:t xml:space="preserve"> Họ coi trọng việc các em phân tích được thực tế, phát hiện chỗ bất hợp lý và giải thích được nguyên nhân. Trong cấu trúc năm chương, phần này nằm chủ yếu ở Chương 4, chỗ các em diễn giải kết quả.</w:t>
-      </w:r>
-    </w:p>
-    <w:p>
-      <w:pPr>
-        <w:spacing w:after="160"/>
-      </w:pPr>
-      <w:r>
-        <w:t>Vậy thì thời gian cũng nên phân bổ theo đúng tỷ lệ đó. Thử hình dung một bạn dành phần lớn thời gian chỉnh font, canh lề, làm bìa thật đẹp. Phần phân tích thì viết vội trong hai ngày cuối. Bài mở ra trông rất chỉn chu. Điểm tổng lại thấp. Vì phần nặng nhất lại được đầu tư ít nhất.</w:t>
-      </w:r>
-    </w:p>
-    <w:p>
-      <w:pPr>
-        <w:spacing w:after="160"/>
-      </w:pPr>
-      <w:r>
-        <w:t>Như slide ghi, khung điểm cụ thể do khoa quy định, con số có thể khác. Nhưng cách đọc khung điểm để biết dồn sức vào đâu thì các em dùng được cho mọi khung.</w:t>
+        <w:t>Đây là khung điểm thang mười chia theo bảy phần. Các em nhìn cột điểm trên slide trước, đừng vội nhìn cột nội dung, sẽ thấy phân tích vấn đề thực tiễn chiếm ba phẩy năm điểm, cao nhất, cơ sở lý luận được hai điểm, trong khi hình thức trình bày chỉ có một điểm.</w:t>
+      </w:r>
+    </w:p>
+    <w:p>
+      <w:pPr>
+        <w:spacing w:after="160"/>
+      </w:pPr>
+      <w:r>
+        <w:t xml:space="preserve">Ở đây các em cần hiểu một chuyện: </w:t>
+      </w:r>
+      <w:r>
+        <w:rPr>
+          <w:b/>
+        </w:rPr>
+        <w:t>cơ cấu điểm chính là lời nhắn của người làm tiêu chí về việc họ coi trọng cái gì.</w:t>
+      </w:r>
+      <w:r>
+        <w:t xml:space="preserve"> Họ coi trọng việc các em phân tích được thực tế, phát hiện được chỗ bất hợp lý và giải thích được nguyên nhân. Trong cấu trúc năm chương, phần này nằm chủ yếu ở Chương 4, tức chỗ các em diễn giải kết quả.</w:t>
+      </w:r>
+    </w:p>
+    <w:p>
+      <w:pPr>
+        <w:spacing w:after="160"/>
+      </w:pPr>
+      <w:r>
+        <w:t>Vì vậy thời gian của các em cũng nên được phân bổ theo đúng tỷ lệ đó. Thử hình dung một bạn dành phần lớn thời gian để chỉnh font, canh lề và làm bìa thật đẹp, còn phần phân tích thì viết vội trong hai ngày cuối. Bài mở ra trông rất chỉn chu nhưng điểm tổng lại thấp, bởi vì phần nặng điểm nhất lại là phần được đầu tư ít nhất.</w:t>
+      </w:r>
+    </w:p>
+    <w:p>
+      <w:pPr>
+        <w:spacing w:after="160"/>
+      </w:pPr>
+      <w:r>
+        <w:t>Như slide ghi, khung điểm cụ thể do khoa quy định nên con số có thể khác. Tuy vậy cách đọc khung điểm để biết dồn sức vào đâu thì các em dùng được cho mọi khung.</w:t>
       </w:r>
     </w:p>
     <w:p>
@@ -5295,56 +5041,48 @@
         <w:spacing w:after="160"/>
       </w:pPr>
       <w:r>
-        <w:t>Khóa luận có bảo vệ thì điểm có hai phần: bài viết và phần trình bày, trả lời câu hỏi.</w:t>
-      </w:r>
-    </w:p>
-    <w:p>
-      <w:pPr>
-        <w:spacing w:after="160"/>
-      </w:pPr>
-      <w:r>
-        <w:t xml:space="preserve">Cái thầy muốn nói là: </w:t>
-      </w:r>
-      <w:r>
-        <w:rPr>
-          <w:b/>
-        </w:rPr>
-        <w:t>viết xong bài mới là xong một phần công việc.</w:t>
-      </w:r>
-      <w:r>
-        <w:t xml:space="preserve"> Phần trình bày chiếm tỷ trọng nhỏ hơn. Nhưng nó là điểm thật, cộng thẳng vào điểm cuối cùng.</w:t>
-      </w:r>
-    </w:p>
-    <w:p>
-      <w:pPr>
-        <w:spacing w:after="160"/>
-      </w:pPr>
-      <w:r>
-        <w:t>Thử hình dung một bạn viết rất tốt, phần phân tích được đánh giá cao. Tới buổi bảo vệ thì đọc gần như nguyên văn slide. Hội đồng hỏi vì sao chọn mô hình này thì trả lời vòng vo. Điểm trình bày thấp hẳn, kéo điểm tổng xuống.</w:t>
-      </w:r>
-    </w:p>
-    <w:p>
-      <w:pPr>
-        <w:spacing w:after="160"/>
-      </w:pPr>
-      <w:r>
-        <w:t>Vấn đề ở đây không phải bạn đó không biết. Bạn đó biết, vì chính bạn đã làm. Vấn đề là chưa từng tập nói ra lý do của các quyết định. Viết thì có thời gian nghĩ. Trả lời hội đồng thì phải nghĩ ngay tại chỗ.</w:t>
-      </w:r>
-    </w:p>
-    <w:p>
-      <w:pPr>
-        <w:spacing w:after="160"/>
-      </w:pPr>
-      <w:r>
-        <w:t>Cho nên cách chuẩn bị tốt nhất là tập trả lời câu "vì sao". Vì sao chọn đề tài này. Vì sao chọn phương pháp này. Vì sao mô hình có những yếu tố này. Vì sao cỡ mẫu là con số này. Các em tự hỏi, tự trả lời thành tiếng, có vài người bạn ngồi nghe càng tốt.</w:t>
-      </w:r>
-    </w:p>
-    <w:p>
-      <w:pPr>
-        <w:spacing w:after="160"/>
-      </w:pPr>
-      <w:r>
-        <w:t>Tỷ trọng cụ thể giữa hai phần do khoa hoặc hội đồng quy định. Các em hỏi lại giảng viên hướng dẫn.</w:t>
+        <w:t xml:space="preserve">Với khóa luận có bảo vệ trước hội đồng, điểm cuối cùng gồm hai phần là bài viết và phần trình bày, trả lời câu hỏi. Cái thầy muốn nói là </w:t>
+      </w:r>
+      <w:r>
+        <w:rPr>
+          <w:b/>
+        </w:rPr>
+        <w:t>viết xong bài mới chỉ là xong một phần công việc</w:t>
+      </w:r>
+      <w:r>
+        <w:t>, vì phần trình bày tuy chiếm tỷ trọng nhỏ hơn nhưng là điểm thật, cộng thẳng vào điểm cuối cùng.</w:t>
+      </w:r>
+    </w:p>
+    <w:p>
+      <w:pPr>
+        <w:spacing w:after="160"/>
+      </w:pPr>
+      <w:r>
+        <w:t>Thử hình dung một bạn viết bài rất tốt, phần phân tích được đánh giá cao nhưng tới buổi bảo vệ lại đọc gần như nguyên văn slide và khi hội đồng hỏi vì sao chọn mô hình này thì trả lời vòng vo. Kết quả là điểm trình bày thấp hẳn và kéo điểm tổng xuống.</w:t>
+      </w:r>
+    </w:p>
+    <w:p>
+      <w:pPr>
+        <w:spacing w:after="160"/>
+      </w:pPr>
+      <w:r>
+        <w:t>Vấn đề ở đây không phải bạn đó không biết, bởi vì chính bạn ấy đã làm ra bài. Vấn đề là bạn ấy chưa từng tập nói ra lý do của các quyết định. Khi viết thì mình có thời gian suy nghĩ, còn khi trả lời hội đồng thì phải nghĩ ngay tại chỗ.</w:t>
+      </w:r>
+    </w:p>
+    <w:p>
+      <w:pPr>
+        <w:spacing w:after="160"/>
+      </w:pPr>
+      <w:r>
+        <w:t>Cho nên cách chuẩn bị tốt nhất là tập trả lời câu hỏi "vì sao": vì sao chọn đề tài này, vì sao chọn phương pháp này, vì sao mô hình có những yếu tố này, vì sao cỡ mẫu là con số này. Các em tự hỏi và tự trả lời thành tiếng, nếu có vài người bạn ngồi nghe thì càng tốt.</w:t>
+      </w:r>
+    </w:p>
+    <w:p>
+      <w:pPr>
+        <w:spacing w:after="160"/>
+      </w:pPr>
+      <w:r>
+        <w:t>Tỷ trọng cụ thể giữa hai phần này do khoa hoặc hội đồng quy định, các em hỏi lại giảng viên hướng dẫn của mình.</w:t>
       </w:r>
     </w:p>
     <w:p>
@@ -5365,53 +5103,48 @@
         <w:spacing w:after="160"/>
       </w:pPr>
       <w:r>
-        <w:t>Khung điểm cho biết bài đạt được tính điểm thế nào. Slide này đi xa hơn: muốn vào nhóm điểm cao nhất thì bài cần có gì.</w:t>
-      </w:r>
-    </w:p>
-    <w:p>
-      <w:pPr>
-        <w:spacing w:after="160"/>
-      </w:pPr>
-      <w:r>
-        <w:t>Bảy dấu hiệu trên slide các em đọc là hiểu. Thầy chỉ dừng ở dấu hiệu đầu tiên, vì nó là cái tách bài tốt ra khỏi bài đạt: có đóng góp mới, dù nhỏ.</w:t>
-      </w:r>
-    </w:p>
-    <w:p>
-      <w:pPr>
-        <w:spacing w:after="160"/>
-      </w:pPr>
-      <w:r>
-        <w:t>Nhiều bạn nghe "đóng góp mới" là nghĩ phải phát minh ra lý thuyết. Không phải. Đóng góp mới có thể là kiểm chứng một mô hình ở một bối cảnh chưa ai làm. Có thể là phát hiện một yếu tố mà nghiên cứu trước bỏ qua. Có thể là một kết quả khác với nghiên cứu trước mà các em giải thích được vì sao khác.</w:t>
-      </w:r>
-    </w:p>
-    <w:p>
-      <w:pPr>
-        <w:spacing w:after="160"/>
-      </w:pPr>
-      <w:r>
-        <w:t>Thử hình dung một bài đủ cấu trúc, đủ nội dung. Hỏi điểm mới của bài là gì thì không trả lời được. Vì cả bài là khung phân tích của một nghiên cứu cũ, chỉ thay số liệu mới, không có nhận định riêng nào. Bài đó vẫn qua. Nhưng không lên được nhóm cao.</w:t>
-      </w:r>
-    </w:p>
-    <w:p>
-      <w:pPr>
-        <w:spacing w:after="160"/>
-      </w:pPr>
-      <w:r>
-        <w:rPr>
-          <w:b/>
-        </w:rPr>
-        <w:t>Điểm mới không xuất hiện vào tuần cuối. Nó đến từ Mục 7 của đề cương, từ khoảng trống ở Chương 2, từ cách các em diễn giải ở Chương 4.</w:t>
-      </w:r>
-      <w:r>
-        <w:t xml:space="preserve"> Nên bảy dấu hiệu này phải là mục tiêu ngay từ đầu, không phải danh sách để dò lại lúc sắp nộp.</w:t>
-      </w:r>
-    </w:p>
-    <w:p>
-      <w:pPr>
-        <w:spacing w:after="160"/>
-      </w:pPr>
-      <w:r>
-        <w:t>Ở phần bảo vệ thì các em để ý chữ "không học thuộc". Hội đồng hỏi ra ngoài những gì các em đã chuẩn bị là chuyện bình thường. Hiểu thật thì trả lời được. Học thuộc thì chỉ trả lời được câu đã chuẩn bị.</w:t>
+        <w:t>Nếu khung điểm cho biết một bài đạt yêu cầu được tính điểm thế nào, thì slide này đi xa hơn một bước: muốn vào nhóm điểm cao nhất thì bài cần có những gì.</w:t>
+      </w:r>
+    </w:p>
+    <w:p>
+      <w:pPr>
+        <w:spacing w:after="160"/>
+      </w:pPr>
+      <w:r>
+        <w:t>Bảy dấu hiệu trên slide các em đọc là hiểu, nên thầy chỉ dừng ở dấu hiệu đầu tiên, vì đây là cái tách một bài tốt ra khỏi một bài chỉ đạt: có đóng góp mới, dù nhỏ. Nhiều bạn nghe tới đóng góp mới là nghĩ phải phát minh ra một lý thuyết nhưng không phải vậy. Đóng góp mới có thể là kiểm chứng một mô hình ở một bối cảnh chưa ai làm, có thể là phát hiện một yếu tố mà nghiên cứu trước bỏ qua, hoặc có thể là một kết quả khác với nghiên cứu trước mà các em giải thích được vì sao lại khác.</w:t>
+      </w:r>
+    </w:p>
+    <w:p>
+      <w:pPr>
+        <w:spacing w:after="160"/>
+      </w:pPr>
+      <w:r>
+        <w:t>Thử hình dung một bài đủ cấu trúc và đủ nội dung nhưng khi được hỏi điểm mới của bài là gì thì người viết không trả lời được. Lý do là cả bài chỉ lặp lại khung phân tích của một nghiên cứu cũ, thay vào số liệu mới mà không có nhận định riêng nào. Bài như vậy vẫn qua môn nhưng không thể lên được nhóm điểm cao.</w:t>
+      </w:r>
+    </w:p>
+    <w:p>
+      <w:pPr>
+        <w:spacing w:after="160"/>
+      </w:pPr>
+      <w:r>
+        <w:t xml:space="preserve">Ở đây thầy muốn các em thấy là </w:t>
+      </w:r>
+      <w:r>
+        <w:rPr>
+          <w:b/>
+        </w:rPr>
+        <w:t>điểm mới không xuất hiện vào tuần cuối, mà được xây dần từ Mục 7 của đề cương, từ khoảng trống ở Chương 2 và từ cách các em diễn giải ở Chương 4.</w:t>
+      </w:r>
+      <w:r>
+        <w:t xml:space="preserve"> Vì vậy bảy dấu hiệu này phải là mục tiêu ngay từ đầu, chứ không phải danh sách để dò lại lúc sắp nộp.</w:t>
+      </w:r>
+    </w:p>
+    <w:p>
+      <w:pPr>
+        <w:spacing w:after="160"/>
+      </w:pPr>
+      <w:r>
+        <w:t>Riêng ở phần bảo vệ, các em để ý chữ "không học thuộc". Hội đồng hỏi ra ngoài những gì các em đã chuẩn bị là chuyện bình thường và khi đó ai hiểu thật thì trả lời được, còn ai học thuộc thì chỉ trả lời được những câu đã chuẩn bị sẵn.</w:t>
       </w:r>
     </w:p>
     <w:p>
@@ -5432,45 +5165,37 @@
         <w:spacing w:after="160"/>
       </w:pPr>
       <w:r>
-        <w:t>Slide này là phần hành chính. Các em đọc bảng là nắm. Thầy nhấn hai chỗ.</w:t>
-      </w:r>
-    </w:p>
-    <w:p>
-      <w:pPr>
-        <w:spacing w:after="160"/>
-      </w:pPr>
-      <w:r>
-        <w:t>Chỗ thứ nhất là trọng số một trăm phần trăm. Nghĩa là không có điểm quá trình nào đỡ cho các em. Điểm bài chấm chính là điểm học phần, đi thẳng vào điểm trung bình tích lũy.</w:t>
-      </w:r>
-    </w:p>
-    <w:p>
-      <w:pPr>
-        <w:spacing w:after="160"/>
-      </w:pPr>
-      <w:r>
-        <w:t>Chỗ thứ hai là điểm F hoặc F cộng. Hệ quả là đăng ký làm lại học phần. Làm lại từ đầu, không phải sửa phần lỗi rồi nộp lại. Các em hình dung cái giá đó: thêm một học kỳ, đi lại toàn bộ hành trình tám tuần.</w:t>
-      </w:r>
-    </w:p>
-    <w:p>
-      <w:pPr>
-        <w:spacing w:after="160"/>
-      </w:pPr>
-      <w:r>
-        <w:rPr>
-          <w:b/>
-        </w:rPr>
-        <w:t>Chính vì cái giá cao như vậy nên các công cụ ở mấy phần sau mới quan trọng: báo cáo tiến độ, timeline, critical path.</w:t>
-      </w:r>
-      <w:r>
-        <w:t xml:space="preserve"> Chúng giúp các em thấy nguy cơ từ sớm, khi còn kịp xoay xở.</w:t>
-      </w:r>
-    </w:p>
-    <w:p>
-      <w:pPr>
-        <w:spacing w:after="160"/>
-      </w:pPr>
-      <w:r>
-        <w:t>Mốc thời gian và cách xử lý điểm F, F cộng do từng khoa quy định. Các em hỏi thẳng khoa hoặc giảng viên hướng dẫn. Đừng dựa vào lời kể của khóa trước.</w:t>
+        <w:t>Slide này là phần quy định hành chính, các em đọc bảng là nắm, thầy chỉ nhấn hai chỗ.</w:t>
+      </w:r>
+    </w:p>
+    <w:p>
+      <w:pPr>
+        <w:spacing w:after="160"/>
+      </w:pPr>
+      <w:r>
+        <w:t>Chỗ thứ nhất là trọng số một trăm phần trăm, nghĩa là không có điểm quá trình nào đỡ cho các em, điểm bài chấm chính là điểm học phần và đi thẳng vào điểm trung bình tích lũy. Chỗ thứ hai là điểm F hoặc F cộng, với hệ quả là phải đăng ký thực hiện lại học phần. Tức là làm lại từ đầu, chứ không phải sửa phần lỗi rồi nộp lại và các em hình dung được cái giá đó là thêm một học kỳ để đi lại toàn bộ hành trình tám tuần.</w:t>
+      </w:r>
+    </w:p>
+    <w:p>
+      <w:pPr>
+        <w:spacing w:after="160"/>
+      </w:pPr>
+      <w:r>
+        <w:rPr>
+          <w:b/>
+        </w:rPr>
+        <w:t>Chính vì cái giá cao như vậy nên những công cụ ở các phần sau, gồm báo cáo tiến độ, timeline và critical path, mới trở nên quan trọng</w:t>
+      </w:r>
+      <w:r>
+        <w:t>, vì chúng giúp các em thấy nguy cơ từ sớm, khi vẫn còn kịp xoay xở.</w:t>
+      </w:r>
+    </w:p>
+    <w:p>
+      <w:pPr>
+        <w:spacing w:after="160"/>
+      </w:pPr>
+      <w:r>
+        <w:t>Mốc thời gian và cách xử lý điểm F, F cộng do từng khoa quy định, nên các em hỏi thẳng khoa hoặc giảng viên hướng dẫn, đừng dựa vào lời kể của khóa trước.</w:t>
       </w:r>
     </w:p>
     <w:p>
@@ -5491,53 +5216,45 @@
         <w:spacing w:after="160"/>
       </w:pPr>
       <w:r>
-        <w:t>Tới đây là tám nhóm tiêu chí để các em tự kiểm tra. Slide này là bốn nhóm đầu.</w:t>
-      </w:r>
-    </w:p>
-    <w:p>
-      <w:pPr>
-        <w:spacing w:after="160"/>
-      </w:pPr>
-      <w:r>
-        <w:t>Các em đọc bảng theo hàng ngang. Mỗi hàng cho ba thông tin: người chấm cần thấy gì, bằng chứng nằm ở đâu, tự kiểm bằng cách nào.</w:t>
-      </w:r>
-    </w:p>
-    <w:p>
-      <w:pPr>
-        <w:spacing w:after="160"/>
-      </w:pPr>
-      <w:r>
-        <w:t xml:space="preserve">Để ý cột bằng chứng. Nó đi đúng theo mạch từ Chương 1 xuống Chương 5. Không phải ngẫu nhiên. </w:t>
-      </w:r>
-      <w:r>
-        <w:rPr>
-          <w:b/>
-        </w:rPr>
-        <w:t>Tiêu chí chấm đi theo đúng mạch năm chương ở Phần bảy. Hiểu mạch năm chương là đã hiểu một nửa cách người ta chấm.</w:t>
-      </w:r>
-    </w:p>
-    <w:p>
-      <w:pPr>
-        <w:spacing w:after="160"/>
-      </w:pPr>
-      <w:r>
-        <w:t>Cột tự kiểm tra thì nối ngược về những gì mình đã học. Nhóm một đối chiếu với checklist sáu câu ở Phần ba và sơ đồ liên kết ở Phần bốn. Nhóm bốn chính là bước tám ở Phần hai: kết luận nằm trong phạm vi bằng chứng.</w:t>
-      </w:r>
-    </w:p>
-    <w:p>
-      <w:pPr>
-        <w:spacing w:after="160"/>
-      </w:pPr>
-      <w:r>
-        <w:t>Thầy lấy nhóm bốn làm ví dụ, vì đây là lỗi các em tự phát hiện được. Thử hình dung kết luận viết "đa số khách hàng trẻ tại Việt Nam ưu tiên ngân hàng số". Còn dữ liệu thì lấy từ đúng một trường đại học. Cách bắt lỗi: đặt từng câu kết luận cạnh bảng số liệu rồi hỏi, câu này dựa trên bảng nào. Không chỉ ra được bảng nào thì câu đó chưa có quyền đứng trong kết luận.</w:t>
-      </w:r>
-    </w:p>
-    <w:p>
-      <w:pPr>
-        <w:spacing w:after="160"/>
-      </w:pPr>
-      <w:r>
-        <w:t>Lỗi này không cần đợi hội đồng chỉ ra. Chỉ cần các em chịu dò.</w:t>
+        <w:t>Tới đây là tám nhóm tiêu chí để các em tự kiểm tra và slide này trình bày bốn nhóm đầu. Các em đọc bảng theo hàng ngang thì mỗi hàng cho ba thông tin: người chấm cần thấy gì, bằng chứng nằm ở đâu và tự kiểm tra bằng cách nào.</w:t>
+      </w:r>
+    </w:p>
+    <w:p>
+      <w:pPr>
+        <w:spacing w:after="160"/>
+      </w:pPr>
+      <w:r>
+        <w:t xml:space="preserve">Hãy để ý cột bằng chứng, các em sẽ thấy nó đi đúng theo mạch từ Chương 1 xuống Chương 5 và điều đó không phải ngẫu nhiên. </w:t>
+      </w:r>
+      <w:r>
+        <w:rPr>
+          <w:b/>
+        </w:rPr>
+        <w:t>Tiêu chí chấm đi theo đúng mạch năm chương ở Phần bảy, cho nên hiểu được mạch năm chương là đã hiểu được một nửa cách người ta chấm.</w:t>
+      </w:r>
+    </w:p>
+    <w:p>
+      <w:pPr>
+        <w:spacing w:after="160"/>
+      </w:pPr>
+      <w:r>
+        <w:t>Còn cột tự kiểm tra thì nối ngược về những gì mình đã học. Nhóm một đối chiếu với checklist sáu câu ở Phần ba và sơ đồ liên kết ở Phần bốn, còn nhóm bốn chính là bước tám ở Phần hai, tức kết luận phải nằm trong phạm vi bằng chứng.</w:t>
+      </w:r>
+    </w:p>
+    <w:p>
+      <w:pPr>
+        <w:spacing w:after="160"/>
+      </w:pPr>
+      <w:r>
+        <w:t>Thầy lấy nhóm bốn làm ví dụ vì đây là lỗi các em hoàn toàn tự phát hiện được. Thử hình dung phần kết luận viết rằng đa số khách hàng trẻ tại Việt Nam ưu tiên dùng ngân hàng số, trong khi dữ liệu chỉ lấy từ đúng một trường đại học. Cách bắt lỗi là đặt từng câu kết luận cạnh bảng số liệu rồi hỏi câu này dựa trên bảng nào. Nếu không chỉ ra được bảng nào thì câu đó chưa có quyền đứng trong phần kết luận.</w:t>
+      </w:r>
+    </w:p>
+    <w:p>
+      <w:pPr>
+        <w:spacing w:after="160"/>
+      </w:pPr>
+      <w:r>
+        <w:t>Lỗi này không cần đợi hội đồng chỉ ra, chỉ cần các em chịu khó dò.</w:t>
       </w:r>
     </w:p>
     <w:p>
@@ -5558,53 +5275,53 @@
         <w:spacing w:after="160"/>
       </w:pPr>
       <w:r>
-        <w:t>Bốn nhóm còn lại. Thầy không đọc lại bảng. Thầy chỉ nói vì sao mỗi nhóm quan trọng.</w:t>
-      </w:r>
-    </w:p>
-    <w:p>
-      <w:pPr>
-        <w:spacing w:after="160"/>
-      </w:pPr>
-      <w:r>
-        <w:t>Nhóm năm, diễn giải kết quả. Đây chính là ba tầng diễn giải thầy nói ở Chương 4. Cách tự kiểm rất cơ học: lật từng bảng, xem phía dưới có đoạn giải thích không. Bảng nào đứng trơ trọi là bảng chưa xong.</w:t>
-      </w:r>
-    </w:p>
-    <w:p>
-      <w:pPr>
-        <w:spacing w:after="160"/>
-      </w:pPr>
-      <w:r>
-        <w:t>Nhóm sáu và nhóm bảy là hai nhóm kiểm được một cách máy móc. Mẹo ở đây là tách riêng lượt đọc. Một lượt chỉ dò trích dẫn với danh mục. Một lượt chỉ dò format. Vừa đọc nội dung vừa soát format thì mắt sẽ trượt, vì đầu các em đang chạy theo nội dung.</w:t>
-      </w:r>
-    </w:p>
-    <w:p>
-      <w:pPr>
-        <w:spacing w:after="160"/>
-      </w:pPr>
-      <w:r>
-        <w:t>Nhóm bảy còn có một chi tiết: hồ sơ báo cáo tiến độ tám tuần. Nghĩa là báo cáo hằng tuần mình sắp học ở Phần mười hai không chỉ để theo dõi. Nó còn là bằng chứng được xem xét khi chấm.</w:t>
-      </w:r>
-    </w:p>
-    <w:p>
-      <w:pPr>
-        <w:spacing w:after="160"/>
-      </w:pPr>
-      <w:r>
-        <w:t xml:space="preserve">Nhóm tám, giải thích quyết định. Thầy coi đây là nhóm gói tất cả lại. Người chấm muốn biết các em làm vậy vì hiểu hay vì thấy người khác làm vậy. Câu trả lời lộ ra rõ nhất ở buổi bảo vệ, đúng như thầy nói ở Mục 3. </w:t>
-      </w:r>
-      <w:r>
-        <w:rPr>
-          <w:b/>
-        </w:rPr>
-        <w:t>Mỗi quyết định lớn trong bài phải có một câu "vì sao" đi kèm mà các em nói ra được.</w:t>
-      </w:r>
-    </w:p>
-    <w:p>
-      <w:pPr>
-        <w:spacing w:after="160"/>
-      </w:pPr>
-      <w:r>
-        <w:t>Slide nhắc thêm một điều. Đây là khung tổng quan để tự kiểm. Các em đừng tự gán trọng số điểm cho từng nhóm khi chưa có rubric chính thức từ khoa. Bảng chi tiết hơn có ở Core Slide 2.</w:t>
+        <w:t>Với bốn nhóm còn lại, thầy không đọc lại bảng mà chỉ nói vì sao mỗi nhóm quan trọng.</w:t>
+      </w:r>
+    </w:p>
+    <w:p>
+      <w:pPr>
+        <w:spacing w:after="160"/>
+      </w:pPr>
+      <w:r>
+        <w:t>Nhóm năm là khả năng diễn giải kết quả, chính là ba tầng diễn giải thầy đã nói ở Chương 4. Cách tự kiểm tra rất cơ học: các em lật từng bảng xem phía dưới có đoạn giải thích hay không, bảng nào đứng trơ trọi một mình thì đó là bảng chưa xong.</w:t>
+      </w:r>
+    </w:p>
+    <w:p>
+      <w:pPr>
+        <w:spacing w:after="160"/>
+      </w:pPr>
+      <w:r>
+        <w:t>Nhóm sáu và nhóm bảy là hai nhóm kiểm tra được một cách máy móc và mẹo ở đây là tách riêng từng lượt đọc: một lượt chỉ dò trích dẫn với danh mục, một lượt chỉ dò format. Nếu vừa đọc nội dung vừa soát format thì mắt các em sẽ trượt, bởi vì đầu óc đang chạy theo nội dung.</w:t>
+      </w:r>
+    </w:p>
+    <w:p>
+      <w:pPr>
+        <w:spacing w:after="160"/>
+      </w:pPr>
+      <w:r>
+        <w:t>Nhóm bảy còn có thêm một chi tiết là hồ sơ báo cáo tiến độ tám tuần. Điều đó có nghĩa là báo cáo hằng tuần mà mình sắp học ở Phần mười hai không chỉ dùng để theo dõi, mà còn là bằng chứng được xem xét khi chấm.</w:t>
+      </w:r>
+    </w:p>
+    <w:p>
+      <w:pPr>
+        <w:spacing w:after="160"/>
+      </w:pPr>
+      <w:r>
+        <w:t xml:space="preserve">Nhóm tám là khả năng giải thích quyết định và thầy coi đây là nhóm gói tất cả lại. Người chấm muốn biết các em làm như vậy vì hiểu hay chỉ vì thấy người khác cũng làm vậy và câu trả lời lộ ra rõ nhất ở buổi bảo vệ, đúng như thầy đã nói ở Mục 3. </w:t>
+      </w:r>
+      <w:r>
+        <w:rPr>
+          <w:b/>
+        </w:rPr>
+        <w:t>Vì vậy mỗi quyết định lớn trong bài phải có một câu "vì sao" đi kèm mà các em nói ra được.</w:t>
+      </w:r>
+    </w:p>
+    <w:p>
+      <w:pPr>
+        <w:spacing w:after="160"/>
+      </w:pPr>
+      <w:r>
+        <w:t>Slide còn nhắc thêm rằng đây là khung tổng quan để tự kiểm tra, nên các em đừng tự gán trọng số điểm cho từng nhóm khi chưa có rubric chính thức từ khoa. Bảng tiêu chí chi tiết hơn sẽ có ở Core Slide 2.</w:t>
       </w:r>
     </w:p>
     <w:p>
@@ -5625,42 +5342,40 @@
         <w:spacing w:after="160"/>
       </w:pPr>
       <w:r>
-        <w:t>Mình lấy Case A chạy thử qua ba nhóm. Vẫn là ví dụ sư phạm.</w:t>
-      </w:r>
-    </w:p>
-    <w:p>
-      <w:pPr>
-        <w:spacing w:after="160"/>
-      </w:pPr>
-      <w:r>
-        <w:t>Các em để ý cách kiểm ở đây không phải tự hỏi "bài mình có tốt không". Câu đó ai cũng trả lời là có. Cách kiểm là đặt những câu trả lời được bằng có hoặc không, dựa vào bằng chứng trên trang giấy. Mục tiêu và câu hỏi có khớp nhau từng cặp không. Có câu kết luận nào vượt ra ngoài mẫu không. Có bảng hồi quy nào thiếu đoạn giải thích không.</w:t>
-      </w:r>
-    </w:p>
-    <w:p>
-      <w:pPr>
-        <w:spacing w:after="160"/>
-      </w:pPr>
-      <w:r>
-        <w:rPr>
-          <w:b/>
-        </w:rPr>
-        <w:t>Tự kiểm tra có hiệu quả là biến tiêu chí mơ hồ thành câu hỏi có hoặc không.</w:t>
-      </w:r>
-    </w:p>
-    <w:p>
-      <w:pPr>
-        <w:spacing w:after="160"/>
-      </w:pPr>
-      <w:r>
-        <w:t>Ba nhóm trên slide chỉ là ví dụ. Bài thật thì chạy đủ tám nhóm.</w:t>
-      </w:r>
-    </w:p>
-    <w:p>
-      <w:pPr>
-        <w:spacing w:after="160"/>
-      </w:pPr>
-      <w:r>
-        <w:t>Xong phần tiêu chí để chấm. Phần mười hai chuyển sang một công cụ không dùng để chấm mà dùng để đi đường: báo cáo tiến độ hằng tuần.</w:t>
+        <w:t>Giờ mình lấy Case A chạy thử qua ba nhóm tiêu chí và đây vẫn là ví dụ sư phạm.</w:t>
+      </w:r>
+    </w:p>
+    <w:p>
+      <w:pPr>
+        <w:spacing w:after="160"/>
+      </w:pPr>
+      <w:r>
+        <w:t>Các em để ý cách kiểm tra ở đây không phải là tự hỏi bài mình có tốt không, vì câu đó ai cũng sẽ trả lời là có. Cách kiểm tra đúng là đặt ra những câu hỏi trả lời được bằng có hoặc không, dựa vào bằng chứng trên trang giấy: mục tiêu và câu hỏi có khớp nhau từng cặp không, có câu kết luận nào vượt ra ngoài mẫu không, có bảng hồi quy nào thiếu đoạn giải thích không.</w:t>
+      </w:r>
+    </w:p>
+    <w:p>
+      <w:pPr>
+        <w:spacing w:after="160"/>
+      </w:pPr>
+      <w:r>
+        <w:t xml:space="preserve">Nói gọn lại, </w:t>
+      </w:r>
+      <w:r>
+        <w:rPr>
+          <w:b/>
+        </w:rPr>
+        <w:t>tự kiểm tra có hiệu quả là biến một tiêu chí mơ hồ thành những câu hỏi có hoặc không.</w:t>
+      </w:r>
+      <w:r>
+        <w:t xml:space="preserve"> Ba nhóm trên slide chỉ là ví dụ, còn bài thật thì các em phải chạy đủ cả tám nhóm.</w:t>
+      </w:r>
+    </w:p>
+    <w:p>
+      <w:pPr>
+        <w:spacing w:after="160"/>
+      </w:pPr>
+      <w:r>
+        <w:t>Như vậy là xong phần tiêu chí để chấm. Phần mười hai sẽ chuyển sang một công cụ không dùng để chấm mà dùng để đi đường, đó là báo cáo tiến độ hằng tuần.</w:t>
       </w:r>
     </w:p>
     <w:p>
@@ -5694,42 +5409,37 @@
         <w:spacing w:after="160"/>
       </w:pPr>
       <w:r>
-        <w:t>Câu hỏi đầu tiên các em có thể đặt ra: đã có đề cương, đã có timeline rồi, sao còn cần báo cáo hằng tuần?</w:t>
-      </w:r>
-    </w:p>
-    <w:p>
-      <w:pPr>
-        <w:spacing w:after="160"/>
-      </w:pPr>
-      <w:r>
-        <w:t>Ở đây các em cần hiểu một chuyện. Kế hoạch cho biết mình định làm gì. Nó không cho biết mình có đang làm đúng như vậy không. Giữa kế hoạch trên giấy và thực tế luôn có một khoảng cách. Khoảng cách đó lớn dần từng ngày mà mình không để ý.</w:t>
-      </w:r>
-    </w:p>
-    <w:p>
-      <w:pPr>
-        <w:spacing w:after="160"/>
-      </w:pPr>
-      <w:r>
-        <w:t>Thử hình dung một bạn bỏ báo cáo ba tuần liền vì thấy mình vẫn ổn. Tới lúc báo cáo lại mới lộ ra đã chậm gần hai tuần. Bạn đó không hề biết, vì không có mốc nào để tự so.</w:t>
-      </w:r>
-    </w:p>
-    <w:p>
-      <w:pPr>
-        <w:spacing w:after="160"/>
-      </w:pPr>
-      <w:r>
-        <w:rPr>
-          <w:b/>
-        </w:rPr>
-        <w:t>Báo cáo hằng tuần là cách thấy khoảng cách đó ngay trong tuần nó xuất hiện, khi còn đủ thời gian để xoay xở.</w:t>
-      </w:r>
-    </w:p>
-    <w:p>
-      <w:pPr>
-        <w:spacing w:after="160"/>
-      </w:pPr>
-      <w:r>
-        <w:t>Báo cáo không cần dài, không cần đẹp. Nó chỉ cần thật.</w:t>
+        <w:t>Mở đầu Phần mười hai, có thể các em sẽ hỏi: đã có đề cương, đã có timeline rồi thì sao còn cần báo cáo hằng tuần?</w:t>
+      </w:r>
+    </w:p>
+    <w:p>
+      <w:pPr>
+        <w:spacing w:after="160"/>
+      </w:pPr>
+      <w:r>
+        <w:t>Ở đây các em cần hiểu một chuyện: kế hoạch chỉ cho biết mình định làm gì, chứ không cho biết mình có đang làm đúng như vậy hay không. Giữa kế hoạch trên giấy và thực tế luôn có một khoảng cách và khoảng cách đó lớn dần lên từng ngày mà mình không để ý.</w:t>
+      </w:r>
+    </w:p>
+    <w:p>
+      <w:pPr>
+        <w:spacing w:after="160"/>
+      </w:pPr>
+      <w:r>
+        <w:t>Thử hình dung một bạn bỏ báo cáo ba tuần liền vì thấy mình vẫn ổn, tới lúc báo cáo lại mới lộ ra là đã chậm gần hai tuần. Bạn đó không hề biết mình chậm, đơn giản vì không có mốc nào để tự so sánh.</w:t>
+      </w:r>
+    </w:p>
+    <w:p>
+      <w:pPr>
+        <w:spacing w:after="160"/>
+      </w:pPr>
+      <w:r>
+        <w:rPr>
+          <w:b/>
+        </w:rPr>
+        <w:t>Báo cáo hằng tuần chính là cách để thấy khoảng cách đó ngay trong tuần nó xuất hiện, khi vẫn còn đủ thời gian để xoay xở.</w:t>
+      </w:r>
+      <w:r>
+        <w:t xml:space="preserve"> Vì vậy báo cáo không cần dài, cũng không cần đẹp, nó chỉ cần thật.</w:t>
       </w:r>
     </w:p>
     <w:p>
@@ -5750,34 +5460,37 @@
         <w:spacing w:after="160"/>
       </w:pPr>
       <w:r>
-        <w:t>Bốn mục đầu của mẫu báo cáo các em đọc trên slide. Cả bốn cùng trả lời một câu: tuần này mình đã thật sự làm được gì. Chữ quan trọng là chữ "thật sự".</w:t>
-      </w:r>
-    </w:p>
-    <w:p>
-      <w:pPr>
-        <w:spacing w:after="160"/>
-      </w:pPr>
-      <w:r>
-        <w:t>Để ý khác biệt giữa hai cách viết. "Tuần này em làm được khá nhiều việc" là cảm nhận. "Hoàn thành bản thảo mục 2.1 và 2.2 của Chương 2, lập xong bảng tổng hợp mười hai nghiên cứu" là sự việc. Đọc cách thứ nhất, người ta không biết gì thêm. Đọc cách thứ hai, người ta biết chính xác các em đang ở đâu.</w:t>
-      </w:r>
-    </w:p>
-    <w:p>
-      <w:pPr>
-        <w:spacing w:after="160"/>
-      </w:pPr>
-      <w:r>
-        <w:t>Mục tiêu của tuần cũng vậy. Nó phải lấy từ timeline, không phải mỗi tuần tự nghĩ ra một mục tiêu mới. Có vậy thì đặt mục tiêu cạnh việc đã làm mới thấy được chênh lệch thật.</w:t>
-      </w:r>
-    </w:p>
-    <w:p>
-      <w:pPr>
-        <w:spacing w:after="160"/>
-      </w:pPr>
-      <w:r>
-        <w:rPr>
-          <w:b/>
-        </w:rPr>
-        <w:t>Viết báo cáo bằng việc cụ thể, không viết bằng cảm giác.</w:t>
+        <w:t>Bốn mục đầu của mẫu báo cáo các em đọc trên slide và cả bốn mục cùng trả lời một câu hỏi: tuần này mình đã thật sự làm được gì. Chữ quan trọng ở đây là chữ "thật sự".</w:t>
+      </w:r>
+    </w:p>
+    <w:p>
+      <w:pPr>
+        <w:spacing w:after="160"/>
+      </w:pPr>
+      <w:r>
+        <w:t>Các em để ý sự khác biệt giữa hai cách viết. Viết "tuần này em làm được khá nhiều việc" là viết cảm nhận, còn viết "hoàn thành bản thảo mục 2.1 và 2.2 của Chương 2, lập xong bảng tổng hợp mười hai nghiên cứu" là viết sự việc. Đọc cách thứ nhất, người đọc không biết thêm được gì, còn đọc cách thứ hai thì họ biết chính xác các em đang ở đâu.</w:t>
+      </w:r>
+    </w:p>
+    <w:p>
+      <w:pPr>
+        <w:spacing w:after="160"/>
+      </w:pPr>
+      <w:r>
+        <w:t>Mục tiêu của tuần cũng vậy, nó phải được lấy từ timeline đã lập chứ không phải mỗi tuần tự nghĩ ra một mục tiêu mới. Có như vậy thì khi đặt mục tiêu cạnh việc đã làm, các em mới thấy được mức chênh lệch thật.</w:t>
+      </w:r>
+    </w:p>
+    <w:p>
+      <w:pPr>
+        <w:spacing w:after="160"/>
+      </w:pPr>
+      <w:r>
+        <w:t xml:space="preserve">Nói gọn lại, </w:t>
+      </w:r>
+      <w:r>
+        <w:rPr>
+          <w:b/>
+        </w:rPr>
+        <w:t>báo cáo phải được viết bằng việc cụ thể, không viết bằng cảm giác.</w:t>
       </w:r>
     </w:p>
     <w:p>
@@ -5798,48 +5511,40 @@
         <w:spacing w:after="160"/>
       </w:pPr>
       <w:r>
-        <w:t>Năm mục còn lại đi vào phần khó: cái gì chưa xong, cái gì đang vướng.</w:t>
-      </w:r>
-    </w:p>
-    <w:p>
-      <w:pPr>
-        <w:spacing w:after="160"/>
-      </w:pPr>
-      <w:r>
-        <w:t>Thầy dừng lâu ở mục "vấn đề đang gặp phải". Đây là mục dễ bị viết qua loa nhất. Vì sao? Vì ai cũng ngại thừa nhận mình đang gặp khó.</w:t>
-      </w:r>
-    </w:p>
-    <w:p>
-      <w:pPr>
-        <w:spacing w:after="160"/>
-      </w:pPr>
-      <w:r>
-        <w:t>Thử hình dung một bạn tuần nào cũng ghi mục này là "không có gì đáng kể". Tới tuần sáu mới nói thật là từ tuần bốn đã không liên hệ được người tham gia khảo sát. Nếu viết thật từ tuần bốn thì giảng viên có hai tuần để cùng tìm cách: đổi đối tượng, đổi kênh khảo sát, nhờ giới thiệu. Viết thật ở tuần sáu thì chỉ còn cách dồn ép.</w:t>
-      </w:r>
-    </w:p>
-    <w:p>
-      <w:pPr>
-        <w:spacing w:after="160"/>
-      </w:pPr>
-      <w:r>
-        <w:t xml:space="preserve">Cái thầy muốn các em hiểu là: </w:t>
-      </w:r>
-      <w:r>
-        <w:rPr>
-          <w:b/>
-        </w:rPr>
-        <w:t>mục vấn đề không phải chỗ để chứng minh mình không có vấn đề. Nó là chỗ để được giúp đúng lúc.</w:t>
-      </w:r>
-      <w:r>
-        <w:t xml:space="preserve"> Gặp khó giữa chừng là chuyện bình thường. Cái làm hỏng tiến độ là khó mà không nói.</w:t>
-      </w:r>
-    </w:p>
-    <w:p>
-      <w:pPr>
-        <w:spacing w:after="160"/>
-      </w:pPr>
-      <w:r>
-        <w:t>Mục bằng chứng và mục việc cần điều chỉnh thì đi liền với nhau. Bằng chứng cho thấy đã làm thật. Việc cần điều chỉnh cho thấy các em có kế hoạch bắt kịp, chứ không chỉ biết là mình đang chậm.</w:t>
+        <w:t>Năm mục còn lại đi vào phần khó hơn, đó là cái gì chưa xong và cái gì đang vướng. Thầy dừng lâu ở mục "vấn đề đang gặp phải", vì đây là mục dễ bị viết qua loa nhất, bởi ai cũng ngại thừa nhận mình đang gặp khó khăn.</w:t>
+      </w:r>
+    </w:p>
+    <w:p>
+      <w:pPr>
+        <w:spacing w:after="160"/>
+      </w:pPr>
+      <w:r>
+        <w:t>Thử hình dung một bạn tuần nào cũng ghi mục này là "không có gì đáng kể", tới tuần sáu mới nói thật là từ tuần bốn đã không liên hệ được người tham gia khảo sát. Nếu viết thật ngay từ tuần bốn thì giảng viên có tới hai tuần để cùng tìm cách, chẳng hạn đổi đối tượng, đổi kênh khảo sát hay nhờ người giới thiệu. Còn nếu tới tuần sáu mới nói thì chỉ còn cách dồn ép tiến độ.</w:t>
+      </w:r>
+    </w:p>
+    <w:p>
+      <w:pPr>
+        <w:spacing w:after="160"/>
+      </w:pPr>
+      <w:r>
+        <w:t xml:space="preserve">Cái thầy muốn các em hiểu là </w:t>
+      </w:r>
+      <w:r>
+        <w:rPr>
+          <w:b/>
+        </w:rPr>
+        <w:t>mục vấn đề không phải chỗ để chứng minh mình không có vấn đề, mà là chỗ để được giúp đỡ đúng lúc.</w:t>
+      </w:r>
+      <w:r>
+        <w:t xml:space="preserve"> Gặp khó khăn giữa chừng là chuyện bình thường, còn cái làm hỏng tiến độ là gặp khó mà không nói ra.</w:t>
+      </w:r>
+    </w:p>
+    <w:p>
+      <w:pPr>
+        <w:spacing w:after="160"/>
+      </w:pPr>
+      <w:r>
+        <w:t>Trong năm mục này, mục bằng chứng và mục việc cần điều chỉnh đi liền với nhau: bằng chứng cho thấy các em đã làm thật, còn việc cần điều chỉnh cho thấy các em có kế hoạch để bắt kịp, chứ không chỉ biết là mình đang chậm.</w:t>
       </w:r>
     </w:p>
     <w:p>
@@ -5860,37 +5565,29 @@
         <w:spacing w:after="160"/>
       </w:pPr>
       <w:r>
-        <w:t>Các loại bằng chứng có thể đính kèm nằm trên slide. Điểm chung của tất cả là hai chữ: xem được. Người khác mở ra là thấy ngay sản phẩm, không phải đọc một câu mô tả rằng đã làm xong.</w:t>
-      </w:r>
-    </w:p>
-    <w:p>
-      <w:pPr>
-        <w:spacing w:after="160"/>
-      </w:pPr>
-      <w:r>
-        <w:t xml:space="preserve">Các em để ý thêm một điều. Hầu hết những thứ trên slide là sản phẩm các em vẫn phải làm dù có báo cáo hay không: bảng tổng hợp tài liệu, sơ đồ mô hình, bảng hỏi. </w:t>
-      </w:r>
-      <w:r>
-        <w:rPr>
-          <w:b/>
-        </w:rPr>
-        <w:t>Báo cáo tiến độ không bắt các em làm thêm việc. Nó chỉ yêu cầu các em cho thấy việc mình đã làm.</w:t>
-      </w:r>
-    </w:p>
-    <w:p>
-      <w:pPr>
-        <w:spacing w:after="160"/>
-      </w:pPr>
-      <w:r>
-        <w:t>Dòng cuối slide nhắc: chậm so với mốc thì báo cáo tuần đó phải nói ngay phần nào cần điều chỉnh, không để sang tuần sau.</w:t>
-      </w:r>
-    </w:p>
-    <w:p>
-      <w:pPr>
-        <w:spacing w:after="160"/>
-      </w:pPr>
-      <w:r>
-        <w:t>Mốc của từng tuần là gì thì Phần mười ba sẽ trình bày.</w:t>
+        <w:t>Các loại bằng chứng có thể đính kèm nằm trên slide và điểm chung của tất cả là xem được, tức là người khác mở ra là thấy ngay sản phẩm, chứ không phải đọc một câu mô tả rằng mình đã làm xong.</w:t>
+      </w:r>
+    </w:p>
+    <w:p>
+      <w:pPr>
+        <w:spacing w:after="160"/>
+      </w:pPr>
+      <w:r>
+        <w:t xml:space="preserve">Các em để ý thêm là hầu hết những thứ trên slide đều là sản phẩm mà các em vẫn phải làm dù có báo cáo hay không, như bảng tổng hợp tài liệu, sơ đồ mô hình hay bảng hỏi. </w:t>
+      </w:r>
+      <w:r>
+        <w:rPr>
+          <w:b/>
+        </w:rPr>
+        <w:t>Như vậy báo cáo tiến độ không bắt các em làm thêm việc, nó chỉ yêu cầu các em cho thấy việc mình đã làm.</w:t>
+      </w:r>
+    </w:p>
+    <w:p>
+      <w:pPr>
+        <w:spacing w:after="160"/>
+      </w:pPr>
+      <w:r>
+        <w:t>Dòng cuối slide còn nhắc rằng nếu chậm so với mốc thì báo cáo của tuần đó phải nói ngay phần nào cần điều chỉnh, không để sang tuần sau. Còn mốc của từng tuần là gì thì Phần mười ba sẽ trình bày.</w:t>
       </w:r>
     </w:p>
     <w:p>
@@ -5924,32 +5621,32 @@
         <w:spacing w:after="160"/>
       </w:pPr>
       <w:r>
-        <w:t>Phần mười ba là timeline tám tuần. Nói rõ trước: đây là kế hoạch tham khảo, khoa của các em có thể có quỹ thời gian khác.</w:t>
-      </w:r>
-    </w:p>
-    <w:p>
-      <w:pPr>
-        <w:spacing w:after="160"/>
-      </w:pPr>
-      <w:r>
-        <w:t>Timeline được trình bày ba lớp. Sơ đồ tám tuần cho biết nhịp chung. Bảng sản phẩm theo cặp tuần cho biết cuối mỗi chặng phải có gì trong tay. Critical path cho biết việc nào không được trễ.</w:t>
-      </w:r>
-    </w:p>
-    <w:p>
-      <w:pPr>
-        <w:spacing w:after="160"/>
-      </w:pPr>
-      <w:r>
-        <w:t xml:space="preserve">Vì sao cần tới ba lớp? Một bảng duy nhất chỉ trả lời được "tuần nào làm gì". Nó không trả lời được "trễ việc này thì ảnh hưởng tới đâu". </w:t>
-      </w:r>
-      <w:r>
-        <w:rPr>
-          <w:b/>
-        </w:rPr>
-        <w:t>Mà câu thứ hai mới là câu giúp các em xoay xở khi mọi chuyện không đi đúng kế hoạch.</w:t>
-      </w:r>
-      <w:r>
-        <w:t xml:space="preserve"> Thực tế thì hiếm khi mọi chuyện đi đúng hoàn toàn.</w:t>
+        <w:t>Phần mười ba trình bày timeline tám tuần và thầy nói rõ trước là đây là kế hoạch tham khảo, khoa của các em có thể quy định quỹ thời gian khác.</w:t>
+      </w:r>
+    </w:p>
+    <w:p>
+      <w:pPr>
+        <w:spacing w:after="160"/>
+      </w:pPr>
+      <w:r>
+        <w:t>Timeline được trình bày qua ba lớp: sơ đồ tám tuần cho biết nhịp chung, bảng sản phẩm theo cặp tuần cho biết cuối mỗi chặng phải có gì trong tay, còn critical path cho biết việc nào tuyệt đối không được trễ.</w:t>
+      </w:r>
+    </w:p>
+    <w:p>
+      <w:pPr>
+        <w:spacing w:after="160"/>
+      </w:pPr>
+      <w:r>
+        <w:t xml:space="preserve">Vì sao cần tới ba lớp? Bởi vì một bảng duy nhất chỉ trả lời được câu tuần nào làm gì, mà không trả lời được câu trễ việc này thì ảnh hưởng tới đâu. </w:t>
+      </w:r>
+      <w:r>
+        <w:rPr>
+          <w:b/>
+        </w:rPr>
+        <w:t>Trong khi câu thứ hai mới là câu giúp các em xoay xở khi mọi chuyện không đi đúng kế hoạch</w:t>
+      </w:r>
+      <w:r>
+        <w:t>, mà trên thực tế thì hiếm khi mọi chuyện đi đúng hoàn toàn.</w:t>
       </w:r>
     </w:p>
     <w:p>
@@ -5970,53 +5667,45 @@
         <w:spacing w:after="160"/>
       </w:pPr>
       <w:r>
-        <w:t>Các em nhìn sơ đồ. Thầy muốn các em thấy hai điều.</w:t>
-      </w:r>
-    </w:p>
-    <w:p>
-      <w:pPr>
-        <w:spacing w:after="160"/>
-      </w:pPr>
-      <w:r>
-        <w:t>Điều thứ nhất là nhịp. Bốn tuần đầu làm việc với ý tưởng: chọn đề tài, proposal, Chương 1, Chương 2. Bốn tuần sau làm việc với dữ liệu thật: công cụ, thu thập, phân tích, hoàn thiện.</w:t>
-      </w:r>
-    </w:p>
-    <w:p>
-      <w:pPr>
-        <w:spacing w:after="160"/>
-      </w:pPr>
-      <w:r>
-        <w:t>Điểm này mới quan trọng: nửa sau phụ thuộc hoàn toàn vào nửa đầu. Nửa đầu làm chắc thì nửa sau chạy. Nửa đầu làm lỏng thì nửa sau không có gì vững để dựa.</w:t>
-      </w:r>
-    </w:p>
-    <w:p>
-      <w:pPr>
-        <w:spacing w:after="160"/>
-      </w:pPr>
-      <w:r>
-        <w:t xml:space="preserve">Điều thứ hai là các ô màu navy: tuần hai, tuần năm, tuần sáu, tuần tám. Bốn tuần này chứa sáu mốc kiểm soát mình sẽ gặp ở cuối Phần này. Tuần hai chốt đề tài và proposal. Tuần năm có công cụ thu thập dữ liệu. Tuần sáu bắt đầu thu và phải có dữ liệu hợp lệ. Tuần tám có bản thảo cuối. </w:t>
-      </w:r>
-      <w:r>
-        <w:rPr>
-          <w:b/>
-        </w:rPr>
-        <w:t>Ô navy là tuần không được trễ.</w:t>
-      </w:r>
-    </w:p>
-    <w:p>
-      <w:pPr>
-        <w:spacing w:after="160"/>
-      </w:pPr>
-      <w:r>
-        <w:t>Các em để ý tuần năm có ghi chốt Chương 3. Chương 3 là phương pháp. Công cụ thu thập dữ liệu được thiết kế từ Chương 3. Cho nên Chương 3 phải chốt trước khi hoàn thiện công cụ. Tương tự, Chương 5 nằm ở tuần tám, vì Chương 5 chỉ viết được khi Chương 4 đã có kết quả.</w:t>
-      </w:r>
-    </w:p>
-    <w:p>
-      <w:pPr>
-        <w:spacing w:after="160"/>
-      </w:pPr>
-      <w:r>
-        <w:t>Cuối cùng là chữ "kế hoạch nén". Tám tuần cho một khóa luận là ngắn. Làm tuần tự, xong hẳn việc này mới bắt đầu việc kia, thì tám tuần rất khó đủ. Nhiều việc phải chạy song song. Việc nào song song được, việc nào không, là chuyện của critical path.</w:t>
+        <w:t>Các em nhìn sơ đồ, thầy muốn các em thấy hai điều.</w:t>
+      </w:r>
+    </w:p>
+    <w:p>
+      <w:pPr>
+        <w:spacing w:after="160"/>
+      </w:pPr>
+      <w:r>
+        <w:t>Điều thứ nhất là nhịp độ. Bốn tuần đầu các em làm việc với ý tưởng, gồm chọn đề tài, làm proposal, viết Chương 1 và Chương 2, còn bốn tuần sau thì làm việc với dữ liệu thật, gồm công cụ, thu thập, phân tích và hoàn thiện. Điểm này mới quan trọng: nửa sau phụ thuộc hoàn toàn vào nửa đầu, nên nửa đầu làm chắc thì nửa sau mới chạy được, còn nửa đầu làm lỏng thì nửa sau không có gì vững để dựa vào.</w:t>
+      </w:r>
+    </w:p>
+    <w:p>
+      <w:pPr>
+        <w:spacing w:after="160"/>
+      </w:pPr>
+      <w:r>
+        <w:t xml:space="preserve">Điều thứ hai là các ô màu navy ở tuần hai, tuần năm, tuần sáu và tuần tám. Bốn tuần này chứa sáu mốc kiểm soát mà mình sẽ gặp ở cuối phần: tuần hai chốt đề tài và proposal, tuần năm hoàn thiện công cụ thu thập dữ liệu, tuần sáu bắt đầu thu và phải có dữ liệu hợp lệ, còn tuần tám phải có bản thảo cuối. </w:t>
+      </w:r>
+      <w:r>
+        <w:rPr>
+          <w:b/>
+        </w:rPr>
+        <w:t>Ô navy nghĩa là tuần không được phép trễ.</w:t>
+      </w:r>
+    </w:p>
+    <w:p>
+      <w:pPr>
+        <w:spacing w:after="160"/>
+      </w:pPr>
+      <w:r>
+        <w:t>Các em cũng để ý là tuần năm có ghi chốt Chương 3. Lý do là Chương 3 trình bày phương pháp, mà công cụ thu thập dữ liệu lại được thiết kế từ Chương 3, nên Chương 3 phải chốt trước khi hoàn thiện công cụ. Tương tự, Chương 5 nằm ở tuần tám, vì Chương 5 chỉ viết được khi Chương 4 đã có kết quả.</w:t>
+      </w:r>
+    </w:p>
+    <w:p>
+      <w:pPr>
+        <w:spacing w:after="160"/>
+      </w:pPr>
+      <w:r>
+        <w:t>Cuối cùng là chữ "kế hoạch nén" ở ô bên phải phía dưới. Tám tuần cho một khóa luận là ngắn, nên nếu làm tuần tự, xong hẳn việc này mới bắt đầu việc kia, thì tám tuần rất khó đủ. Vì vậy nhiều việc phải chạy song song, còn việc nào song song được và việc nào không thì đó là chuyện của critical path.</w:t>
       </w:r>
     </w:p>
     <w:p>
@@ -6037,45 +5726,32 @@
         <w:spacing w:after="160"/>
       </w:pPr>
       <w:r>
-        <w:t>Bảng này biến timeline thành bốn câu hỏi có hoặc không. Hết tuần hai, đề tài đã chốt và proposal đã được xác nhận chưa? Hết tuần bốn, đã có bản thảo Chương 1, Chương 2 và sơ đồ mô hình chưa? Cứ thế tới tuần tám.</w:t>
-      </w:r>
-    </w:p>
-    <w:p>
-      <w:pPr>
-        <w:spacing w:after="160"/>
-      </w:pPr>
-      <w:r>
-        <w:t>Cái hay của bảng này là các em tự biết mình có đang chậm không, không cần ai nhắc. Chỉ cần đặt cái đang có trong tay cạnh cột bên phải.</w:t>
-      </w:r>
-    </w:p>
-    <w:p>
-      <w:pPr>
-        <w:spacing w:after="160"/>
-      </w:pPr>
-      <w:r>
-        <w:t>Thầy lưu ý một sản phẩm hay bị xem nhẹ: sơ đồ mô hình ở cặp tuần ba, bốn. Thử hình dung một bạn tới hết tuần bốn vẫn chưa có sơ đồ, vì nghĩ nó chỉ là hình minh họa vẽ sau cũng được. Kết quả là sang tuần năm không thiết kế được bảng hỏi. Vì bảng hỏi phải đo đúng các yếu tố trong mô hình. Không có mô hình thì không biết đo cái gì.</w:t>
-      </w:r>
-    </w:p>
-    <w:p>
-      <w:pPr>
-        <w:spacing w:after="160"/>
-      </w:pPr>
-      <w:r>
-        <w:rPr>
-          <w:b/>
-        </w:rPr>
-        <w:t>Sản phẩm của cặp tuần trước là nguyên liệu của cặp tuần sau.</w:t>
-      </w:r>
-      <w:r>
-        <w:t xml:space="preserve"> Thiếu một món là cả dây chuyền đứng lại.</w:t>
-      </w:r>
-    </w:p>
-    <w:p>
-      <w:pPr>
-        <w:spacing w:after="160"/>
-      </w:pPr>
-      <w:r>
-        <w:t>Kế hoạch chi tiết cho từng tuần riêng lẻ có ở Core Slide 2.</w:t>
+        <w:t>Bảng này biến timeline thành bốn câu hỏi có hoặc không. Chẳng hạn hết tuần hai thì đề tài đã chốt và proposal đã được xác nhận chưa, hết tuần bốn thì đã có bản thảo Chương 1, Chương 2 và sơ đồ mô hình chưa, cứ thế cho tới tuần tám. Cái hay của bảng này là các em tự biết mình có đang chậm hay không mà không cần ai nhắc, chỉ cần đặt cái đang có trong tay cạnh cột bên phải.</w:t>
+      </w:r>
+    </w:p>
+    <w:p>
+      <w:pPr>
+        <w:spacing w:after="160"/>
+      </w:pPr>
+      <w:r>
+        <w:t>Thầy lưu ý một sản phẩm hay bị xem nhẹ là sơ đồ mô hình ở cặp tuần ba và bốn. Thử hình dung một bạn tới hết tuần bốn vẫn chưa có sơ đồ, vì nghĩ nó chỉ là hình minh họa, vẽ sau cũng được. Kết quả là sang tuần năm bạn ấy không thiết kế được bảng hỏi, bởi vì bảng hỏi phải đo đúng các yếu tố trong mô hình, không có mô hình thì không biết đo cái gì.</w:t>
+      </w:r>
+    </w:p>
+    <w:p>
+      <w:pPr>
+        <w:spacing w:after="160"/>
+      </w:pPr>
+      <w:r>
+        <w:t xml:space="preserve">Điều đó cho thấy </w:t>
+      </w:r>
+      <w:r>
+        <w:rPr>
+          <w:b/>
+        </w:rPr>
+        <w:t>sản phẩm của cặp tuần trước chính là nguyên liệu của cặp tuần sau</w:t>
+      </w:r>
+      <w:r>
+        <w:t>, nên thiếu một món là cả dây chuyền đứng lại. Kế hoạch chi tiết cho từng tuần riêng lẻ sẽ có ở Core Slide 2.</w:t>
       </w:r>
     </w:p>
     <w:p>
@@ -6096,50 +5772,45 @@
         <w:spacing w:after="160"/>
       </w:pPr>
       <w:r>
-        <w:t>Critical path, hay đường găng, là khái niệm đến từ quản lý dự án. Hiểu đơn giản: đó là chuỗi việc mà việc sau chỉ bắt đầu được khi việc trước đã xong.</w:t>
-      </w:r>
-    </w:p>
-    <w:p>
-      <w:pPr>
-        <w:spacing w:after="160"/>
-      </w:pPr>
-      <w:r>
-        <w:t>Các em nhìn chuỗi trên slide sẽ thấy quen. Nó chính là chuỗi nhân quả của proposal ở Phần bốn, giờ được đặt lên trục thời gian.</w:t>
-      </w:r>
-    </w:p>
-    <w:p>
-      <w:pPr>
-        <w:spacing w:after="160"/>
-      </w:pPr>
-      <w:r>
-        <w:t>Tính chất quan trọng nhất của chuỗi này là domino. Trễ một mắt xích thì mọi mắt xích phía sau trễ theo. Không có cách bù bằng việc làm nhanh ở chỗ khác.</w:t>
-      </w:r>
-    </w:p>
-    <w:p>
-      <w:pPr>
-        <w:spacing w:after="160"/>
-      </w:pPr>
-      <w:r>
-        <w:t>Ở đây các em cần hiểu một chuyện. "Làm song song để tiết kiệm thời gian" là đúng. Nhưng chỉ đúng với những việc nằm ngoài chuỗi. Thử hình dung một bạn làm song song bảng hỏi với Chương 3 cho nhanh. Chương 3 chưa chốt nên bảng hỏi thiết kế sai vài biến quan trọng. Chương 3 chốt xong thì phải sửa lại bảng hỏi. Thu dữ liệu lùi gần một tuần. Tưởng tiết kiệm, hóa ra mất thêm.</w:t>
-      </w:r>
-    </w:p>
-    <w:p>
-      <w:pPr>
-        <w:spacing w:after="160"/>
-      </w:pPr>
-      <w:r>
-        <w:t>Vậy việc nào song song được? Những việc không nằm trên chuỗi. Ví dụ: dựng file khung format, sắp xếp danh mục tài liệu tham khảo, chuẩn bị sẵn khung các bảng kết quả, trau chuốt lại Chương 1. Trong lúc chờ phiếu khảo sát về ở tuần sáu, đó là những việc nên làm.</w:t>
-      </w:r>
-    </w:p>
-    <w:p>
-      <w:pPr>
-        <w:spacing w:after="160"/>
-      </w:pPr>
-      <w:r>
-        <w:rPr>
-          <w:b/>
-        </w:rPr>
-        <w:t>Việc trên chuỗi thì làm đúng thứ tự. Việc ngoài chuỗi thì dùng để lấp khoảng chờ.</w:t>
+        <w:t>Critical path, hay còn gọi là đường găng, là một khái niệm đến từ quản lý dự án. Hiểu đơn giản thì đó là chuỗi công việc mà việc sau chỉ bắt đầu được khi việc trước đã thật sự xong. Các em nhìn chuỗi trên slide sẽ thấy quen, vì nó chính là chuỗi nhân quả của proposal ở Phần bốn, giờ được đặt lên trục thời gian.</w:t>
+      </w:r>
+    </w:p>
+    <w:p>
+      <w:pPr>
+        <w:spacing w:after="160"/>
+      </w:pPr>
+      <w:r>
+        <w:t>Tính chất quan trọng nhất của chuỗi này là hiệu ứng domino: trễ một mắt xích thì mọi mắt xích phía sau đều trễ theo và không có cách nào bù lại bằng việc làm nhanh ở chỗ khác.</w:t>
+      </w:r>
+    </w:p>
+    <w:p>
+      <w:pPr>
+        <w:spacing w:after="160"/>
+      </w:pPr>
+      <w:r>
+        <w:t>Ở đây các em cần hiểu một chuyện: làm song song để tiết kiệm thời gian là đúng nhưng chỉ đúng với những việc nằm ngoài chuỗi. Thử hình dung một bạn làm song song bảng hỏi với Chương 3 cho nhanh. Vì Chương 3 chưa chốt nên bảng hỏi bị thiết kế sai vài biến quan trọng, tới khi Chương 3 chốt xong thì phải sửa lại bảng hỏi và việc thu dữ liệu bị lùi mất gần một tuần. Tưởng là tiết kiệm, hóa ra lại mất thêm thời gian.</w:t>
+      </w:r>
+    </w:p>
+    <w:p>
+      <w:pPr>
+        <w:spacing w:after="160"/>
+      </w:pPr>
+      <w:r>
+        <w:t>Vậy việc nào mới song song được? Đó là những việc không nằm trên chuỗi, chẳng hạn dựng file khung format, sắp xếp danh mục tài liệu tham khảo, chuẩn bị sẵn khung các bảng kết quả hay trau chuốt lại Chương 1. Trong lúc chờ phiếu khảo sát về ở tuần sáu, đó chính là những việc các em nên làm.</w:t>
+      </w:r>
+    </w:p>
+    <w:p>
+      <w:pPr>
+        <w:spacing w:after="160"/>
+      </w:pPr>
+      <w:r>
+        <w:t xml:space="preserve">Tóm lại, </w:t>
+      </w:r>
+      <w:r>
+        <w:rPr>
+          <w:b/>
+        </w:rPr>
+        <w:t>việc trên chuỗi thì làm đúng thứ tự, còn việc ngoài chuỗi thì dùng để lấp khoảng thời gian chờ.</w:t>
       </w:r>
     </w:p>
     <w:p>
@@ -6160,45 +5831,45 @@
         <w:spacing w:after="160"/>
       </w:pPr>
       <w:r>
-        <w:t>Chuỗi găng còn đi tiếp qua Chương 4, Chương 5 rồi tới rà soát và nộp bài. Trên toàn bộ chuỗi đó, slide chọn ra sáu mốc cần giữ hơn mọi việc khác.</w:t>
-      </w:r>
-    </w:p>
-    <w:p>
-      <w:pPr>
-        <w:spacing w:after="160"/>
-      </w:pPr>
-      <w:r>
-        <w:t xml:space="preserve">Các em nhìn sáu mốc sẽ thấy một điều. Ba mốc liên quan trực tiếp tới dữ liệu: hoàn thiện công cụ, bắt đầu thu, hoàn tất dữ liệu hợp lệ. Vì sao dữ liệu chiếm tới một nửa? Vì dữ liệu là chỗ các em ít kiểm soát nhất. Viết chương thì các em tự quyết. Còn dữ liệu phụ thuộc người khác: người trả lời khảo sát, đơn vị cung cấp số liệu. </w:t>
-      </w:r>
-      <w:r>
-        <w:rPr>
-          <w:b/>
-        </w:rPr>
-        <w:t>Chỗ nào mình ít kiểm soát nhất thì chỗ đó cần canh kỹ nhất.</w:t>
-      </w:r>
-    </w:p>
-    <w:p>
-      <w:pPr>
-        <w:spacing w:after="160"/>
-      </w:pPr>
-      <w:r>
-        <w:t>Chữ "hợp lệ" ở mốc năm cũng đáng để ý. Thu đủ số phiếu chưa phải là xong. Phải làm sạch, loại những phiếu trả lời không hợp lệ. Phần còn lại vẫn đủ cho phân tích thì mới tính là đạt mốc.</w:t>
-      </w:r>
-    </w:p>
-    <w:p>
-      <w:pPr>
-        <w:spacing w:after="160"/>
-      </w:pPr>
-      <w:r>
-        <w:t>Vậy lỡ thấy mốc nào có nguy cơ trễ thì làm gì? Slide nói rất rõ: báo giảng viên hướng dẫn ngay khi thấy nguy cơ, không đợi tới khi đã trễ. Đừng im lặng chịu. Cũng đừng hy vọng dồn hết vào tuần cuối rồi nước rút. Tuần tám đã có việc của tuần tám là rà soát và hoàn thiện. Nó không còn chỗ để gánh việc trễ từ trước.</w:t>
-      </w:r>
-    </w:p>
-    <w:p>
-      <w:pPr>
-        <w:spacing w:after="160"/>
-      </w:pPr>
-      <w:r>
-        <w:t>Timeline tới đây đủ ba lớp. Phần mười bốn chỉ ra Core Slide 1 dừng lại ở đâu.</w:t>
+        <w:t>Chuỗi găng còn đi tiếp qua Chương 4, Chương 5 rồi tới rà soát và nộp bài và trên toàn bộ chuỗi đó, slide chọn ra sáu mốc cần giữ đúng tiến độ hơn mọi việc khác.</w:t>
+      </w:r>
+    </w:p>
+    <w:p>
+      <w:pPr>
+        <w:spacing w:after="160"/>
+      </w:pPr>
+      <w:r>
+        <w:t xml:space="preserve">Nhìn sáu mốc này các em sẽ thấy ba mốc liên quan trực tiếp tới dữ liệu, gồm hoàn thiện công cụ, bắt đầu thu thập và hoàn tất dữ liệu hợp lệ. Vì sao dữ liệu lại chiếm tới một nửa? Bởi vì dữ liệu là chỗ các em ít kiểm soát được nhất: viết chương thì các em tự quyết, còn dữ liệu thì phụ thuộc vào người khác, như người trả lời khảo sát hay đơn vị cung cấp số liệu. </w:t>
+      </w:r>
+      <w:r>
+        <w:rPr>
+          <w:b/>
+        </w:rPr>
+        <w:t>Chỗ nào mình ít kiểm soát nhất thì chỗ đó cần được canh kỹ nhất.</w:t>
+      </w:r>
+    </w:p>
+    <w:p>
+      <w:pPr>
+        <w:spacing w:after="160"/>
+      </w:pPr>
+      <w:r>
+        <w:t>Chữ "hợp lệ" ở mốc thứ năm cũng đáng để ý. Thu đủ số phiếu chưa phải là xong, mà các em còn phải làm sạch dữ liệu, loại những phiếu trả lời không hợp lệ và phần còn lại vẫn đủ cho phân tích thì mới tính là đạt mốc.</w:t>
+      </w:r>
+    </w:p>
+    <w:p>
+      <w:pPr>
+        <w:spacing w:after="160"/>
+      </w:pPr>
+      <w:r>
+        <w:t>Vậy lỡ thấy một mốc nào có nguy cơ trễ thì làm gì? Slide đã nói rất rõ là báo cho giảng viên hướng dẫn ngay khi thấy nguy cơ, không đợi tới khi đã trễ. Các em đừng im lặng chịu đựng, cũng đừng hy vọng dồn hết vào tuần cuối rồi nước rút, bởi vì tuần tám đã có việc riêng của nó là rà soát và hoàn thiện bản thảo, nên không còn chỗ để gánh những việc bị trễ từ trước.</w:t>
+      </w:r>
+    </w:p>
+    <w:p>
+      <w:pPr>
+        <w:spacing w:after="160"/>
+      </w:pPr>
+      <w:r>
+        <w:t>Tới đây timeline đã đủ ba lớp và Phần mười bốn sẽ chỉ ra Core Slide 1 dừng lại ở đâu.</w:t>
       </w:r>
     </w:p>
     <w:p>
@@ -6232,29 +5903,24 @@
         <w:spacing w:after="160"/>
       </w:pPr>
       <w:r>
-        <w:t>Phần mười bốn ngắn. Nó làm một việc là vạch ranh giới.</w:t>
-      </w:r>
-    </w:p>
-    <w:p>
-      <w:pPr>
-        <w:spacing w:after="160"/>
-      </w:pPr>
-      <w:r>
-        <w:t>Tới đây các em đã có bức tranh toàn cảnh, từ nhận diện vấn đề tới timeline tám tuần. Nhưng biết bức tranh toàn cảnh khác với biết làm. Xem bản đồ một con đường chưa có nghĩa là đã đi được con đường đó.</w:t>
-      </w:r>
-    </w:p>
-    <w:p>
-      <w:pPr>
-        <w:spacing w:after="160"/>
-      </w:pPr>
-      <w:r>
-        <w:rPr>
-          <w:b/>
-        </w:rPr>
-        <w:t>Biết khóa luận cần gì chưa có nghĩa là đã viết được khóa luận.</w:t>
-      </w:r>
-      <w:r>
-        <w:t xml:space="preserve"> Vạch ranh giới rõ để các em không nghĩ nhầm rằng học xong Core Slide 1 là đủ.</w:t>
+        <w:t>Phần mười bốn khá ngắn, nó chỉ làm một việc là vạch ranh giới.</w:t>
+      </w:r>
+    </w:p>
+    <w:p>
+      <w:pPr>
+        <w:spacing w:after="160"/>
+      </w:pPr>
+      <w:r>
+        <w:t xml:space="preserve">Tới đây các em đã có bức tranh toàn cảnh, từ nhận diện vấn đề cho tới timeline tám tuần. Tuy nhiên biết bức tranh toàn cảnh khác với biết làm, cũng giống như xem bản đồ một con đường thì chưa có nghĩa là đã đi được con đường đó. </w:t>
+      </w:r>
+      <w:r>
+        <w:rPr>
+          <w:b/>
+        </w:rPr>
+        <w:t>Biết khóa luận cần những gì chưa có nghĩa là đã viết được khóa luận</w:t>
+      </w:r>
+      <w:r>
+        <w:t xml:space="preserve"> và vạch ranh giới rõ ràng là để các em không nghĩ nhầm rằng học xong Core Slide 1 là đủ.</w:t>
       </w:r>
     </w:p>
     <w:p>
@@ -6275,21 +5941,21 @@
         <w:spacing w:after="160"/>
       </w:pPr>
       <w:r>
-        <w:t>Mười nội dung trên slide có một điểm chung: đều là kỹ thuật. Những thứ này không học được bằng cách đọc slide tổng quan. Phải làm, phải thao tác, phải sai rồi sửa.</w:t>
-      </w:r>
-    </w:p>
-    <w:p>
-      <w:pPr>
-        <w:spacing w:after="160"/>
-      </w:pPr>
-      <w:r>
-        <w:t xml:space="preserve">Các em để ý hai nội dung cuối: mười tiêu chí chấm chi tiết và kế hoạch từng tuần. Đó là phiên bản chi tiết của tám nhóm tiêu chí ở Phần mười một và timeline ở Phần mười ba. Nghĩa là Core Slide 2 không dạy một thứ khác. </w:t>
-      </w:r>
-      <w:r>
-        <w:rPr>
-          <w:b/>
-        </w:rPr>
-        <w:t>Nó đi sâu vào đúng những gì các em đã thấy khung ở đây.</w:t>
+        <w:t>Mười nội dung trên slide có một điểm chung là đều thuộc về kỹ thuật và những thứ này không thể học bằng cách đọc slide tổng quan, mà phải làm, phải thao tác, phải sai rồi sửa.</w:t>
+      </w:r>
+    </w:p>
+    <w:p>
+      <w:pPr>
+        <w:spacing w:after="160"/>
+      </w:pPr>
+      <w:r>
+        <w:t xml:space="preserve">Các em để ý hai nội dung cuối là mười tiêu chí chấm chi tiết và kế hoạch cho từng tuần. Đó chính là phiên bản chi tiết của tám nhóm tiêu chí ở Phần mười một và của timeline ở Phần mười ba. Như vậy Core Slide 2 không dạy một thứ gì khác, </w:t>
+      </w:r>
+      <w:r>
+        <w:rPr>
+          <w:b/>
+        </w:rPr>
+        <w:t>mà đi sâu vào đúng những gì các em đã thấy khung ở đây.</w:t>
       </w:r>
     </w:p>
     <w:p>
@@ -6310,18 +5976,21 @@
         <w:spacing w:after="160"/>
       </w:pPr>
       <w:r>
-        <w:t>Năm kỹ năng này, mỗi cái nối về một chỗ mình đã nói hôm nay. Viết đoạn văn học thuật nối về cách viết tổng quan có phê phán. Làm sạch dữ liệu nối về mốc dữ liệu hợp lệ. Diễn giải bảng kết quả nối về nhóm tiêu chí thứ năm. Tìm kiếm tài liệu nối về tính toàn diện của tổng quan. Trình bày và bảo vệ nối về phần điểm trình bày ở Phần mười một.</w:t>
-      </w:r>
-    </w:p>
-    <w:p>
-      <w:pPr>
-        <w:spacing w:after="160"/>
-      </w:pPr>
-      <w:r>
-        <w:rPr>
-          <w:b/>
-        </w:rPr>
-        <w:t>Hôm nay các em biết cần làm gì và vì sao. Core Slide 2 sẽ dạy làm thế nào.</w:t>
+        <w:t>Năm kỹ năng trên slide, mỗi kỹ năng đều nối về một chỗ mình đã nói hôm nay. Viết đoạn văn học thuật nối về cách viết tổng quan có phê phán, làm sạch dữ liệu nối về mốc dữ liệu hợp lệ, diễn giải bảng kết quả nối về nhóm tiêu chí thứ năm, tìm kiếm tài liệu nối về tính toàn diện của phần tổng quan, còn trình bày và bảo vệ thì nối về phần điểm trình bày ở Phần mười một.</w:t>
+      </w:r>
+    </w:p>
+    <w:p>
+      <w:pPr>
+        <w:spacing w:after="160"/>
+      </w:pPr>
+      <w:r>
+        <w:t xml:space="preserve">Nói cách khác, </w:t>
+      </w:r>
+      <w:r>
+        <w:rPr>
+          <w:b/>
+        </w:rPr>
+        <w:t>hôm nay các em đã biết cần làm gì và vì sao phải làm như vậy, còn Core Slide 2 sẽ dạy các em làm thế nào.</w:t>
       </w:r>
     </w:p>
     <w:p>
@@ -6355,48 +6024,48 @@
         <w:spacing w:after="160"/>
       </w:pPr>
       <w:r>
-        <w:t>Phần cuối có mười hai câu hỏi tự kiểm tra, chia ba nhóm, cùng một sơ đồ tổng kết.</w:t>
-      </w:r>
-    </w:p>
-    <w:p>
-      <w:pPr>
-        <w:spacing w:after="160"/>
-      </w:pPr>
-      <w:r>
-        <w:t xml:space="preserve">Thầy nói trước cách dùng checklist này. Nó không phải bài kiểm tra. Các em không trả lời cho thầy. Các em trả lời cho chính mình. Và trả lời theo tiêu chuẩn này: </w:t>
-      </w:r>
-      <w:r>
-        <w:rPr>
-          <w:b/>
-        </w:rPr>
-        <w:t>giải thích được cho một người bạn trong vài câu, không cần nhìn tài liệu.</w:t>
-      </w:r>
-      <w:r>
-        <w:t xml:space="preserve"> Chỉ gật đầu "biết rồi" thì chưa tính.</w:t>
-      </w:r>
-    </w:p>
-    <w:p>
-      <w:pPr>
-        <w:spacing w:after="160"/>
-      </w:pPr>
-      <w:r>
-        <w:t>Bốn câu đầu là nền tảng tư duy. Thầy nhấn câu hai: phân biệt quan sát, nhận định cá nhân, vấn đề nghiên cứu và kết luận nghiên cứu. Nghe rất lý thuyết. Nhưng đây chính là gốc của lỗi ở Chương 5, khi một nhận định cá nhân được viết ra như thể là kết luận nghiên cứu.</w:t>
-      </w:r>
-    </w:p>
-    <w:p>
-      <w:pPr>
-        <w:spacing w:after="160"/>
-      </w:pPr>
-      <w:r>
-        <w:t>Còn câu ba là checklist sáu câu ở Phần ba. Không nhớ đủ sáu câu cũng được. Nhưng câu về khả năng tiếp cận dữ liệu thì phải nhớ. Như mình đã thấy ở Chương 3, đó là câu đỡ được nhiều rắc rối nhất về sau.</w:t>
-      </w:r>
-    </w:p>
-    <w:p>
-      <w:pPr>
-        <w:spacing w:after="160"/>
-      </w:pPr>
-      <w:r>
-        <w:t>Câu nào còn lúng túng là tín hiệu quay lại phần tương ứng. Nền tảng mà hổng thì phần kỹ thuật phía sau không bù được.</w:t>
+        <w:t>Phần cuối gồm mười hai câu hỏi tự kiểm tra chia thành ba nhóm, cùng một sơ đồ tổng kết.</w:t>
+      </w:r>
+    </w:p>
+    <w:p>
+      <w:pPr>
+        <w:spacing w:after="160"/>
+      </w:pPr>
+      <w:r>
+        <w:t xml:space="preserve">Thầy nói trước về cách dùng checklist này. Đây không phải bài kiểm tra, các em không trả lời cho thầy mà trả lời cho chính mình và tiêu chuẩn để trả lời là </w:t>
+      </w:r>
+      <w:r>
+        <w:rPr>
+          <w:b/>
+        </w:rPr>
+        <w:t>giải thích được cho một người bạn trong vài câu mà không cần nhìn tài liệu.</w:t>
+      </w:r>
+      <w:r>
+        <w:t xml:space="preserve"> Nếu chỉ gật đầu nói biết rồi thì chưa tính.</w:t>
+      </w:r>
+    </w:p>
+    <w:p>
+      <w:pPr>
+        <w:spacing w:after="160"/>
+      </w:pPr>
+      <w:r>
+        <w:t>Bốn câu đầu là về nền tảng tư duy và thầy nhấn câu thứ hai: phân biệt quan sát, nhận định cá nhân, vấn đề nghiên cứu và kết luận nghiên cứu. Câu này nghe rất lý thuyết nhưng nó lại chính là gốc của lỗi ở Chương 5, khi một nhận định cá nhân được viết ra như thể đó là kết luận nghiên cứu.</w:t>
+      </w:r>
+    </w:p>
+    <w:p>
+      <w:pPr>
+        <w:spacing w:after="160"/>
+      </w:pPr>
+      <w:r>
+        <w:t>Còn câu thứ ba nhắc tới checklist sáu câu ở Phần ba. Các em không nhớ đủ cả sáu câu cũng được nhưng câu về khả năng tiếp cận dữ liệu thì nhất định phải nhớ, vì như mình đã thấy ở Chương 3, đó là câu đỡ được nhiều rắc rối nhất về sau.</w:t>
+      </w:r>
+    </w:p>
+    <w:p>
+      <w:pPr>
+        <w:spacing w:after="160"/>
+      </w:pPr>
+      <w:r>
+        <w:t>Nếu còn lúng túng ở câu nào thì đó là tín hiệu để quay lại phần tương ứng, bởi vì nền tảng mà hổng thì phần kỹ thuật phía sau không bù được.</w:t>
       </w:r>
     </w:p>
     <w:p>
@@ -6417,34 +6086,29 @@
         <w:spacing w:after="160"/>
       </w:pPr>
       <w:r>
-        <w:t>Bốn câu tiếp theo là về khung xương của khóa luận: năm chương, trích dẫn, tiêu chí chấm, tuần đầu tiên.</w:t>
-      </w:r>
-    </w:p>
-    <w:p>
-      <w:pPr>
-        <w:spacing w:after="160"/>
-      </w:pPr>
-      <w:r>
-        <w:t>Thầy dừng ở câu cuối: biết chính xác việc cần làm trong tuần đầu tiên. Nghe thì đơn giản. Nhưng không ít bạn mất trắng tuần đầu vì không biết bắt đầu từ đâu. Các em nhìn lại sơ đồ tám tuần: tuần một là nhận diện vấn đề và sàng lọc đề tài. Tức là bắt đầu từ một quan sát thực tế, không phải từ một cái tên đề tài nghe hay.</w:t>
-      </w:r>
-    </w:p>
-    <w:p>
-      <w:pPr>
-        <w:spacing w:after="160"/>
-      </w:pPr>
-      <w:r>
-        <w:rPr>
-          <w:b/>
-        </w:rPr>
-        <w:t>Biết bước đầu tiên cụ thể là gì thì các em không mất tuần đầu vào việc lo lắng.</w:t>
-      </w:r>
-    </w:p>
-    <w:p>
-      <w:pPr>
-        <w:spacing w:after="160"/>
-      </w:pPr>
-      <w:r>
-        <w:t>Bốn câu này mà còn mơ hồ câu nào thì rủi ro là viết sai hướng từ chương đầu mà không biết.</w:t>
+        <w:t>Bốn câu tiếp theo là về khung xương của khóa luận, gồm năm chương, trích dẫn, tiêu chí chấm và tuần đầu tiên.</w:t>
+      </w:r>
+    </w:p>
+    <w:p>
+      <w:pPr>
+        <w:spacing w:after="160"/>
+      </w:pPr>
+      <w:r>
+        <w:t xml:space="preserve">Thầy dừng ở câu cuối là biết chính xác việc cần làm trong tuần đầu tiên. Nghe thì đơn giản nhưng không ít bạn mất trắng tuần đầu vì không biết bắt đầu từ đâu. Các em nhìn lại sơ đồ tám tuần sẽ thấy tuần một là nhận diện vấn đề và sàng lọc đề tài, tức là bắt đầu từ một quan sát thực tế chứ không phải từ một cái tên đề tài nghe hay. </w:t>
+      </w:r>
+      <w:r>
+        <w:rPr>
+          <w:b/>
+        </w:rPr>
+        <w:t>Biết bước đầu tiên cụ thể là gì thì các em sẽ không mất tuần đầu vào việc lo lắng.</w:t>
+      </w:r>
+    </w:p>
+    <w:p>
+      <w:pPr>
+        <w:spacing w:after="160"/>
+      </w:pPr>
+      <w:r>
+        <w:t>Trong bốn câu này, nếu còn mơ hồ ở câu nào thì rủi ro là các em viết sai hướng ngay từ chương đầu mà không hề biết.</w:t>
       </w:r>
     </w:p>
     <w:p>
@@ -6465,40 +6129,32 @@
         <w:spacing w:after="160"/>
       </w:pPr>
       <w:r>
-        <w:t>Bốn câu cuối là về những chi tiết dễ bị xem nhẹ nhất.</w:t>
-      </w:r>
-    </w:p>
-    <w:p>
-      <w:pPr>
-        <w:spacing w:after="160"/>
-      </w:pPr>
-      <w:r>
-        <w:t>Các em để ý câu chín: mục nào của đề cương mình hay viết thiếu nhất. Câu này không hỏi mình biết gì. Nó hỏi mình biết điểm yếu của mình ở đâu. Đó là kiểu tự kiểm tra có ích nhất.</w:t>
-      </w:r>
-    </w:p>
-    <w:p>
-      <w:pPr>
-        <w:spacing w:after="160"/>
-      </w:pPr>
-      <w:r>
-        <w:t>Những câu này nghe như chuyện nhỏ. Nhưng chuyện nhỏ lại là chỗ bị trả bài oan. Nhớ lại tình huống ở Phần năm: đề cương bị trả ngay lần nộp đầu chỉ vì thiếu bốn danh mục, không phải vì nội dung.</w:t>
-      </w:r>
-    </w:p>
-    <w:p>
-      <w:pPr>
-        <w:spacing w:after="160"/>
-      </w:pPr>
-      <w:r>
-        <w:t xml:space="preserve">Câu nào chưa chắc thì đọc lại phần đó trước khi sang Core Slide 2. </w:t>
-      </w:r>
-      <w:r>
-        <w:rPr>
-          <w:b/>
-        </w:rPr>
-        <w:t>Đừng mang lỗ hổng từ giai đoạn hiểu sang giai đoạn làm.</w:t>
-      </w:r>
-      <w:r>
-        <w:t xml:space="preserve"> Sang giai đoạn làm, lỗ hổng đó sẽ tốn công hơn nhiều để lấp.</w:t>
+        <w:t>Bốn câu cuối là về những chi tiết dễ bị xem nhẹ nhất. Trong đó các em để ý câu thứ chín hỏi mục nào của đề cương mình hay viết thiếu nhất. Câu này không hỏi mình biết gì, mà hỏi mình có biết điểm yếu của mình nằm ở đâu không và đó là kiểu tự kiểm tra có ích nhất.</w:t>
+      </w:r>
+    </w:p>
+    <w:p>
+      <w:pPr>
+        <w:spacing w:after="160"/>
+      </w:pPr>
+      <w:r>
+        <w:t>Những câu này nghe như chuyện nhỏ nhưng chuyện nhỏ lại thường là chỗ khiến bài bị trả về một cách oan uổng. Các em nhớ lại tình huống ở Phần năm, khi đề cương bị trả ngay lần nộp đầu chỉ vì thiếu bốn danh mục chứ không phải vì nội dung.</w:t>
+      </w:r>
+    </w:p>
+    <w:p>
+      <w:pPr>
+        <w:spacing w:after="160"/>
+      </w:pPr>
+      <w:r>
+        <w:t xml:space="preserve">Vì vậy câu nào chưa chắc thì các em đọc lại phần đó trước khi sang Core Slide 2. </w:t>
+      </w:r>
+      <w:r>
+        <w:rPr>
+          <w:b/>
+        </w:rPr>
+        <w:t>Đừng mang lỗ hổng từ giai đoạn hiểu sang giai đoạn làm</w:t>
+      </w:r>
+      <w:r>
+        <w:t>, bởi vì sang giai đoạn làm thì lỗ hổng đó sẽ tốn công hơn nhiều để lấp.</w:t>
       </w:r>
     </w:p>
     <w:p>
@@ -6519,50 +6175,42 @@
         <w:spacing w:after="160"/>
       </w:pPr>
       <w:r>
-        <w:t>Sơ đồ cuối cùng gói lại cả hành trình. Các em nhìn trên slide.</w:t>
-      </w:r>
-    </w:p>
-    <w:p>
-      <w:pPr>
-        <w:spacing w:after="160"/>
-      </w:pPr>
-      <w:r>
-        <w:t>Thầy muốn các em để ý điểm đầu của sơ đồ. Nó bắt đầu từ vấn đề thực tế, không bắt đầu từ tên đề tài. Và để ý ô "kết luận có căn cứ". Không phải kết luận nghe hay. Hai chỗ đó là hai chỗ thầy nhắc đi nhắc lại suốt buổi hôm nay. Vì đó là hai chỗ làm nên khác biệt giữa một nghiên cứu thật và một bài tổng hợp thông tin.</w:t>
-      </w:r>
-    </w:p>
-    <w:p>
-      <w:pPr>
-        <w:spacing w:after="160"/>
-      </w:pPr>
-      <w:r>
-        <w:t>Mỗi mũi tên trên sơ đồ là một chỗ có thể đứt. Cả buổi hôm nay, thật ra mình chỉ làm một việc: chỉ cho các em từng chỗ có thể đứt và cách nối nó lại.</w:t>
-      </w:r>
-    </w:p>
-    <w:p>
-      <w:pPr>
-        <w:spacing w:after="160"/>
-      </w:pPr>
-      <w:r>
-        <w:t>Thầy nói điều cuối cùng. Những bạn đi hết hành trình này suôn sẻ thường không phải là những bạn giỏi nhất. Họ là những bạn chịu đi đúng thứ tự. Không bỏ qua proposal để viết thẳng. Không bỏ qua góp ý để đi cho nhanh. Không im lặng khi gặp khó.</w:t>
-      </w:r>
-    </w:p>
-    <w:p>
-      <w:pPr>
-        <w:spacing w:after="160"/>
-      </w:pPr>
-      <w:r>
-        <w:rPr>
-          <w:b/>
-        </w:rPr>
-        <w:t>Đi đúng thứ tự thì lúc đầu có vẻ chậm. Nhưng đó là cách đi nhanh nhất tới đích.</w:t>
-      </w:r>
-    </w:p>
-    <w:p>
-      <w:pPr>
-        <w:spacing w:after="160"/>
-      </w:pPr>
-      <w:r>
-        <w:t>Core Slide 1 tới đây là xong. Các em đã có tấm bản đồ. Core Slide 2 sẽ dạy từng bước đi. Hẹn gặp các em ở đó.</w:t>
+        <w:t>Sơ đồ cuối cùng trên slide gói lại toàn bộ hành trình và thầy muốn các em để ý hai chỗ trên đó. Chỗ thứ nhất là điểm xuất phát: sơ đồ bắt đầu từ vấn đề thực tế chứ không bắt đầu từ tên đề tài. Chỗ thứ hai là ô "kết luận có căn cứ", tức là kết luận dựa trên bằng chứng chứ không phải kết luận nghe hay. Hai chỗ đó là hai điều thầy nhắc đi nhắc lại suốt buổi hôm nay, bởi vì chúng làm nên sự khác biệt giữa một nghiên cứu thật và một bài tổng hợp thông tin.</w:t>
+      </w:r>
+    </w:p>
+    <w:p>
+      <w:pPr>
+        <w:spacing w:after="160"/>
+      </w:pPr>
+      <w:r>
+        <w:t>Mỗi mũi tên trên sơ đồ là một chỗ có thể bị đứt và thật ra cả buổi hôm nay mình chỉ làm một việc là chỉ cho các em từng chỗ có thể đứt cùng cách nối nó lại.</w:t>
+      </w:r>
+    </w:p>
+    <w:p>
+      <w:pPr>
+        <w:spacing w:after="160"/>
+      </w:pPr>
+      <w:r>
+        <w:t>Thầy nói điều cuối cùng. Những bạn đi hết hành trình này một cách suôn sẻ thường không phải là những bạn giỏi nhất, mà là những bạn chịu đi đúng thứ tự: không bỏ qua proposal để viết thẳng khóa luận, không bỏ qua góp ý để đi cho nhanh và không im lặng khi gặp khó khăn.</w:t>
+      </w:r>
+    </w:p>
+    <w:p>
+      <w:pPr>
+        <w:spacing w:after="160"/>
+      </w:pPr>
+      <w:r>
+        <w:rPr>
+          <w:b/>
+        </w:rPr>
+        <w:t>Đi đúng thứ tự thì lúc đầu có vẻ chậm nhưng đó lại là cách đi nhanh nhất tới đích.</w:t>
+      </w:r>
+    </w:p>
+    <w:p>
+      <w:pPr>
+        <w:spacing w:after="160"/>
+      </w:pPr>
+      <w:r>
+        <w:t>Core Slide 1 tới đây là kết thúc. Các em đã có trong tay tấm bản đồ, còn Core Slide 2 sẽ hướng dẫn từng bước đi cụ thể. Hẹn gặp lại các em ở đó.</w:t>
       </w:r>
     </w:p>
     <w:sectPr>

--- a/Core_Slide_1_HD1_PhanV-XV_van_noi.docx
+++ b/Core_Slide_1_HD1_PhanV-XV_van_noi.docx
@@ -2377,31 +2377,31 @@
         <w:spacing w:after="160"/>
       </w:pPr>
       <w:r>
-        <w:t>Rồi, mình bước sang Phần năm, phần nói về đề cương khóa luận. Trước khi được viết khóa luận hoàn chỉnh, các em phải nộp một bản đề cương để giảng viên hướng dẫn và khoa xét duyệt đề tài. Nghe qua thì giống một thủ tục hành chính nhưng thầy muốn các em nhìn nó theo một cách khác.</w:t>
-      </w:r>
-    </w:p>
-    <w:p>
-      <w:pPr>
-        <w:spacing w:after="160"/>
-      </w:pPr>
-      <w:r>
-        <w:t>Ở đây các em cần hiểu một chuyện. Khóa luận là một công trình dài, thường từ năm mươi trang trở lên, mà công trình càng dài thì càng có một cái nguy hiểm rất riêng: nếu đi sai hướng từ đầu, các em sẽ không thấy ngay. Các em cứ viết tiếp, viết mãi, tới giữa chừng mới phát hiện phần này không khớp với phần kia và lúc đó thì sửa rất cực.</w:t>
-      </w:r>
-    </w:p>
-    <w:p>
-      <w:pPr>
-        <w:spacing w:after="160"/>
-      </w:pPr>
-      <w:r>
-        <w:t>Đề cương có mặt chính là để những lỗi như vậy lộ ra sớm. Nó là một lần dừng lại để thầy cô hướng dẫn nhìn được toàn bộ kế hoạch của các em, trước khi các em đổ công sức vào năm chương.</w:t>
-      </w:r>
-    </w:p>
-    <w:p>
-      <w:pPr>
-        <w:spacing w:after="160"/>
-      </w:pPr>
-      <w:r>
-        <w:t>Thử hình dung thế này. Một bạn làm đề cương sơ sài vì nghĩ mình đã hiểu đề tài rồi, nên xin viết thẳng khóa luận luôn. Tới lúc đọc Chương một mới thấy phần đối tượng ghi là khách hàng doanh nghiệp, trong khi bảng hỏi ở phần phương pháp lại thiết kế cho khách hàng cá nhân, tức là hai chỗ đá nhau. Nếu lỗi này lộ ra ở bước đề cương thì chỉ mất nửa buổi để sửa. Còn vì nó lộ ra muộn nên bạn đó phải viết lại cả phần phương pháp, mất gần một tuần.</w:t>
+        <w:t>Rồi, mình bước sang Phần năm, phần nói về đề cương khóa luận. Trước khi được viết khóa luận hoàn chỉnh, các em phải nộp một bản đề cương để giảng viên hướng dẫn và khoa xét duyệt đề tài. Nghe qua thì giống một thủ tục hành chính nhưng thầy muốn các em nhìn bản đề cương theo một cách khác.</w:t>
+      </w:r>
+    </w:p>
+    <w:p>
+      <w:pPr>
+        <w:spacing w:after="160"/>
+      </w:pPr>
+      <w:r>
+        <w:t>Ở đây các em cần hiểu một chuyện. Khóa luận là một công trình dài, thường từ năm mươi trang trở lên, mà công trình càng dài thì càng có một cái nguy hiểm rất riêng: nếu đi sai hướng từ đầu, các em sẽ không thấy ngay. Các em cứ viết tiếp, viết mãi, tới giữa chừng mới phát hiện các phần không khớp nhau, chẳng hạn đối tượng nghiên cứu ghi một đằng mà cách thu thập dữ liệu lại thiết kế một nẻo. Lúc đó sửa rất cực, bởi vì những phần viết sau đều đã dựa trên phần bị sai.</w:t>
+      </w:r>
+    </w:p>
+    <w:p>
+      <w:pPr>
+        <w:spacing w:after="160"/>
+      </w:pPr>
+      <w:r>
+        <w:t>Đề cương có mặt chính là để những lỗi sai hướng như vậy lộ ra sớm. Đề cương là một điểm dừng bắt buộc để thầy cô hướng dẫn nhìn được toàn bộ kế hoạch của các em, trước khi các em đổ công sức vào năm chương.</w:t>
+      </w:r>
+    </w:p>
+    <w:p>
+      <w:pPr>
+        <w:spacing w:after="160"/>
+      </w:pPr>
+      <w:r>
+        <w:t>Thử hình dung thế này. Một bạn làm đề cương sơ sài vì nghĩ mình đã hiểu đề tài rồi, nên xin viết thẳng khóa luận luôn. Tới lúc đọc Chương một mới thấy phần đối tượng ghi là khách hàng doanh nghiệp, trong khi bảng hỏi ở phần phương pháp lại thiết kế cho khách hàng cá nhân, tức là hai phần mâu thuẫn nhau. Nếu lỗi này lộ ra ở bước đề cương thì chỉ mất nửa buổi để sửa. Còn vì nó lộ ra muộn nên bạn đó phải viết lại cả phần phương pháp, mất gần một tuần.</w:t>
       </w:r>
     </w:p>
     <w:p>
@@ -2452,7 +2452,7 @@
         <w:spacing w:after="160"/>
       </w:pPr>
       <w:r>
-        <w:t>Mình bắt đầu từ chỗ mà nhiều bạn nghĩ là ít quan trọng nhất, đó là bốn danh mục phải đặt trước Mục 1 của đề cương, các em nhìn trên slide là thấy.</w:t>
+        <w:t>Mình bắt đầu từ phần mà nhiều bạn nghĩ là ít quan trọng nhất, đó là bốn danh mục phải đặt trước Mục 1 của đề cương, các em nhìn trên slide là thấy.</w:t>
       </w:r>
     </w:p>
     <w:p>
@@ -2469,7 +2469,7 @@
         <w:t>đề cương chưa có bảng nào, chưa có hình nào thì vẫn phải có danh mục bảng và danh mục hình.</w:t>
       </w:r>
       <w:r>
-        <w:t xml:space="preserve"> Nghe hơi lạ đúng không? Lý do là các em đang làm theo một cấu trúc chuẩn, mà cấu trúc chuẩn thì không co giãn theo chuyện bài mình đang có gì hay chưa có gì.</w:t>
+        <w:t xml:space="preserve"> Nghe hơi lạ đúng không? Lý do là các em đang làm theo một cấu trúc chuẩn mà cấu trúc đó quy định đề cương phải có đủ bốn danh mục, bất kể bài của các em lúc đó đã có bảng, có hình hay chưa.</w:t>
       </w:r>
     </w:p>
     <w:p>
@@ -2485,7 +2485,7 @@
         <w:spacing w:after="160"/>
       </w:pPr>
       <w:r>
-        <w:t>Mà các em để ý, cái giá của lỗi này không cân xứng chút nào. Làm đúng từ đầu chỉ mất chừng nửa tiếng, còn nếu bị trả bài vì thiếu nó thì các em mất thêm một vòng nộp, một vòng chờ, có khi tới vài ngày.</w:t>
+        <w:t>Mà các em để ý, cái giá của lỗi này không cân xứng chút nào. Làm đúng từ đầu chỉ mất chừng nửa tiếng, còn nếu bị trả bài vì thiếu bốn danh mục này thì các em mất thêm một vòng nộp, một vòng chờ, có khi tới vài ngày.</w:t>
       </w:r>
     </w:p>
     <w:p>
@@ -2520,7 +2520,7 @@
         <w:spacing w:after="160"/>
       </w:pPr>
       <w:r>
-        <w:t>Giờ mình vào phần nội dung. Slide này gom Mục 1, Mục 2 và Mục 3 lại một chỗ, bởi vì ba mục này phải được đọc liền một mạch. Nếu tách riêng ra thì mục nào nghe cũng ổn, chỉ khi đặt cạnh nhau mình mới biết chúng có thật sự nối được với nhau hay không.</w:t>
+        <w:t>Giờ mình vào phần nội dung. Slide này gom Mục 1, Mục 2 và Mục 3 lại một chỗ, bởi vì ba mục này phải được đọc liền một mạch. Nếu tách riêng ra thì mục nào nghe cũng ổn, chỉ khi đặt cạnh nhau mình mới biết mục tiêu có giải quyết đúng vấn đề đã nêu không và câu hỏi có cụ thể hóa đúng mục tiêu không.</w:t>
       </w:r>
     </w:p>
     <w:p>
@@ -2536,15 +2536,15 @@
         <w:spacing w:after="160"/>
       </w:pPr>
       <w:r>
-        <w:t>Ở Mục 1.2 có một chỗ rất nhiều bạn nhầm. Tại đây các em được khảo lược ngắn vài nghiên cứu liên quan nhưng mục đích chỉ là cho thấy đề tài của mình không trùng với ai. Còn phần tổng quan đầy đủ, có so sánh và có phê phán, thì phải để dành hết cho Mục 8.</w:t>
-      </w:r>
-    </w:p>
-    <w:p>
-      <w:pPr>
-        <w:spacing w:after="160"/>
-      </w:pPr>
-      <w:r>
-        <w:t xml:space="preserve">Cái thầy muốn nói ở đây là quy định này không phải chuyện đặt chữ ở đâu cho gọn, mà là vì hai mục làm hai việc khác nhau. </w:t>
+        <w:t>Ở Mục 1.2 có một điểm rất nhiều bạn nhầm. Tại đây các em được khảo lược ngắn vài nghiên cứu liên quan nhưng mục đích chỉ là cho thấy đề tài của mình không trùng với ai. Còn phần tổng quan đầy đủ, có so sánh và có phê phán, thì phải để dành hết cho Mục 8.</w:t>
+      </w:r>
+    </w:p>
+    <w:p>
+      <w:pPr>
+        <w:spacing w:after="160"/>
+      </w:pPr>
+      <w:r>
+        <w:t xml:space="preserve">Cái thầy muốn nói ở đây là quy định này không phải chuyện hình thức, tức là không phải chỉ để sắp xếp chữ cho gọn, mà vì hai mục làm hai việc khác nhau. </w:t>
       </w:r>
       <w:r>
         <w:rPr>
@@ -2578,7 +2578,7 @@
         <w:t>mục tiêu cụ thể và câu hỏi nghiên cứu phải khớp nhau từng cặp.</w:t>
       </w:r>
       <w:r>
-        <w:t xml:space="preserve"> Nếu có ba mục tiêu cụ thể mà chỉ có hai câu hỏi thì một mục tiêu đang bị bỏ rơi. Ngược lại, nếu có một câu hỏi mà không có mục tiêu nào đứng sau thì câu hỏi đó từ đâu mà ra? Cách kiểm tra rất đơn giản: các em đặt hai mục cạnh nhau rồi dò từng dòng, lệch ở chỗ nào là thấy ngay chỗ đó.</w:t>
+        <w:t xml:space="preserve"> Nếu có ba mục tiêu cụ thể mà chỉ có hai câu hỏi thì một mục tiêu đang bị bỏ rơi. Ngược lại, nếu có một câu hỏi mà không có mục tiêu nào đứng sau thì câu hỏi đó từ đâu mà ra? Cách kiểm tra rất đơn giản: các em đặt Mục 2.2 cạnh Mục 3 rồi dò từng cặp mục tiêu và câu hỏi, cặp nào thiếu một vế là thấy ngay.</w:t>
       </w:r>
     </w:p>
     <w:p>
@@ -2607,7 +2607,7 @@
         <w:spacing w:after="160"/>
       </w:pPr>
       <w:r>
-        <w:t>Các em đọc tiêu đề slide này trước: phạm vi và phương pháp phải trả lời được câu hỏi đã đặt ra ở Mục 3. Các em giữ câu đó trong đầu nhé, vì cả slide này xoay quanh nó.</w:t>
+        <w:t>Các em đọc tiêu đề slide này trước: phạm vi và phương pháp phải trả lời được câu hỏi đã đặt ra ở Mục 3. Các em giữ câu đó trong đầu nhé, vì cả Mục 4 lẫn Mục 5 đều phải phục vụ việc trả lời câu hỏi nghiên cứu.</w:t>
       </w:r>
     </w:p>
     <w:p>
@@ -2623,15 +2623,15 @@
         <w:spacing w:after="160"/>
       </w:pPr>
       <w:r>
-        <w:t>Mục 5 là phương pháp nghiên cứu, cũng là mục dài và nặng nhất của phần thiết kế, với bốn nội dung bắt buộc như trên slide. Thầy muốn các em hiểu vì sao cần đủ cả bốn.</w:t>
-      </w:r>
-    </w:p>
-    <w:p>
-      <w:pPr>
-        <w:spacing w:after="160"/>
-      </w:pPr>
-      <w:r>
-        <w:t>Nội dung thứ nhất là tính phù hợp của phương pháp. Không phải cứ nêu tên phương pháp là xong, mà các em phải giải thích được vì sao phương pháp này trả lời được câu hỏi ở Mục 3. Sau đó, nội dung thứ hai và thứ ba trả lời chuyện làm cụ thể: khảo sát ai, bao nhiêu người, đo những biến nào, đo bằng cách nào, số liệu thứ cấp hay sơ cấp, chọn mẫu và thu thập ra sao. Cuối cùng, nội dung thứ tư mô tả số liệu sẽ được xử lý và phân tích qua những bước nào, kể cả các bước kiểm định giả thuyết nếu đề tài có dùng.</w:t>
+        <w:t>Mục 5 là phương pháp nghiên cứu, cũng là mục dài và nặng nhất của phần thiết kế nghiên cứu, tức phần mô tả mình sẽ tiến hành nghiên cứu như thế nào, với bốn nội dung bắt buộc như trên slide. Thầy muốn các em hiểu vì sao cần đủ cả bốn.</w:t>
+      </w:r>
+    </w:p>
+    <w:p>
+      <w:pPr>
+        <w:spacing w:after="160"/>
+      </w:pPr>
+      <w:r>
+        <w:t>Nội dung thứ nhất là tính phù hợp của phương pháp. Không phải cứ nêu tên phương pháp là xong, mà các em phải giải thích được vì sao phương pháp này trả lời được câu hỏi ở Mục 3. Sau đó, nội dung thứ hai và thứ ba mô tả cách làm cụ thể: khảo sát ai, bao nhiêu người, đo những biến nào, đo bằng cách nào, số liệu thứ cấp hay sơ cấp, chọn mẫu và thu thập ra sao. Cuối cùng, nội dung thứ tư mô tả số liệu sẽ được xử lý và phân tích qua những bước nào, kể cả các bước kiểm định giả thuyết nếu đề tài có dùng.</w:t>
       </w:r>
     </w:p>
     <w:p>
@@ -2647,7 +2647,7 @@
         <w:spacing w:after="160"/>
       </w:pPr>
       <w:r>
-        <w:t>Ví dụ rất đơn giản, giả sử có bạn viết Mục 5 đúng một câu: "Đề tài khảo sát bằng bảng hỏi và phân tích bằng phần mềm SPSS." Các em thử đem câu đó soi vào bốn nội dung thì sẽ thấy nó không nói phương pháp phù hợp ở chỗ nào, không nói mẫu bao nhiêu người, không nói biến nào đo bằng thang gì, cũng không nói phân tích qua những bước nào. Tức là chỉ một câu mà thiếu cả bốn. Kết quả thường là đề cương bị trả lại, bổ sung được phần này thì lại thiếu phần kia, rồi lại bị trả, cứ thế qua vài vòng.</w:t>
+        <w:t>Ví dụ rất đơn giản, giả sử có bạn viết Mục 5 đúng một câu: "Đề tài khảo sát bằng bảng hỏi và phân tích bằng phần mềm SPSS." Các em thử đối chiếu câu đó với bốn nội dung bắt buộc thì sẽ thấy câu này không nói phương pháp phù hợp ở chỗ nào, không nói mẫu bao nhiêu người, không nói biến nào đo bằng thang gì, cũng không nói phân tích qua những bước nào. Tức là chỉ một câu mà thiếu cả bốn. Kết quả thường là đề cương bị trả lại, bổ sung được phần này thì lại thiếu phần kia, rồi lại bị trả, cứ thế qua vài vòng.</w:t>
       </w:r>
     </w:p>
     <w:p>
@@ -2693,7 +2693,7 @@
         <w:spacing w:after="160"/>
       </w:pPr>
       <w:r>
-        <w:t>Ở đây các em cần hiểu một chuyện: Mục 6 không phải danh sách những việc mình định làm, mà phải bám vào mục tiêu. Với mỗi nội dung ghi ra, các em thử hỏi lại một câu là nội dung này phục vụ mục tiêu nào. Nếu không trả lời được thì hoặc là nội dung đó đang đi lạc, hoặc là mục tiêu đang bị thiếu.</w:t>
+        <w:t>Ở đây các em cần hiểu một chuyện: Mục 6 không phải danh sách những việc mình định làm, mà phải bám vào mục tiêu. Với mỗi nội dung ghi ra, các em thử hỏi lại một câu là nội dung này phục vụ mục tiêu nào. Nếu không trả lời được thì có hai khả năng: hoặc nội dung đó không phục vụ mục tiêu nào nên cần bỏ đi, hoặc đó là việc cần thiết mà các em chưa đặt thành mục tiêu nên phải bổ sung vào Mục 2.</w:t>
       </w:r>
     </w:p>
     <w:p>
@@ -2752,7 +2752,7 @@
         <w:spacing w:after="160"/>
       </w:pPr>
       <w:r>
-        <w:t>Mục 8 làm một việc là tổng hợp có phê phán các nghiên cứu liên quan, để làm nền cho mục tiêu và câu hỏi nghiên cứu mà các em đã đặt ở phía trước. Nếu ngành của các em yêu cầu chỉ ra khoảng trống tri thức, tức research gap, thì đây chính là chỗ trình bày khoảng trống đó.</w:t>
+        <w:t>Mục 8 làm một việc là tổng hợp có phê phán các nghiên cứu liên quan, để làm nền cho mục tiêu và câu hỏi nghiên cứu mà các em đã đặt ở Mục 2 và Mục 3. Nếu ngành của các em yêu cầu chỉ ra khoảng trống tri thức, tức research gap, thì đây chính là chỗ trình bày khoảng trống đó.</w:t>
       </w:r>
     </w:p>
     <w:p>
@@ -2784,7 +2784,7 @@
         <w:spacing w:after="160"/>
       </w:pPr>
       <w:r>
-        <w:t>Cách sửa thì không khó. Trước khi viết lại, các em tự hỏi những nghiên cứu mình đã đọc giống nhau ở chỗ nào, khác nhau ở chỗ nào, kết quả có mâu thuẫn nhau không, vì khoảng trống thường nằm ngay ở chỗ khác nhau đó. Sau đó, mỗi đoạn các em viết nên kết thúc bằng một nhận định so sánh, chỉ ra nghiên cứu trước còn thiếu gì. Viết theo cách này, bài thường ngắn lại mà rõ hơn hẳn, có khi mười lăm trang tóm tắt rút lại chỉ còn năm trang nhưng năm trang đó có lập luận.</w:t>
+        <w:t>Cách sửa thì không khó. Trước khi viết lại, các em tự hỏi những nghiên cứu mình đã đọc giống nhau ở chỗ nào, khác nhau ở chỗ nào, kết quả có mâu thuẫn nhau không, vì khoảng trống tri thức thường nằm ở những điểm mà các nghiên cứu cho kết quả khác nhau hoặc ở những khía cạnh chưa ai nghiên cứu tới. Sau đó, mỗi đoạn các em viết nên kết thúc bằng một nhận định so sánh, chỉ ra nghiên cứu trước còn thiếu gì. Viết theo cách này, phần tổng quan thường ngắn lại mà rõ hơn hẳn, có khi mười lăm trang tóm tắt rút lại chỉ còn năm trang nhưng năm trang đó có lập luận.</w:t>
       </w:r>
     </w:p>
     <w:p>
@@ -2798,7 +2798,7 @@
         <w:rPr>
           <w:b/>
         </w:rPr>
-        <w:t>tổng quan không phải kể lại người khác đã nói gì, mà là dùng những gì người khác đã nói để chỉ ra chỗ mình sẽ bước vào.</w:t>
+        <w:t>tổng quan không phải kể lại người khác đã nói gì, mà là dùng những gì người khác đã nói để chỉ ra khoảng trống mà nghiên cứu của mình sẽ lấp vào.</w:t>
       </w:r>
     </w:p>
     <w:p>
@@ -2886,7 +2886,7 @@
         <w:spacing w:after="160"/>
       </w:pPr>
       <w:r>
-        <w:t>Các em để ý là sáu câu này không được xếp ngẫu nhiên. Câu một kiểm tra phần hình thức. Câu hai và câu ba kiểm tra cái mạch đi từ mục tiêu tới câu hỏi rồi tới phương pháp. Còn câu bốn, câu năm và câu sáu kiểm tra ba mục rất dễ bị viết sơ sài là tổng quan, tiến độ và bố cục.</w:t>
+        <w:t>Các em để ý là sáu câu này không được xếp ngẫu nhiên. Câu một kiểm tra phần hình thức. Câu hai và câu ba kiểm tra mục tiêu, câu hỏi và phương pháp có khớp nhau không, tức là phương pháp có trả lời đúng câu hỏi và câu hỏi có bám đúng mục tiêu không. Còn câu bốn, câu năm và câu sáu kiểm tra ba mục rất dễ bị viết sơ sài là tổng quan, tiến độ và bố cục.</w:t>
       </w:r>
     </w:p>
     <w:p>
@@ -2924,34 +2924,34 @@
         <w:spacing w:after="160"/>
       </w:pPr>
       <w:r>
-        <w:t>Cuối Phần năm, mình nhìn Case A được viết thành lời văn thật trong đề cương. Thầy nhắc lại đây là ví dụ sư phạm, không phải số liệu thật và cũng không phải đủ mười mục, thầy chỉ rút ra bốn mục để các em thấy cái mạch.</w:t>
-      </w:r>
-    </w:p>
-    <w:p>
-      <w:pPr>
-        <w:spacing w:after="160"/>
-      </w:pPr>
-      <w:r>
-        <w:t>Các em đọc bốn dòng trên slide liền một hơi sẽ thấy: vấn đề là khách hàng chưa dùng ngân hàng số, nên mục tiêu là tìm xem yếu tố nào ảnh hưởng tới ý định dùng, từ đó câu hỏi là yếu tố nào và vì thế phương pháp là hỏi chính những khách hàng đó rồi dùng hồi quy để đo mức ảnh hưởng. Mỗi dòng sau mọc ra từ dòng trước.</w:t>
-      </w:r>
-    </w:p>
-    <w:p>
-      <w:pPr>
-        <w:spacing w:after="160"/>
-      </w:pPr>
-      <w:r>
-        <w:t>Các em cũng có thể đọc ngược lại, tức là từ phương pháp lần lên câu hỏi, lên mục tiêu rồi lên vấn đề. Nếu đi ngược mà vẫn về đúng chỗ ban đầu thì mạch của các em đang ổn, còn nếu đi ngược mà lạc sang một vấn đề khác thì có một chỗ nào đó đã đứt.</w:t>
-      </w:r>
-    </w:p>
-    <w:p>
-      <w:pPr>
-        <w:spacing w:after="160"/>
-      </w:pPr>
-      <w:r>
-        <w:rPr>
-          <w:b/>
-        </w:rPr>
-        <w:t>Một đề cương tốt không phải là mười mục viết hay, mà là mười mục cùng kể một câu chuyện.</w:t>
+        <w:t>Cuối Phần năm, mình nhìn Case A được viết thành lời văn thật trong đề cương. Thầy nhắc lại đây là ví dụ sư phạm, không phải số liệu thật và cũng không phải đủ mười mục, thầy chỉ rút ra bốn mục để các em thấy các mục nối với nhau như thế nào.</w:t>
+      </w:r>
+    </w:p>
+    <w:p>
+      <w:pPr>
+        <w:spacing w:after="160"/>
+      </w:pPr>
+      <w:r>
+        <w:t>Các em đọc bốn dòng trên slide liền một hơi sẽ thấy: vấn đề là khách hàng chưa dùng ngân hàng số, nên mục tiêu là tìm xem yếu tố nào ảnh hưởng tới ý định dùng, từ đó câu hỏi là yếu tố nào và vì thế phương pháp là hỏi chính những khách hàng đó rồi dùng hồi quy để đo mức ảnh hưởng. Mỗi dòng sau được suy ra trực tiếp từ dòng trước.</w:t>
+      </w:r>
+    </w:p>
+    <w:p>
+      <w:pPr>
+        <w:spacing w:after="160"/>
+      </w:pPr>
+      <w:r>
+        <w:t>Các em cũng có thể đọc ngược lại, tức là từ phương pháp lần lên câu hỏi, lên mục tiêu rồi lên vấn đề. Nếu đi ngược mà vẫn về đúng vấn đề ban đầu thì bốn mục đang khớp nhau, còn nếu đi ngược mà lạc sang một vấn đề khác thì có một mục đã bị lệch khỏi vấn đề và các em cần tìm ra mục đó để sửa.</w:t>
+      </w:r>
+    </w:p>
+    <w:p>
+      <w:pPr>
+        <w:spacing w:after="160"/>
+      </w:pPr>
+      <w:r>
+        <w:rPr>
+          <w:b/>
+        </w:rPr>
+        <w:t>Một đề cương tốt không phải là mười mục viết hay, mà là mười mục cùng hướng về một vấn đề và cùng phục vụ một câu hỏi nghiên cứu.</w:t>
       </w:r>
     </w:p>
     <w:p>
@@ -3104,7 +3104,7 @@
         <w:spacing w:after="160"/>
       </w:pPr>
       <w:r>
-        <w:t>Nửa dưới slide là bốn danh mục mở đầu. Đây không phải cái gì mới mà chính là bốn danh mục ở đề cương, chỉ khác là giờ các em phải cập nhật số trang, số bảng và số hình cho khớp với bản cuối. Có một mẹo nhỏ là các em dùng Heading và chức năng chèn chú thích bảng, hình của Word ngay từ đầu, để tới lúc nộp thì mục lục và các danh mục chỉ cần bấm cập nhật chứ không phải gõ tay lại từng dòng.</w:t>
+        <w:t>Nửa dưới slide là bốn danh mục mở đầu. Đây không phải cái gì mới mà chính là bốn danh mục ở đề cương, chỉ khác là giờ các em phải cập nhật số trang, số bảng và số hình cho khớp với bản khóa luận hoàn chỉnh. Có một mẹo nhỏ là các em dùng Heading và chức năng chèn chú thích bảng, hình của Word ngay từ đầu, để tới lúc nộp thì mục lục và các danh mục chỉ cần bấm cập nhật chứ không phải gõ tay lại từng dòng.</w:t>
       </w:r>
     </w:p>
     <w:p>
@@ -3133,7 +3133,7 @@
         <w:spacing w:after="160"/>
       </w:pPr>
       <w:r>
-        <w:t>Tóm tắt dài khoảng ba trăm từ, viết bằng hai thứ tiếng và phải có đủ năm ý. Con số ba trăm từ chính là cái khung ép các em phải chọn lọc, vì năm ý trong ba trăm từ nghĩa là mỗi ý chỉ được vài câu, không còn chỗ cho dẫn dắt.</w:t>
+        <w:t>Tóm tắt dài khoảng ba trăm từ, viết bằng hai thứ tiếng và phải có đủ năm ý. Con số ba trăm từ chính là cái khung ép các em phải chọn lọc, vì năm ý trong ba trăm từ nghĩa là mỗi ý chỉ được vài câu, không còn chỗ cho những câu dẫn dắt vòng vo.</w:t>
       </w:r>
     </w:p>
     <w:p>
@@ -3158,7 +3158,7 @@
         <w:t>viết tóm tắt sau cùng</w:t>
       </w:r>
       <w:r>
-        <w:t>, khi đã có kết quả thật trong tay. Nếu viết trước thì các em chỉ viết được lời hứa chứ chưa viết được kết quả.</w:t>
+        <w:t>, khi đã có kết quả thật trong tay. Nếu viết trước thì các em chỉ viết được những gì mình dự định làm chứ chưa viết được kết quả đã tìm ra.</w:t>
       </w:r>
     </w:p>
     <w:p>
@@ -3183,7 +3183,7 @@
         <w:t>Nếu sau này phát hiện sai thì người chịu trách nhiệm chính là người đã ký.</w:t>
       </w:r>
       <w:r>
-        <w:t xml:space="preserve"> Dùng một mẫu thống nhất là để cam kết của ai cũng có cùng một nội dung, không ai cam kết lỏng hơn ai.</w:t>
+        <w:t xml:space="preserve"> Dùng một mẫu thống nhất là để cam kết của ai cũng có cùng một nội dung, không ai cam kết ít hơn hay nhẹ hơn người khác.</w:t>
       </w:r>
     </w:p>
     <w:p>
@@ -3212,7 +3212,7 @@
         <w:spacing w:after="160"/>
       </w:pPr>
       <w:r>
-        <w:t>Slide này cho các em cái nhìn từ trên cao về phần nội dung chính, gồm bốn phần lớn, mỗi phần gánh một nhiệm vụ.</w:t>
+        <w:t>Slide này cho các em cái nhìn tổng thể về phần nội dung chính, gồm bốn phần lớn, mỗi phần gánh một nhiệm vụ.</w:t>
       </w:r>
     </w:p>
     <w:p>
@@ -3274,7 +3274,7 @@
         <w:spacing w:after="160"/>
       </w:pPr>
       <w:r>
-        <w:t>Điểm này mới quan trọng: vì sao phải đúng thứ tự? Bởi vì sáu ý này là một chuỗi lập luận. Lý do chọn đề tài dẫn tới mục tiêu, mục tiêu dẫn tới câu hỏi, câu hỏi quyết định phải nghiên cứu ai và ở đâu, rồi sau đó mới tới chuyện dùng phương pháp gì và số liệu nào. Nếu đảo thứ tự thì người đọc sẽ mất dấu ngay.</w:t>
+        <w:t>Điểm này mới quan trọng: vì sao phải đúng thứ tự? Bởi vì sáu ý này là một chuỗi lập luận. Lý do chọn đề tài dẫn tới mục tiêu, mục tiêu dẫn tới câu hỏi, câu hỏi quyết định phải nghiên cứu ai và ở đâu, rồi sau đó mới tới chuyện dùng phương pháp gì và số liệu nào. Nếu đảo thứ tự thì người đọc sẽ không theo kịp lập luận của các em.</w:t>
       </w:r>
     </w:p>
     <w:p>
@@ -3336,15 +3336,15 @@
         <w:spacing w:after="160"/>
       </w:pPr>
       <w:r>
-        <w:t>So với Mục 8 của đề cương, ở đây có thêm một chi tiết là ưu tiên các nghiên cứu công bố trong khoảng năm đến mười năm gần nhất. Lý do là lĩnh vực nào cũng thay đổi, chẳng hạn một nghiên cứu về ngân hàng số từ mười lăm năm trước đã khảo sát một thị trường gần như khác hẳn bây giờ, trong khi khoảng trống các em chỉ ra phải là khoảng trống của hôm nay. Tuy nhiên ưu tiên không có nghĩa là loại bỏ, vì lý thuyết nền và các nghiên cứu kinh điển vẫn phải có mặt, đó là cái gốc.</w:t>
-      </w:r>
-    </w:p>
-    <w:p>
-      <w:pPr>
-        <w:spacing w:after="160"/>
-      </w:pPr>
-      <w:r>
-        <w:t>Còn về cách viết thì vẫn là chuyện mình đã nói ở Phần năm, tức là không tóm tắt rời rạc. Ở đây thầy cho các em thêm một công cụ rất thực tế. Trước khi viết, các em lập một bảng tổng hợp, trong đó mỗi dòng là một nghiên cứu còn các cột là tác giả, bối cảnh, phương pháp, kết quả chính và hạn chế. Làm xong bảng, các em đọc dọc từng cột. Đọc dọc cột bối cảnh, có thể các em thấy phần lớn nghiên cứu làm ở nước ngoài; đọc dọc cột phương pháp, có thể các em thấy ai cũng dùng một kiểu. Khoảng trống hiện ra từ chính cái đọc dọc đó.</w:t>
+        <w:t>So với Mục 8 của đề cương, ở đây có thêm một chi tiết là ưu tiên các nghiên cứu công bố trong khoảng năm đến mười năm gần nhất. Lý do là lĩnh vực nào cũng thay đổi, chẳng hạn một nghiên cứu về ngân hàng số từ mười lăm năm trước đã khảo sát một thị trường gần như khác hẳn bây giờ, trong khi khoảng trống các em chỉ ra phải là khoảng trống của hôm nay. Tuy nhiên ưu tiên không có nghĩa là loại bỏ, vì lý thuyết nền và các nghiên cứu kinh điển vẫn phải có mặt, bởi đó là nền tảng mà các nghiên cứu mới đều dựa vào.</w:t>
+      </w:r>
+    </w:p>
+    <w:p>
+      <w:pPr>
+        <w:spacing w:after="160"/>
+      </w:pPr>
+      <w:r>
+        <w:t>Còn về cách viết thì vẫn là chuyện mình đã nói ở Phần năm, tức là không tóm tắt rời rạc. Ở đây thầy cho các em thêm một công cụ rất thực tế. Trước khi viết, các em lập một bảng tổng hợp, trong đó mỗi dòng là một nghiên cứu còn các cột là tác giả, bối cảnh, phương pháp, kết quả chính và hạn chế. Làm xong bảng, các em đọc dọc từng cột. Đọc dọc cột bối cảnh, có thể các em thấy phần lớn nghiên cứu làm ở nước ngoài; đọc dọc cột phương pháp, có thể các em thấy ai cũng dùng một kiểu. Chính những điểm chung như vậy, chẳng hạn chưa ai nghiên cứu ở Việt Nam hay chưa ai thử một cách tiếp cận khác, là chỗ khoảng trống tri thức lộ ra.</w:t>
       </w:r>
     </w:p>
     <w:p>
@@ -3358,7 +3358,10 @@
         <w:rPr>
           <w:b/>
         </w:rPr>
-        <w:t>viết tổng quan là viết theo cột, không phải viết theo dòng.</w:t>
+        <w:t>viết tổng quan là viết theo từng khía cạnh để so sánh các nghiên cứu với nhau, không phải viết lần lượt từng nghiên cứu một.</w:t>
+      </w:r>
+      <w:r>
+        <w:t xml:space="preserve"> Đó cũng là lý do thầy bảo các em đọc bảng tổng hợp theo từng cột chứ không đọc lần lượt từng dòng.</w:t>
       </w:r>
     </w:p>
     <w:p>
@@ -3425,7 +3428,7 @@
         <w:spacing w:after="160"/>
       </w:pPr>
       <w:r>
-        <w:t>Khuyến nghị cũng vậy, nó phải mọc ra từ kết quả. Giả sử kết quả cho thấy yếu tố tin cậy ảnh hưởng mạnh nhất thì khuyến nghị sẽ xoay quanh chuyện làm sao tăng niềm tin của khách hàng. Còn nếu khuyến nghị những chuyện mà dữ liệu không hề nói tới thì đó là ý kiến cá nhân chứ không phải khuyến nghị từ nghiên cứu.</w:t>
+        <w:t>Khuyến nghị cũng vậy, nó phải được rút ra trực tiếp từ kết quả. Giả sử kết quả cho thấy yếu tố tin cậy ảnh hưởng mạnh nhất thì khuyến nghị sẽ xoay quanh chuyện làm sao tăng niềm tin của khách hàng. Còn nếu khuyến nghị những chuyện mà dữ liệu không hề nói tới thì đó là ý kiến cá nhân chứ không phải khuyến nghị từ nghiên cứu.</w:t>
       </w:r>
     </w:p>
     <w:p>
@@ -3441,7 +3444,7 @@
         <w:spacing w:after="160"/>
       </w:pPr>
       <w:r>
-        <w:t xml:space="preserve">Với phụ lục, thầy nhấn một điều: phụ lục là nơi để bằng chứng chứ không phải nơi để làm dày bài, mà đã là bằng chứng thì phải khớp với phần chính. Thử hình dung phần phương pháp ghi khảo sát mười hai biến trong khi bảng hỏi đính kèm ở phụ lục chỉ có tám câu. Người chấm thấy chỗ lệch đó thì câu hỏi đầu tiên sẽ là vậy số liệu kia từ đâu ra. </w:t>
+        <w:t xml:space="preserve">Với phụ lục, thầy nhấn một điều: phụ lục là nơi để bằng chứng chứ không phải nơi để làm dày bài, mà đã là bằng chứng thì phải khớp với phần chính. Thử hình dung phần phương pháp ghi khảo sát mười hai biến trong khi bảng hỏi đính kèm ở phụ lục chỉ có tám câu. Người chấm thấy chỗ lệch đó thì câu hỏi đầu tiên sẽ là số liệu của bốn biến còn lại lấy từ đâu ra. </w:t>
       </w:r>
       <w:r>
         <w:rPr>
@@ -3519,7 +3522,7 @@
         <w:spacing w:after="160"/>
       </w:pPr>
       <w:r>
-        <w:t>Hai cách hiểu này khác nhau ở chỗ nào? Nếu nghĩ theo chủ đề thì các em có thể viết Chương 2 mà không cần nhìn Chương 1. Còn nếu nghĩ theo câu hỏi thì các em không thể viết Chương 2 khi chưa biết Chương 1 hỏi gì và chính sợi dây ràng buộc đó giữ cho cả khóa luận liền mạch.</w:t>
+        <w:t>Hai cách hiểu này khác nhau ở chỗ nào? Nếu nghĩ theo chủ đề thì các em có thể viết Chương 2 mà không cần nhìn Chương 1. Còn nếu nghĩ theo câu hỏi thì các em không thể viết Chương 2 khi chưa biết Chương 1 hỏi gì Chính việc chương sau buộc phải dựa vào câu hỏi của chương trước là thứ giữ cho cả khóa luận liền mạch.</w:t>
       </w:r>
     </w:p>
     <w:p>
@@ -3556,15 +3559,15 @@
         <w:spacing w:after="160"/>
       </w:pPr>
       <w:r>
-        <w:t>Chương 1 và Chương 5 là một cặp, một bên hỏi còn một bên trả lời. Chương 2 và Chương 4 là một cặp khác, trong đó Chương 2 nói lý thuyết dự đoán điều gì còn Chương 4 xem dữ liệu có đồng ý với dự đoán đó hay không. Chương 3 đứng ở giữa, đóng vai cây cầu nối lý thuyết với dữ liệu. Nhìn theo cặp như vậy thì các em sẽ hiểu vì sao Chương 4 phải so sánh với Chương 2 và vì sao Chương 5 phải quay về đúng câu hỏi của Chương 1.</w:t>
-      </w:r>
-    </w:p>
-    <w:p>
-      <w:pPr>
-        <w:spacing w:after="160"/>
-      </w:pPr>
-      <w:r>
-        <w:t>Slide có một câu mà thầy muốn các em nhớ kỹ: khóa luận yếu thường không phải vì có chương nào viết dở, mà vì năm chương viết tốt riêng lẻ nhưng không nối được với nhau. Lỗi hay gặp nhất là Chương 1 hỏi một đằng trong khi Chương 4 phân tích một nẻo, nên đọc từng chương thì thấy ổn còn đọc liền thì bị đứt.</w:t>
+        <w:t>Chương 1 và Chương 5 là một cặp, một bên hỏi còn một bên trả lời. Chương 2 và Chương 4 là một cặp khác, trong đó Chương 2 nói lý thuyết dự đoán điều gì còn Chương 4 xem dữ liệu có đồng ý với dự đoán đó hay không. Chương 3 đứng ở giữa, đóng vai cây cầu nối lý thuyết với dữ liệu, bởi vì Chương 3 biến những yếu tố trong lý thuyết thành những biến đo được rồi thu dữ liệu cho các biến đó. Nhìn theo cặp như vậy thì các em sẽ hiểu vì sao Chương 4 phải so sánh với Chương 2 và vì sao Chương 5 phải quay về đúng câu hỏi của Chương 1.</w:t>
+      </w:r>
+    </w:p>
+    <w:p>
+      <w:pPr>
+        <w:spacing w:after="160"/>
+      </w:pPr>
+      <w:r>
+        <w:t>Slide có một câu mà thầy muốn các em nhớ kỹ: khóa luận yếu thường không phải vì có chương nào viết dở, mà vì năm chương viết tốt riêng lẻ nhưng không nối được với nhau. Lỗi hay gặp nhất là Chương 1 hỏi một đằng trong khi Chương 4 phân tích một nẻo, nên đọc từng chương thì thấy ổn, còn đọc liền từ đầu tới cuối thì thấy câu trả lời không khớp với câu hỏi.</w:t>
       </w:r>
     </w:p>
     <w:p>
@@ -3578,15 +3581,15 @@
         <w:rPr>
           <w:b/>
         </w:rPr>
-        <w:t>các em đọc câu hỏi nghiên cứu ở Chương 1 rồi lật thẳng sang Chương 5. Nếu Chương 5 trả lời đúng câu đó thì mạch đang ổn, còn nếu không thì có chỗ đứt ở giữa.</w:t>
-      </w:r>
-    </w:p>
-    <w:p>
-      <w:pPr>
-        <w:spacing w:after="160"/>
-      </w:pPr>
-      <w:r>
-        <w:t>Riêng số chương cụ thể thì như slide ghi, các em thống nhất với giảng viên hướng dẫn, vì năm chương ở đây là cái khung để hiểu mạch lý luận.</w:t>
+        <w:t>các em đọc câu hỏi nghiên cứu ở Chương 1 rồi lật thẳng sang Chương 5. Nếu Chương 5 trả lời đúng câu đó thì năm chương đang nối đúng, còn nếu không thì có một chương ở giữa đã đi lệch khỏi câu hỏi ban đầu.</w:t>
+      </w:r>
+    </w:p>
+    <w:p>
+      <w:pPr>
+        <w:spacing w:after="160"/>
+      </w:pPr>
+      <w:r>
+        <w:t>Riêng số chương cụ thể thì như slide ghi, các em thống nhất với giảng viên hướng dẫn, vì năm chương ở đây là cái khung giúp các em hiểu cách các chương nối tiếp nhau.</w:t>
       </w:r>
     </w:p>
     <w:p>
@@ -3623,7 +3626,7 @@
         <w:spacing w:after="160"/>
       </w:pPr>
       <w:r>
-        <w:t>Vì vậy lỗi thường gặp nhất ở chương này là nêu vấn đề chung chung. Ví dụ rất đơn giản: "Tìm hiểu hành vi tiêu dùng của giới trẻ." Câu này không cho biết giới trẻ nào, ở đâu, tiêu dùng cái gì, nên phải hỏi tới đâu thì bạn viết mới thu hẹp dần tới đó. Cuối cùng hóa ra cái bạn đó thật sự muốn nghiên cứu là sinh viên năm cuối của một trường cụ thể mua sắm trên các sàn thương mại điện tử. Đó mới là vấn đề nghiên cứu và lẽ ra nó phải được viết ra ngay từ đầu.</w:t>
+        <w:t>Vì vậy lỗi thường gặp nhất ở chương này là nêu vấn đề chung chung. Ví dụ rất đơn giản: "Tìm hiểu hành vi tiêu dùng của giới trẻ." Câu này không cho biết giới trẻ là ai, ở đâu và tiêu dùng sản phẩm gì, nên người hướng dẫn phải hỏi lại từng điểm một. Qua mỗi câu hỏi, bạn viết mới thu hẹp dần đối tượng và phạm vi nghiên cứu: từ "giới trẻ" thu lại thành sinh viên năm cuối, từ chỗ không rõ ở đâu thu lại thành một trường đại học cụ thể, từ "tiêu dùng" nói chung thu lại thành mua sắm trên các sàn thương mại điện tử. Tới lúc đó vấn đề nghiên cứu mới hiện ra rõ ràng và lẽ ra nó phải được viết như vậy ngay từ đầu.</w:t>
       </w:r>
     </w:p>
     <w:p>
@@ -3637,15 +3640,15 @@
         <w:rPr>
           <w:b/>
         </w:rPr>
-        <w:t>lấy câu vấn đề của mình gắn thử vào một đề tài khác cùng lĩnh vực, nếu nó vẫn đúng thì câu đó còn quá chung.</w:t>
-      </w:r>
-    </w:p>
-    <w:p>
-      <w:pPr>
-        <w:spacing w:after="160"/>
-      </w:pPr>
-      <w:r>
-        <w:t>Chuyện này quan trọng bởi vì Chương 2 sẽ đi tìm lý thuyết để trả lời câu hỏi của Chương 1. Câu hỏi mơ hồ thì Chương 2 không biết phải tìm lý thuyết gì và cái mơ hồ ở Chương 1 sẽ lan xuống tất cả các chương sau.</w:t>
+        <w:t>lấy câu vấn đề của mình đặt thử vào một đề tài khác cùng lĩnh vực, nếu câu đó vẫn dùng được cho đề tài kia thì nó còn quá chung.</w:t>
+      </w:r>
+    </w:p>
+    <w:p>
+      <w:pPr>
+        <w:spacing w:after="160"/>
+      </w:pPr>
+      <w:r>
+        <w:t>Chuyện này quan trọng bởi vì Chương 2 sẽ đi tìm lý thuyết để trả lời câu hỏi của Chương 1. Câu hỏi mơ hồ thì Chương 2 không biết phải tìm lý thuyết gì Rồi sự mơ hồ đó kéo theo lý thuyết mơ hồ ở Chương 2, bảng hỏi mơ hồ ở Chương 3 và cứ thế tới tận kết luận.</w:t>
       </w:r>
     </w:p>
     <w:p>
@@ -3699,15 +3702,15 @@
         <w:spacing w:after="160"/>
       </w:pPr>
       <w:r>
-        <w:t>Tiếp đó, mô hình này sẽ quyết định Chương 3. Mô hình có ba yếu tố thì Chương 3 phải đo đủ ba yếu tố, không thiếu mà cũng không thừa và đây chính là chỗ Chương 2 nối xuống Chương 3.</w:t>
-      </w:r>
-    </w:p>
-    <w:p>
-      <w:pPr>
-        <w:spacing w:after="160"/>
-      </w:pPr>
-      <w:r>
-        <w:t>Lỗi thường gặp thì các em đã nghe ở Mục 8 đề cương, đó là liệt kê từng nghiên cứu mà không so sánh. Thầy chỉ nói thêm một ý: tổng hợp có chọn lọc nghĩa là nhóm các nghiên cứu lại, theo chủ đề hoặc theo kết quả, để thấy nhóm nào đồng thuận và nhóm nào còn tranh cãi. Khoảng trống thường nằm ngay ở chỗ còn tranh cãi hoặc ở chỗ chưa ai làm và bảng tổng hợp đọc theo cột mà thầy nói ở Phần sáu chính là công cụ cho việc này.</w:t>
+        <w:t>Tiếp đó, mô hình này sẽ quyết định Chương 3. Mô hình có ba yếu tố thì Chương 3 phải đo đủ ba yếu tố, không thiếu mà cũng không thừa. Đó chính là cách Chương 2 quyết định nội dung của Chương 3.</w:t>
+      </w:r>
+    </w:p>
+    <w:p>
+      <w:pPr>
+        <w:spacing w:after="160"/>
+      </w:pPr>
+      <w:r>
+        <w:t>Lỗi thường gặp thì các em đã nghe ở Mục 8 đề cương, đó là liệt kê từng nghiên cứu mà không so sánh. Thầy chỉ nói thêm một ý: tổng hợp có chọn lọc nghĩa là nhóm các nghiên cứu lại, theo chủ đề hoặc theo kết quả, để thấy nhóm nào đồng thuận và nhóm nào còn tranh cãi. Khoảng trống thường nằm ngay ở chỗ còn tranh cãi hoặc ở chỗ chưa ai làm Bảng tổng hợp nghiên cứu mà thầy nói ở Phần sáu, tức bảng mỗi dòng một nghiên cứu và đọc dọc theo từng cột, chính là công cụ cho việc này.</w:t>
       </w:r>
     </w:p>
     <w:p>
@@ -3798,15 +3801,15 @@
         <w:spacing w:after="160"/>
       </w:pPr>
       <w:r>
-        <w:t>Ở đây các em cần hiểu một chuyện: phần mềm nào cũng xuất ra được bảng nhưng cái phần mềm không làm được là trả lời câu hỏi "vậy thì sao". Đó là việc của người nghiên cứu.</w:t>
-      </w:r>
-    </w:p>
-    <w:p>
-      <w:pPr>
-        <w:spacing w:after="160"/>
-      </w:pPr>
-      <w:r>
-        <w:t>Vì vậy thầy gợi ý các em diễn giải mỗi bảng qua ba tầng. Tầng thứ nhất là con số nói gì, tức yếu tố nào có tác động, mạnh hay yếu, có ý nghĩa thống kê hay không. Tầng thứ hai là điều đó có nghĩa gì đối với câu hỏi nghiên cứu. Tầng thứ ba là nó có khớp với điều Chương 2 đã dự đoán không và có giống các nghiên cứu trước không.</w:t>
+        <w:t>Ở đây các em cần hiểu một chuyện: phần mềm nào cũng xuất ra được bảng nhưng cái phần mềm không làm được là trả lời câu hỏi "vậy thì sao". Việc giải thích con số đó có ý nghĩa gì với câu hỏi nghiên cứu là việc của người nghiên cứu.</w:t>
+      </w:r>
+    </w:p>
+    <w:p>
+      <w:pPr>
+        <w:spacing w:after="160"/>
+      </w:pPr>
+      <w:r>
+        <w:t>Vì vậy thầy gợi ý các em diễn giải mỗi bảng qua ba tầng. Tầng thứ nhất là con số nói gì, tức yếu tố nào có tác động, mạnh hay yếu, có ý nghĩa thống kê hay không. Tầng thứ hai là điều đó có nghĩa gì đối với câu hỏi nghiên cứu. Tầng thứ ba là kết quả đó có khớp với điều Chương 2 đã dự đoán không và có giống các nghiên cứu trước không.</w:t>
       </w:r>
     </w:p>
     <w:p>
@@ -3857,7 +3860,7 @@
         <w:spacing w:after="160"/>
       </w:pPr>
       <w:r>
-        <w:t>Chương 5 trả lời câu hỏi nhìn lại câu hỏi ở Chương 1 thì nghiên cứu này đã trả lời được gì. Đây là điểm khép vòng của cả khóa luận, nên Chương 1 hỏi ba câu thì Chương 5 phải trả lời đủ ba câu.</w:t>
+        <w:t>Chương 5 quay lại câu hỏi đã đặt ở Chương 1 và trả lời xem nghiên cứu này đã tìm ra được gì. Đây là điểm khép lại vòng lập luận bắt đầu từ Chương 1, nên Chương 1 hỏi ba câu thì Chương 5 phải trả lời đủ ba câu.</w:t>
       </w:r>
     </w:p>
     <w:p>
@@ -3873,7 +3876,7 @@
         <w:spacing w:after="160"/>
       </w:pPr>
       <w:r>
-        <w:t>Lỗi thường gặp trên slide là lỗi thầy muốn các em cảnh giác nhất: đưa ra kết luận vượt ra ngoài phạm vi dữ liệu. Các em còn nhớ bước tám trong trình tự tư duy ở Phần hai chứ, kết luận chỉ được nằm trong phạm vi mà bằng chứng cho phép. Chương 5 chính là chỗ bước tám bị thử thách nhiều nhất, bởi vì viết tới cuối thì người ta rất dễ muốn nói to hơn dữ liệu.</w:t>
+        <w:t>Lỗi thường gặp trên slide là lỗi thầy muốn các em cảnh giác nhất: đưa ra kết luận vượt ra ngoài phạm vi dữ liệu. Các em còn nhớ bước tám trong trình tự tư duy ở Phần hai chứ, kết luận chỉ được nằm trong phạm vi mà bằng chứng cho phép. Chương 5 chính là chỗ bước tám bị thử thách nhiều nhất, bởi vì viết tới cuối thì người ta rất dễ muốn kết luận rộng hơn những gì dữ liệu cho phép.</w:t>
       </w:r>
     </w:p>
     <w:p>
@@ -3898,7 +3901,7 @@
         <w:spacing w:after="160"/>
       </w:pPr>
       <w:r>
-        <w:t>Vậy nếu muốn nói rộng hơn thì để ở đâu? Các em để nó ở phần hạn chế và hướng nghiên cứu tiếp theo, chẳng hạn: nghiên cứu mới dừng ở một thành phố, nên nghiên cứu sau có thể mở rộng ra các khu vực khác để kiểm chứng. Nói như vậy vừa trung thực vừa cho thấy các em biết đường đi tiếp.</w:t>
+        <w:t>Vậy nếu muốn nói rộng hơn thì để ở đâu? Các em đưa những nhận định rộng hơn đó vào phần hạn chế và hướng nghiên cứu tiếp theo, chẳng hạn: nghiên cứu mới dừng ở một thành phố, nên nghiên cứu sau có thể mở rộng ra các khu vực khác để kiểm chứng. Nói như vậy vừa trung thực vừa cho thấy các em biết nghiên cứu tiếp theo nên làm gì.</w:t>
       </w:r>
     </w:p>
     <w:p>
@@ -4002,18 +4005,18 @@
         <w:rPr>
           <w:b/>
         </w:rPr>
-        <w:t>Mỗi trích dẫn là một viên gạch bằng chứng.</w:t>
-      </w:r>
-      <w:r>
-        <w:t xml:space="preserve"> Chẳng hạn các em viết "yếu tố tin cậy ảnh hưởng tới ý định sử dụng" mà không có nguồn thì đó chỉ là ý kiến của các em, còn có nguồn thì nó trở thành một nhận định có cơ sở. Nói cách khác, trích dẫn làm lập luận của các em mạnh lên.</w:t>
-      </w:r>
-    </w:p>
-    <w:p>
-      <w:pPr>
-        <w:spacing w:after="160"/>
-      </w:pPr>
-      <w:r>
-        <w:t>Core Slide 1 chỉ đi phần nguyên tắc, còn bảng tra cứu từng loại tài liệu được để dành cho Core Slide 2.</w:t>
+        <w:t>Mỗi trích dẫn là một bằng chứng đỡ cho lập luận của các em</w:t>
+      </w:r>
+      <w:r>
+        <w:t>, giống như từng viên gạch xây nên bức tường. Chẳng hạn các em viết "yếu tố tin cậy ảnh hưởng tới ý định sử dụng" mà không có nguồn thì đó chỉ là ý kiến của các em, còn có nguồn thì nó trở thành một nhận định có cơ sở. Nói cách khác, trích dẫn làm lập luận của các em mạnh lên.</w:t>
+      </w:r>
+    </w:p>
+    <w:p>
+      <w:pPr>
+        <w:spacing w:after="160"/>
+      </w:pPr>
+      <w:r>
+        <w:t>Core Slide 1 chỉ trình bày phần nguyên tắc, còn bảng tra cứu từng loại tài liệu được để dành cho Core Slide 2.</w:t>
       </w:r>
     </w:p>
     <w:p>
@@ -4109,7 +4112,7 @@
         <w:spacing w:after="160"/>
       </w:pPr>
       <w:r>
-        <w:t xml:space="preserve">Vì sao lại chặt như vậy? Bởi vì danh mục là để người đọc đi kiểm chứng. Họ thấy một trích dẫn trong bài thì lật ra cuối để tìm nguồn, không thấy là mất dấu. Ngược lại, họ thấy một tài liệu trong danh mục mà trong bài không hề nhắc tới thì sẽ tự hỏi tài liệu này được dùng vào đâu. </w:t>
+        <w:t xml:space="preserve">Vì sao lại chặt như vậy? Bởi vì danh mục là để người đọc đi kiểm chứng. Họ thấy một trích dẫn trong bài thì lật ra cuối để tìm nguồn, nếu không tìm thấy thì họ không kiểm chứng được nhận định đó. Ngược lại, họ thấy một tài liệu trong danh mục mà trong bài không hề nhắc tới thì sẽ tự hỏi tài liệu này được dùng vào đâu. </w:t>
       </w:r>
       <w:r>
         <w:rPr>
@@ -4131,7 +4134,7 @@
         <w:spacing w:after="160"/>
       </w:pPr>
       <w:r>
-        <w:t>Phụ lục thì có chức năng khác. Phụ lục chứa những thứ chi tiết mà nếu đặt vào thân bài sẽ làm đứt mạch đọc, nên người đọc cần thì lật ra xem, còn không cần thì mạch chính vẫn trôi.</w:t>
+        <w:t>Phụ lục thì có chức năng khác. Phụ lục chứa những thứ chi tiết mà nếu đặt vào thân bài sẽ làm người đọc bị ngắt khỏi lập luận chính. Để ở phụ lục thì ai cần kiểm tra chi tiết sẽ lật ra xem, còn người đọc thân bài vẫn theo dõi được lập luận liền mạch.</w:t>
       </w:r>
     </w:p>
     <w:p>
@@ -4354,7 +4357,7 @@
         <w:spacing w:after="160"/>
       </w:pPr>
       <w:r>
-        <w:t>Phần chín nói về format và thầy nói thẳng trước một điều để các em đặt format vào đúng chỗ của nó: format không cứu được một bài yếu nhưng format lộn xộn có thể làm một bài tốt bị đánh giá thấp hơn thực chất.</w:t>
+        <w:t>Phần chín nói về format và thầy nói thẳng trước một điều để các em hiểu đúng vai trò của format: format không cứu được một bài yếu nhưng format lộn xộn có thể làm một bài tốt bị đánh giá thấp hơn thực chất.</w:t>
       </w:r>
     </w:p>
     <w:p>
@@ -4376,10 +4379,10 @@
         <w:rPr>
           <w:b/>
         </w:rPr>
-        <w:t>format tốt là format mà người đọc không phải để ý tới.</w:t>
-      </w:r>
-      <w:r>
-        <w:t xml:space="preserve"> Trong hai câu hỏi trên slide, câu thứ hai là câu thầy muốn các em để tâm nhất, đó là chuẩn bị ngay từ đầu.</w:t>
+        <w:t>format tốt là format mà người đọc không phải để ý tới</w:t>
+      </w:r>
+      <w:r>
+        <w:t>, tức là trình bày thống nhất tới mức người đọc chỉ còn tập trung vào nội dung. Trong hai câu hỏi trên slide, câu thứ hai là câu thầy muốn các em để tâm nhất, đó là chuẩn bị ngay từ đầu.</w:t>
       </w:r>
     </w:p>
     <w:p>
@@ -4558,23 +4561,23 @@
         <w:spacing w:after="160"/>
       </w:pPr>
       <w:r>
-        <w:t>Slide này nói về cách đánh số đề mục và ví dụ 3.2.3.1 trên slide đã chỉ rõ cách đếm. Thầy chỉ dừng ở nguyên tắc quan trọng nhất: có 1.1.1 thì phải có 1.1.2, tức là không chia ra được ít nhất hai đề mục con thì đừng chia.</w:t>
-      </w:r>
-    </w:p>
-    <w:p>
-      <w:pPr>
-        <w:spacing w:after="160"/>
-      </w:pPr>
-      <w:r>
-        <w:t>Lý do là chia có nghĩa là tách một cái thành nhiều phần, nên chỉ có một phần thì không phải là chia. Một đề mục con đứng một mình thì nội dung của nó chính là nội dung của đề mục cha, vì vậy gộp thẳng vào đề mục cha là xong.</w:t>
-      </w:r>
-    </w:p>
-    <w:p>
-      <w:pPr>
-        <w:spacing w:after="160"/>
-      </w:pPr>
-      <w:r>
-        <w:t xml:space="preserve">Liên quan tới chuyện này, các em còn hay gặp lỗi chia quá vụn, một đoạn chỉ vài dòng mà cũng có tới đề mục bốn cấp. Nhìn cấu trúc thì tưởng rất chi tiết nhưng đọc vào lại thấy rời rạc. </w:t>
+        <w:t>Slide này nói về cách đánh số đề mục và ví dụ 3.2.3.1 trên slide đã chỉ rõ cách đọc từng con số. Thầy chỉ dừng ở nguyên tắc quan trọng nhất: có 1.1.1 thì phải có 1.1.2, tức là không chia ra được ít nhất hai đề mục con thì đừng chia.</w:t>
+      </w:r>
+    </w:p>
+    <w:p>
+      <w:pPr>
+        <w:spacing w:after="160"/>
+      </w:pPr>
+      <w:r>
+        <w:t>Lý do là chia có nghĩa là tách một đề mục thành nhiều phần, nên chỉ có một phần thì không phải là chia. Một đề mục con đứng một mình thì nội dung của nó chính là nội dung của đề mục cha, vì vậy gộp thẳng vào đề mục cha là xong.</w:t>
+      </w:r>
+    </w:p>
+    <w:p>
+      <w:pPr>
+        <w:spacing w:after="160"/>
+      </w:pPr>
+      <w:r>
+        <w:t xml:space="preserve">Liên quan tới việc chia đề mục, các em còn hay gặp lỗi chia quá vụn, một đoạn chỉ vài dòng mà cũng có tới đề mục bốn cấp. Nhìn cấu trúc thì tưởng rất chi tiết nhưng đọc vào lại thấy rời rạc. </w:t>
       </w:r>
       <w:r>
         <w:rPr>
@@ -4588,7 +4591,7 @@
         <w:spacing w:after="160"/>
       </w:pPr>
       <w:r>
-        <w:t>Slide còn nhắc tới kết luận chương, phần làm hai việc là gói lại ý chính của chương và mở ra chương sau. Vì vậy các em đừng chép lại đoạn giới thiệu ở đầu chương, bởi vì giới thiệu nói chương này sẽ làm gì, còn kết luận nói chương này đã tìm ra gì và do đó chương sau cần làm gì. Đó cũng chính là mạch năm chương ở Phần bảy, được thể hiện ra ở từng chương một.</w:t>
+        <w:t>Slide còn nhắc tới kết luận chương, phần làm hai việc là gói lại ý chính của chương và mở ra chương sau. Vì vậy các em đừng chép lại đoạn giới thiệu ở đầu chương, bởi vì giới thiệu nói chương này sẽ làm gì, còn kết luận nói chương này đã tìm ra gì và do đó chương sau cần làm gì. Viết kết luận chương như vậy cũng chính là cách các chương nối tiếp nhau như mình đã nói ở Phần bảy.</w:t>
       </w:r>
     </w:p>
     <w:p>
@@ -4625,7 +4628,7 @@
         <w:spacing w:after="160"/>
       </w:pPr>
       <w:r>
-        <w:t>Với công thức, các em phải giải thích đủ từng ký hiệu, bởi vì người đọc không ở trong đầu các em, nên ký hiệu nào không được giải thích là một chỗ họ phải đoán. Chú thích cuối trang thì chỉ dùng khi thông tin phụ mà đặt vào đoạn văn sẽ làm đứt mạch, đừng biến nó thành chỗ viết thêm. Còn chữ viết tắt thì lần đầu viết đủ kèm chữ tắt, từ lần sau mới dùng dạng tắt và tất cả được đưa vào danh mục từ viết tắt ở đầu bài, đúng cái danh mục các em đã làm từ đề cương.</w:t>
+        <w:t>Với công thức, các em phải giải thích đủ từng ký hiệu, bởi vì người đọc không biết các em đã quy ước ký hiệu đó như thế nào, nên ký hiệu nào không được giải thích là một chỗ họ phải đoán. Chú thích cuối trang thì chỉ dùng khi thông tin phụ mà đặt vào đoạn văn sẽ làm câu văn bị ngắt quãng, đừng biến nó thành chỗ viết thêm. Còn chữ viết tắt thì lần đầu viết đủ kèm chữ tắt, từ lần sau mới dùng dạng tắt và tất cả được đưa vào danh mục từ viết tắt ở đầu bài, đúng cái danh mục các em đã làm từ đề cương.</w:t>
       </w:r>
     </w:p>
     <w:p>
@@ -4724,7 +4727,7 @@
         <w:spacing w:after="160"/>
       </w:pPr>
       <w:r>
-        <w:t>Slide này là bốn bước đầu, từ đăng ký đề tài tới viết và chỉnh sửa bản thảo. Các em nhìn cột "Ai thực hiện" trước sẽ thấy nhịp là sinh viên, giảng viên, sinh viên rồi cả hai. Nhịp này cho thấy người chủ động là các em, còn giảng viên hướng dẫn góp ý trên chính cái các em mang tới.</w:t>
+        <w:t>Slide này là bốn bước đầu, từ đăng ký đề tài tới viết và chỉnh sửa bản thảo. Các em nhìn cột "Ai thực hiện" trước sẽ thấy thứ tự là sinh viên, giảng viên, sinh viên rồi cả hai. Thứ tự này cho thấy người chủ động là các em, còn giảng viên hướng dẫn góp ý dựa trên bản đăng ký, bản đề cương hay bản thảo mà các em mang tới.</w:t>
       </w:r>
     </w:p>
     <w:p>
@@ -4740,7 +4743,7 @@
         <w:spacing w:after="160"/>
       </w:pPr>
       <w:r>
-        <w:t xml:space="preserve">Nói cách khác, Bước 2 là chỗ một người có kinh nghiệm nhìn vào đề tài và cho các em biết nó có đi được hay không. </w:t>
+        <w:t xml:space="preserve">Nói cách khác, Bước 2 là chỗ một người có kinh nghiệm nhìn vào đề tài và cho các em biết đề tài có thực hiện được hay không. </w:t>
       </w:r>
       <w:r>
         <w:rPr>
@@ -4851,7 +4854,7 @@
         <w:rPr>
           <w:b/>
         </w:rPr>
-        <w:t>Vì vậy bài phải tự đứng được, không cần ai giải thích hộ.</w:t>
+        <w:t>Vì vậy bài phải tự thuyết phục được người đọc, tức là người đọc chỉ cần đọc bài là hiểu, không cần ai giải thích hộ.</w:t>
       </w:r>
     </w:p>
     <w:p>
@@ -4936,7 +4939,7 @@
         <w:spacing w:after="160"/>
       </w:pPr>
       <w:r>
-        <w:t>Nguyên tắc thứ nhất là bài không được chấm theo số trang. Đủ số trang mới là điều kiện cần chứ chưa phải điều kiện đủ, bởi vì một bài dài mà các phần rời rạc thì độ dài chỉ làm chỗ rời rạc lộ ra rõ hơn.</w:t>
+        <w:t>Nguyên tắc thứ nhất là bài không được chấm theo số trang. Đủ số trang mới là điều kiện cần chứ chưa phải điều kiện đủ, bởi vì một bài dài mà các phần không nối với nhau thì càng dài, người đọc càng thấy rõ sự rời rạc đó.</w:t>
       </w:r>
     </w:p>
     <w:p>
@@ -5001,18 +5004,18 @@
         <w:rPr>
           <w:b/>
         </w:rPr>
-        <w:t>cơ cấu điểm chính là lời nhắn của người làm tiêu chí về việc họ coi trọng cái gì.</w:t>
-      </w:r>
-      <w:r>
-        <w:t xml:space="preserve"> Họ coi trọng việc các em phân tích được thực tế, phát hiện được chỗ bất hợp lý và giải thích được nguyên nhân. Trong cấu trúc năm chương, phần này nằm chủ yếu ở Chương 4, tức chỗ các em diễn giải kết quả.</w:t>
-      </w:r>
-    </w:p>
-    <w:p>
-      <w:pPr>
-        <w:spacing w:after="160"/>
-      </w:pPr>
-      <w:r>
-        <w:t>Vì vậy thời gian của các em cũng nên được phân bổ theo đúng tỷ lệ đó. Thử hình dung một bạn dành phần lớn thời gian để chỉnh font, canh lề và làm bìa thật đẹp, còn phần phân tích thì viết vội trong hai ngày cuối. Bài mở ra trông rất chỉn chu nhưng điểm tổng lại thấp, bởi vì phần nặng điểm nhất lại là phần được đầu tư ít nhất.</w:t>
+        <w:t>cơ cấu điểm cho các em biết người đặt tiêu chí coi trọng phần nào nhất.</w:t>
+      </w:r>
+      <w:r>
+        <w:t xml:space="preserve"> Ở đây họ coi trọng việc các em phân tích được thực tế, phát hiện được chỗ bất hợp lý và giải thích được nguyên nhân. Trong cấu trúc năm chương, phần phân tích thực tiễn này nằm chủ yếu ở Chương 4, tức chỗ các em diễn giải kết quả.</w:t>
+      </w:r>
+    </w:p>
+    <w:p>
+      <w:pPr>
+        <w:spacing w:after="160"/>
+      </w:pPr>
+      <w:r>
+        <w:t>Vì vậy thời gian của các em cũng nên được phân bổ theo tỷ lệ điểm của từng phần. Thử hình dung một bạn dành phần lớn thời gian để chỉnh font, canh lề và làm bìa thật đẹp, còn phần phân tích thì viết vội trong hai ngày cuối. Bài mở ra trông rất chỉn chu nhưng điểm tổng lại thấp, bởi vì phần nặng điểm nhất lại là phần được đầu tư ít nhất.</w:t>
       </w:r>
     </w:p>
     <w:p>
@@ -5173,7 +5176,7 @@
         <w:spacing w:after="160"/>
       </w:pPr>
       <w:r>
-        <w:t>Chỗ thứ nhất là trọng số một trăm phần trăm, nghĩa là không có điểm quá trình nào đỡ cho các em, điểm bài chấm chính là điểm học phần và đi thẳng vào điểm trung bình tích lũy. Chỗ thứ hai là điểm F hoặc F cộng, với hệ quả là phải đăng ký thực hiện lại học phần. Tức là làm lại từ đầu, chứ không phải sửa phần lỗi rồi nộp lại và các em hình dung được cái giá đó là thêm một học kỳ để đi lại toàn bộ hành trình tám tuần.</w:t>
+        <w:t>Chỗ thứ nhất là trọng số một trăm phần trăm, nghĩa là không có điểm quá trình nào để bù vào nếu bài chấm thấp, điểm bài chấm chính là điểm học phần và đi thẳng vào điểm trung bình tích lũy. Chỗ thứ hai là điểm F hoặc F cộng, với hệ quả là phải đăng ký thực hiện lại học phần. Tức là làm lại từ đầu, chứ không phải sửa phần lỗi rồi nộp lại và các em hình dung được cái giá đó là thêm một học kỳ để đi lại toàn bộ hành trình tám tuần.</w:t>
       </w:r>
     </w:p>
     <w:p>
@@ -5224,29 +5227,29 @@
         <w:spacing w:after="160"/>
       </w:pPr>
       <w:r>
-        <w:t xml:space="preserve">Hãy để ý cột bằng chứng, các em sẽ thấy nó đi đúng theo mạch từ Chương 1 xuống Chương 5 và điều đó không phải ngẫu nhiên. </w:t>
-      </w:r>
-      <w:r>
-        <w:rPr>
-          <w:b/>
-        </w:rPr>
-        <w:t>Tiêu chí chấm đi theo đúng mạch năm chương ở Phần bảy, cho nên hiểu được mạch năm chương là đã hiểu được một nửa cách người ta chấm.</w:t>
-      </w:r>
-    </w:p>
-    <w:p>
-      <w:pPr>
-        <w:spacing w:after="160"/>
-      </w:pPr>
-      <w:r>
-        <w:t>Còn cột tự kiểm tra thì nối ngược về những gì mình đã học. Nhóm một đối chiếu với checklist sáu câu ở Phần ba và sơ đồ liên kết ở Phần bốn, còn nhóm bốn chính là bước tám ở Phần hai, tức kết luận phải nằm trong phạm vi bằng chứng.</w:t>
-      </w:r>
-    </w:p>
-    <w:p>
-      <w:pPr>
-        <w:spacing w:after="160"/>
-      </w:pPr>
-      <w:r>
-        <w:t>Thầy lấy nhóm bốn làm ví dụ vì đây là lỗi các em hoàn toàn tự phát hiện được. Thử hình dung phần kết luận viết rằng đa số khách hàng trẻ tại Việt Nam ưu tiên dùng ngân hàng số, trong khi dữ liệu chỉ lấy từ đúng một trường đại học. Cách bắt lỗi là đặt từng câu kết luận cạnh bảng số liệu rồi hỏi câu này dựa trên bảng nào. Nếu không chỉ ra được bảng nào thì câu đó chưa có quyền đứng trong phần kết luận.</w:t>
+        <w:t xml:space="preserve">Hãy để ý cột bằng chứng, các em sẽ thấy bằng chứng của nhóm một nằm ở Chương 1, còn bằng chứng của nhóm bốn nằm ở Chương 3, 4 và 5, tức là bốn nhóm đi lần lượt từ đầu tới cuối khóa luận. Điều đó không phải ngẫu nhiên. </w:t>
+      </w:r>
+      <w:r>
+        <w:rPr>
+          <w:b/>
+        </w:rPr>
+        <w:t>Tiêu chí chấm đi theo đúng thứ tự năm chương ở Phần bảy, cho nên hiểu nhiệm vụ của từng chương thì các em cũng hiểu được phần lớn cách người ta chấm.</w:t>
+      </w:r>
+    </w:p>
+    <w:p>
+      <w:pPr>
+        <w:spacing w:after="160"/>
+      </w:pPr>
+      <w:r>
+        <w:t>Còn cột tự kiểm tra thì dẫn lại những công cụ mình đã học ở các phần trước. Nhóm một đối chiếu với checklist sáu câu ở Phần ba và sơ đồ liên kết ở Phần bốn, còn nhóm bốn chính là bước tám ở Phần hai, tức kết luận phải nằm trong phạm vi bằng chứng.</w:t>
+      </w:r>
+    </w:p>
+    <w:p>
+      <w:pPr>
+        <w:spacing w:after="160"/>
+      </w:pPr>
+      <w:r>
+        <w:t>Thầy lấy nhóm bốn làm ví dụ vì đây là lỗi các em hoàn toàn tự phát hiện được. Thử hình dung phần kết luận viết rằng đa số khách hàng trẻ tại Việt Nam ưu tiên dùng ngân hàng số, trong khi dữ liệu chỉ lấy từ đúng một trường đại học. Cách bắt lỗi là đặt từng câu kết luận cạnh bảng số liệu rồi hỏi câu này dựa trên bảng nào. Nếu không chỉ ra được bảng nào thì câu đó chưa đủ căn cứ để đưa vào phần kết luận.</w:t>
       </w:r>
     </w:p>
     <w:p>
@@ -5283,15 +5286,15 @@
         <w:spacing w:after="160"/>
       </w:pPr>
       <w:r>
-        <w:t>Nhóm năm là khả năng diễn giải kết quả, chính là ba tầng diễn giải thầy đã nói ở Chương 4. Cách tự kiểm tra rất cơ học: các em lật từng bảng xem phía dưới có đoạn giải thích hay không, bảng nào đứng trơ trọi một mình thì đó là bảng chưa xong.</w:t>
-      </w:r>
-    </w:p>
-    <w:p>
-      <w:pPr>
-        <w:spacing w:after="160"/>
-      </w:pPr>
-      <w:r>
-        <w:t>Nhóm sáu và nhóm bảy là hai nhóm kiểm tra được một cách máy móc và mẹo ở đây là tách riêng từng lượt đọc: một lượt chỉ dò trích dẫn với danh mục, một lượt chỉ dò format. Nếu vừa đọc nội dung vừa soát format thì mắt các em sẽ trượt, bởi vì đầu óc đang chạy theo nội dung.</w:t>
+        <w:t>Nhóm năm là khả năng diễn giải kết quả, chính là ba tầng diễn giải thầy đã nói ở Chương 4. Cách tự kiểm tra rất cơ học: các em lật từng bảng xem phía dưới có đoạn giải thích hay không, bảng nào không có đoạn giải thích đi kèm thì bảng đó chưa viết xong.</w:t>
+      </w:r>
+    </w:p>
+    <w:p>
+      <w:pPr>
+        <w:spacing w:after="160"/>
+      </w:pPr>
+      <w:r>
+        <w:t>Nhóm sáu và nhóm bảy là hai nhóm kiểm tra được một cách máy móc và mẹo ở đây là tách riêng từng lượt đọc: một lượt chỉ dò trích dẫn với danh mục, một lượt chỉ dò format. Nếu vừa đọc nội dung vừa soát format thì các em rất dễ bỏ sót lỗi format, bởi vì đầu óc đang tập trung theo dõi nội dung.</w:t>
       </w:r>
     </w:p>
     <w:p>
@@ -5307,7 +5310,7 @@
         <w:spacing w:after="160"/>
       </w:pPr>
       <w:r>
-        <w:t xml:space="preserve">Nhóm tám là khả năng giải thích quyết định và thầy coi đây là nhóm gói tất cả lại. Người chấm muốn biết các em làm như vậy vì hiểu hay chỉ vì thấy người khác cũng làm vậy và câu trả lời lộ ra rõ nhất ở buổi bảo vệ, đúng như thầy đã nói ở Mục 3. </w:t>
+        <w:t xml:space="preserve">Nhóm tám là khả năng giải thích quyết định và thầy coi đây là nhóm tổng hợp, vì mọi lựa chọn ở bảy nhóm trước đều phải giải thích được. Người chấm muốn biết các em làm như vậy vì hiểu hay chỉ vì thấy người khác cũng làm vậy và câu trả lời lộ ra rõ nhất ở buổi bảo vệ, đúng như thầy đã nói ở Mục 3. </w:t>
       </w:r>
       <w:r>
         <w:rPr>
@@ -5342,7 +5345,7 @@
         <w:spacing w:after="160"/>
       </w:pPr>
       <w:r>
-        <w:t>Giờ mình lấy Case A chạy thử qua ba nhóm tiêu chí và đây vẫn là ví dụ sư phạm.</w:t>
+        <w:t>Giờ mình lấy Case A đối chiếu thử với ba nhóm tiêu chí và đây vẫn là ví dụ sư phạm.</w:t>
       </w:r>
     </w:p>
     <w:p>
@@ -5367,15 +5370,15 @@
         <w:t>tự kiểm tra có hiệu quả là biến một tiêu chí mơ hồ thành những câu hỏi có hoặc không.</w:t>
       </w:r>
       <w:r>
-        <w:t xml:space="preserve"> Ba nhóm trên slide chỉ là ví dụ, còn bài thật thì các em phải chạy đủ cả tám nhóm.</w:t>
-      </w:r>
-    </w:p>
-    <w:p>
-      <w:pPr>
-        <w:spacing w:after="160"/>
-      </w:pPr>
-      <w:r>
-        <w:t>Như vậy là xong phần tiêu chí để chấm. Phần mười hai sẽ chuyển sang một công cụ không dùng để chấm mà dùng để đi đường, đó là báo cáo tiến độ hằng tuần.</w:t>
+        <w:t xml:space="preserve"> Ba nhóm trên slide chỉ là ví dụ, còn bài thật thì các em phải tự kiểm tra đủ cả tám nhóm.</w:t>
+      </w:r>
+    </w:p>
+    <w:p>
+      <w:pPr>
+        <w:spacing w:after="160"/>
+      </w:pPr>
+      <w:r>
+        <w:t>Như vậy là xong phần tiêu chí để chấm. Phần mười hai sẽ chuyển sang một công cụ không dùng để chấm mà dùng để theo dõi tiến độ trong suốt quá trình làm bài, đó là báo cáo tiến độ hằng tuần.</w:t>
       </w:r>
     </w:p>
     <w:p>
@@ -5468,15 +5471,15 @@
         <w:spacing w:after="160"/>
       </w:pPr>
       <w:r>
-        <w:t>Các em để ý sự khác biệt giữa hai cách viết. Viết "tuần này em làm được khá nhiều việc" là viết cảm nhận, còn viết "hoàn thành bản thảo mục 2.1 và 2.2 của Chương 2, lập xong bảng tổng hợp mười hai nghiên cứu" là viết sự việc. Đọc cách thứ nhất, người đọc không biết thêm được gì, còn đọc cách thứ hai thì họ biết chính xác các em đang ở đâu.</w:t>
-      </w:r>
-    </w:p>
-    <w:p>
-      <w:pPr>
-        <w:spacing w:after="160"/>
-      </w:pPr>
-      <w:r>
-        <w:t>Mục tiêu của tuần cũng vậy, nó phải được lấy từ timeline đã lập chứ không phải mỗi tuần tự nghĩ ra một mục tiêu mới. Có như vậy thì khi đặt mục tiêu cạnh việc đã làm, các em mới thấy được mức chênh lệch thật.</w:t>
+        <w:t>Các em để ý sự khác biệt giữa hai cách viết. Viết "tuần này em làm được khá nhiều việc" là viết cảm nhận, còn viết "hoàn thành bản thảo mục 2.1 và 2.2 của Chương 2, lập xong bảng tổng hợp mười hai nghiên cứu" là viết sự việc. Đọc cách thứ nhất, người đọc không biết thêm được gì, còn đọc cách thứ hai thì họ biết chính xác các em đang ở bước nào của kế hoạch.</w:t>
+      </w:r>
+    </w:p>
+    <w:p>
+      <w:pPr>
+        <w:spacing w:after="160"/>
+      </w:pPr>
+      <w:r>
+        <w:t>Mục tiêu của tuần cũng vậy, nó phải được lấy từ timeline đã lập chứ không phải mỗi tuần tự nghĩ ra một mục tiêu mới. Có như vậy thì khi đặt mục tiêu cạnh việc đã làm, các em mới thấy được mình đang đúng tiến độ hay đang chậm và chậm bao nhiêu.</w:t>
       </w:r>
     </w:p>
     <w:p>
@@ -5519,7 +5522,7 @@
         <w:spacing w:after="160"/>
       </w:pPr>
       <w:r>
-        <w:t>Thử hình dung một bạn tuần nào cũng ghi mục này là "không có gì đáng kể", tới tuần sáu mới nói thật là từ tuần bốn đã không liên hệ được người tham gia khảo sát. Nếu viết thật ngay từ tuần bốn thì giảng viên có tới hai tuần để cùng tìm cách, chẳng hạn đổi đối tượng, đổi kênh khảo sát hay nhờ người giới thiệu. Còn nếu tới tuần sáu mới nói thì chỉ còn cách dồn ép tiến độ.</w:t>
+        <w:t>Thử hình dung một bạn tuần nào cũng ghi mục này là "không có gì đáng kể", tới tuần sáu mới nói thật là từ tuần bốn đã không liên hệ được người tham gia khảo sát. Nếu viết thật ngay từ tuần bốn thì giảng viên có tới hai tuần để cùng tìm cách, chẳng hạn đổi đối tượng, đổi kênh khảo sát hay nhờ người giới thiệu. Còn nếu tới tuần sáu mới nói thì chỉ còn cách làm dồn trong mấy tuần cuối.</w:t>
       </w:r>
     </w:p>
     <w:p>
@@ -5629,7 +5632,7 @@
         <w:spacing w:after="160"/>
       </w:pPr>
       <w:r>
-        <w:t>Timeline được trình bày qua ba lớp: sơ đồ tám tuần cho biết nhịp chung, bảng sản phẩm theo cặp tuần cho biết cuối mỗi chặng phải có gì trong tay, còn critical path cho biết việc nào tuyệt đối không được trễ.</w:t>
+        <w:t>Timeline được trình bày qua ba lớp: sơ đồ tám tuần cho biết nhịp độ công việc chung của cả tám tuần, bảng sản phẩm theo cặp tuần cho biết cuối mỗi chặng phải có gì trong tay, còn critical path cho biết việc nào tuyệt đối không được trễ.</w:t>
       </w:r>
     </w:p>
     <w:p>
@@ -5675,7 +5678,7 @@
         <w:spacing w:after="160"/>
       </w:pPr>
       <w:r>
-        <w:t>Điều thứ nhất là nhịp độ. Bốn tuần đầu các em làm việc với ý tưởng, gồm chọn đề tài, làm proposal, viết Chương 1 và Chương 2, còn bốn tuần sau thì làm việc với dữ liệu thật, gồm công cụ, thu thập, phân tích và hoàn thiện. Điểm này mới quan trọng: nửa sau phụ thuộc hoàn toàn vào nửa đầu, nên nửa đầu làm chắc thì nửa sau mới chạy được, còn nửa đầu làm lỏng thì nửa sau không có gì vững để dựa vào.</w:t>
+        <w:t>Điều thứ nhất là nhịp độ. Bốn tuần đầu các em làm việc với ý tưởng, gồm chọn đề tài, làm proposal, viết Chương 1 và Chương 2, còn bốn tuần sau thì làm việc với dữ liệu thật, gồm công cụ, thu thập, phân tích và hoàn thiện. Điểm này mới quan trọng: nửa sau phụ thuộc hoàn toàn vào nửa đầu, nên nửa đầu làm chắc thì nửa sau mới triển khai được, còn nửa đầu làm sơ sài thì nửa sau không có gì vững để dựa vào.</w:t>
       </w:r>
     </w:p>
     <w:p>
@@ -5726,7 +5729,7 @@
         <w:spacing w:after="160"/>
       </w:pPr>
       <w:r>
-        <w:t>Bảng này biến timeline thành bốn câu hỏi có hoặc không. Chẳng hạn hết tuần hai thì đề tài đã chốt và proposal đã được xác nhận chưa, hết tuần bốn thì đã có bản thảo Chương 1, Chương 2 và sơ đồ mô hình chưa, cứ thế cho tới tuần tám. Cái hay của bảng này là các em tự biết mình có đang chậm hay không mà không cần ai nhắc, chỉ cần đặt cái đang có trong tay cạnh cột bên phải.</w:t>
+        <w:t>Bảng này biến timeline thành bốn câu hỏi có hoặc không. Chẳng hạn hết tuần hai thì đề tài đã chốt và proposal đã được xác nhận chưa, hết tuần bốn thì đã có bản thảo Chương 1, Chương 2 và sơ đồ mô hình chưa, cứ thế cho tới tuần tám. Cái hay của bảng này là các em tự biết mình có đang chậm hay không mà không cần ai nhắc, chỉ cần đặt những gì mình đang có trong tay cạnh cột sản phẩm bắt buộc.</w:t>
       </w:r>
     </w:p>
     <w:p>
@@ -5751,7 +5754,7 @@
         <w:t>sản phẩm của cặp tuần trước chính là nguyên liệu của cặp tuần sau</w:t>
       </w:r>
       <w:r>
-        <w:t>, nên thiếu một món là cả dây chuyền đứng lại. Kế hoạch chi tiết cho từng tuần riêng lẻ sẽ có ở Core Slide 2.</w:t>
+        <w:t>, nên thiếu một sản phẩm thì các việc phía sau đều bị kẹt lại. Kế hoạch chi tiết cho từng tuần riêng lẻ sẽ có ở Core Slide 2.</w:t>
       </w:r>
     </w:p>
     <w:p>
@@ -5772,7 +5775,7 @@
         <w:spacing w:after="160"/>
       </w:pPr>
       <w:r>
-        <w:t>Critical path, hay còn gọi là đường găng, là một khái niệm đến từ quản lý dự án. Hiểu đơn giản thì đó là chuỗi công việc mà việc sau chỉ bắt đầu được khi việc trước đã thật sự xong. Các em nhìn chuỗi trên slide sẽ thấy quen, vì nó chính là chuỗi nhân quả của proposal ở Phần bốn, giờ được đặt lên trục thời gian.</w:t>
+        <w:t>Critical path, hay còn gọi là đường găng, là một khái niệm đến từ quản lý dự án. Hiểu đơn giản thì đó là chuỗi công việc mà việc sau chỉ bắt đầu được khi việc trước đã thật sự xong. Các em nhìn chuỗi trên slide sẽ thấy quen, vì nó chính là chuỗi nhân quả của proposal ở Phần bốn, giờ được sắp xếp theo thời gian thực hiện.</w:t>
       </w:r>
     </w:p>
     <w:p>
@@ -5810,7 +5813,7 @@
         <w:rPr>
           <w:b/>
         </w:rPr>
-        <w:t>việc trên chuỗi thì làm đúng thứ tự, còn việc ngoài chuỗi thì dùng để lấp khoảng thời gian chờ.</w:t>
+        <w:t>việc nằm trên đường găng thì làm đúng thứ tự, còn việc nằm ngoài đường găng thì làm trong những lúc phải chờ các việc trên đường găng.</w:t>
       </w:r>
     </w:p>
     <w:p>
@@ -5831,7 +5834,7 @@
         <w:spacing w:after="160"/>
       </w:pPr>
       <w:r>
-        <w:t>Chuỗi găng còn đi tiếp qua Chương 4, Chương 5 rồi tới rà soát và nộp bài và trên toàn bộ chuỗi đó, slide chọn ra sáu mốc cần giữ đúng tiến độ hơn mọi việc khác.</w:t>
+        <w:t>Đường găng còn đi tiếp qua Chương 4, Chương 5 rồi tới rà soát và nộp bài. Trên toàn bộ đường găng đó, slide chọn ra sáu mốc cần giữ đúng tiến độ hơn mọi việc khác.</w:t>
       </w:r>
     </w:p>
     <w:p>
@@ -5955,7 +5958,7 @@
         <w:rPr>
           <w:b/>
         </w:rPr>
-        <w:t>mà đi sâu vào đúng những gì các em đã thấy khung ở đây.</w:t>
+        <w:t>mà đi sâu vào đúng những gì các em mới thấy ở mức khung tổng quát trong Core Slide 1.</w:t>
       </w:r>
     </w:p>
     <w:p>
@@ -5976,7 +5979,7 @@
         <w:spacing w:after="160"/>
       </w:pPr>
       <w:r>
-        <w:t>Năm kỹ năng trên slide, mỗi kỹ năng đều nối về một chỗ mình đã nói hôm nay. Viết đoạn văn học thuật nối về cách viết tổng quan có phê phán, làm sạch dữ liệu nối về mốc dữ liệu hợp lệ, diễn giải bảng kết quả nối về nhóm tiêu chí thứ năm, tìm kiếm tài liệu nối về tính toàn diện của phần tổng quan, còn trình bày và bảo vệ thì nối về phần điểm trình bày ở Phần mười một.</w:t>
+        <w:t>Năm kỹ năng trên slide, mỗi kỹ năng đều liên quan tới một nội dung mình đã nói hôm nay. Viết đoạn văn học thuật liên quan tới cách viết tổng quan có phê phán, làm sạch dữ liệu liên quan tới mốc dữ liệu hợp lệ, diễn giải bảng kết quả liên quan tới nhóm tiêu chí thứ năm, tìm kiếm tài liệu liên quan tới tính toàn diện của phần tổng quan, còn trình bày và bảo vệ thì liên quan tới phần điểm trình bày ở Phần mười một.</w:t>
       </w:r>
     </w:p>
     <w:p>
@@ -6057,15 +6060,15 @@
         <w:spacing w:after="160"/>
       </w:pPr>
       <w:r>
-        <w:t>Còn câu thứ ba nhắc tới checklist sáu câu ở Phần ba. Các em không nhớ đủ cả sáu câu cũng được nhưng câu về khả năng tiếp cận dữ liệu thì nhất định phải nhớ, vì như mình đã thấy ở Chương 3, đó là câu đỡ được nhiều rắc rối nhất về sau.</w:t>
-      </w:r>
-    </w:p>
-    <w:p>
-      <w:pPr>
-        <w:spacing w:after="160"/>
-      </w:pPr>
-      <w:r>
-        <w:t>Nếu còn lúng túng ở câu nào thì đó là tín hiệu để quay lại phần tương ứng, bởi vì nền tảng mà hổng thì phần kỹ thuật phía sau không bù được.</w:t>
+        <w:t>Còn câu thứ ba nhắc tới checklist sáu câu ở Phần ba. Các em không nhớ đủ cả sáu câu cũng được nhưng câu về khả năng tiếp cận dữ liệu thì nhất định phải nhớ, vì như mình đã thấy ở Chương 3, đó là câu giúp các em tránh được nhiều rắc rối nhất về sau.</w:t>
+      </w:r>
+    </w:p>
+    <w:p>
+      <w:pPr>
+        <w:spacing w:after="160"/>
+      </w:pPr>
+      <w:r>
+        <w:t>Nếu còn lúng túng ở câu nào thì đó là tín hiệu để quay lại phần tương ứng, bởi vì nền tảng tư duy còn chỗ chưa hiểu thì học thêm kỹ thuật phía sau cũng không bù lại được.</w:t>
       </w:r>
     </w:p>
     <w:p>
@@ -6086,7 +6089,7 @@
         <w:spacing w:after="160"/>
       </w:pPr>
       <w:r>
-        <w:t>Bốn câu tiếp theo là về khung xương của khóa luận, gồm năm chương, trích dẫn, tiêu chí chấm và tuần đầu tiên.</w:t>
+        <w:t>Bốn câu tiếp theo là về cấu trúc cốt lõi của khóa luận, gồm năm chương, trích dẫn, tiêu chí chấm và tuần đầu tiên.</w:t>
       </w:r>
     </w:p>
     <w:p>
@@ -6151,10 +6154,10 @@
         <w:rPr>
           <w:b/>
         </w:rPr>
-        <w:t>Đừng mang lỗ hổng từ giai đoạn hiểu sang giai đoạn làm</w:t>
-      </w:r>
-      <w:r>
-        <w:t>, bởi vì sang giai đoạn làm thì lỗ hổng đó sẽ tốn công hơn nhiều để lấp.</w:t>
+        <w:t>Đừng mang chỗ chưa hiểu từ giai đoạn học sang giai đoạn làm</w:t>
+      </w:r>
+      <w:r>
+        <w:t>, bởi vì khi đã bắt tay vào viết thì mỗi chỗ hiểu sai sẽ tốn công hơn nhiều để sửa.</w:t>
       </w:r>
     </w:p>
     <w:p>
@@ -6183,7 +6186,7 @@
         <w:spacing w:after="160"/>
       </w:pPr>
       <w:r>
-        <w:t>Mỗi mũi tên trên sơ đồ là một chỗ có thể bị đứt và thật ra cả buổi hôm nay mình chỉ làm một việc là chỉ cho các em từng chỗ có thể đứt cùng cách nối nó lại.</w:t>
+        <w:t>Mỗi mũi tên trên sơ đồ là một chỗ mà bước trước phải dẫn đúng sang bước sau. Nếu hai bước không khớp nhau thì cả hành trình bị lệch. Thật ra cả buổi hôm nay mình chỉ làm một việc là chỉ cho các em ở từng mũi tên đó hay xảy ra lỗi gì và làm sao để hai bước khớp lại với nhau.</w:t>
       </w:r>
     </w:p>
     <w:p>
@@ -6210,7 +6213,7 @@
         <w:spacing w:after="160"/>
       </w:pPr>
       <w:r>
-        <w:t>Core Slide 1 tới đây là kết thúc. Các em đã có trong tay tấm bản đồ, còn Core Slide 2 sẽ hướng dẫn từng bước đi cụ thể. Hẹn gặp lại các em ở đó.</w:t>
+        <w:t>Core Slide 1 tới đây là kết thúc. Các em đã có bức tranh toàn cảnh về khóa luận, còn Core Slide 2 sẽ hướng dẫn từng thao tác cụ thể. Hẹn gặp lại các em ở đó.</w:t>
       </w:r>
     </w:p>
     <w:sectPr>
